--- a/report/f25015220-陈思宇-ApacheCommonsCLI-软件许可测试报告.docx
+++ b/report/f25015220-陈思宇-ApacheCommonsCLI-软件许可测试报告.docx
@@ -1,13 +1,13 @@
 
 <file path=word/document.xml><?xml version="1.0" encoding="utf-8"?>
-<w:document xmlns:wpc="http://schemas.microsoft.com/office/word/2010/wordprocessingCanvas" xmlns:cx="http://schemas.microsoft.com/office/drawing/2014/chartex" xmlns:cx1="http://schemas.microsoft.com/office/drawing/2015/9/8/chartex" xmlns:cx2="http://schemas.microsoft.com/office/drawing/2015/10/21/chartex" xmlns:cx3="http://schemas.microsoft.com/office/drawing/2016/5/9/chartex" xmlns:cx4="http://schemas.microsoft.com/office/drawing/2016/5/10/chartex" xmlns:cx5="http://schemas.microsoft.com/office/drawing/2016/5/11/chartex" xmlns:cx6="http://schemas.microsoft.com/office/drawing/2016/5/12/chartex" xmlns:cx7="http://schemas.microsoft.com/office/drawing/2016/5/13/chartex" xmlns:cx8="http://schemas.microsoft.com/office/drawing/2016/5/14/chartex" xmlns:mc="http://schemas.openxmlformats.org/markup-compatibility/2006" xmlns:o="urn:schemas-microsoft-com:office:office" xmlns:r="http://schemas.openxmlformats.org/officeDocument/2006/relationships" xmlns:m="http://schemas.openxmlformats.org/officeDocument/2006/math" xmlns:v="urn:schemas-microsoft-com:vml" xmlns:wp14="http://schemas.microsoft.com/office/word/2010/wordprocessingDrawing" xmlns:wp="http://schemas.openxmlformats.org/drawingml/2006/wordprocessingDrawing" xmlns:w="http://schemas.openxmlformats.org/wordprocessingml/2006/main" xmlns:w14="http://schemas.microsoft.com/office/word/2010/wordml" xmlns:w10="urn:schemas-microsoft-com:office:word" xmlns:w15="http://schemas.microsoft.com/office/word/2012/wordml" xmlns:wpg="http://schemas.microsoft.com/office/word/2010/wordprocessingGroup" xmlns:wpi="http://schemas.microsoft.com/office/word/2010/wordprocessingInk" xmlns:wne="http://schemas.microsoft.com/office/word/2006/wordml" xmlns:wps="http://schemas.microsoft.com/office/word/2010/wordprocessingShape" xmlns:wpsCustomData="http://www.wps.cn/officeDocument/2013/wpsCustomData" mc:Ignorable="w14 w15 wp14">
+<w:document xmlns:w="http://schemas.openxmlformats.org/wordprocessingml/2006/main" xmlns:a="http://schemas.openxmlformats.org/drawingml/2006/main" xmlns:wp="http://schemas.openxmlformats.org/drawingml/2006/wordprocessingDrawing" xmlns:pic="http://schemas.openxmlformats.org/drawingml/2006/picture" xmlns:r="http://schemas.openxmlformats.org/officeDocument/2006/relationships" xmlns:w14="http://schemas.microsoft.com/office/word/2010/wordml" xmlns:mc="http://schemas.openxmlformats.org/markup-compatibility/2006" mc:Ignorable="w14">
   <w:body>
     <w:p>
       <w:pPr>
         <w:rPr>
           <w:rFonts w:ascii="仿宋_GB2312" w:eastAsia="仿宋_GB2312"/>
-          <w:b/>
-          <w:bCs/>
+          <w:b w:val="1"/>
+          <w:bCs w:val="1"/>
           <w:sz w:val="72"/>
           <w:szCs w:val="72"/>
         </w:rPr>
@@ -15,8 +15,8 @@
       <w:r>
         <w:rPr>
           <w:rFonts w:hint="eastAsia" w:ascii="仿宋_GB2312" w:eastAsia="仿宋_GB2312" w:cs="仿宋_GB2312"/>
-          <w:b/>
-          <w:bCs/>
+          <w:b w:val="1"/>
+          <w:bCs w:val="1"/>
           <w:sz w:val="28"/>
           <w:szCs w:val="28"/>
         </w:rPr>
@@ -28,8 +28,8 @@
         <w:jc w:val="center"/>
         <w:rPr>
           <w:rFonts w:hint="eastAsia" w:ascii="仿宋_GB2312" w:eastAsia="仿宋_GB2312" w:cs="仿宋_GB2312"/>
-          <w:b/>
-          <w:bCs/>
+          <w:b w:val="1"/>
+          <w:bCs w:val="1"/>
           <w:sz w:val="72"/>
           <w:szCs w:val="72"/>
         </w:rPr>
@@ -40,8 +40,8 @@
         <w:jc w:val="center"/>
         <w:rPr>
           <w:rFonts w:hint="eastAsia" w:ascii="仿宋_GB2312" w:eastAsia="仿宋_GB2312" w:cs="仿宋_GB2312"/>
-          <w:b/>
-          <w:bCs/>
+          <w:b w:val="1"/>
+          <w:bCs w:val="1"/>
           <w:sz w:val="72"/>
           <w:szCs w:val="72"/>
         </w:rPr>
@@ -52,8 +52,8 @@
         <w:jc w:val="center"/>
         <w:rPr>
           <w:rFonts w:hint="default" w:ascii="仿宋_GB2312" w:eastAsia="仿宋_GB2312"/>
-          <w:b/>
-          <w:bCs/>
+          <w:b w:val="1"/>
+          <w:bCs w:val="1"/>
           <w:sz w:val="72"/>
           <w:szCs w:val="72"/>
           <w:lang w:val="en-US" w:eastAsia="zh-CN"/>
@@ -62,8 +62,8 @@
       <w:r>
         <w:rPr>
           <w:rFonts w:hint="eastAsia" w:ascii="仿宋_GB2312" w:eastAsia="仿宋_GB2312" w:cs="仿宋_GB2312"/>
-          <w:b/>
-          <w:bCs/>
+          <w:b w:val="1"/>
+          <w:bCs w:val="1"/>
           <w:sz w:val="72"/>
           <w:szCs w:val="72"/>
           <w:lang w:eastAsia="zh-CN"/>
@@ -73,8 +73,8 @@
       <w:r>
         <w:rPr>
           <w:rFonts w:hint="eastAsia" w:ascii="仿宋_GB2312" w:eastAsia="仿宋_GB2312" w:cs="仿宋_GB2312"/>
-          <w:b/>
-          <w:bCs/>
+          <w:b w:val="1"/>
+          <w:bCs w:val="1"/>
           <w:sz w:val="72"/>
           <w:szCs w:val="72"/>
         </w:rPr>
@@ -83,8 +83,8 @@
       <w:r>
         <w:rPr>
           <w:rFonts w:hint="eastAsia" w:ascii="仿宋_GB2312" w:eastAsia="仿宋_GB2312" w:cs="仿宋_GB2312"/>
-          <w:b/>
-          <w:bCs/>
+          <w:b w:val="1"/>
+          <w:bCs w:val="1"/>
           <w:sz w:val="72"/>
           <w:szCs w:val="72"/>
           <w:lang w:val="en-US" w:eastAsia="zh-CN"/>
@@ -97,8 +97,8 @@
         <w:jc w:val="center"/>
         <w:rPr>
           <w:rFonts w:ascii="仿宋_GB2312" w:eastAsia="仿宋_GB2312"/>
-          <w:b/>
-          <w:bCs/>
+          <w:b w:val="1"/>
+          <w:bCs w:val="1"/>
           <w:sz w:val="72"/>
           <w:szCs w:val="72"/>
         </w:rPr>
@@ -106,8 +106,8 @@
       <w:r>
         <w:rPr>
           <w:rFonts w:hint="eastAsia" w:ascii="仿宋_GB2312" w:eastAsia="仿宋_GB2312" w:cs="仿宋_GB2312"/>
-          <w:b/>
-          <w:bCs/>
+          <w:b w:val="1"/>
+          <w:bCs w:val="1"/>
           <w:sz w:val="72"/>
           <w:szCs w:val="72"/>
         </w:rPr>
@@ -119,8 +119,8 @@
         <w:jc w:val="center"/>
         <w:rPr>
           <w:rFonts w:ascii="仿宋_GB2312" w:eastAsia="仿宋_GB2312"/>
-          <w:b/>
-          <w:bCs/>
+          <w:b w:val="1"/>
+          <w:bCs w:val="1"/>
           <w:sz w:val="52"/>
           <w:szCs w:val="52"/>
         </w:rPr>
@@ -206,7 +206,7 @@
     </w:p>
     <w:tbl>
       <w:tblPr>
-        <w:tblStyle w:val="6"/>
+        <w:tblStyle w:val="000008"/>
         <w:tblW w:w="7939" w:type="dxa"/>
         <w:jc w:val="center"/>
         <w:tblBorders>
@@ -233,22 +233,6 @@
         <w:gridCol w:w="2183"/>
       </w:tblGrid>
       <w:tr>
-        <w:tblPrEx>
-          <w:tblBorders>
-            <w:top w:val="single" w:color="auto" w:sz="4" w:space="0"/>
-            <w:left w:val="single" w:color="auto" w:sz="4" w:space="0"/>
-            <w:bottom w:val="single" w:color="auto" w:sz="4" w:space="0"/>
-            <w:right w:val="single" w:color="auto" w:sz="4" w:space="0"/>
-            <w:insideH w:val="single" w:color="auto" w:sz="4" w:space="0"/>
-            <w:insideV w:val="single" w:color="auto" w:sz="4" w:space="0"/>
-          </w:tblBorders>
-          <w:tblCellMar>
-            <w:top w:w="0" w:type="dxa"/>
-            <w:left w:w="108" w:type="dxa"/>
-            <w:bottom w:w="0" w:type="dxa"/>
-            <w:right w:w="108" w:type="dxa"/>
-          </w:tblCellMar>
-        </w:tblPrEx>
         <w:trPr>
           <w:trHeight w:val="432" w:hRule="atLeast"/>
           <w:jc w:val="center"/>
@@ -256,6 +240,12 @@
         <w:tc>
           <w:tcPr>
             <w:tcW w:w="1961" w:type="dxa"/>
+            <w:tcBorders>
+              <w:top w:val="single" w:color="auto" w:sz="4" w:space="0"/>
+              <w:left w:val="single" w:color="auto" w:sz="4" w:space="0"/>
+              <w:bottom w:val="single" w:color="auto" w:sz="4" w:space="0"/>
+              <w:right w:val="single" w:color="auto" w:sz="4" w:space="0"/>
+            </w:tcBorders>
             <w:vAlign w:val="center"/>
           </w:tcPr>
           <w:p>
@@ -263,17 +253,17 @@
               <w:jc w:val="distribute"/>
               <w:rPr>
                 <w:rFonts w:ascii="仿宋" w:hAnsi="仿宋" w:eastAsia="仿宋"/>
-                <w:b/>
-                <w:bCs/>
-                <w:sz w:val="24"/>
-                <w:szCs w:val="24"/>
-              </w:rPr>
-            </w:pPr>
-            <w:r>
-              <w:rPr>
-                <w:rFonts w:hint="eastAsia" w:ascii="仿宋" w:hAnsi="仿宋" w:eastAsia="仿宋" w:cs="仿宋"/>
-                <w:b/>
-                <w:bCs/>
+                <w:b w:val="1"/>
+                <w:bCs w:val="1"/>
+                <w:sz w:val="24"/>
+                <w:szCs w:val="24"/>
+              </w:rPr>
+            </w:pPr>
+            <w:r>
+              <w:rPr>
+                <w:rFonts w:hint="eastAsia" w:ascii="仿宋" w:hAnsi="仿宋" w:eastAsia="仿宋" w:cs="仿宋"/>
+                <w:b w:val="1"/>
+                <w:bCs w:val="1"/>
                 <w:sz w:val="24"/>
                 <w:szCs w:val="24"/>
               </w:rPr>
@@ -282,8 +272,8 @@
             <w:r>
               <w:rPr>
                 <w:rFonts w:ascii="仿宋" w:hAnsi="仿宋" w:eastAsia="仿宋" w:cs="仿宋"/>
-                <w:b/>
-                <w:bCs/>
+                <w:b w:val="1"/>
+                <w:bCs w:val="1"/>
                 <w:sz w:val="24"/>
                 <w:szCs w:val="24"/>
               </w:rPr>
@@ -292,8 +282,8 @@
             <w:r>
               <w:rPr>
                 <w:rFonts w:hint="eastAsia" w:ascii="仿宋" w:hAnsi="仿宋" w:eastAsia="仿宋" w:cs="仿宋"/>
-                <w:b/>
-                <w:bCs/>
+                <w:b w:val="1"/>
+                <w:bCs w:val="1"/>
                 <w:sz w:val="24"/>
                 <w:szCs w:val="24"/>
               </w:rPr>
@@ -304,6 +294,12 @@
         <w:tc>
           <w:tcPr>
             <w:tcW w:w="1594" w:type="dxa"/>
+            <w:tcBorders>
+              <w:top w:val="single" w:color="auto" w:sz="4" w:space="0"/>
+              <w:left w:val="single" w:color="auto" w:sz="4" w:space="0"/>
+              <w:bottom w:val="single" w:color="auto" w:sz="4" w:space="0"/>
+              <w:right w:val="single" w:color="auto" w:sz="4" w:space="0"/>
+            </w:tcBorders>
             <w:vAlign w:val="center"/>
           </w:tcPr>
           <w:p>
@@ -311,16 +307,16 @@
               <w:jc w:val="center"/>
               <w:rPr>
                 <w:rFonts w:ascii="仿宋" w:hAnsi="仿宋" w:eastAsia="仿宋"/>
-                <w:b/>
-                <w:bCs/>
-                <w:sz w:val="24"/>
-                <w:szCs w:val="24"/>
-              </w:rPr>
-            </w:pPr>
-            <w:r>
-              <w:rPr>
-                <w:rFonts w:ascii="仿宋" w:hAnsi="仿宋" w:eastAsia="仿宋" w:cs="仿宋"/>
-                <w:b/>
+                <w:b w:val="1"/>
+                <w:bCs w:val="1"/>
+                <w:sz w:val="24"/>
+                <w:szCs w:val="24"/>
+              </w:rPr>
+            </w:pPr>
+            <w:r>
+              <w:rPr>
+                <w:rFonts w:hint="eastAsia" w:ascii="仿宋" w:hAnsi="仿宋" w:eastAsia="仿宋" w:cs="仿宋"/>
+                <w:b w:val="1"/>
                 <w:sz w:val="24"/>
               </w:rPr>
               <w:t>陈思宇</w:t>
@@ -331,6 +327,12 @@
           <w:tcPr>
             <w:tcW w:w="2201" w:type="dxa"/>
             <w:gridSpan w:val="2"/>
+            <w:tcBorders>
+              <w:top w:val="single" w:color="auto" w:sz="4" w:space="0"/>
+              <w:left w:val="single" w:color="auto" w:sz="4" w:space="0"/>
+              <w:bottom w:val="single" w:color="auto" w:sz="4" w:space="0"/>
+              <w:right w:val="single" w:color="auto" w:sz="4" w:space="0"/>
+            </w:tcBorders>
             <w:vAlign w:val="center"/>
           </w:tcPr>
           <w:p>
@@ -338,17 +340,17 @@
               <w:jc w:val="right"/>
               <w:rPr>
                 <w:rFonts w:ascii="仿宋" w:hAnsi="仿宋" w:eastAsia="仿宋"/>
-                <w:b/>
-                <w:bCs/>
-                <w:sz w:val="24"/>
-                <w:szCs w:val="24"/>
-              </w:rPr>
-            </w:pPr>
-            <w:r>
-              <w:rPr>
-                <w:rFonts w:hint="eastAsia" w:ascii="仿宋" w:hAnsi="仿宋" w:eastAsia="仿宋" w:cs="仿宋"/>
-                <w:b/>
-                <w:bCs/>
+                <w:b w:val="1"/>
+                <w:bCs w:val="1"/>
+                <w:sz w:val="24"/>
+                <w:szCs w:val="24"/>
+              </w:rPr>
+            </w:pPr>
+            <w:r>
+              <w:rPr>
+                <w:rFonts w:hint="eastAsia" w:ascii="仿宋" w:hAnsi="仿宋" w:eastAsia="仿宋" w:cs="仿宋"/>
+                <w:b w:val="1"/>
+                <w:bCs w:val="1"/>
                 <w:spacing w:val="30"/>
                 <w:kern w:val="0"/>
                 <w:sz w:val="24"/>
@@ -359,8 +361,8 @@
             <w:r>
               <w:rPr>
                 <w:rFonts w:ascii="仿宋" w:hAnsi="仿宋" w:eastAsia="仿宋" w:cs="仿宋"/>
-                <w:b/>
-                <w:bCs/>
+                <w:b w:val="1"/>
+                <w:bCs w:val="1"/>
                 <w:spacing w:val="30"/>
                 <w:kern w:val="0"/>
                 <w:sz w:val="24"/>
@@ -371,8 +373,8 @@
             <w:r>
               <w:rPr>
                 <w:rFonts w:hint="eastAsia" w:ascii="仿宋" w:hAnsi="仿宋" w:eastAsia="仿宋" w:cs="仿宋"/>
-                <w:b/>
-                <w:bCs/>
+                <w:b w:val="1"/>
+                <w:bCs w:val="1"/>
                 <w:spacing w:val="45"/>
                 <w:kern w:val="0"/>
                 <w:sz w:val="24"/>
@@ -385,6 +387,12 @@
         <w:tc>
           <w:tcPr>
             <w:tcW w:w="2183" w:type="dxa"/>
+            <w:tcBorders>
+              <w:top w:val="single" w:color="auto" w:sz="4" w:space="0"/>
+              <w:left w:val="single" w:color="auto" w:sz="4" w:space="0"/>
+              <w:bottom w:val="single" w:color="auto" w:sz="4" w:space="0"/>
+              <w:right w:val="single" w:color="auto" w:sz="4" w:space="0"/>
+            </w:tcBorders>
             <w:vAlign w:val="center"/>
           </w:tcPr>
           <w:p>
@@ -392,8 +400,8 @@
               <w:jc w:val="center"/>
               <w:rPr>
                 <w:rFonts w:ascii="仿宋" w:hAnsi="仿宋" w:eastAsia="仿宋"/>
-                <w:b/>
-                <w:bCs/>
+                <w:b w:val="1"/>
+                <w:bCs w:val="1"/>
                 <w:sz w:val="24"/>
                 <w:szCs w:val="24"/>
               </w:rPr>
@@ -401,7 +409,7 @@
             <w:r>
               <w:rPr>
                 <w:rFonts w:ascii="仿宋" w:hAnsi="仿宋" w:eastAsia="仿宋" w:cs="仿宋"/>
-                <w:b/>
+                <w:b w:val="1"/>
                 <w:sz w:val="24"/>
               </w:rPr>
               <w:t>f25015220</w:t>
@@ -410,22 +418,6 @@
         </w:tc>
       </w:tr>
       <w:tr>
-        <w:tblPrEx>
-          <w:tblBorders>
-            <w:top w:val="single" w:color="auto" w:sz="4" w:space="0"/>
-            <w:left w:val="single" w:color="auto" w:sz="4" w:space="0"/>
-            <w:bottom w:val="single" w:color="auto" w:sz="4" w:space="0"/>
-            <w:right w:val="single" w:color="auto" w:sz="4" w:space="0"/>
-            <w:insideH w:val="single" w:color="auto" w:sz="4" w:space="0"/>
-            <w:insideV w:val="single" w:color="auto" w:sz="4" w:space="0"/>
-          </w:tblBorders>
-          <w:tblCellMar>
-            <w:top w:w="0" w:type="dxa"/>
-            <w:left w:w="108" w:type="dxa"/>
-            <w:bottom w:w="0" w:type="dxa"/>
-            <w:right w:w="108" w:type="dxa"/>
-          </w:tblCellMar>
-        </w:tblPrEx>
         <w:trPr>
           <w:trHeight w:val="432" w:hRule="atLeast"/>
           <w:jc w:val="center"/>
@@ -433,6 +425,12 @@
         <w:tc>
           <w:tcPr>
             <w:tcW w:w="1961" w:type="dxa"/>
+            <w:tcBorders>
+              <w:top w:val="single" w:color="auto" w:sz="4" w:space="0"/>
+              <w:left w:val="single" w:color="auto" w:sz="4" w:space="0"/>
+              <w:bottom w:val="single" w:color="auto" w:sz="4" w:space="0"/>
+              <w:right w:val="single" w:color="auto" w:sz="4" w:space="0"/>
+            </w:tcBorders>
             <w:vAlign w:val="center"/>
           </w:tcPr>
           <w:p>
@@ -441,17 +439,17 @@
               <w:jc w:val="distribute"/>
               <w:rPr>
                 <w:rFonts w:ascii="仿宋" w:hAnsi="仿宋" w:eastAsia="仿宋"/>
-                <w:b/>
-                <w:bCs/>
-                <w:sz w:val="24"/>
-                <w:szCs w:val="24"/>
-              </w:rPr>
-            </w:pPr>
-            <w:r>
-              <w:rPr>
-                <w:rFonts w:hint="eastAsia" w:ascii="仿宋" w:hAnsi="仿宋" w:eastAsia="仿宋" w:cs="仿宋"/>
-                <w:b/>
-                <w:bCs/>
+                <w:b w:val="1"/>
+                <w:bCs w:val="1"/>
+                <w:sz w:val="24"/>
+                <w:szCs w:val="24"/>
+              </w:rPr>
+            </w:pPr>
+            <w:r>
+              <w:rPr>
+                <w:rFonts w:hint="eastAsia" w:ascii="仿宋" w:hAnsi="仿宋" w:eastAsia="仿宋" w:cs="仿宋"/>
+                <w:b w:val="1"/>
+                <w:bCs w:val="1"/>
                 <w:sz w:val="24"/>
                 <w:szCs w:val="24"/>
               </w:rPr>
@@ -460,8 +458,8 @@
             <w:r>
               <w:rPr>
                 <w:rFonts w:ascii="仿宋" w:hAnsi="仿宋" w:eastAsia="仿宋" w:cs="仿宋"/>
-                <w:b/>
-                <w:bCs/>
+                <w:b w:val="1"/>
+                <w:bCs w:val="1"/>
                 <w:sz w:val="24"/>
                 <w:szCs w:val="24"/>
               </w:rPr>
@@ -470,8 +468,8 @@
             <w:r>
               <w:rPr>
                 <w:rFonts w:hint="eastAsia" w:ascii="仿宋" w:hAnsi="仿宋" w:eastAsia="仿宋" w:cs="仿宋"/>
-                <w:b/>
-                <w:bCs/>
+                <w:b w:val="1"/>
+                <w:bCs w:val="1"/>
                 <w:sz w:val="24"/>
                 <w:szCs w:val="24"/>
               </w:rPr>
@@ -482,6 +480,12 @@
         <w:tc>
           <w:tcPr>
             <w:tcW w:w="1594" w:type="dxa"/>
+            <w:tcBorders>
+              <w:top w:val="single" w:color="auto" w:sz="4" w:space="0"/>
+              <w:left w:val="single" w:color="auto" w:sz="4" w:space="0"/>
+              <w:bottom w:val="single" w:color="auto" w:sz="4" w:space="0"/>
+              <w:right w:val="single" w:color="auto" w:sz="4" w:space="0"/>
+            </w:tcBorders>
             <w:vAlign w:val="center"/>
           </w:tcPr>
           <w:p>
@@ -489,8 +493,8 @@
               <w:jc w:val="center"/>
               <w:rPr>
                 <w:rFonts w:ascii="仿宋" w:hAnsi="仿宋" w:eastAsia="仿宋"/>
-                <w:b/>
-                <w:bCs/>
+                <w:b w:val="1"/>
+                <w:bCs w:val="1"/>
                 <w:sz w:val="24"/>
                 <w:szCs w:val="24"/>
               </w:rPr>
@@ -498,7 +502,7 @@
             <w:r>
               <w:rPr>
                 <w:rFonts w:ascii="仿宋" w:hAnsi="仿宋" w:eastAsia="仿宋" w:cs="仿宋"/>
-                <w:b/>
+                <w:b w:val="1"/>
                 <w:sz w:val="24"/>
               </w:rPr>
               <w:t>f250117</w:t>
@@ -509,6 +513,12 @@
           <w:tcPr>
             <w:tcW w:w="2201" w:type="dxa"/>
             <w:gridSpan w:val="2"/>
+            <w:tcBorders>
+              <w:top w:val="single" w:color="auto" w:sz="4" w:space="0"/>
+              <w:left w:val="single" w:color="auto" w:sz="4" w:space="0"/>
+              <w:bottom w:val="single" w:color="auto" w:sz="4" w:space="0"/>
+              <w:right w:val="single" w:color="auto" w:sz="4" w:space="0"/>
+            </w:tcBorders>
             <w:vAlign w:val="center"/>
           </w:tcPr>
           <w:p>
@@ -516,17 +526,17 @@
               <w:jc w:val="right"/>
               <w:rPr>
                 <w:rFonts w:ascii="仿宋" w:hAnsi="仿宋" w:eastAsia="仿宋"/>
-                <w:b/>
-                <w:bCs/>
-                <w:sz w:val="24"/>
-                <w:szCs w:val="24"/>
-              </w:rPr>
-            </w:pPr>
-            <w:r>
-              <w:rPr>
-                <w:rFonts w:hint="eastAsia" w:ascii="仿宋" w:hAnsi="仿宋" w:eastAsia="仿宋" w:cs="仿宋"/>
-                <w:b/>
-                <w:bCs/>
+                <w:b w:val="1"/>
+                <w:bCs w:val="1"/>
+                <w:sz w:val="24"/>
+                <w:szCs w:val="24"/>
+              </w:rPr>
+            </w:pPr>
+            <w:r>
+              <w:rPr>
+                <w:rFonts w:hint="eastAsia" w:ascii="仿宋" w:hAnsi="仿宋" w:eastAsia="仿宋" w:cs="仿宋"/>
+                <w:b w:val="1"/>
+                <w:bCs w:val="1"/>
                 <w:spacing w:val="50"/>
                 <w:kern w:val="0"/>
                 <w:sz w:val="24"/>
@@ -537,8 +547,8 @@
             <w:r>
               <w:rPr>
                 <w:rFonts w:ascii="仿宋" w:hAnsi="仿宋" w:eastAsia="仿宋" w:cs="仿宋"/>
-                <w:b/>
-                <w:bCs/>
+                <w:b w:val="1"/>
+                <w:bCs w:val="1"/>
                 <w:spacing w:val="50"/>
                 <w:kern w:val="0"/>
                 <w:sz w:val="24"/>
@@ -549,8 +559,8 @@
             <w:r>
               <w:rPr>
                 <w:rFonts w:hint="eastAsia" w:ascii="仿宋" w:hAnsi="仿宋" w:eastAsia="仿宋" w:cs="仿宋"/>
-                <w:b/>
-                <w:bCs/>
+                <w:b w:val="1"/>
+                <w:bCs w:val="1"/>
                 <w:spacing w:val="50"/>
                 <w:kern w:val="0"/>
                 <w:sz w:val="24"/>
@@ -561,8 +571,8 @@
             <w:r>
               <w:rPr>
                 <w:rFonts w:ascii="仿宋" w:hAnsi="仿宋" w:eastAsia="仿宋" w:cs="仿宋"/>
-                <w:b/>
-                <w:bCs/>
+                <w:b w:val="1"/>
+                <w:bCs w:val="1"/>
                 <w:spacing w:val="50"/>
                 <w:kern w:val="0"/>
                 <w:sz w:val="24"/>
@@ -573,8 +583,8 @@
             <w:r>
               <w:rPr>
                 <w:rFonts w:hint="eastAsia" w:ascii="仿宋" w:hAnsi="仿宋" w:eastAsia="仿宋" w:cs="仿宋"/>
-                <w:b/>
-                <w:bCs/>
+                <w:b w:val="1"/>
+                <w:bCs w:val="1"/>
                 <w:spacing w:val="50"/>
                 <w:kern w:val="0"/>
                 <w:sz w:val="24"/>
@@ -585,8 +595,8 @@
             <w:r>
               <w:rPr>
                 <w:rFonts w:ascii="仿宋" w:hAnsi="仿宋" w:eastAsia="仿宋" w:cs="仿宋"/>
-                <w:b/>
-                <w:bCs/>
+                <w:b w:val="1"/>
+                <w:bCs w:val="1"/>
                 <w:spacing w:val="50"/>
                 <w:kern w:val="0"/>
                 <w:sz w:val="24"/>
@@ -597,8 +607,8 @@
             <w:r>
               <w:rPr>
                 <w:rFonts w:hint="eastAsia" w:ascii="仿宋" w:hAnsi="仿宋" w:eastAsia="仿宋" w:cs="仿宋"/>
-                <w:b/>
-                <w:bCs/>
+                <w:b w:val="1"/>
+                <w:bCs w:val="1"/>
                 <w:spacing w:val="1"/>
                 <w:kern w:val="0"/>
                 <w:sz w:val="24"/>
@@ -611,6 +621,12 @@
         <w:tc>
           <w:tcPr>
             <w:tcW w:w="2183" w:type="dxa"/>
+            <w:tcBorders>
+              <w:top w:val="single" w:color="auto" w:sz="4" w:space="0"/>
+              <w:left w:val="single" w:color="auto" w:sz="4" w:space="0"/>
+              <w:bottom w:val="single" w:color="auto" w:sz="4" w:space="0"/>
+              <w:right w:val="single" w:color="auto" w:sz="4" w:space="0"/>
+            </w:tcBorders>
             <w:vAlign w:val="center"/>
           </w:tcPr>
           <w:p>
@@ -618,8 +634,8 @@
               <w:jc w:val="center"/>
               <w:rPr>
                 <w:rFonts w:hint="eastAsia" w:ascii="仿宋" w:hAnsi="仿宋" w:eastAsia="仿宋"/>
-                <w:b/>
-                <w:bCs/>
+                <w:b w:val="1"/>
+                <w:bCs w:val="1"/>
                 <w:sz w:val="24"/>
                 <w:szCs w:val="24"/>
                 <w:lang w:eastAsia="zh-CN"/>
@@ -628,8 +644,8 @@
             <w:r>
               <w:rPr>
                 <w:rFonts w:hint="eastAsia" w:ascii="仿宋" w:hAnsi="仿宋" w:eastAsia="仿宋" w:cs="仿宋"/>
-                <w:b/>
-                <w:bCs/>
+                <w:b w:val="1"/>
+                <w:bCs w:val="1"/>
                 <w:sz w:val="24"/>
                 <w:szCs w:val="24"/>
                 <w:lang w:val="en-US" w:eastAsia="zh-CN"/>
@@ -640,22 +656,6 @@
         </w:tc>
       </w:tr>
       <w:tr>
-        <w:tblPrEx>
-          <w:tblBorders>
-            <w:top w:val="single" w:color="auto" w:sz="4" w:space="0"/>
-            <w:left w:val="single" w:color="auto" w:sz="4" w:space="0"/>
-            <w:bottom w:val="single" w:color="auto" w:sz="4" w:space="0"/>
-            <w:right w:val="single" w:color="auto" w:sz="4" w:space="0"/>
-            <w:insideH w:val="single" w:color="auto" w:sz="4" w:space="0"/>
-            <w:insideV w:val="single" w:color="auto" w:sz="4" w:space="0"/>
-          </w:tblBorders>
-          <w:tblCellMar>
-            <w:top w:w="0" w:type="dxa"/>
-            <w:left w:w="108" w:type="dxa"/>
-            <w:bottom w:w="0" w:type="dxa"/>
-            <w:right w:w="108" w:type="dxa"/>
-          </w:tblCellMar>
-        </w:tblPrEx>
         <w:trPr>
           <w:trHeight w:val="453" w:hRule="atLeast"/>
           <w:jc w:val="center"/>
@@ -663,6 +663,12 @@
         <w:tc>
           <w:tcPr>
             <w:tcW w:w="1961" w:type="dxa"/>
+            <w:tcBorders>
+              <w:top w:val="single" w:color="auto" w:sz="4" w:space="0"/>
+              <w:left w:val="single" w:color="auto" w:sz="4" w:space="0"/>
+              <w:bottom w:val="single" w:color="auto" w:sz="4" w:space="0"/>
+              <w:right w:val="single" w:color="auto" w:sz="4" w:space="0"/>
+            </w:tcBorders>
             <w:vAlign w:val="center"/>
           </w:tcPr>
           <w:p>
@@ -670,17 +676,17 @@
               <w:jc w:val="distribute"/>
               <w:rPr>
                 <w:rFonts w:ascii="仿宋" w:hAnsi="仿宋" w:eastAsia="仿宋"/>
-                <w:b/>
-                <w:bCs/>
-                <w:sz w:val="24"/>
-                <w:szCs w:val="24"/>
-              </w:rPr>
-            </w:pPr>
-            <w:r>
-              <w:rPr>
-                <w:rFonts w:hint="eastAsia" w:ascii="仿宋" w:hAnsi="仿宋" w:eastAsia="仿宋" w:cs="仿宋"/>
-                <w:b/>
-                <w:bCs/>
+                <w:b w:val="1"/>
+                <w:bCs w:val="1"/>
+                <w:sz w:val="24"/>
+                <w:szCs w:val="24"/>
+              </w:rPr>
+            </w:pPr>
+            <w:r>
+              <w:rPr>
+                <w:rFonts w:hint="eastAsia" w:ascii="仿宋" w:hAnsi="仿宋" w:eastAsia="仿宋" w:cs="仿宋"/>
+                <w:b w:val="1"/>
+                <w:bCs w:val="1"/>
                 <w:sz w:val="24"/>
                 <w:szCs w:val="24"/>
               </w:rPr>
@@ -689,8 +695,8 @@
             <w:r>
               <w:rPr>
                 <w:rFonts w:ascii="仿宋" w:hAnsi="仿宋" w:eastAsia="仿宋" w:cs="仿宋"/>
-                <w:b/>
-                <w:bCs/>
+                <w:b w:val="1"/>
+                <w:bCs w:val="1"/>
                 <w:sz w:val="24"/>
                 <w:szCs w:val="24"/>
               </w:rPr>
@@ -699,8 +705,8 @@
             <w:r>
               <w:rPr>
                 <w:rFonts w:hint="eastAsia" w:ascii="仿宋" w:hAnsi="仿宋" w:eastAsia="仿宋" w:cs="仿宋"/>
-                <w:b/>
-                <w:bCs/>
+                <w:b w:val="1"/>
+                <w:bCs w:val="1"/>
                 <w:sz w:val="24"/>
                 <w:szCs w:val="24"/>
               </w:rPr>
@@ -709,8 +715,8 @@
             <w:r>
               <w:rPr>
                 <w:rFonts w:ascii="仿宋" w:hAnsi="仿宋" w:eastAsia="仿宋" w:cs="仿宋"/>
-                <w:b/>
-                <w:bCs/>
+                <w:b w:val="1"/>
+                <w:bCs w:val="1"/>
                 <w:sz w:val="24"/>
                 <w:szCs w:val="24"/>
               </w:rPr>
@@ -719,8 +725,8 @@
             <w:r>
               <w:rPr>
                 <w:rFonts w:hint="eastAsia" w:ascii="仿宋" w:hAnsi="仿宋" w:eastAsia="仿宋" w:cs="仿宋"/>
-                <w:b/>
-                <w:bCs/>
+                <w:b w:val="1"/>
+                <w:bCs w:val="1"/>
                 <w:sz w:val="24"/>
                 <w:szCs w:val="24"/>
               </w:rPr>
@@ -729,8 +735,8 @@
             <w:r>
               <w:rPr>
                 <w:rFonts w:ascii="仿宋" w:hAnsi="仿宋" w:eastAsia="仿宋" w:cs="仿宋"/>
-                <w:b/>
-                <w:bCs/>
+                <w:b w:val="1"/>
+                <w:bCs w:val="1"/>
                 <w:sz w:val="24"/>
                 <w:szCs w:val="24"/>
               </w:rPr>
@@ -739,8 +745,8 @@
             <w:r>
               <w:rPr>
                 <w:rFonts w:hint="eastAsia" w:ascii="仿宋" w:hAnsi="仿宋" w:eastAsia="仿宋" w:cs="仿宋"/>
-                <w:b/>
-                <w:bCs/>
+                <w:b w:val="1"/>
+                <w:bCs w:val="1"/>
                 <w:sz w:val="24"/>
                 <w:szCs w:val="24"/>
               </w:rPr>
@@ -752,6 +758,12 @@
           <w:tcPr>
             <w:tcW w:w="5978" w:type="dxa"/>
             <w:gridSpan w:val="4"/>
+            <w:tcBorders>
+              <w:top w:val="single" w:color="auto" w:sz="4" w:space="0"/>
+              <w:left w:val="single" w:color="auto" w:sz="4" w:space="0"/>
+              <w:bottom w:val="single" w:color="auto" w:sz="4" w:space="0"/>
+              <w:right w:val="single" w:color="auto" w:sz="4" w:space="0"/>
+            </w:tcBorders>
             <w:vAlign w:val="center"/>
           </w:tcPr>
           <w:p>
@@ -759,8 +771,8 @@
               <w:jc w:val="center"/>
               <w:rPr>
                 <w:rFonts w:ascii="仿宋" w:hAnsi="仿宋" w:eastAsia="仿宋"/>
-                <w:b/>
-                <w:bCs/>
+                <w:b w:val="1"/>
+                <w:bCs w:val="1"/>
                 <w:sz w:val="24"/>
                 <w:szCs w:val="24"/>
               </w:rPr>
@@ -768,8 +780,8 @@
             <w:r>
               <w:rPr>
                 <w:rFonts w:ascii="仿宋" w:hAnsi="仿宋" w:eastAsia="仿宋" w:cs="仿宋"/>
-                <w:b/>
-                <w:bCs/>
+                <w:b w:val="1"/>
+                <w:bCs w:val="1"/>
                 <w:spacing w:val="51"/>
                 <w:kern w:val="0"/>
                 <w:sz w:val="24"/>
@@ -781,8 +793,8 @@
             <w:r>
               <w:rPr>
                 <w:rFonts w:hint="eastAsia" w:ascii="仿宋" w:hAnsi="仿宋" w:eastAsia="仿宋" w:cs="仿宋"/>
-                <w:b/>
-                <w:bCs/>
+                <w:b w:val="1"/>
+                <w:bCs w:val="1"/>
                 <w:spacing w:val="51"/>
                 <w:kern w:val="0"/>
                 <w:sz w:val="24"/>
@@ -795,8 +807,8 @@
             <w:r>
               <w:rPr>
                 <w:rFonts w:ascii="仿宋" w:hAnsi="仿宋" w:eastAsia="仿宋" w:cs="仿宋"/>
-                <w:b/>
-                <w:bCs/>
+                <w:b w:val="1"/>
+                <w:bCs w:val="1"/>
                 <w:spacing w:val="51"/>
                 <w:kern w:val="0"/>
                 <w:sz w:val="24"/>
@@ -808,8 +820,8 @@
             <w:r>
               <w:rPr>
                 <w:rFonts w:hint="eastAsia" w:ascii="仿宋" w:hAnsi="仿宋" w:eastAsia="仿宋" w:cs="仿宋"/>
-                <w:b/>
-                <w:bCs/>
+                <w:b w:val="1"/>
+                <w:bCs w:val="1"/>
                 <w:spacing w:val="51"/>
                 <w:kern w:val="0"/>
                 <w:sz w:val="24"/>
@@ -822,8 +834,8 @@
             <w:r>
               <w:rPr>
                 <w:rFonts w:hint="eastAsia" w:ascii="仿宋" w:hAnsi="仿宋" w:eastAsia="仿宋" w:cs="仿宋"/>
-                <w:b/>
-                <w:bCs/>
+                <w:b w:val="1"/>
+                <w:bCs w:val="1"/>
                 <w:spacing w:val="51"/>
                 <w:kern w:val="0"/>
                 <w:sz w:val="24"/>
@@ -835,8 +847,8 @@
             <w:r>
               <w:rPr>
                 <w:rFonts w:hint="eastAsia" w:ascii="仿宋" w:hAnsi="仿宋" w:eastAsia="仿宋" w:cs="仿宋"/>
-                <w:b/>
-                <w:bCs/>
+                <w:b w:val="1"/>
+                <w:bCs w:val="1"/>
                 <w:spacing w:val="0"/>
                 <w:kern w:val="0"/>
                 <w:sz w:val="24"/>
@@ -849,22 +861,6 @@
         </w:tc>
       </w:tr>
       <w:tr>
-        <w:tblPrEx>
-          <w:tblBorders>
-            <w:top w:val="single" w:color="auto" w:sz="4" w:space="0"/>
-            <w:left w:val="single" w:color="auto" w:sz="4" w:space="0"/>
-            <w:bottom w:val="single" w:color="auto" w:sz="4" w:space="0"/>
-            <w:right w:val="single" w:color="auto" w:sz="4" w:space="0"/>
-            <w:insideH w:val="single" w:color="auto" w:sz="4" w:space="0"/>
-            <w:insideV w:val="single" w:color="auto" w:sz="4" w:space="0"/>
-          </w:tblBorders>
-          <w:tblCellMar>
-            <w:top w:w="0" w:type="dxa"/>
-            <w:left w:w="108" w:type="dxa"/>
-            <w:bottom w:w="0" w:type="dxa"/>
-            <w:right w:w="108" w:type="dxa"/>
-          </w:tblCellMar>
-        </w:tblPrEx>
         <w:trPr>
           <w:trHeight w:val="432" w:hRule="atLeast"/>
           <w:jc w:val="center"/>
@@ -872,6 +868,12 @@
         <w:tc>
           <w:tcPr>
             <w:tcW w:w="1961" w:type="dxa"/>
+            <w:tcBorders>
+              <w:top w:val="single" w:color="auto" w:sz="4" w:space="0"/>
+              <w:left w:val="single" w:color="auto" w:sz="4" w:space="0"/>
+              <w:bottom w:val="single" w:color="auto" w:sz="4" w:space="0"/>
+              <w:right w:val="single" w:color="auto" w:sz="4" w:space="0"/>
+            </w:tcBorders>
             <w:vAlign w:val="center"/>
           </w:tcPr>
           <w:p>
@@ -879,17 +881,17 @@
               <w:jc w:val="distribute"/>
               <w:rPr>
                 <w:rFonts w:ascii="仿宋" w:hAnsi="仿宋" w:eastAsia="仿宋"/>
-                <w:b/>
-                <w:bCs/>
-                <w:sz w:val="24"/>
-                <w:szCs w:val="24"/>
-              </w:rPr>
-            </w:pPr>
-            <w:r>
-              <w:rPr>
-                <w:rFonts w:hint="eastAsia" w:ascii="仿宋" w:hAnsi="仿宋" w:eastAsia="仿宋" w:cs="仿宋"/>
-                <w:b/>
-                <w:bCs/>
+                <w:b w:val="1"/>
+                <w:bCs w:val="1"/>
+                <w:sz w:val="24"/>
+                <w:szCs w:val="24"/>
+              </w:rPr>
+            </w:pPr>
+            <w:r>
+              <w:rPr>
+                <w:rFonts w:hint="eastAsia" w:ascii="仿宋" w:hAnsi="仿宋" w:eastAsia="仿宋" w:cs="仿宋"/>
+                <w:b w:val="1"/>
+                <w:bCs w:val="1"/>
                 <w:sz w:val="24"/>
                 <w:szCs w:val="24"/>
               </w:rPr>
@@ -898,8 +900,8 @@
             <w:r>
               <w:rPr>
                 <w:rFonts w:ascii="仿宋" w:hAnsi="仿宋" w:eastAsia="仿宋" w:cs="仿宋"/>
-                <w:b/>
-                <w:bCs/>
+                <w:b w:val="1"/>
+                <w:bCs w:val="1"/>
                 <w:sz w:val="24"/>
                 <w:szCs w:val="24"/>
               </w:rPr>
@@ -908,8 +910,8 @@
             <w:r>
               <w:rPr>
                 <w:rFonts w:hint="eastAsia" w:ascii="仿宋" w:hAnsi="仿宋" w:eastAsia="仿宋" w:cs="仿宋"/>
-                <w:b/>
-                <w:bCs/>
+                <w:b w:val="1"/>
+                <w:bCs w:val="1"/>
                 <w:sz w:val="24"/>
                 <w:szCs w:val="24"/>
               </w:rPr>
@@ -918,8 +920,8 @@
             <w:r>
               <w:rPr>
                 <w:rFonts w:ascii="仿宋" w:hAnsi="仿宋" w:eastAsia="仿宋" w:cs="仿宋"/>
-                <w:b/>
-                <w:bCs/>
+                <w:b w:val="1"/>
+                <w:bCs w:val="1"/>
                 <w:sz w:val="24"/>
                 <w:szCs w:val="24"/>
               </w:rPr>
@@ -928,8 +930,8 @@
             <w:r>
               <w:rPr>
                 <w:rFonts w:hint="eastAsia" w:ascii="仿宋" w:hAnsi="仿宋" w:eastAsia="仿宋" w:cs="仿宋"/>
-                <w:b/>
-                <w:bCs/>
+                <w:b w:val="1"/>
+                <w:bCs w:val="1"/>
                 <w:sz w:val="24"/>
                 <w:szCs w:val="24"/>
               </w:rPr>
@@ -938,8 +940,8 @@
             <w:r>
               <w:rPr>
                 <w:rFonts w:ascii="仿宋" w:hAnsi="仿宋" w:eastAsia="仿宋" w:cs="仿宋"/>
-                <w:b/>
-                <w:bCs/>
+                <w:b w:val="1"/>
+                <w:bCs w:val="1"/>
                 <w:sz w:val="24"/>
                 <w:szCs w:val="24"/>
               </w:rPr>
@@ -948,8 +950,8 @@
             <w:r>
               <w:rPr>
                 <w:rFonts w:hint="eastAsia" w:ascii="仿宋" w:hAnsi="仿宋" w:eastAsia="仿宋" w:cs="仿宋"/>
-                <w:b/>
-                <w:bCs/>
+                <w:b w:val="1"/>
+                <w:bCs w:val="1"/>
                 <w:sz w:val="24"/>
                 <w:szCs w:val="24"/>
               </w:rPr>
@@ -961,6 +963,12 @@
           <w:tcPr>
             <w:tcW w:w="5978" w:type="dxa"/>
             <w:gridSpan w:val="4"/>
+            <w:tcBorders>
+              <w:top w:val="single" w:color="auto" w:sz="4" w:space="0"/>
+              <w:left w:val="single" w:color="auto" w:sz="4" w:space="0"/>
+              <w:bottom w:val="single" w:color="auto" w:sz="4" w:space="0"/>
+              <w:right w:val="single" w:color="auto" w:sz="4" w:space="0"/>
+            </w:tcBorders>
             <w:vAlign w:val="center"/>
           </w:tcPr>
           <w:p>
@@ -968,17 +976,17 @@
               <w:jc w:val="center"/>
               <w:rPr>
                 <w:rFonts w:ascii="仿宋" w:hAnsi="仿宋" w:eastAsia="仿宋"/>
-                <w:b/>
-                <w:bCs/>
-                <w:sz w:val="24"/>
-                <w:szCs w:val="24"/>
-              </w:rPr>
-            </w:pPr>
-            <w:r>
-              <w:rPr>
-                <w:rFonts w:hint="eastAsia" w:ascii="仿宋" w:hAnsi="仿宋" w:eastAsia="仿宋" w:cs="仿宋"/>
-                <w:b/>
-                <w:bCs/>
+                <w:b w:val="1"/>
+                <w:bCs w:val="1"/>
+                <w:sz w:val="24"/>
+                <w:szCs w:val="24"/>
+              </w:rPr>
+            </w:pPr>
+            <w:r>
+              <w:rPr>
+                <w:rFonts w:hint="eastAsia" w:ascii="仿宋" w:hAnsi="仿宋" w:eastAsia="仿宋" w:cs="仿宋"/>
+                <w:b w:val="1"/>
+                <w:bCs w:val="1"/>
                 <w:spacing w:val="65"/>
                 <w:kern w:val="0"/>
                 <w:sz w:val="24"/>
@@ -990,8 +998,8 @@
             <w:r>
               <w:rPr>
                 <w:rFonts w:hint="eastAsia" w:ascii="仿宋" w:hAnsi="仿宋" w:eastAsia="仿宋" w:cs="仿宋"/>
-                <w:b/>
-                <w:bCs/>
+                <w:b w:val="1"/>
+                <w:bCs w:val="1"/>
                 <w:spacing w:val="65"/>
                 <w:kern w:val="0"/>
                 <w:sz w:val="24"/>
@@ -1004,8 +1012,8 @@
             <w:r>
               <w:rPr>
                 <w:rFonts w:hint="eastAsia" w:ascii="仿宋" w:hAnsi="仿宋" w:eastAsia="仿宋" w:cs="仿宋"/>
-                <w:b/>
-                <w:bCs/>
+                <w:b w:val="1"/>
+                <w:bCs w:val="1"/>
                 <w:spacing w:val="65"/>
                 <w:kern w:val="0"/>
                 <w:sz w:val="24"/>
@@ -1017,8 +1025,8 @@
             <w:r>
               <w:rPr>
                 <w:rFonts w:ascii="仿宋" w:hAnsi="仿宋" w:eastAsia="仿宋" w:cs="仿宋"/>
-                <w:b/>
-                <w:bCs/>
+                <w:b w:val="1"/>
+                <w:bCs w:val="1"/>
                 <w:spacing w:val="65"/>
                 <w:kern w:val="0"/>
                 <w:sz w:val="24"/>
@@ -1030,8 +1038,8 @@
             <w:r>
               <w:rPr>
                 <w:rFonts w:hint="eastAsia" w:ascii="仿宋" w:hAnsi="仿宋" w:eastAsia="仿宋" w:cs="仿宋"/>
-                <w:b/>
-                <w:bCs/>
+                <w:b w:val="1"/>
+                <w:bCs w:val="1"/>
                 <w:spacing w:val="65"/>
                 <w:kern w:val="0"/>
                 <w:sz w:val="24"/>
@@ -1043,8 +1051,8 @@
             <w:r>
               <w:rPr>
                 <w:rFonts w:hint="eastAsia" w:ascii="仿宋" w:hAnsi="仿宋" w:eastAsia="仿宋" w:cs="仿宋"/>
-                <w:b/>
-                <w:bCs/>
+                <w:b w:val="1"/>
+                <w:bCs w:val="1"/>
                 <w:spacing w:val="65"/>
                 <w:kern w:val="0"/>
                 <w:sz w:val="24"/>
@@ -1054,13 +1062,13 @@
               </w:rPr>
               <w:t>16</w:t>
             </w:r>
-            <w:bookmarkStart w:id="0" w:name="_GoBack"/>
-            <w:bookmarkEnd w:id="0"/>
-            <w:r>
-              <w:rPr>
-                <w:rFonts w:hint="eastAsia" w:ascii="仿宋" w:hAnsi="仿宋" w:eastAsia="仿宋" w:cs="仿宋"/>
-                <w:b/>
-                <w:bCs/>
+            <w:bookmarkStart w:id="1" w:name="_GoBack"/>
+            <w:bookmarkEnd w:id="1"/>
+            <w:r>
+              <w:rPr>
+                <w:rFonts w:hint="eastAsia" w:ascii="仿宋" w:hAnsi="仿宋" w:eastAsia="仿宋" w:cs="仿宋"/>
+                <w:b w:val="1"/>
+                <w:bCs w:val="1"/>
                 <w:spacing w:val="3"/>
                 <w:kern w:val="0"/>
                 <w:sz w:val="24"/>
@@ -1073,22 +1081,6 @@
         </w:tc>
       </w:tr>
       <w:tr>
-        <w:tblPrEx>
-          <w:tblBorders>
-            <w:top w:val="single" w:color="auto" w:sz="4" w:space="0"/>
-            <w:left w:val="single" w:color="auto" w:sz="4" w:space="0"/>
-            <w:bottom w:val="single" w:color="auto" w:sz="4" w:space="0"/>
-            <w:right w:val="single" w:color="auto" w:sz="4" w:space="0"/>
-            <w:insideH w:val="single" w:color="auto" w:sz="4" w:space="0"/>
-            <w:insideV w:val="single" w:color="auto" w:sz="4" w:space="0"/>
-          </w:tblBorders>
-          <w:tblCellMar>
-            <w:top w:w="0" w:type="dxa"/>
-            <w:left w:w="108" w:type="dxa"/>
-            <w:bottom w:w="0" w:type="dxa"/>
-            <w:right w:w="108" w:type="dxa"/>
-          </w:tblCellMar>
-        </w:tblPrEx>
         <w:trPr>
           <w:trHeight w:val="453" w:hRule="atLeast"/>
           <w:jc w:val="center"/>
@@ -1096,6 +1088,12 @@
         <w:tc>
           <w:tcPr>
             <w:tcW w:w="1961" w:type="dxa"/>
+            <w:tcBorders>
+              <w:top w:val="single" w:color="auto" w:sz="4" w:space="0"/>
+              <w:left w:val="single" w:color="auto" w:sz="4" w:space="0"/>
+              <w:bottom w:val="single" w:color="auto" w:sz="4" w:space="0"/>
+              <w:right w:val="single" w:color="auto" w:sz="4" w:space="0"/>
+            </w:tcBorders>
             <w:vAlign w:val="center"/>
           </w:tcPr>
           <w:p>
@@ -1104,17 +1102,17 @@
               <w:jc w:val="distribute"/>
               <w:rPr>
                 <w:rFonts w:ascii="仿宋" w:hAnsi="仿宋" w:eastAsia="仿宋"/>
-                <w:b/>
-                <w:bCs/>
-                <w:sz w:val="24"/>
-                <w:szCs w:val="24"/>
-              </w:rPr>
-            </w:pPr>
-            <w:r>
-              <w:rPr>
-                <w:rFonts w:hint="eastAsia" w:ascii="仿宋" w:hAnsi="仿宋" w:eastAsia="仿宋" w:cs="仿宋"/>
-                <w:b/>
-                <w:bCs/>
+                <w:b w:val="1"/>
+                <w:bCs w:val="1"/>
+                <w:sz w:val="24"/>
+                <w:szCs w:val="24"/>
+              </w:rPr>
+            </w:pPr>
+            <w:r>
+              <w:rPr>
+                <w:rFonts w:hint="eastAsia" w:ascii="仿宋" w:hAnsi="仿宋" w:eastAsia="仿宋" w:cs="仿宋"/>
+                <w:b w:val="1"/>
+                <w:bCs w:val="1"/>
                 <w:sz w:val="24"/>
                 <w:szCs w:val="24"/>
               </w:rPr>
@@ -1126,6 +1124,12 @@
           <w:tcPr>
             <w:tcW w:w="5978" w:type="dxa"/>
             <w:gridSpan w:val="4"/>
+            <w:tcBorders>
+              <w:top w:val="single" w:color="auto" w:sz="4" w:space="0"/>
+              <w:left w:val="single" w:color="auto" w:sz="4" w:space="0"/>
+              <w:bottom w:val="single" w:color="auto" w:sz="4" w:space="0"/>
+              <w:right w:val="single" w:color="auto" w:sz="4" w:space="0"/>
+            </w:tcBorders>
             <w:vAlign w:val="center"/>
           </w:tcPr>
           <w:p>
@@ -1133,16 +1137,16 @@
               <w:jc w:val="center"/>
               <w:rPr>
                 <w:rFonts w:ascii="仿宋" w:hAnsi="仿宋" w:eastAsia="仿宋"/>
-                <w:b/>
-                <w:bCs/>
-                <w:sz w:val="24"/>
-                <w:szCs w:val="24"/>
-              </w:rPr>
-            </w:pPr>
-            <w:r>
-              <w:rPr>
-                <w:rFonts w:ascii="仿宋" w:hAnsi="仿宋" w:eastAsia="仿宋" w:cs="仿宋"/>
-                <w:b/>
+                <w:b w:val="1"/>
+                <w:bCs w:val="1"/>
+                <w:sz w:val="24"/>
+                <w:szCs w:val="24"/>
+              </w:rPr>
+            </w:pPr>
+            <w:r>
+              <w:rPr>
+                <w:rFonts w:hint="eastAsia" w:ascii="仿宋" w:hAnsi="仿宋" w:eastAsia="仿宋" w:cs="仿宋"/>
+                <w:b w:val="1"/>
                 <w:sz w:val="24"/>
               </w:rPr>
               <w:t>2026年10月29日</w:t>
@@ -1151,24 +1155,8 @@
         </w:tc>
       </w:tr>
       <w:tr>
-        <w:tblPrEx>
-          <w:tblBorders>
-            <w:top w:val="single" w:color="auto" w:sz="4" w:space="0"/>
-            <w:left w:val="single" w:color="auto" w:sz="4" w:space="0"/>
-            <w:bottom w:val="single" w:color="auto" w:sz="4" w:space="0"/>
-            <w:right w:val="single" w:color="auto" w:sz="4" w:space="0"/>
-            <w:insideH w:val="single" w:color="auto" w:sz="4" w:space="0"/>
-            <w:insideV w:val="single" w:color="auto" w:sz="4" w:space="0"/>
-          </w:tblBorders>
-          <w:tblCellMar>
-            <w:top w:w="0" w:type="dxa"/>
-            <w:left w:w="108" w:type="dxa"/>
-            <w:bottom w:w="0" w:type="dxa"/>
-            <w:right w:w="108" w:type="dxa"/>
-          </w:tblCellMar>
-        </w:tblPrEx>
         <w:trPr>
-          <w:cantSplit/>
+          <w:cantSplit w:val="1"/>
           <w:trHeight w:val="432" w:hRule="atLeast"/>
           <w:jc w:val="center"/>
         </w:trPr>
@@ -1176,6 +1164,12 @@
           <w:tcPr>
             <w:tcW w:w="1961" w:type="dxa"/>
             <w:vMerge w:val="restart"/>
+            <w:tcBorders>
+              <w:top w:val="single" w:color="auto" w:sz="4" w:space="0"/>
+              <w:left w:val="single" w:color="auto" w:sz="4" w:space="0"/>
+              <w:bottom w:val="single" w:color="auto" w:sz="4" w:space="0"/>
+              <w:right w:val="single" w:color="auto" w:sz="4" w:space="0"/>
+            </w:tcBorders>
             <w:vAlign w:val="center"/>
           </w:tcPr>
           <w:p>
@@ -1183,17 +1177,17 @@
               <w:jc w:val="distribute"/>
               <w:rPr>
                 <w:rFonts w:ascii="仿宋" w:hAnsi="仿宋" w:eastAsia="仿宋"/>
-                <w:b/>
-                <w:bCs/>
-                <w:sz w:val="24"/>
-                <w:szCs w:val="24"/>
-              </w:rPr>
-            </w:pPr>
-            <w:r>
-              <w:rPr>
-                <w:rFonts w:hint="eastAsia" w:ascii="仿宋" w:hAnsi="仿宋" w:eastAsia="仿宋" w:cs="仿宋"/>
-                <w:b/>
-                <w:bCs/>
+                <w:b w:val="1"/>
+                <w:bCs w:val="1"/>
+                <w:sz w:val="24"/>
+                <w:szCs w:val="24"/>
+              </w:rPr>
+            </w:pPr>
+            <w:r>
+              <w:rPr>
+                <w:rFonts w:hint="eastAsia" w:ascii="仿宋" w:hAnsi="仿宋" w:eastAsia="仿宋" w:cs="仿宋"/>
+                <w:b w:val="1"/>
+                <w:bCs w:val="1"/>
                 <w:sz w:val="24"/>
                 <w:szCs w:val="24"/>
               </w:rPr>
@@ -1202,8 +1196,8 @@
             <w:r>
               <w:rPr>
                 <w:rFonts w:ascii="仿宋" w:hAnsi="仿宋" w:eastAsia="仿宋" w:cs="仿宋"/>
-                <w:b/>
-                <w:bCs/>
+                <w:b w:val="1"/>
+                <w:bCs w:val="1"/>
                 <w:sz w:val="24"/>
                 <w:szCs w:val="24"/>
               </w:rPr>
@@ -1212,8 +1206,8 @@
             <w:r>
               <w:rPr>
                 <w:rFonts w:hint="eastAsia" w:ascii="仿宋" w:hAnsi="仿宋" w:eastAsia="仿宋" w:cs="仿宋"/>
-                <w:b/>
-                <w:bCs/>
+                <w:b w:val="1"/>
+                <w:bCs w:val="1"/>
                 <w:sz w:val="24"/>
                 <w:szCs w:val="24"/>
               </w:rPr>
@@ -1222,8 +1216,8 @@
             <w:r>
               <w:rPr>
                 <w:rFonts w:ascii="仿宋" w:hAnsi="仿宋" w:eastAsia="仿宋" w:cs="仿宋"/>
-                <w:b/>
-                <w:bCs/>
+                <w:b w:val="1"/>
+                <w:bCs w:val="1"/>
                 <w:sz w:val="24"/>
                 <w:szCs w:val="24"/>
               </w:rPr>
@@ -1232,8 +1226,8 @@
             <w:r>
               <w:rPr>
                 <w:rFonts w:hint="eastAsia" w:ascii="仿宋" w:hAnsi="仿宋" w:eastAsia="仿宋" w:cs="仿宋"/>
-                <w:b/>
-                <w:bCs/>
+                <w:b w:val="1"/>
+                <w:bCs w:val="1"/>
                 <w:sz w:val="24"/>
                 <w:szCs w:val="24"/>
               </w:rPr>
@@ -1242,8 +1236,8 @@
             <w:r>
               <w:rPr>
                 <w:rFonts w:ascii="仿宋" w:hAnsi="仿宋" w:eastAsia="仿宋" w:cs="仿宋"/>
-                <w:b/>
-                <w:bCs/>
+                <w:b w:val="1"/>
+                <w:bCs w:val="1"/>
                 <w:sz w:val="24"/>
                 <w:szCs w:val="24"/>
               </w:rPr>
@@ -1252,8 +1246,8 @@
             <w:r>
               <w:rPr>
                 <w:rFonts w:hint="eastAsia" w:ascii="仿宋" w:hAnsi="仿宋" w:eastAsia="仿宋" w:cs="仿宋"/>
-                <w:b/>
-                <w:bCs/>
+                <w:b w:val="1"/>
+                <w:bCs w:val="1"/>
                 <w:sz w:val="24"/>
                 <w:szCs w:val="24"/>
               </w:rPr>
@@ -1266,6 +1260,12 @@
             <w:tcW w:w="1650" w:type="dxa"/>
             <w:gridSpan w:val="2"/>
             <w:vMerge w:val="restart"/>
+            <w:tcBorders>
+              <w:top w:val="single" w:color="auto" w:sz="4" w:space="0"/>
+              <w:left w:val="single" w:color="auto" w:sz="4" w:space="0"/>
+              <w:bottom w:val="single" w:color="auto" w:sz="4" w:space="0"/>
+              <w:right w:val="single" w:color="auto" w:sz="4" w:space="0"/>
+            </w:tcBorders>
             <w:vAlign w:val="center"/>
           </w:tcPr>
           <w:p>
@@ -1273,8 +1273,8 @@
               <w:jc w:val="center"/>
               <w:rPr>
                 <w:rFonts w:ascii="仿宋" w:hAnsi="仿宋" w:eastAsia="仿宋"/>
-                <w:b/>
-                <w:bCs/>
+                <w:b w:val="1"/>
+                <w:bCs w:val="1"/>
                 <w:sz w:val="24"/>
                 <w:szCs w:val="24"/>
               </w:rPr>
@@ -1284,6 +1284,12 @@
         <w:tc>
           <w:tcPr>
             <w:tcW w:w="2145" w:type="dxa"/>
+            <w:tcBorders>
+              <w:top w:val="single" w:color="auto" w:sz="4" w:space="0"/>
+              <w:left w:val="single" w:color="auto" w:sz="4" w:space="0"/>
+              <w:bottom w:val="single" w:color="auto" w:sz="4" w:space="0"/>
+              <w:right w:val="single" w:color="auto" w:sz="4" w:space="0"/>
+            </w:tcBorders>
             <w:vAlign w:val="center"/>
           </w:tcPr>
           <w:p>
@@ -1291,17 +1297,17 @@
               <w:jc w:val="right"/>
               <w:rPr>
                 <w:rFonts w:ascii="仿宋" w:hAnsi="仿宋" w:eastAsia="仿宋"/>
-                <w:b/>
-                <w:bCs/>
-                <w:sz w:val="24"/>
-                <w:szCs w:val="24"/>
-              </w:rPr>
-            </w:pPr>
-            <w:r>
-              <w:rPr>
-                <w:rFonts w:hint="eastAsia" w:ascii="仿宋" w:hAnsi="仿宋" w:eastAsia="仿宋" w:cs="仿宋"/>
-                <w:b/>
-                <w:bCs/>
+                <w:b w:val="1"/>
+                <w:bCs w:val="1"/>
+                <w:sz w:val="24"/>
+                <w:szCs w:val="24"/>
+              </w:rPr>
+            </w:pPr>
+            <w:r>
+              <w:rPr>
+                <w:rFonts w:hint="eastAsia" w:ascii="仿宋" w:hAnsi="仿宋" w:eastAsia="仿宋" w:cs="仿宋"/>
+                <w:b w:val="1"/>
+                <w:bCs w:val="1"/>
                 <w:spacing w:val="302"/>
                 <w:kern w:val="0"/>
                 <w:sz w:val="24"/>
@@ -1313,8 +1319,8 @@
             <w:r>
               <w:rPr>
                 <w:rFonts w:hint="eastAsia" w:ascii="仿宋" w:hAnsi="仿宋" w:eastAsia="仿宋" w:cs="仿宋"/>
-                <w:b/>
-                <w:bCs/>
+                <w:b w:val="1"/>
+                <w:bCs w:val="1"/>
                 <w:spacing w:val="0"/>
                 <w:kern w:val="0"/>
                 <w:sz w:val="24"/>
@@ -1328,6 +1334,12 @@
         <w:tc>
           <w:tcPr>
             <w:tcW w:w="2183" w:type="dxa"/>
+            <w:tcBorders>
+              <w:top w:val="single" w:color="auto" w:sz="4" w:space="0"/>
+              <w:left w:val="single" w:color="auto" w:sz="4" w:space="0"/>
+              <w:bottom w:val="single" w:color="auto" w:sz="4" w:space="0"/>
+              <w:right w:val="single" w:color="auto" w:sz="4" w:space="0"/>
+            </w:tcBorders>
             <w:vAlign w:val="center"/>
           </w:tcPr>
           <w:p>
@@ -1335,8 +1347,8 @@
               <w:jc w:val="center"/>
               <w:rPr>
                 <w:rFonts w:hint="eastAsia" w:ascii="仿宋" w:hAnsi="仿宋" w:eastAsia="仿宋"/>
-                <w:b/>
-                <w:bCs/>
+                <w:b w:val="1"/>
+                <w:bCs w:val="1"/>
                 <w:sz w:val="24"/>
                 <w:szCs w:val="24"/>
                 <w:lang w:eastAsia="zh-CN"/>
@@ -1345,8 +1357,8 @@
             <w:r>
               <w:rPr>
                 <w:rFonts w:hint="eastAsia" w:ascii="仿宋" w:hAnsi="仿宋" w:eastAsia="仿宋" w:cs="仿宋"/>
-                <w:b/>
-                <w:bCs/>
+                <w:b w:val="1"/>
+                <w:bCs w:val="1"/>
                 <w:sz w:val="24"/>
                 <w:szCs w:val="24"/>
                 <w:lang w:val="en-US" w:eastAsia="zh-CN"/>
@@ -1357,24 +1369,8 @@
         </w:tc>
       </w:tr>
       <w:tr>
-        <w:tblPrEx>
-          <w:tblBorders>
-            <w:top w:val="single" w:color="auto" w:sz="4" w:space="0"/>
-            <w:left w:val="single" w:color="auto" w:sz="4" w:space="0"/>
-            <w:bottom w:val="single" w:color="auto" w:sz="4" w:space="0"/>
-            <w:right w:val="single" w:color="auto" w:sz="4" w:space="0"/>
-            <w:insideH w:val="single" w:color="auto" w:sz="4" w:space="0"/>
-            <w:insideV w:val="single" w:color="auto" w:sz="4" w:space="0"/>
-          </w:tblBorders>
-          <w:tblCellMar>
-            <w:top w:w="0" w:type="dxa"/>
-            <w:left w:w="108" w:type="dxa"/>
-            <w:bottom w:w="0" w:type="dxa"/>
-            <w:right w:w="108" w:type="dxa"/>
-          </w:tblCellMar>
-        </w:tblPrEx>
         <w:trPr>
-          <w:cantSplit/>
+          <w:cantSplit w:val="1"/>
           <w:trHeight w:val="432" w:hRule="atLeast"/>
           <w:jc w:val="center"/>
         </w:trPr>
@@ -1382,6 +1378,10 @@
           <w:tcPr>
             <w:tcW w:w="1961" w:type="dxa"/>
             <w:vMerge w:val="continue"/>
+            <w:tcBorders>
+              <w:left w:val="single" w:color="auto" w:sz="4" w:space="0"/>
+              <w:right w:val="single" w:color="auto" w:sz="4" w:space="0"/>
+            </w:tcBorders>
             <w:vAlign w:val="center"/>
           </w:tcPr>
           <w:p>
@@ -1389,8 +1389,8 @@
               <w:jc w:val="right"/>
               <w:rPr>
                 <w:rFonts w:ascii="仿宋" w:hAnsi="仿宋" w:eastAsia="仿宋"/>
-                <w:b/>
-                <w:bCs/>
+                <w:b w:val="1"/>
+                <w:bCs w:val="1"/>
                 <w:sz w:val="24"/>
                 <w:szCs w:val="24"/>
               </w:rPr>
@@ -1402,6 +1402,10 @@
             <w:tcW w:w="1650" w:type="dxa"/>
             <w:gridSpan w:val="2"/>
             <w:vMerge w:val="continue"/>
+            <w:tcBorders>
+              <w:left w:val="single" w:color="auto" w:sz="4" w:space="0"/>
+              <w:right w:val="single" w:color="auto" w:sz="4" w:space="0"/>
+            </w:tcBorders>
             <w:vAlign w:val="center"/>
           </w:tcPr>
           <w:p>
@@ -1409,8 +1413,8 @@
               <w:jc w:val="center"/>
               <w:rPr>
                 <w:rFonts w:ascii="仿宋" w:hAnsi="仿宋" w:eastAsia="仿宋"/>
-                <w:b/>
-                <w:bCs/>
+                <w:b w:val="1"/>
+                <w:bCs w:val="1"/>
                 <w:sz w:val="24"/>
                 <w:szCs w:val="24"/>
               </w:rPr>
@@ -1420,6 +1424,12 @@
         <w:tc>
           <w:tcPr>
             <w:tcW w:w="2145" w:type="dxa"/>
+            <w:tcBorders>
+              <w:top w:val="single" w:color="auto" w:sz="4" w:space="0"/>
+              <w:left w:val="single" w:color="auto" w:sz="4" w:space="0"/>
+              <w:bottom w:val="single" w:color="auto" w:sz="4" w:space="0"/>
+              <w:right w:val="single" w:color="auto" w:sz="4" w:space="0"/>
+            </w:tcBorders>
             <w:vAlign w:val="center"/>
           </w:tcPr>
           <w:p>
@@ -1427,17 +1437,17 @@
               <w:jc w:val="center"/>
               <w:rPr>
                 <w:rFonts w:ascii="仿宋" w:hAnsi="仿宋" w:eastAsia="仿宋"/>
-                <w:b/>
-                <w:bCs/>
-                <w:sz w:val="24"/>
-                <w:szCs w:val="24"/>
-              </w:rPr>
-            </w:pPr>
-            <w:r>
-              <w:rPr>
-                <w:rFonts w:hint="eastAsia" w:ascii="仿宋" w:hAnsi="仿宋" w:eastAsia="仿宋" w:cs="仿宋"/>
-                <w:b/>
-                <w:bCs/>
+                <w:b w:val="1"/>
+                <w:bCs w:val="1"/>
+                <w:sz w:val="24"/>
+                <w:szCs w:val="24"/>
+              </w:rPr>
+            </w:pPr>
+            <w:r>
+              <w:rPr>
+                <w:rFonts w:hint="eastAsia" w:ascii="仿宋" w:hAnsi="仿宋" w:eastAsia="仿宋" w:cs="仿宋"/>
+                <w:b w:val="1"/>
+                <w:bCs w:val="1"/>
                 <w:spacing w:val="50"/>
                 <w:kern w:val="0"/>
                 <w:sz w:val="24"/>
@@ -1449,8 +1459,8 @@
             <w:r>
               <w:rPr>
                 <w:rFonts w:ascii="仿宋" w:hAnsi="仿宋" w:eastAsia="仿宋" w:cs="仿宋"/>
-                <w:b/>
-                <w:bCs/>
+                <w:b w:val="1"/>
+                <w:bCs w:val="1"/>
                 <w:spacing w:val="50"/>
                 <w:kern w:val="0"/>
                 <w:sz w:val="24"/>
@@ -1462,8 +1472,8 @@
             <w:r>
               <w:rPr>
                 <w:rFonts w:hint="eastAsia" w:ascii="仿宋" w:hAnsi="仿宋" w:eastAsia="仿宋" w:cs="仿宋"/>
-                <w:b/>
-                <w:bCs/>
+                <w:b w:val="1"/>
+                <w:bCs w:val="1"/>
                 <w:spacing w:val="50"/>
                 <w:kern w:val="0"/>
                 <w:sz w:val="24"/>
@@ -1475,8 +1485,8 @@
             <w:r>
               <w:rPr>
                 <w:rFonts w:ascii="仿宋" w:hAnsi="仿宋" w:eastAsia="仿宋" w:cs="仿宋"/>
-                <w:b/>
-                <w:bCs/>
+                <w:b w:val="1"/>
+                <w:bCs w:val="1"/>
                 <w:spacing w:val="50"/>
                 <w:kern w:val="0"/>
                 <w:sz w:val="24"/>
@@ -1488,8 +1498,8 @@
             <w:r>
               <w:rPr>
                 <w:rFonts w:hint="eastAsia" w:ascii="仿宋" w:hAnsi="仿宋" w:eastAsia="仿宋" w:cs="仿宋"/>
-                <w:b/>
-                <w:bCs/>
+                <w:b w:val="1"/>
+                <w:bCs w:val="1"/>
                 <w:spacing w:val="50"/>
                 <w:kern w:val="0"/>
                 <w:sz w:val="24"/>
@@ -1501,8 +1511,8 @@
             <w:r>
               <w:rPr>
                 <w:rFonts w:ascii="仿宋" w:hAnsi="仿宋" w:eastAsia="仿宋" w:cs="仿宋"/>
-                <w:b/>
-                <w:bCs/>
+                <w:b w:val="1"/>
+                <w:bCs w:val="1"/>
                 <w:spacing w:val="50"/>
                 <w:kern w:val="0"/>
                 <w:sz w:val="24"/>
@@ -1514,8 +1524,8 @@
             <w:r>
               <w:rPr>
                 <w:rFonts w:hint="eastAsia" w:ascii="仿宋" w:hAnsi="仿宋" w:eastAsia="仿宋" w:cs="仿宋"/>
-                <w:b/>
-                <w:bCs/>
+                <w:b w:val="1"/>
+                <w:bCs w:val="1"/>
                 <w:spacing w:val="4"/>
                 <w:kern w:val="0"/>
                 <w:sz w:val="24"/>
@@ -1529,6 +1539,12 @@
         <w:tc>
           <w:tcPr>
             <w:tcW w:w="2183" w:type="dxa"/>
+            <w:tcBorders>
+              <w:top w:val="single" w:color="auto" w:sz="4" w:space="0"/>
+              <w:left w:val="single" w:color="auto" w:sz="4" w:space="0"/>
+              <w:bottom w:val="single" w:color="auto" w:sz="4" w:space="0"/>
+              <w:right w:val="single" w:color="auto" w:sz="4" w:space="0"/>
+            </w:tcBorders>
             <w:vAlign w:val="center"/>
           </w:tcPr>
           <w:p>
@@ -1536,8 +1552,8 @@
               <w:jc w:val="center"/>
               <w:rPr>
                 <w:rFonts w:ascii="仿宋" w:hAnsi="仿宋" w:eastAsia="仿宋"/>
-                <w:b/>
-                <w:bCs/>
+                <w:b w:val="1"/>
+                <w:bCs w:val="1"/>
                 <w:sz w:val="24"/>
                 <w:szCs w:val="24"/>
               </w:rPr>
@@ -1548,12 +1564,12 @@
     </w:tbl>
     <w:p>
       <w:pPr>
-        <w:widowControl/>
+        <w:widowControl w:val="1"/>
         <w:jc w:val="center"/>
         <w:rPr>
           <w:rFonts w:ascii="仿宋_GB2312" w:hAnsi="宋体" w:eastAsia="仿宋_GB2312"/>
-          <w:b/>
-          <w:bCs/>
+          <w:b w:val="1"/>
+          <w:bCs w:val="1"/>
           <w:sz w:val="28"/>
           <w:szCs w:val="28"/>
         </w:rPr>
@@ -1561,12 +1577,12 @@
     </w:p>
     <w:p>
       <w:pPr>
-        <w:widowControl/>
+        <w:widowControl w:val="1"/>
         <w:jc w:val="center"/>
         <w:rPr>
           <w:rFonts w:ascii="仿宋_GB2312" w:hAnsi="宋体" w:eastAsia="仿宋_GB2312"/>
-          <w:b/>
-          <w:bCs/>
+          <w:b w:val="1"/>
+          <w:bCs w:val="1"/>
           <w:sz w:val="24"/>
           <w:szCs w:val="24"/>
         </w:rPr>
@@ -1574,8 +1590,8 @@
       <w:r>
         <w:rPr>
           <w:rFonts w:hint="eastAsia" w:ascii="仿宋_GB2312" w:hAnsi="宋体" w:eastAsia="仿宋_GB2312" w:cs="仿宋_GB2312"/>
-          <w:b/>
-          <w:bCs/>
+          <w:b w:val="1"/>
+          <w:bCs w:val="1"/>
           <w:sz w:val="28"/>
           <w:szCs w:val="28"/>
           <w:lang w:val="en-US" w:eastAsia="zh-CN"/>
@@ -1593,41 +1609,41 @@
     </w:p>
     <w:p>
       <w:pPr>
-        <w:widowControl/>
+        <w:widowControl w:val="1"/>
         <w:spacing w:before="100" w:after="20" w:line="300" w:lineRule="auto"/>
         <w:jc w:val="left"/>
       </w:pPr>
       <w:r>
         <w:rPr>
           <w:rFonts w:hint="eastAsia" w:ascii="仿宋_GB2312" w:hAnsi="宋体" w:eastAsia="仿宋_GB2312" w:cs="仿宋_GB2312"/>
-          <w:b/>
-          <w:bCs/>
+          <w:b w:val="1"/>
+          <w:bCs w:val="1"/>
           <w:sz w:val="24"/>
           <w:szCs w:val="24"/>
         </w:rPr>
-        <w:t xml:space="preserve">一、开源项目介绍</w:t>
-      </w:r>
-    </w:p>
-    <w:p>
-      <w:pPr>
-        <w:widowControl/>
+        <w:t>一、开源项目介绍</w:t>
+      </w:r>
+    </w:p>
+    <w:p>
+      <w:pPr>
+        <w:widowControl w:val="1"/>
         <w:spacing w:before="60" w:after="20" w:line="300" w:lineRule="auto"/>
         <w:jc w:val="left"/>
       </w:pPr>
       <w:r>
         <w:rPr>
           <w:rFonts w:hint="eastAsia" w:ascii="仿宋_GB2312" w:hAnsi="宋体" w:eastAsia="仿宋_GB2312" w:cs="仿宋_GB2312"/>
-          <w:b/>
-          <w:bCs/>
+          <w:b w:val="1"/>
+          <w:bCs w:val="1"/>
           <w:sz w:val="24"/>
           <w:szCs w:val="24"/>
         </w:rPr>
-        <w:t xml:space="preserve">1.1 项目概况</w:t>
-      </w:r>
-    </w:p>
-    <w:p>
-      <w:pPr>
-        <w:widowControl/>
+        <w:t>1.1 项目概况</w:t>
+      </w:r>
+    </w:p>
+    <w:p>
+      <w:pPr>
+        <w:widowControl w:val="1"/>
         <w:spacing w:line="300" w:lineRule="auto"/>
         <w:ind w:firstLine="420" w:firstLineChars="200"/>
         <w:jc w:val="left"/>
@@ -1641,38 +1657,38 @@
       <w:r>
         <w:rPr>
           <w:rFonts w:hint="eastAsia" w:ascii="Times New Roman" w:hAnsi="Times New Roman" w:eastAsia="宋体"/>
-          <w:b/>
-          <w:bCs/>
-        </w:rPr>
-        <w:t xml:space="preserve">Apache Commons CLI</w:t>
-      </w:r>
-      <w:r>
-        <w:rPr>
-          <w:rFonts w:hint="eastAsia" w:ascii="Times New Roman" w:hAnsi="Times New Roman" w:eastAsia="宋体"/>
-        </w:rPr>
-        <w:t xml:space="preserve">（Maven 坐标 org.apache.commons:commons-cli，版本 1.12.0-SNAPSHOT，克隆自 github.com/apache/commons-cli 主干）。它是 Java 生态最常用的命令行参数解析库之一，支持 POSIX/GNU 风格选项、选项组等特性，2002 年立项至今持续维护。选择原因：ASF 对许可证合规要求严格（LICENSE、NOTICE、源文件头三要素齐备），项目规模适中、便于人工复核，适合检验工具的检出率与误报率。</w:t>
-      </w:r>
-    </w:p>
-    <w:p>
-      <w:pPr>
-        <w:widowControl/>
+          <w:b w:val="1"/>
+          <w:bCs w:val="1"/>
+        </w:rPr>
+        <w:t>Apache Commons CLI</w:t>
+      </w:r>
+      <w:r>
+        <w:rPr>
+          <w:rFonts w:hint="eastAsia" w:ascii="Times New Roman" w:hAnsi="Times New Roman" w:eastAsia="宋体"/>
+        </w:rPr>
+        <w:t>（Maven 坐标 org.apache.commons:commons-cli，版本 1.12.0-SNAPSHOT，克隆自 github.com/apache/commons-cli 主干）。它是 Java 生态最常用的命令行参数解析库之一，支持 POSIX/GNU 风格选项、选项组等特性，2002 年立项至今持续维护。选择原因：ASF 对许可证合规要求严格（LICENSE、NOTICE、源文件头三要素齐备），项目规模适中、便于人工复核，适合检验工具的检出率与误报率。</w:t>
+      </w:r>
+    </w:p>
+    <w:p>
+      <w:pPr>
+        <w:widowControl w:val="1"/>
         <w:spacing w:before="60" w:after="20" w:line="300" w:lineRule="auto"/>
         <w:jc w:val="left"/>
       </w:pPr>
       <w:r>
         <w:rPr>
           <w:rFonts w:hint="eastAsia" w:ascii="仿宋_GB2312" w:hAnsi="宋体" w:eastAsia="仿宋_GB2312" w:cs="仿宋_GB2312"/>
-          <w:b/>
-          <w:bCs/>
+          <w:b w:val="1"/>
+          <w:bCs w:val="1"/>
           <w:sz w:val="24"/>
           <w:szCs w:val="24"/>
         </w:rPr>
-        <w:t xml:space="preserve">1.2 代码规模与依赖</w:t>
-      </w:r>
-    </w:p>
-    <w:p>
-      <w:pPr>
-        <w:widowControl/>
+        <w:t>1.2 代码规模与依赖</w:t>
+      </w:r>
+    </w:p>
+    <w:p>
+      <w:pPr>
+        <w:widowControl w:val="1"/>
         <w:spacing w:line="300" w:lineRule="auto"/>
         <w:ind w:firstLine="420" w:firstLineChars="200"/>
         <w:jc w:val="left"/>
@@ -1686,52 +1702,52 @@
       <w:r>
         <w:rPr>
           <w:rFonts w:hint="eastAsia" w:ascii="Times New Roman" w:hAnsi="Times New Roman" w:eastAsia="宋体"/>
-          <w:b/>
-          <w:bCs/>
-        </w:rPr>
-        <w:t xml:space="preserve">141 个</w:t>
-      </w:r>
-      <w:r>
-        <w:rPr>
-          <w:rFonts w:hint="eastAsia" w:ascii="Times New Roman" w:hAnsi="Times New Roman" w:eastAsia="宋体"/>
-        </w:rPr>
-        <w:t xml:space="preserve">（另含 36 个目录），约 2.1 MB：Java 源文件 87 个、XML 19 个、YAML/YML 6 个、Markdown 5 个、图像资源 7 个等。运行时</w:t>
-      </w:r>
-      <w:r>
-        <w:rPr>
-          <w:rFonts w:hint="eastAsia" w:ascii="Times New Roman" w:hAnsi="Times New Roman" w:eastAsia="宋体"/>
-          <w:b/>
-          <w:bCs/>
-        </w:rPr>
-        <w:t xml:space="preserve">零第三方依赖</w:t>
-      </w:r>
-      <w:r>
-        <w:rPr>
-          <w:rFonts w:hint="eastAsia" w:ascii="Times New Roman" w:hAnsi="Times New Roman" w:eastAsia="宋体"/>
-        </w:rPr>
-        <w:t xml:space="preserve">；测试域（test scope）依赖 7 个：JUnit Jupiter 与 junit-pioneer（EPL-2.0）、commons-io 2.22.0 与 commons-text 1.15.0（Apache-2.0）、mockito-core（MIT）。</w:t>
-      </w:r>
-    </w:p>
-    <w:p>
-      <w:pPr>
-        <w:widowControl/>
+          <w:b w:val="1"/>
+          <w:bCs w:val="1"/>
+        </w:rPr>
+        <w:t>141 个</w:t>
+      </w:r>
+      <w:r>
+        <w:rPr>
+          <w:rFonts w:hint="eastAsia" w:ascii="Times New Roman" w:hAnsi="Times New Roman" w:eastAsia="宋体"/>
+        </w:rPr>
+        <w:t>（另含 36 个目录），约 2.1 MB：Java 源文件 87 个、XML 19 个、YAML/YML 6 个、Markdown 5 个、图像资源 7 个等。运行时</w:t>
+      </w:r>
+      <w:r>
+        <w:rPr>
+          <w:rFonts w:hint="eastAsia" w:ascii="Times New Roman" w:hAnsi="Times New Roman" w:eastAsia="宋体"/>
+          <w:b w:val="1"/>
+          <w:bCs w:val="1"/>
+        </w:rPr>
+        <w:t>零第三方依赖</w:t>
+      </w:r>
+      <w:r>
+        <w:rPr>
+          <w:rFonts w:hint="eastAsia" w:ascii="Times New Roman" w:hAnsi="Times New Roman" w:eastAsia="宋体"/>
+        </w:rPr>
+        <w:t>；测试域（test scope）依赖 7 个：JUnit Jupiter 与 junit-pioneer（EPL-2.0）、commons-io 2.22.0 与 commons-text 1.15.0（Apache-2.0）、mockito-core（MIT）。</w:t>
+      </w:r>
+    </w:p>
+    <w:p>
+      <w:pPr>
+        <w:widowControl w:val="1"/>
         <w:spacing w:before="60" w:after="20" w:line="300" w:lineRule="auto"/>
         <w:jc w:val="left"/>
       </w:pPr>
       <w:r>
         <w:rPr>
           <w:rFonts w:hint="eastAsia" w:ascii="仿宋_GB2312" w:hAnsi="宋体" w:eastAsia="仿宋_GB2312" w:cs="仿宋_GB2312"/>
-          <w:b/>
-          <w:bCs/>
+          <w:b w:val="1"/>
+          <w:bCs w:val="1"/>
           <w:sz w:val="24"/>
           <w:szCs w:val="24"/>
         </w:rPr>
-        <w:t xml:space="preserve">1.3 许可证要素</w:t>
-      </w:r>
-    </w:p>
-    <w:p>
-      <w:pPr>
-        <w:widowControl/>
+        <w:t>1.3 许可证要素</w:t>
+      </w:r>
+    </w:p>
+    <w:p>
+      <w:pPr>
+        <w:widowControl w:val="1"/>
         <w:spacing w:line="300" w:lineRule="auto"/>
         <w:ind w:firstLine="420" w:firstLineChars="200"/>
         <w:jc w:val="left"/>
@@ -1745,10 +1761,10 @@
       <w:r>
         <w:rPr>
           <w:rFonts w:hint="eastAsia" w:ascii="Times New Roman" w:hAnsi="Times New Roman" w:eastAsia="宋体"/>
-          <w:b/>
-          <w:bCs/>
-        </w:rPr>
-        <w:t xml:space="preserve">LICENSE.txt</w:t>
+          <w:b w:val="1"/>
+          <w:bCs w:val="1"/>
+        </w:rPr>
+        <w:t>LICENSE.txt</w:t>
       </w:r>
       <w:r>
         <w:rPr>
@@ -1759,55 +1775,55 @@
       <w:r>
         <w:rPr>
           <w:rFonts w:hint="eastAsia" w:ascii="Times New Roman" w:hAnsi="Times New Roman" w:eastAsia="宋体"/>
-          <w:b/>
-          <w:bCs/>
-        </w:rPr>
-        <w:t xml:space="preserve">NOTICE.txt</w:t>
-      </w:r>
-      <w:r>
-        <w:rPr>
-          <w:rFonts w:hint="eastAsia" w:ascii="Times New Roman" w:hAnsi="Times New Roman" w:eastAsia="宋体"/>
-        </w:rPr>
-        <w:t xml:space="preserve">（Copyright 2002-2026 The Apache Software Foundation）；经 grep 基线交叉验证，87 个 .java 文件 100% 含 ASF 标准许可证头（“Licensed to the Apache Software Foundation…”短头，不含 Copyright 字样）。</w:t>
-      </w:r>
-    </w:p>
-    <w:p>
-      <w:pPr>
-        <w:widowControl/>
+          <w:b w:val="1"/>
+          <w:bCs w:val="1"/>
+        </w:rPr>
+        <w:t>NOTICE.txt</w:t>
+      </w:r>
+      <w:r>
+        <w:rPr>
+          <w:rFonts w:hint="eastAsia" w:ascii="Times New Roman" w:hAnsi="Times New Roman" w:eastAsia="宋体"/>
+        </w:rPr>
+        <w:t>（Copyright 2002-2026 The Apache Software Foundation）；经 grep 基线交叉验证，87 个 .java 文件 100% 含 ASF 标准许可证头（“Licensed to the Apache Software Foundation…”短头，不含 Copyright 字样）。</w:t>
+      </w:r>
+    </w:p>
+    <w:p>
+      <w:pPr>
+        <w:widowControl w:val="1"/>
         <w:spacing w:before="100" w:after="20" w:line="300" w:lineRule="auto"/>
         <w:jc w:val="left"/>
       </w:pPr>
       <w:r>
         <w:rPr>
           <w:rFonts w:hint="eastAsia" w:ascii="仿宋_GB2312" w:hAnsi="宋体" w:eastAsia="仿宋_GB2312" w:cs="仿宋_GB2312"/>
-          <w:b/>
-          <w:bCs/>
+          <w:b w:val="1"/>
+          <w:bCs w:val="1"/>
           <w:sz w:val="24"/>
           <w:szCs w:val="24"/>
         </w:rPr>
-        <w:t xml:space="preserve">二、测试工具的安装过程及遇到的问题</w:t>
-      </w:r>
-    </w:p>
-    <w:p>
-      <w:pPr>
-        <w:widowControl/>
+        <w:t>二、测试工具的安装过程及遇到的问题</w:t>
+      </w:r>
+    </w:p>
+    <w:p>
+      <w:pPr>
+        <w:widowControl w:val="1"/>
         <w:spacing w:before="60" w:after="20" w:line="300" w:lineRule="auto"/>
         <w:jc w:val="left"/>
       </w:pPr>
       <w:r>
         <w:rPr>
           <w:rFonts w:hint="eastAsia" w:ascii="仿宋_GB2312" w:hAnsi="宋体" w:eastAsia="仿宋_GB2312" w:cs="仿宋_GB2312"/>
-          <w:b/>
-          <w:bCs/>
+          <w:b w:val="1"/>
+          <w:bCs w:val="1"/>
           <w:sz w:val="24"/>
           <w:szCs w:val="24"/>
         </w:rPr>
-        <w:t xml:space="preserve">2.1 工具选型</w:t>
-      </w:r>
-    </w:p>
-    <w:p>
-      <w:pPr>
-        <w:widowControl/>
+        <w:t>2.1 工具选型</w:t>
+      </w:r>
+    </w:p>
+    <w:p>
+      <w:pPr>
+        <w:widowControl w:val="1"/>
         <w:spacing w:line="300" w:lineRule="auto"/>
         <w:ind w:firstLine="420" w:firstLineChars="200"/>
         <w:jc w:val="left"/>
@@ -1821,38 +1837,38 @@
       <w:r>
         <w:rPr>
           <w:rFonts w:hint="eastAsia" w:ascii="Times New Roman" w:hAnsi="Times New Roman" w:eastAsia="宋体"/>
-          <w:b/>
-          <w:bCs/>
-        </w:rPr>
-        <w:t xml:space="preserve">ScanCode Toolkit 32.5.0</w:t>
-      </w:r>
-      <w:r>
-        <w:rPr>
-          <w:rFonts w:hint="eastAsia" w:ascii="Times New Roman" w:hAnsi="Times New Roman" w:eastAsia="宋体"/>
-        </w:rPr>
-        <w:t xml:space="preserve">（Apache-2.0 许可，AboutCode 社区出品）。选型理由：① Python 实现、pip 一键安装；② 内置上千条许可证规则（对齐 SPDX License List 3.27），输出许可证表达式、匹配规则与置信度；③ 支持 JSON/HTML/SPDX 等多种报告；④ 相比 Fossology（需部署服务端）、Apache Rat（需 Java/Maven 环境），更贴合单机测试条件。</w:t>
-      </w:r>
-    </w:p>
-    <w:p>
-      <w:pPr>
-        <w:widowControl/>
+          <w:b w:val="1"/>
+          <w:bCs w:val="1"/>
+        </w:rPr>
+        <w:t>ScanCode Toolkit 32.5.0</w:t>
+      </w:r>
+      <w:r>
+        <w:rPr>
+          <w:rFonts w:hint="eastAsia" w:ascii="Times New Roman" w:hAnsi="Times New Roman" w:eastAsia="宋体"/>
+        </w:rPr>
+        <w:t>（Apache-2.0 许可，AboutCode 社区出品）。选型理由：① Python 实现、pip 一键安装；② 内置上千条许可证规则（对齐 SPDX License List 3.27），输出许可证表达式、匹配规则与置信度；③ 支持 JSON/HTML/SPDX 等多种报告；④ 相比 Fossology（需部署服务端）、Apache Rat（需 Java/Maven 环境），更贴合单机测试条件。</w:t>
+      </w:r>
+    </w:p>
+    <w:p>
+      <w:pPr>
+        <w:widowControl w:val="1"/>
         <w:spacing w:before="60" w:after="20" w:line="300" w:lineRule="auto"/>
         <w:jc w:val="left"/>
       </w:pPr>
       <w:r>
         <w:rPr>
           <w:rFonts w:hint="eastAsia" w:ascii="仿宋_GB2312" w:hAnsi="宋体" w:eastAsia="仿宋_GB2312" w:cs="仿宋_GB2312"/>
-          <w:b/>
-          <w:bCs/>
+          <w:b w:val="1"/>
+          <w:bCs w:val="1"/>
           <w:sz w:val="24"/>
           <w:szCs w:val="24"/>
         </w:rPr>
-        <w:t xml:space="preserve">2.2 安装步骤</w:t>
-      </w:r>
-    </w:p>
-    <w:p>
-      <w:pPr>
-        <w:widowControl/>
+        <w:t>2.2 安装步骤</w:t>
+      </w:r>
+    </w:p>
+    <w:p>
+      <w:pPr>
+        <w:widowControl w:val="1"/>
         <w:spacing w:line="300" w:lineRule="auto"/>
         <w:ind w:firstLine="420" w:firstLineChars="200"/>
         <w:jc w:val="left"/>
@@ -1861,29 +1877,29 @@
         <w:rPr>
           <w:rFonts w:hint="eastAsia" w:ascii="Times New Roman" w:hAnsi="Times New Roman" w:eastAsia="宋体"/>
         </w:rPr>
-        <w:t xml:space="preserve">① 使用 uv 安装官方 CPython 3.12.13；② 创建虚拟环境 .venv-scan 隔离依赖；③ 执行 pip install scancode-toolkit==32.5.0，自动安装 100 余个依赖（含 licensedcode 规则库等）；④ 执行 scancode --version 验证，输出“ScanCode version: 32.5.0 / Output Format 4.1.0 / SPDX 3.27”，安装成功。</w:t>
-      </w:r>
-    </w:p>
-    <w:p>
-      <w:pPr>
-        <w:widowControl/>
+        <w:t>① 使用 uv 安装官方 CPython 3.12.13；② 创建虚拟环境 .venv-scan 隔离依赖；③ 执行 pip install scancode-toolkit==32.5.0，自动安装 100 余个依赖（含 licensedcode 规则库等）；④ 执行 scancode --version 验证，输出“ScanCode version: 32.5.0 / Output Format 4.1.0 / SPDX 3.27”，安装成功。</w:t>
+      </w:r>
+    </w:p>
+    <w:p>
+      <w:pPr>
+        <w:widowControl w:val="1"/>
         <w:spacing w:before="60" w:after="20" w:line="300" w:lineRule="auto"/>
         <w:jc w:val="left"/>
       </w:pPr>
       <w:r>
         <w:rPr>
           <w:rFonts w:hint="eastAsia" w:ascii="仿宋_GB2312" w:hAnsi="宋体" w:eastAsia="仿宋_GB2312" w:cs="仿宋_GB2312"/>
-          <w:b/>
-          <w:bCs/>
+          <w:b w:val="1"/>
+          <w:bCs w:val="1"/>
           <w:sz w:val="24"/>
           <w:szCs w:val="24"/>
         </w:rPr>
-        <w:t xml:space="preserve">2.3 遇到的问题与解决</w:t>
-      </w:r>
-    </w:p>
-    <w:p>
-      <w:pPr>
-        <w:widowControl/>
+        <w:t>2.3 遇到的问题与解决</w:t>
+      </w:r>
+    </w:p>
+    <w:p>
+      <w:pPr>
+        <w:widowControl w:val="1"/>
         <w:spacing w:line="300" w:lineRule="auto"/>
         <w:ind w:firstLine="420" w:firstLineChars="200"/>
         <w:jc w:val="left"/>
@@ -1891,21 +1907,21 @@
       <w:r>
         <w:rPr>
           <w:rFonts w:hint="eastAsia" w:ascii="Times New Roman" w:hAnsi="Times New Roman" w:eastAsia="宋体"/>
-          <w:b/>
-          <w:bCs/>
-        </w:rPr>
-        <w:t xml:space="preserve">问题 1：Python 版本不兼容。</w:t>
-      </w:r>
-      <w:r>
-        <w:rPr>
-          <w:rFonts w:hint="eastAsia" w:ascii="Times New Roman" w:hAnsi="Times New Roman" w:eastAsia="宋体"/>
-        </w:rPr>
-        <w:t xml:space="preserve">本机默认 Python 3.14 缺少 scancode-toolkit 及其 C 扩展（intbitset、pyahocorasick 等）的预编译 wheel，源码编译需 MSVC 工具链。解决：改用官方 CPython 3.12.13 建立独立环境。</w:t>
-      </w:r>
-    </w:p>
-    <w:p>
-      <w:pPr>
-        <w:widowControl/>
+          <w:b w:val="1"/>
+          <w:bCs w:val="1"/>
+        </w:rPr>
+        <w:t>问题 1：Python 版本不兼容。</w:t>
+      </w:r>
+      <w:r>
+        <w:rPr>
+          <w:rFonts w:hint="eastAsia" w:ascii="Times New Roman" w:hAnsi="Times New Roman" w:eastAsia="宋体"/>
+        </w:rPr>
+        <w:t>本机默认 Python 3.14 缺少 scancode-toolkit 及其 C 扩展（intbitset、pyahocorasick 等）的预编译 wheel，源码编译需 MSVC 工具链。解决：改用官方 CPython 3.12.13 建立独立环境。</w:t>
+      </w:r>
+    </w:p>
+    <w:p>
+      <w:pPr>
+        <w:widowControl w:val="1"/>
         <w:spacing w:line="300" w:lineRule="auto"/>
         <w:ind w:firstLine="420" w:firstLineChars="200"/>
         <w:jc w:val="left"/>
@@ -1913,21 +1929,21 @@
       <w:r>
         <w:rPr>
           <w:rFonts w:hint="eastAsia" w:ascii="Times New Roman" w:hAnsi="Times New Roman" w:eastAsia="宋体"/>
-          <w:b/>
-          <w:bCs/>
-        </w:rPr>
-        <w:t xml:space="preserve">问题 2：插件框架冲突。</w:t>
-      </w:r>
-      <w:r>
-        <w:rPr>
-          <w:rFonts w:hint="eastAsia" w:ascii="Times New Roman" w:hAnsi="Times New Roman" w:eastAsia="宋体"/>
-        </w:rPr>
-        <w:t xml:space="preserve">首次运行报“ValueError: did not find any pre_scan hooks”。排查发现依赖解析出的 pluggy 1.7.0 与 ScanCode 的插件框架 plugincode 不兼容，降级 pluggy==1.5.0 后恢复正常。</w:t>
-      </w:r>
-    </w:p>
-    <w:p>
-      <w:pPr>
-        <w:widowControl/>
+          <w:b w:val="1"/>
+          <w:bCs w:val="1"/>
+        </w:rPr>
+        <w:t>问题 2：插件框架冲突。</w:t>
+      </w:r>
+      <w:r>
+        <w:rPr>
+          <w:rFonts w:hint="eastAsia" w:ascii="Times New Roman" w:hAnsi="Times New Roman" w:eastAsia="宋体"/>
+        </w:rPr>
+        <w:t>首次运行报“ValueError: did not find any pre_scan hooks”。排查发现依赖解析出的 pluggy 1.7.0 与 ScanCode 的插件框架 plugincode 不兼容，降级 pluggy==1.5.0 后恢复正常。</w:t>
+      </w:r>
+    </w:p>
+    <w:p>
+      <w:pPr>
+        <w:widowControl w:val="1"/>
         <w:spacing w:line="300" w:lineRule="auto"/>
         <w:ind w:firstLine="420" w:firstLineChars="200"/>
         <w:jc w:val="left"/>
@@ -1935,21 +1951,21 @@
       <w:r>
         <w:rPr>
           <w:rFonts w:hint="eastAsia" w:ascii="Times New Roman" w:hAnsi="Times New Roman" w:eastAsia="宋体"/>
-          <w:b/>
-          <w:bCs/>
-        </w:rPr>
-        <w:t xml:space="preserve">问题 3：输出目录校验。</w:t>
-      </w:r>
-      <w:r>
-        <w:rPr>
-          <w:rFonts w:hint="eastAsia" w:ascii="Times New Roman" w:hAnsi="Times New Roman" w:eastAsia="宋体"/>
-        </w:rPr>
-        <w:t xml:space="preserve">--json-pp 输出父目录不存在时工具直接拒绝运行，需预先创建 result 目录。</w:t>
-      </w:r>
-    </w:p>
-    <w:p>
-      <w:pPr>
-        <w:widowControl/>
+          <w:b w:val="1"/>
+          <w:bCs w:val="1"/>
+        </w:rPr>
+        <w:t>问题 3：输出目录校验。</w:t>
+      </w:r>
+      <w:r>
+        <w:rPr>
+          <w:rFonts w:hint="eastAsia" w:ascii="Times New Roman" w:hAnsi="Times New Roman" w:eastAsia="宋体"/>
+        </w:rPr>
+        <w:t>--json-pp 输出父目录不存在时工具直接拒绝运行，需预先创建 result 目录。</w:t>
+      </w:r>
+    </w:p>
+    <w:p>
+      <w:pPr>
+        <w:widowControl w:val="1"/>
         <w:spacing w:line="300" w:lineRule="auto"/>
         <w:ind w:firstLine="420" w:firstLineChars="200"/>
         <w:jc w:val="left"/>
@@ -1957,55 +1973,55 @@
       <w:r>
         <w:rPr>
           <w:rFonts w:hint="eastAsia" w:ascii="Times New Roman" w:hAnsi="Times New Roman" w:eastAsia="宋体"/>
-          <w:b/>
-          <w:bCs/>
-        </w:rPr>
-        <w:t xml:space="preserve">问题 4：选项联动约束。</w:t>
-      </w:r>
-      <w:r>
-        <w:rPr>
-          <w:rFonts w:hint="eastAsia" w:ascii="Times New Roman" w:hAnsi="Times New Roman" w:eastAsia="宋体"/>
-        </w:rPr>
-        <w:t xml:space="preserve">单独使用 --max-email 0 报“requires the option(s) --email”，部分选项存在依赖联动，最终改为仅使用 -cl（版权+许可证）与 --processes 2、--timeout 120。上述问题均为环境/配置类，官方文档均有说明，安装总耗时约 7 分钟。</w:t>
-      </w:r>
-    </w:p>
-    <w:p>
-      <w:pPr>
-        <w:widowControl/>
+          <w:b w:val="1"/>
+          <w:bCs w:val="1"/>
+        </w:rPr>
+        <w:t>问题 4：选项联动约束。</w:t>
+      </w:r>
+      <w:r>
+        <w:rPr>
+          <w:rFonts w:hint="eastAsia" w:ascii="Times New Roman" w:hAnsi="Times New Roman" w:eastAsia="宋体"/>
+        </w:rPr>
+        <w:t>单独使用 --max-email 0 报“requires the option(s) --email”，部分选项存在依赖联动，最终改为仅使用 -cl（版权+许可证）与 --processes 2、--timeout 120。上述问题均为环境/配置类，官方文档均有说明，安装总耗时约 7 分钟。</w:t>
+      </w:r>
+    </w:p>
+    <w:p>
+      <w:pPr>
+        <w:widowControl w:val="1"/>
         <w:spacing w:before="100" w:after="20" w:line="300" w:lineRule="auto"/>
         <w:jc w:val="left"/>
       </w:pPr>
       <w:r>
         <w:rPr>
           <w:rFonts w:hint="eastAsia" w:ascii="仿宋_GB2312" w:hAnsi="宋体" w:eastAsia="仿宋_GB2312" w:cs="仿宋_GB2312"/>
-          <w:b/>
-          <w:bCs/>
+          <w:b w:val="1"/>
+          <w:bCs w:val="1"/>
           <w:sz w:val="24"/>
           <w:szCs w:val="24"/>
         </w:rPr>
-        <w:t xml:space="preserve">三、工具输出的检测报告</w:t>
-      </w:r>
-    </w:p>
-    <w:p>
-      <w:pPr>
-        <w:widowControl/>
+        <w:t>三、工具输出的检测报告</w:t>
+      </w:r>
+    </w:p>
+    <w:p>
+      <w:pPr>
+        <w:widowControl w:val="1"/>
         <w:spacing w:before="60" w:after="20" w:line="300" w:lineRule="auto"/>
         <w:jc w:val="left"/>
       </w:pPr>
       <w:r>
         <w:rPr>
           <w:rFonts w:hint="eastAsia" w:ascii="仿宋_GB2312" w:hAnsi="宋体" w:eastAsia="仿宋_GB2312" w:cs="仿宋_GB2312"/>
-          <w:b/>
-          <w:bCs/>
+          <w:b w:val="1"/>
+          <w:bCs w:val="1"/>
           <w:sz w:val="24"/>
           <w:szCs w:val="24"/>
         </w:rPr>
-        <w:t xml:space="preserve">3.1 扫描命令与过程</w:t>
-      </w:r>
-    </w:p>
-    <w:p>
-      <w:pPr>
-        <w:widowControl/>
+        <w:t>3.1 扫描命令与过程</w:t>
+      </w:r>
+    </w:p>
+    <w:p>
+      <w:pPr>
+        <w:widowControl w:val="1"/>
         <w:spacing w:line="300" w:lineRule="auto"/>
         <w:ind w:firstLine="420" w:firstLineChars="200"/>
         <w:jc w:val="left"/>
@@ -2019,30 +2035,30 @@
       <w:r>
         <w:rPr>
           <w:rFonts w:hint="eastAsia" w:ascii="Times New Roman" w:hAnsi="Times New Roman" w:eastAsia="宋体"/>
-          <w:b/>
-          <w:bCs/>
-        </w:rPr>
-        <w:t xml:space="preserve">175.28 秒</w:t>
-      </w:r>
-      <w:r>
-        <w:rPr>
-          <w:rFonts w:hint="eastAsia" w:ascii="Times New Roman" w:hAnsi="Times New Roman" w:eastAsia="宋体"/>
-        </w:rPr>
-        <w:t xml:space="preserve">（0.84 files/sec），</w:t>
-      </w:r>
-      <w:r>
-        <w:rPr>
-          <w:rFonts w:hint="eastAsia" w:ascii="Times New Roman" w:hAnsi="Times New Roman" w:eastAsia="宋体"/>
-          <w:b/>
-          <w:bCs/>
-        </w:rPr>
-        <w:t xml:space="preserve">0 错误、0 警告</w:t>
-      </w:r>
-      <w:r>
-        <w:rPr>
-          <w:rFonts w:hint="eastAsia" w:ascii="Times New Roman" w:hAnsi="Times New Roman" w:eastAsia="宋体"/>
-        </w:rPr>
-        <w:t xml:space="preserve">（图 1）。</w:t>
+          <w:b w:val="1"/>
+          <w:bCs w:val="1"/>
+        </w:rPr>
+        <w:t>175.28 秒</w:t>
+      </w:r>
+      <w:r>
+        <w:rPr>
+          <w:rFonts w:hint="eastAsia" w:ascii="Times New Roman" w:hAnsi="Times New Roman" w:eastAsia="宋体"/>
+        </w:rPr>
+        <w:t>（0.84 files/sec），</w:t>
+      </w:r>
+      <w:r>
+        <w:rPr>
+          <w:rFonts w:hint="eastAsia" w:ascii="Times New Roman" w:hAnsi="Times New Roman" w:eastAsia="宋体"/>
+          <w:b w:val="1"/>
+          <w:bCs w:val="1"/>
+        </w:rPr>
+        <w:t>0 错误、0 警告</w:t>
+      </w:r>
+      <w:r>
+        <w:rPr>
+          <w:rFonts w:hint="eastAsia" w:ascii="Times New Roman" w:hAnsi="Times New Roman" w:eastAsia="宋体"/>
+        </w:rPr>
+        <w:t>（图 1）。</w:t>
       </w:r>
     </w:p>
     <w:p>
@@ -2052,9 +2068,9 @@
       </w:pPr>
       <w:r>
         <w:drawing>
-          <wp:inline xmlns:a="http://schemas.openxmlformats.org/drawingml/2006/main" xmlns:pic="http://schemas.openxmlformats.org/drawingml/2006/picture">
+          <wp:inline>
             <wp:extent cx="4752000" cy="2251591"/>
-            <wp:docPr id="1" name="Picture 1"/>
+            <wp:docPr id="2" name="Picture 1"/>
             <wp:cNvGraphicFramePr>
               <a:graphicFrameLocks noChangeAspect="1"/>
             </wp:cNvGraphicFramePr>
@@ -2062,11 +2078,11 @@
               <a:graphicData uri="http://schemas.openxmlformats.org/drawingml/2006/picture">
                 <pic:pic>
                   <pic:nvPicPr>
-                    <pic:cNvPr id="0" name="fig_console.png"/>
+                    <pic:cNvPr id="3" name="fig_console.png"/>
                     <pic:cNvPicPr/>
                   </pic:nvPicPr>
                   <pic:blipFill>
-                    <a:blip r:embed="rId7"/>
+                    <a:blip r:embed="rId6"/>
                     <a:stretch>
                       <a:fillRect/>
                     </a:stretch>
@@ -2087,88 +2103,89 @@
     </w:p>
     <w:p>
       <w:pPr>
-        <w:widowControl/>
+        <w:widowControl w:val="1"/>
         <w:spacing w:line="300" w:lineRule="auto"/>
         <w:jc w:val="center"/>
       </w:pPr>
       <w:r>
         <w:rPr>
           <w:rFonts w:hint="eastAsia" w:ascii="Times New Roman" w:hAnsi="Times New Roman" w:eastAsia="宋体"/>
-          <w:b/>
-          <w:bCs/>
+          <w:b w:val="1"/>
+          <w:bCs w:val="1"/>
           <w:sz w:val="18"/>
           <w:szCs w:val="18"/>
         </w:rPr>
-        <w:t xml:space="preserve">图 1  ScanCode 扫描命令与控制台输出摘要</w:t>
-      </w:r>
-    </w:p>
-    <w:p>
-      <w:pPr>
-        <w:widowControl/>
+        <w:t>图 1  ScanCode 扫描命令与控制台输出摘要</w:t>
+      </w:r>
+    </w:p>
+    <w:p>
+      <w:pPr>
+        <w:widowControl w:val="1"/>
         <w:spacing w:before="60" w:after="20" w:line="300" w:lineRule="auto"/>
         <w:jc w:val="left"/>
       </w:pPr>
       <w:r>
         <w:rPr>
           <w:rFonts w:hint="eastAsia" w:ascii="仿宋_GB2312" w:hAnsi="宋体" w:eastAsia="仿宋_GB2312" w:cs="仿宋_GB2312"/>
-          <w:b/>
-          <w:bCs/>
+          <w:b w:val="1"/>
+          <w:bCs w:val="1"/>
           <w:sz w:val="24"/>
           <w:szCs w:val="24"/>
         </w:rPr>
-        <w:t xml:space="preserve">3.2 总体统计</w:t>
-      </w:r>
-    </w:p>
-    <w:p>
-      <w:pPr>
-        <w:widowControl/>
+        <w:t>3.2 总体统计</w:t>
+      </w:r>
+    </w:p>
+    <w:p>
+      <w:pPr>
+        <w:widowControl w:val="1"/>
         <w:spacing w:line="300" w:lineRule="auto"/>
         <w:jc w:val="center"/>
       </w:pPr>
       <w:r>
         <w:rPr>
           <w:rFonts w:hint="eastAsia" w:ascii="Times New Roman" w:hAnsi="Times New Roman" w:eastAsia="宋体"/>
-          <w:b/>
-          <w:bCs/>
+          <w:b w:val="1"/>
+          <w:bCs w:val="1"/>
           <w:sz w:val="18"/>
           <w:szCs w:val="18"/>
         </w:rPr>
-        <w:t xml:space="preserve">表 1  扫描总体统计</w:t>
+        <w:t>表 1  扫描总体统计</w:t>
       </w:r>
     </w:p>
     <w:tbl>
       <w:tblPr>
-        <w:tblW w:type="auto" w:w="0"/>
+        <w:tblW w:w="0" w:type="auto"/>
         <w:jc w:val="center"/>
+        <w:tblBorders>
+          <w:top w:val="single" w:color="auto" w:sz="4"/>
+          <w:left w:val="single" w:color="auto" w:sz="4"/>
+          <w:bottom w:val="single" w:color="auto" w:sz="4"/>
+          <w:right w:val="single" w:color="auto" w:sz="4"/>
+          <w:insideH w:val="single" w:color="auto" w:sz="4"/>
+          <w:insideV w:val="single" w:color="auto" w:sz="4"/>
+        </w:tblBorders>
         <w:tblLayout w:type="fixed"/>
-        <w:tblLook w:firstColumn="1" w:firstRow="1" w:lastColumn="0" w:lastRow="0" w:noHBand="0" w:noVBand="1" w:val="04A0"/>
-        <w:tblBorders>
-          <w:top w:val="single" w:sz="4" w:color="auto"/>
-          <w:left w:val="single" w:sz="4" w:color="auto"/>
-          <w:bottom w:val="single" w:sz="4" w:color="auto"/>
-          <w:right w:val="single" w:sz="4" w:color="auto"/>
-          <w:insideH w:val="single" w:sz="4" w:color="auto"/>
-          <w:insideV w:val="single" w:sz="4" w:color="auto"/>
-        </w:tblBorders>
+        <w:tblLook w:firstRow="1" w:lastRow="0" w:firstColumn="1" w:lastColumn="0" w:noHBand="0" w:noVBand="1" w:val="04A0"/>
       </w:tblPr>
       <w:tblGrid>
         <w:gridCol w:w="4153"/>
         <w:gridCol w:w="4153"/>
       </w:tblGrid>
       <w:tr>
-        <w:tc>
-          <w:tcPr>
-            <w:tcW w:type="dxa" w:w="2268"/>
-          </w:tcPr>
-          <w:p>
-            <w:pPr>
-              <w:spacing w:before="20" w:after="20"/>
-              <w:jc w:val="center"/>
-            </w:pPr>
-            <w:r>
-              <w:rPr>
-                <w:rFonts w:ascii="Times New Roman" w:hAnsi="Times New Roman" w:eastAsia="宋体" w:cs="Times New Roman"/>
-                <w:b/>
+        <w:trPr/>
+        <w:tc>
+          <w:tcPr>
+            <w:tcW w:w="2268" w:type="dxa"/>
+          </w:tcPr>
+          <w:p>
+            <w:pPr>
+              <w:spacing w:before="20" w:after="20"/>
+              <w:jc w:val="center"/>
+            </w:pPr>
+            <w:r>
+              <w:rPr>
+                <w:rFonts w:hint="eastAsia" w:ascii="Times New Roman" w:hAnsi="Times New Roman" w:eastAsia="宋体" w:cs="Times New Roman"/>
+                <w:b w:val="1"/>
                 <w:sz w:val="18"/>
               </w:rPr>
               <w:t>统计指标</w:t>
@@ -2177,17 +2194,17 @@
         </w:tc>
         <w:tc>
           <w:tcPr>
-            <w:tcW w:type="dxa" w:w="5953"/>
-          </w:tcPr>
-          <w:p>
-            <w:pPr>
-              <w:spacing w:before="20" w:after="20"/>
-              <w:jc w:val="center"/>
-            </w:pPr>
-            <w:r>
-              <w:rPr>
-                <w:rFonts w:ascii="Times New Roman" w:hAnsi="Times New Roman" w:eastAsia="宋体" w:cs="Times New Roman"/>
-                <w:b/>
+            <w:tcW w:w="5953" w:type="dxa"/>
+          </w:tcPr>
+          <w:p>
+            <w:pPr>
+              <w:spacing w:before="20" w:after="20"/>
+              <w:jc w:val="center"/>
+            </w:pPr>
+            <w:r>
+              <w:rPr>
+                <w:rFonts w:hint="eastAsia" w:ascii="Times New Roman" w:hAnsi="Times New Roman" w:eastAsia="宋体" w:cs="Times New Roman"/>
+                <w:b w:val="1"/>
                 <w:sz w:val="18"/>
               </w:rPr>
               <w:t>结果</w:t>
@@ -2196,9 +2213,10 @@
         </w:tc>
       </w:tr>
       <w:tr>
-        <w:tc>
-          <w:tcPr>
-            <w:tcW w:type="dxa" w:w="2268"/>
+        <w:trPr/>
+        <w:tc>
+          <w:tcPr>
+            <w:tcW w:w="2268" w:type="dxa"/>
           </w:tcPr>
           <w:p>
             <w:pPr>
@@ -2207,7 +2225,7 @@
             </w:pPr>
             <w:r>
               <w:rPr>
-                <w:rFonts w:ascii="Times New Roman" w:hAnsi="Times New Roman" w:eastAsia="宋体" w:cs="Times New Roman"/>
+                <w:rFonts w:hint="eastAsia" w:ascii="Times New Roman" w:hAnsi="Times New Roman" w:eastAsia="宋体" w:cs="Times New Roman"/>
                 <w:b w:val="0"/>
                 <w:sz w:val="18"/>
               </w:rPr>
@@ -2217,16 +2235,16 @@
         </w:tc>
         <w:tc>
           <w:tcPr>
-            <w:tcW w:type="dxa" w:w="5953"/>
-          </w:tcPr>
-          <w:p>
-            <w:pPr>
-              <w:spacing w:before="20" w:after="20"/>
-              <w:jc w:val="center"/>
-            </w:pPr>
-            <w:r>
-              <w:rPr>
-                <w:rFonts w:ascii="Times New Roman" w:hAnsi="Times New Roman" w:eastAsia="宋体" w:cs="Times New Roman"/>
+            <w:tcW w:w="5953" w:type="dxa"/>
+          </w:tcPr>
+          <w:p>
+            <w:pPr>
+              <w:spacing w:before="20" w:after="20"/>
+              <w:jc w:val="center"/>
+            </w:pPr>
+            <w:r>
+              <w:rPr>
+                <w:rFonts w:hint="eastAsia" w:ascii="Times New Roman" w:hAnsi="Times New Roman" w:eastAsia="宋体" w:cs="Times New Roman"/>
                 <w:b w:val="0"/>
                 <w:sz w:val="18"/>
               </w:rPr>
@@ -2236,9 +2254,10 @@
         </w:tc>
       </w:tr>
       <w:tr>
-        <w:tc>
-          <w:tcPr>
-            <w:tcW w:type="dxa" w:w="2268"/>
+        <w:trPr/>
+        <w:tc>
+          <w:tcPr>
+            <w:tcW w:w="2268" w:type="dxa"/>
           </w:tcPr>
           <w:p>
             <w:pPr>
@@ -2247,7 +2266,7 @@
             </w:pPr>
             <w:r>
               <w:rPr>
-                <w:rFonts w:ascii="Times New Roman" w:hAnsi="Times New Roman" w:eastAsia="宋体" w:cs="Times New Roman"/>
+                <w:rFonts w:hint="eastAsia" w:ascii="Times New Roman" w:hAnsi="Times New Roman" w:eastAsia="宋体" w:cs="Times New Roman"/>
                 <w:b w:val="0"/>
                 <w:sz w:val="18"/>
               </w:rPr>
@@ -2257,16 +2276,16 @@
         </w:tc>
         <w:tc>
           <w:tcPr>
-            <w:tcW w:type="dxa" w:w="5953"/>
-          </w:tcPr>
-          <w:p>
-            <w:pPr>
-              <w:spacing w:before="20" w:after="20"/>
-              <w:jc w:val="center"/>
-            </w:pPr>
-            <w:r>
-              <w:rPr>
-                <w:rFonts w:ascii="Times New Roman" w:hAnsi="Times New Roman" w:eastAsia="宋体" w:cs="Times New Roman"/>
+            <w:tcW w:w="5953" w:type="dxa"/>
+          </w:tcPr>
+          <w:p>
+            <w:pPr>
+              <w:spacing w:before="20" w:after="20"/>
+              <w:jc w:val="center"/>
+            </w:pPr>
+            <w:r>
+              <w:rPr>
+                <w:rFonts w:hint="eastAsia" w:ascii="Times New Roman" w:hAnsi="Times New Roman" w:eastAsia="宋体" w:cs="Times New Roman"/>
                 <w:b w:val="0"/>
                 <w:sz w:val="18"/>
               </w:rPr>
@@ -2276,9 +2295,10 @@
         </w:tc>
       </w:tr>
       <w:tr>
-        <w:tc>
-          <w:tcPr>
-            <w:tcW w:type="dxa" w:w="2268"/>
+        <w:trPr/>
+        <w:tc>
+          <w:tcPr>
+            <w:tcW w:w="2268" w:type="dxa"/>
           </w:tcPr>
           <w:p>
             <w:pPr>
@@ -2287,7 +2307,7 @@
             </w:pPr>
             <w:r>
               <w:rPr>
-                <w:rFonts w:ascii="Times New Roman" w:hAnsi="Times New Roman" w:eastAsia="宋体" w:cs="Times New Roman"/>
+                <w:rFonts w:hint="eastAsia" w:ascii="Times New Roman" w:hAnsi="Times New Roman" w:eastAsia="宋体" w:cs="Times New Roman"/>
                 <w:b w:val="0"/>
                 <w:sz w:val="18"/>
               </w:rPr>
@@ -2297,16 +2317,16 @@
         </w:tc>
         <w:tc>
           <w:tcPr>
-            <w:tcW w:type="dxa" w:w="5953"/>
-          </w:tcPr>
-          <w:p>
-            <w:pPr>
-              <w:spacing w:before="20" w:after="20"/>
-              <w:jc w:val="center"/>
-            </w:pPr>
-            <w:r>
-              <w:rPr>
-                <w:rFonts w:ascii="Times New Roman" w:hAnsi="Times New Roman" w:eastAsia="宋体" w:cs="Times New Roman"/>
+            <w:tcW w:w="5953" w:type="dxa"/>
+          </w:tcPr>
+          <w:p>
+            <w:pPr>
+              <w:spacing w:before="20" w:after="20"/>
+              <w:jc w:val="center"/>
+            </w:pPr>
+            <w:r>
+              <w:rPr>
+                <w:rFonts w:hint="eastAsia" w:ascii="Times New Roman" w:hAnsi="Times New Roman" w:eastAsia="宋体" w:cs="Times New Roman"/>
                 <w:b w:val="0"/>
                 <w:sz w:val="18"/>
               </w:rPr>
@@ -2316,9 +2336,10 @@
         </w:tc>
       </w:tr>
       <w:tr>
-        <w:tc>
-          <w:tcPr>
-            <w:tcW w:type="dxa" w:w="2268"/>
+        <w:trPr/>
+        <w:tc>
+          <w:tcPr>
+            <w:tcW w:w="2268" w:type="dxa"/>
           </w:tcPr>
           <w:p>
             <w:pPr>
@@ -2327,7 +2348,7 @@
             </w:pPr>
             <w:r>
               <w:rPr>
-                <w:rFonts w:ascii="Times New Roman" w:hAnsi="Times New Roman" w:eastAsia="宋体" w:cs="Times New Roman"/>
+                <w:rFonts w:hint="eastAsia" w:ascii="Times New Roman" w:hAnsi="Times New Roman" w:eastAsia="宋体" w:cs="Times New Roman"/>
                 <w:b w:val="0"/>
                 <w:sz w:val="18"/>
               </w:rPr>
@@ -2337,16 +2358,16 @@
         </w:tc>
         <w:tc>
           <w:tcPr>
-            <w:tcW w:type="dxa" w:w="5953"/>
-          </w:tcPr>
-          <w:p>
-            <w:pPr>
-              <w:spacing w:before="20" w:after="20"/>
-              <w:jc w:val="center"/>
-            </w:pPr>
-            <w:r>
-              <w:rPr>
-                <w:rFonts w:ascii="Times New Roman" w:hAnsi="Times New Roman" w:eastAsia="宋体" w:cs="Times New Roman"/>
+            <w:tcW w:w="5953" w:type="dxa"/>
+          </w:tcPr>
+          <w:p>
+            <w:pPr>
+              <w:spacing w:before="20" w:after="20"/>
+              <w:jc w:val="center"/>
+            </w:pPr>
+            <w:r>
+              <w:rPr>
+                <w:rFonts w:hint="eastAsia" w:ascii="Times New Roman" w:hAnsi="Times New Roman" w:eastAsia="宋体" w:cs="Times New Roman"/>
                 <w:b w:val="0"/>
                 <w:sz w:val="18"/>
               </w:rPr>
@@ -2356,9 +2377,10 @@
         </w:tc>
       </w:tr>
       <w:tr>
-        <w:tc>
-          <w:tcPr>
-            <w:tcW w:type="dxa" w:w="2268"/>
+        <w:trPr/>
+        <w:tc>
+          <w:tcPr>
+            <w:tcW w:w="2268" w:type="dxa"/>
           </w:tcPr>
           <w:p>
             <w:pPr>
@@ -2367,7 +2389,7 @@
             </w:pPr>
             <w:r>
               <w:rPr>
-                <w:rFonts w:ascii="Times New Roman" w:hAnsi="Times New Roman" w:eastAsia="宋体" w:cs="Times New Roman"/>
+                <w:rFonts w:hint="eastAsia" w:ascii="Times New Roman" w:hAnsi="Times New Roman" w:eastAsia="宋体" w:cs="Times New Roman"/>
                 <w:b w:val="0"/>
                 <w:sz w:val="18"/>
               </w:rPr>
@@ -2377,16 +2399,16 @@
         </w:tc>
         <w:tc>
           <w:tcPr>
-            <w:tcW w:type="dxa" w:w="5953"/>
-          </w:tcPr>
-          <w:p>
-            <w:pPr>
-              <w:spacing w:before="20" w:after="20"/>
-              <w:jc w:val="center"/>
-            </w:pPr>
-            <w:r>
-              <w:rPr>
-                <w:rFonts w:ascii="Times New Roman" w:hAnsi="Times New Roman" w:eastAsia="宋体" w:cs="Times New Roman"/>
+            <w:tcW w:w="5953" w:type="dxa"/>
+          </w:tcPr>
+          <w:p>
+            <w:pPr>
+              <w:spacing w:before="20" w:after="20"/>
+              <w:jc w:val="center"/>
+            </w:pPr>
+            <w:r>
+              <w:rPr>
+                <w:rFonts w:hint="eastAsia" w:ascii="Times New Roman" w:hAnsi="Times New Roman" w:eastAsia="宋体" w:cs="Times New Roman"/>
                 <w:b w:val="0"/>
                 <w:sz w:val="18"/>
               </w:rPr>
@@ -2396,9 +2418,10 @@
         </w:tc>
       </w:tr>
       <w:tr>
-        <w:tc>
-          <w:tcPr>
-            <w:tcW w:type="dxa" w:w="2268"/>
+        <w:trPr/>
+        <w:tc>
+          <w:tcPr>
+            <w:tcW w:w="2268" w:type="dxa"/>
           </w:tcPr>
           <w:p>
             <w:pPr>
@@ -2407,7 +2430,7 @@
             </w:pPr>
             <w:r>
               <w:rPr>
-                <w:rFonts w:ascii="Times New Roman" w:hAnsi="Times New Roman" w:eastAsia="宋体" w:cs="Times New Roman"/>
+                <w:rFonts w:hint="eastAsia" w:ascii="Times New Roman" w:hAnsi="Times New Roman" w:eastAsia="宋体" w:cs="Times New Roman"/>
                 <w:b w:val="0"/>
                 <w:sz w:val="18"/>
               </w:rPr>
@@ -2417,7 +2440,7 @@
         </w:tc>
         <w:tc>
           <w:tcPr>
-            <w:tcW w:type="dxa" w:w="5953"/>
+            <w:tcW w:w="5953" w:type="dxa"/>
           </w:tcPr>
           <w:p>
             <w:pPr>
@@ -2443,52 +2466,52 @@
     </w:p>
     <w:p>
       <w:pPr>
-        <w:widowControl/>
+        <w:widowControl w:val="1"/>
         <w:spacing w:before="60" w:after="20" w:line="300" w:lineRule="auto"/>
         <w:jc w:val="left"/>
       </w:pPr>
       <w:r>
         <w:rPr>
           <w:rFonts w:hint="eastAsia" w:ascii="仿宋_GB2312" w:hAnsi="宋体" w:eastAsia="仿宋_GB2312" w:cs="仿宋_GB2312"/>
-          <w:b/>
-          <w:bCs/>
+          <w:b w:val="1"/>
+          <w:bCs w:val="1"/>
           <w:sz w:val="24"/>
           <w:szCs w:val="24"/>
         </w:rPr>
-        <w:t xml:space="preserve">3.3 许可证分布</w:t>
-      </w:r>
-    </w:p>
-    <w:p>
-      <w:pPr>
-        <w:widowControl/>
+        <w:t>3.3 许可证分布</w:t>
+      </w:r>
+    </w:p>
+    <w:p>
+      <w:pPr>
+        <w:widowControl w:val="1"/>
         <w:spacing w:line="300" w:lineRule="auto"/>
         <w:jc w:val="center"/>
       </w:pPr>
       <w:r>
         <w:rPr>
           <w:rFonts w:hint="eastAsia" w:ascii="Times New Roman" w:hAnsi="Times New Roman" w:eastAsia="宋体"/>
-          <w:b/>
-          <w:bCs/>
+          <w:b w:val="1"/>
+          <w:bCs w:val="1"/>
           <w:sz w:val="18"/>
           <w:szCs w:val="18"/>
         </w:rPr>
-        <w:t xml:space="preserve">表 2  许可证检出分布</w:t>
+        <w:t>表 2  许可证检出分布</w:t>
       </w:r>
     </w:p>
     <w:tbl>
       <w:tblPr>
-        <w:tblW w:type="auto" w:w="0"/>
+        <w:tblW w:w="0" w:type="auto"/>
         <w:jc w:val="center"/>
+        <w:tblBorders>
+          <w:top w:val="single" w:color="auto" w:sz="4"/>
+          <w:left w:val="single" w:color="auto" w:sz="4"/>
+          <w:bottom w:val="single" w:color="auto" w:sz="4"/>
+          <w:right w:val="single" w:color="auto" w:sz="4"/>
+          <w:insideH w:val="single" w:color="auto" w:sz="4"/>
+          <w:insideV w:val="single" w:color="auto" w:sz="4"/>
+        </w:tblBorders>
         <w:tblLayout w:type="fixed"/>
-        <w:tblLook w:firstColumn="1" w:firstRow="1" w:lastColumn="0" w:lastRow="0" w:noHBand="0" w:noVBand="1" w:val="04A0"/>
-        <w:tblBorders>
-          <w:top w:val="single" w:sz="4" w:color="auto"/>
-          <w:left w:val="single" w:sz="4" w:color="auto"/>
-          <w:bottom w:val="single" w:sz="4" w:color="auto"/>
-          <w:right w:val="single" w:sz="4" w:color="auto"/>
-          <w:insideH w:val="single" w:sz="4" w:color="auto"/>
-          <w:insideV w:val="single" w:sz="4" w:color="auto"/>
-        </w:tblBorders>
+        <w:tblLook w:firstRow="1" w:lastRow="0" w:firstColumn="1" w:lastColumn="0" w:noHBand="0" w:noVBand="1" w:val="04A0"/>
       </w:tblPr>
       <w:tblGrid>
         <w:gridCol w:w="2076"/>
@@ -2497,19 +2520,20 @@
         <w:gridCol w:w="2076"/>
       </w:tblGrid>
       <w:tr>
-        <w:tc>
-          <w:tcPr>
-            <w:tcW w:type="dxa" w:w="3742"/>
-          </w:tcPr>
-          <w:p>
-            <w:pPr>
-              <w:spacing w:before="20" w:after="20"/>
-              <w:jc w:val="center"/>
-            </w:pPr>
-            <w:r>
-              <w:rPr>
-                <w:rFonts w:ascii="Times New Roman" w:hAnsi="Times New Roman" w:eastAsia="宋体" w:cs="Times New Roman"/>
-                <w:b/>
+        <w:trPr/>
+        <w:tc>
+          <w:tcPr>
+            <w:tcW w:w="3742" w:type="dxa"/>
+          </w:tcPr>
+          <w:p>
+            <w:pPr>
+              <w:spacing w:before="20" w:after="20"/>
+              <w:jc w:val="center"/>
+            </w:pPr>
+            <w:r>
+              <w:rPr>
+                <w:rFonts w:hint="eastAsia" w:ascii="Times New Roman" w:hAnsi="Times New Roman" w:eastAsia="宋体" w:cs="Times New Roman"/>
+                <w:b w:val="1"/>
                 <w:sz w:val="18"/>
               </w:rPr>
               <w:t>检出许可证表达式（SPDX）</w:t>
@@ -2518,17 +2542,17 @@
         </w:tc>
         <w:tc>
           <w:tcPr>
-            <w:tcW w:type="dxa" w:w="907"/>
-          </w:tcPr>
-          <w:p>
-            <w:pPr>
-              <w:spacing w:before="20" w:after="20"/>
-              <w:jc w:val="center"/>
-            </w:pPr>
-            <w:r>
-              <w:rPr>
-                <w:rFonts w:ascii="Times New Roman" w:hAnsi="Times New Roman" w:eastAsia="宋体" w:cs="Times New Roman"/>
-                <w:b/>
+            <w:tcW w:w="907" w:type="dxa"/>
+          </w:tcPr>
+          <w:p>
+            <w:pPr>
+              <w:spacing w:before="20" w:after="20"/>
+              <w:jc w:val="center"/>
+            </w:pPr>
+            <w:r>
+              <w:rPr>
+                <w:rFonts w:hint="eastAsia" w:ascii="Times New Roman" w:hAnsi="Times New Roman" w:eastAsia="宋体" w:cs="Times New Roman"/>
+                <w:b w:val="1"/>
                 <w:sz w:val="18"/>
               </w:rPr>
               <w:t>文件数</w:t>
@@ -2537,17 +2561,17 @@
         </w:tc>
         <w:tc>
           <w:tcPr>
-            <w:tcW w:type="dxa" w:w="907"/>
-          </w:tcPr>
-          <w:p>
-            <w:pPr>
-              <w:spacing w:before="20" w:after="20"/>
-              <w:jc w:val="center"/>
-            </w:pPr>
-            <w:r>
-              <w:rPr>
-                <w:rFonts w:ascii="Times New Roman" w:hAnsi="Times New Roman" w:eastAsia="宋体" w:cs="Times New Roman"/>
-                <w:b/>
+            <w:tcW w:w="907" w:type="dxa"/>
+          </w:tcPr>
+          <w:p>
+            <w:pPr>
+              <w:spacing w:before="20" w:after="20"/>
+              <w:jc w:val="center"/>
+            </w:pPr>
+            <w:r>
+              <w:rPr>
+                <w:rFonts w:hint="eastAsia" w:ascii="Times New Roman" w:hAnsi="Times New Roman" w:eastAsia="宋体" w:cs="Times New Roman"/>
+                <w:b w:val="1"/>
                 <w:sz w:val="18"/>
               </w:rPr>
               <w:t>占比</w:t>
@@ -2556,17 +2580,17 @@
         </w:tc>
         <w:tc>
           <w:tcPr>
-            <w:tcW w:type="dxa" w:w="2665"/>
-          </w:tcPr>
-          <w:p>
-            <w:pPr>
-              <w:spacing w:before="20" w:after="20"/>
-              <w:jc w:val="center"/>
-            </w:pPr>
-            <w:r>
-              <w:rPr>
-                <w:rFonts w:ascii="Times New Roman" w:hAnsi="Times New Roman" w:eastAsia="宋体" w:cs="Times New Roman"/>
-                <w:b/>
+            <w:tcW w:w="2665" w:type="dxa"/>
+          </w:tcPr>
+          <w:p>
+            <w:pPr>
+              <w:spacing w:before="20" w:after="20"/>
+              <w:jc w:val="center"/>
+            </w:pPr>
+            <w:r>
+              <w:rPr>
+                <w:rFonts w:hint="eastAsia" w:ascii="Times New Roman" w:hAnsi="Times New Roman" w:eastAsia="宋体" w:cs="Times New Roman"/>
+                <w:b w:val="1"/>
                 <w:sz w:val="18"/>
               </w:rPr>
               <w:t>说明</w:t>
@@ -2575,9 +2599,10 @@
         </w:tc>
       </w:tr>
       <w:tr>
-        <w:tc>
-          <w:tcPr>
-            <w:tcW w:type="dxa" w:w="3742"/>
+        <w:trPr/>
+        <w:tc>
+          <w:tcPr>
+            <w:tcW w:w="3742" w:type="dxa"/>
           </w:tcPr>
           <w:p>
             <w:pPr>
@@ -2596,7 +2621,7 @@
         </w:tc>
         <w:tc>
           <w:tcPr>
-            <w:tcW w:type="dxa" w:w="907"/>
+            <w:tcW w:w="907" w:type="dxa"/>
           </w:tcPr>
           <w:p>
             <w:pPr>
@@ -2615,7 +2640,7 @@
         </w:tc>
         <w:tc>
           <w:tcPr>
-            <w:tcW w:type="dxa" w:w="907"/>
+            <w:tcW w:w="907" w:type="dxa"/>
           </w:tcPr>
           <w:p>
             <w:pPr>
@@ -2634,16 +2659,16 @@
         </w:tc>
         <w:tc>
           <w:tcPr>
-            <w:tcW w:type="dxa" w:w="2665"/>
-          </w:tcPr>
-          <w:p>
-            <w:pPr>
-              <w:spacing w:before="20" w:after="20"/>
-              <w:jc w:val="center"/>
-            </w:pPr>
-            <w:r>
-              <w:rPr>
-                <w:rFonts w:ascii="Times New Roman" w:hAnsi="Times New Roman" w:eastAsia="宋体" w:cs="Times New Roman"/>
+            <w:tcW w:w="2665" w:type="dxa"/>
+          </w:tcPr>
+          <w:p>
+            <w:pPr>
+              <w:spacing w:before="20" w:after="20"/>
+              <w:jc w:val="center"/>
+            </w:pPr>
+            <w:r>
+              <w:rPr>
+                <w:rFonts w:hint="eastAsia" w:ascii="Times New Roman" w:hAnsi="Times New Roman" w:eastAsia="宋体" w:cs="Times New Roman"/>
                 <w:b w:val="0"/>
                 <w:sz w:val="18"/>
               </w:rPr>
@@ -2653,9 +2678,10 @@
         </w:tc>
       </w:tr>
       <w:tr>
-        <w:tc>
-          <w:tcPr>
-            <w:tcW w:type="dxa" w:w="3742"/>
+        <w:trPr/>
+        <w:tc>
+          <w:tcPr>
+            <w:tcW w:w="3742" w:type="dxa"/>
           </w:tcPr>
           <w:p>
             <w:pPr>
@@ -2674,7 +2700,7 @@
         </w:tc>
         <w:tc>
           <w:tcPr>
-            <w:tcW w:type="dxa" w:w="907"/>
+            <w:tcW w:w="907" w:type="dxa"/>
           </w:tcPr>
           <w:p>
             <w:pPr>
@@ -2693,7 +2719,7 @@
         </w:tc>
         <w:tc>
           <w:tcPr>
-            <w:tcW w:type="dxa" w:w="907"/>
+            <w:tcW w:w="907" w:type="dxa"/>
           </w:tcPr>
           <w:p>
             <w:pPr>
@@ -2712,16 +2738,16 @@
         </w:tc>
         <w:tc>
           <w:tcPr>
-            <w:tcW w:type="dxa" w:w="2665"/>
-          </w:tcPr>
-          <w:p>
-            <w:pPr>
-              <w:spacing w:before="20" w:after="20"/>
-              <w:jc w:val="center"/>
-            </w:pPr>
-            <w:r>
-              <w:rPr>
-                <w:rFonts w:ascii="Times New Roman" w:hAnsi="Times New Roman" w:eastAsia="宋体" w:cs="Times New Roman"/>
+            <w:tcW w:w="2665" w:type="dxa"/>
+          </w:tcPr>
+          <w:p>
+            <w:pPr>
+              <w:spacing w:before="20" w:after="20"/>
+              <w:jc w:val="center"/>
+            </w:pPr>
+            <w:r>
+              <w:rPr>
+                <w:rFonts w:hint="eastAsia" w:ascii="Times New Roman" w:hAnsi="Times New Roman" w:eastAsia="宋体" w:cs="Times New Roman"/>
                 <w:b w:val="0"/>
                 <w:sz w:val="18"/>
               </w:rPr>
@@ -2731,9 +2757,10 @@
         </w:tc>
       </w:tr>
       <w:tr>
-        <w:tc>
-          <w:tcPr>
-            <w:tcW w:type="dxa" w:w="3742"/>
+        <w:trPr/>
+        <w:tc>
+          <w:tcPr>
+            <w:tcW w:w="3742" w:type="dxa"/>
           </w:tcPr>
           <w:p>
             <w:pPr>
@@ -2742,17 +2769,36 @@
             </w:pPr>
             <w:r>
               <w:rPr>
+                <w:rFonts w:hint="eastAsia" w:ascii="Times New Roman" w:hAnsi="Times New Roman" w:eastAsia="宋体" w:cs="Times New Roman"/>
+                <w:b w:val="0"/>
+                <w:sz w:val="18"/>
+              </w:rPr>
+              <w:t>（未检出）</w:t>
+            </w:r>
+          </w:p>
+        </w:tc>
+        <w:tc>
+          <w:tcPr>
+            <w:tcW w:w="907" w:type="dxa"/>
+          </w:tcPr>
+          <w:p>
+            <w:pPr>
+              <w:spacing w:before="20" w:after="20"/>
+              <w:jc w:val="center"/>
+            </w:pPr>
+            <w:r>
+              <w:rPr>
                 <w:rFonts w:ascii="Times New Roman" w:hAnsi="Times New Roman" w:eastAsia="宋体" w:cs="Times New Roman"/>
                 <w:b w:val="0"/>
                 <w:sz w:val="18"/>
               </w:rPr>
-              <w:t>（未检出）</w:t>
-            </w:r>
-          </w:p>
-        </w:tc>
-        <w:tc>
-          <w:tcPr>
-            <w:tcW w:type="dxa" w:w="907"/>
+              <w:t>9</w:t>
+            </w:r>
+          </w:p>
+        </w:tc>
+        <w:tc>
+          <w:tcPr>
+            <w:tcW w:w="907" w:type="dxa"/>
           </w:tcPr>
           <w:p>
             <w:pPr>
@@ -2765,41 +2811,22 @@
                 <w:b w:val="0"/>
                 <w:sz w:val="18"/>
               </w:rPr>
-              <w:t>9</w:t>
-            </w:r>
-          </w:p>
-        </w:tc>
-        <w:tc>
-          <w:tcPr>
-            <w:tcW w:type="dxa" w:w="907"/>
-          </w:tcPr>
-          <w:p>
-            <w:pPr>
-              <w:spacing w:before="20" w:after="20"/>
-              <w:jc w:val="center"/>
-            </w:pPr>
-            <w:r>
-              <w:rPr>
-                <w:rFonts w:ascii="Times New Roman" w:hAnsi="Times New Roman" w:eastAsia="宋体" w:cs="Times New Roman"/>
-                <w:b w:val="0"/>
-                <w:sz w:val="18"/>
-              </w:rPr>
               <w:t>6.4%</w:t>
             </w:r>
           </w:p>
         </w:tc>
         <w:tc>
           <w:tcPr>
-            <w:tcW w:type="dxa" w:w="2665"/>
-          </w:tcPr>
-          <w:p>
-            <w:pPr>
-              <w:spacing w:before="20" w:after="20"/>
-              <w:jc w:val="center"/>
-            </w:pPr>
-            <w:r>
-              <w:rPr>
-                <w:rFonts w:ascii="Times New Roman" w:hAnsi="Times New Roman" w:eastAsia="宋体" w:cs="Times New Roman"/>
+            <w:tcW w:w="2665" w:type="dxa"/>
+          </w:tcPr>
+          <w:p>
+            <w:pPr>
+              <w:spacing w:before="20" w:after="20"/>
+              <w:jc w:val="center"/>
+            </w:pPr>
+            <w:r>
+              <w:rPr>
+                <w:rFonts w:hint="eastAsia" w:ascii="Times New Roman" w:hAnsi="Times New Roman" w:eastAsia="宋体" w:cs="Times New Roman"/>
                 <w:b w:val="0"/>
                 <w:sz w:val="18"/>
               </w:rPr>
@@ -2816,24 +2843,24 @@
     </w:p>
     <w:p>
       <w:pPr>
-        <w:widowControl/>
+        <w:widowControl w:val="1"/>
         <w:spacing w:before="60" w:after="20" w:line="300" w:lineRule="auto"/>
         <w:jc w:val="left"/>
       </w:pPr>
       <w:r>
         <w:rPr>
           <w:rFonts w:hint="eastAsia" w:ascii="仿宋_GB2312" w:hAnsi="宋体" w:eastAsia="仿宋_GB2312" w:cs="仿宋_GB2312"/>
-          <w:b/>
-          <w:bCs/>
+          <w:b w:val="1"/>
+          <w:bCs w:val="1"/>
           <w:sz w:val="24"/>
           <w:szCs w:val="24"/>
         </w:rPr>
-        <w:t xml:space="preserve">3.4 HTML 报告节选</w:t>
-      </w:r>
-    </w:p>
-    <w:p>
-      <w:pPr>
-        <w:widowControl/>
+        <w:t>3.4 HTML 报告节选</w:t>
+      </w:r>
+    </w:p>
+    <w:p>
+      <w:pPr>
+        <w:widowControl w:val="1"/>
         <w:spacing w:line="300" w:lineRule="auto"/>
         <w:ind w:firstLine="420" w:firstLineChars="200"/>
         <w:jc w:val="left"/>
@@ -2842,7 +2869,7 @@
         <w:rPr>
           <w:rFonts w:hint="eastAsia" w:ascii="Times New Roman" w:hAnsi="Times New Roman" w:eastAsia="宋体"/>
         </w:rPr>
-        <w:t xml:space="preserve">HTML 报告（scancode-report.html）按文件列出许可证/版权检出明细，节选见图 2，其中 NOTICE.txt 的版权行与 README.md 的异常表达式清晰可见。</w:t>
+        <w:t>HTML 报告（scancode-report.html）按文件列出许可证/版权检出明细，节选见图 2，其中 NOTICE.txt 的版权行与 README.md 的异常表达式清晰可见。</w:t>
       </w:r>
     </w:p>
     <w:p>
@@ -2852,9 +2879,9 @@
       </w:pPr>
       <w:r>
         <w:drawing>
-          <wp:inline xmlns:a="http://schemas.openxmlformats.org/drawingml/2006/main" xmlns:pic="http://schemas.openxmlformats.org/drawingml/2006/picture">
+          <wp:inline>
             <wp:extent cx="4752000" cy="1951714"/>
-            <wp:docPr id="2" name="Picture 2"/>
+            <wp:docPr id="5" name="Picture 2"/>
             <wp:cNvGraphicFramePr>
               <a:graphicFrameLocks noChangeAspect="1"/>
             </wp:cNvGraphicFramePr>
@@ -2862,11 +2889,11 @@
               <a:graphicData uri="http://schemas.openxmlformats.org/drawingml/2006/picture">
                 <pic:pic>
                   <pic:nvPicPr>
-                    <pic:cNvPr id="0" name="fig_html_report.png"/>
+                    <pic:cNvPr id="6" name="fig_html_report.png"/>
                     <pic:cNvPicPr/>
                   </pic:nvPicPr>
                   <pic:blipFill>
-                    <a:blip r:embed="rId8"/>
+                    <a:blip r:embed="rId7"/>
                     <a:stretch>
                       <a:fillRect/>
                     </a:stretch>
@@ -2887,58 +2914,58 @@
     </w:p>
     <w:p>
       <w:pPr>
-        <w:widowControl/>
+        <w:widowControl w:val="1"/>
         <w:spacing w:line="300" w:lineRule="auto"/>
         <w:jc w:val="center"/>
       </w:pPr>
       <w:r>
         <w:rPr>
           <w:rFonts w:hint="eastAsia" w:ascii="Times New Roman" w:hAnsi="Times New Roman" w:eastAsia="宋体"/>
-          <w:b/>
-          <w:bCs/>
+          <w:b w:val="1"/>
+          <w:bCs w:val="1"/>
           <w:sz w:val="18"/>
           <w:szCs w:val="18"/>
         </w:rPr>
-        <w:t xml:space="preserve">图 2  ScanCode HTML 检测报告节选（前 28 行）</w:t>
-      </w:r>
-    </w:p>
-    <w:p>
-      <w:pPr>
-        <w:widowControl/>
+        <w:t>图 2  ScanCode HTML 检测报告节选（前 28 行）</w:t>
+      </w:r>
+    </w:p>
+    <w:p>
+      <w:pPr>
+        <w:widowControl w:val="1"/>
         <w:spacing w:before="100" w:after="20" w:line="300" w:lineRule="auto"/>
         <w:jc w:val="left"/>
       </w:pPr>
       <w:r>
         <w:rPr>
           <w:rFonts w:hint="eastAsia" w:ascii="仿宋_GB2312" w:hAnsi="宋体" w:eastAsia="仿宋_GB2312" w:cs="仿宋_GB2312"/>
-          <w:b/>
-          <w:bCs/>
+          <w:b w:val="1"/>
+          <w:bCs w:val="1"/>
           <w:sz w:val="24"/>
           <w:szCs w:val="24"/>
         </w:rPr>
-        <w:t xml:space="preserve">四、检测结果详细分析</w:t>
-      </w:r>
-    </w:p>
-    <w:p>
-      <w:pPr>
-        <w:widowControl/>
+        <w:t>四、检测结果详细分析</w:t>
+      </w:r>
+    </w:p>
+    <w:p>
+      <w:pPr>
+        <w:widowControl w:val="1"/>
         <w:spacing w:before="60" w:after="20" w:line="300" w:lineRule="auto"/>
         <w:jc w:val="left"/>
       </w:pPr>
       <w:r>
         <w:rPr>
           <w:rFonts w:hint="eastAsia" w:ascii="仿宋_GB2312" w:hAnsi="宋体" w:eastAsia="仿宋_GB2312" w:cs="仿宋_GB2312"/>
-          <w:b/>
-          <w:bCs/>
+          <w:b w:val="1"/>
+          <w:bCs w:val="1"/>
           <w:sz w:val="24"/>
           <w:szCs w:val="24"/>
         </w:rPr>
-        <w:t xml:space="preserve">4.1 检出一致性核对</w:t>
-      </w:r>
-    </w:p>
-    <w:p>
-      <w:pPr>
-        <w:widowControl/>
+        <w:t>4.1 检出一致性核对</w:t>
+      </w:r>
+    </w:p>
+    <w:p>
+      <w:pPr>
+        <w:widowControl w:val="1"/>
         <w:spacing w:line="300" w:lineRule="auto"/>
         <w:ind w:firstLine="420" w:firstLineChars="200"/>
         <w:jc w:val="left"/>
@@ -2947,43 +2974,43 @@
         <w:rPr>
           <w:rFonts w:hint="eastAsia" w:ascii="Times New Roman" w:hAnsi="Times New Roman" w:eastAsia="宋体"/>
         </w:rPr>
-        <w:t xml:space="preserve">87 个 Java 文件全部检出 apache-2.0，主导规则为 apache-2.0_663.RULE（即 ASF 标准短许可证头），得分 100；与 grep 基线（87/87 含 ASF 头）</w:t>
-      </w:r>
-      <w:r>
-        <w:rPr>
-          <w:rFonts w:hint="eastAsia" w:ascii="Times New Roman" w:hAnsi="Times New Roman" w:eastAsia="宋体"/>
-          <w:b/>
-          <w:bCs/>
-        </w:rPr>
-        <w:t xml:space="preserve">完全一致</w:t>
-      </w:r>
-      <w:r>
-        <w:rPr>
-          <w:rFonts w:hint="eastAsia" w:ascii="Times New Roman" w:hAnsi="Times New Roman" w:eastAsia="宋体"/>
-        </w:rPr>
-        <w:t xml:space="preserve">，代码文件检出率 100%。LICENSE.txt（许可证全文，文本占比 100%）、.htaccess、19 个 XML 与 5 个 YML 等也全部正确识别，说明工具对“标准头 + 全文 + 变体”三类形态均有覆盖。</w:t>
-      </w:r>
-    </w:p>
-    <w:p>
-      <w:pPr>
-        <w:widowControl/>
+        <w:t>87 个 Java 文件全部检出 apache-2.0，主导规则为 apache-2.0_663.RULE（即 ASF 标准短许可证头），得分 100；与 grep 基线（87/87 含 ASF 头）</w:t>
+      </w:r>
+      <w:r>
+        <w:rPr>
+          <w:rFonts w:hint="eastAsia" w:ascii="Times New Roman" w:hAnsi="Times New Roman" w:eastAsia="宋体"/>
+          <w:b w:val="1"/>
+          <w:bCs w:val="1"/>
+        </w:rPr>
+        <w:t>完全一致</w:t>
+      </w:r>
+      <w:r>
+        <w:rPr>
+          <w:rFonts w:hint="eastAsia" w:ascii="Times New Roman" w:hAnsi="Times New Roman" w:eastAsia="宋体"/>
+        </w:rPr>
+        <w:t>，代码文件检出率 100%。LICENSE.txt（许可证全文，文本占比 100%）、.htaccess、19 个 XML 与 5 个 YML 等也全部正确识别，说明工具对“标准头 + 全文 + 变体”三类形态均有覆盖。</w:t>
+      </w:r>
+    </w:p>
+    <w:p>
+      <w:pPr>
+        <w:widowControl w:val="1"/>
         <w:spacing w:before="60" w:after="20" w:line="300" w:lineRule="auto"/>
         <w:jc w:val="left"/>
       </w:pPr>
       <w:r>
         <w:rPr>
           <w:rFonts w:hint="eastAsia" w:ascii="仿宋_GB2312" w:hAnsi="宋体" w:eastAsia="仿宋_GB2312" w:cs="仿宋_GB2312"/>
-          <w:b/>
-          <w:bCs/>
+          <w:b w:val="1"/>
+          <w:bCs w:val="1"/>
           <w:sz w:val="24"/>
           <w:szCs w:val="24"/>
         </w:rPr>
-        <w:t xml:space="preserve">4.2 误报分析</w:t>
-      </w:r>
-    </w:p>
-    <w:p>
-      <w:pPr>
-        <w:widowControl/>
+        <w:t>4.2 误报分析</w:t>
+      </w:r>
+    </w:p>
+    <w:p>
+      <w:pPr>
+        <w:widowControl w:val="1"/>
         <w:spacing w:line="300" w:lineRule="auto"/>
         <w:ind w:firstLine="420" w:firstLineChars="200"/>
         <w:jc w:val="left"/>
@@ -2992,43 +3019,43 @@
         <w:rPr>
           <w:rFonts w:hint="eastAsia" w:ascii="Times New Roman" w:hAnsi="Times New Roman" w:eastAsia="宋体"/>
         </w:rPr>
-        <w:t xml:space="preserve">README.md 与 CONTRIBUTING.md 被输出为复合表达式“Apache-2.0 AND (LicenseRef-scancode-generic-cla AND Apache-2.0)”。人工核对原文：两文件仅在正文中</w:t>
-      </w:r>
-      <w:r>
-        <w:rPr>
-          <w:rFonts w:hint="eastAsia" w:ascii="Times New Roman" w:hAnsi="Times New Roman" w:eastAsia="宋体"/>
-          <w:b/>
-          <w:bCs/>
-        </w:rPr>
-        <w:t xml:space="preserve">提及</w:t>
-      </w:r>
-      <w:r>
-        <w:rPr>
-          <w:rFonts w:hint="eastAsia" w:ascii="Times New Roman" w:hAnsi="Times New Roman" w:eastAsia="宋体"/>
-        </w:rPr>
-        <w:t xml:space="preserve">贡献者许可协议（CLA）并附 Apache-2.0 链接，并非同时依 CLA 与 Apache-2.0 双重授权，属于把“提及”识别为“声明”的表达式污染误报（2/132≈1.5%）。置信度分布亦佐证：141 次匹配中 137 次满分，而 generic-cla 的 3 次匹配出现 95 分与 80 分的低置信结果。处置方式：以文件实际许可证头为准，人工将两文件归一为 Apache-2.0。</w:t>
-      </w:r>
-    </w:p>
-    <w:p>
-      <w:pPr>
-        <w:widowControl/>
+        <w:t>README.md 与 CONTRIBUTING.md 被输出为复合表达式“Apache-2.0 AND (LicenseRef-scancode-generic-cla AND Apache-2.0)”。人工核对原文：两文件仅在正文中</w:t>
+      </w:r>
+      <w:r>
+        <w:rPr>
+          <w:rFonts w:hint="eastAsia" w:ascii="Times New Roman" w:hAnsi="Times New Roman" w:eastAsia="宋体"/>
+          <w:b w:val="1"/>
+          <w:bCs w:val="1"/>
+        </w:rPr>
+        <w:t>提及</w:t>
+      </w:r>
+      <w:r>
+        <w:rPr>
+          <w:rFonts w:hint="eastAsia" w:ascii="Times New Roman" w:hAnsi="Times New Roman" w:eastAsia="宋体"/>
+        </w:rPr>
+        <w:t>贡献者许可协议（CLA）并附 Apache-2.0 链接，并非同时依 CLA 与 Apache-2.0 双重授权，属于把“提及”识别为“声明”的表达式污染误报（2/132≈1.5%）。置信度分布亦佐证：141 次匹配中 137 次满分，而 generic-cla 的 3 次匹配出现 95 分与 80 分的低置信结果。处置方式：以文件实际许可证头为准，人工将两文件归一为 Apache-2.0。</w:t>
+      </w:r>
+    </w:p>
+    <w:p>
+      <w:pPr>
+        <w:widowControl w:val="1"/>
         <w:spacing w:before="60" w:after="20" w:line="300" w:lineRule="auto"/>
         <w:jc w:val="left"/>
       </w:pPr>
       <w:r>
         <w:rPr>
           <w:rFonts w:hint="eastAsia" w:ascii="仿宋_GB2312" w:hAnsi="宋体" w:eastAsia="仿宋_GB2312" w:cs="仿宋_GB2312"/>
-          <w:b/>
-          <w:bCs/>
+          <w:b w:val="1"/>
+          <w:bCs w:val="1"/>
           <w:sz w:val="24"/>
           <w:szCs w:val="24"/>
         </w:rPr>
-        <w:t xml:space="preserve">4.3 漏检与盲区分析</w:t>
-      </w:r>
-    </w:p>
-    <w:p>
-      <w:pPr>
-        <w:widowControl/>
+        <w:t>4.3 漏检与盲区分析</w:t>
+      </w:r>
+    </w:p>
+    <w:p>
+      <w:pPr>
+        <w:widowControl w:val="1"/>
         <w:spacing w:line="300" w:lineRule="auto"/>
         <w:ind w:firstLine="420" w:firstLineChars="200"/>
         <w:jc w:val="left"/>
@@ -3037,82 +3064,82 @@
         <w:rPr>
           <w:rFonts w:hint="eastAsia" w:ascii="Times New Roman" w:hAnsi="Times New Roman" w:eastAsia="宋体"/>
         </w:rPr>
-        <w:t xml:space="preserve">9 个未检出文件（表 3）分两类：</w:t>
-      </w:r>
-      <w:r>
-        <w:rPr>
-          <w:rFonts w:hint="eastAsia" w:ascii="Times New Roman" w:hAnsi="Times New Roman" w:eastAsia="宋体"/>
-          <w:b/>
-          <w:bCs/>
-        </w:rPr>
-        <w:t xml:space="preserve">7 个图像资源</w:t>
-      </w:r>
-      <w:r>
-        <w:rPr>
-          <w:rFonts w:hint="eastAsia" w:ascii="Times New Roman" w:hAnsi="Times New Roman" w:eastAsia="宋体"/>
-        </w:rPr>
-        <w:t xml:space="preserve">（png/xcf/gif）本无许可证文本，工具无法从像素中提取许可信息，属于原理性盲区，需依赖仓库级 LICENSE 或目录级声明兜底；</w:t>
-      </w:r>
-      <w:r>
-        <w:rPr>
-          <w:rFonts w:hint="eastAsia" w:ascii="Times New Roman" w:hAnsi="Times New Roman" w:eastAsia="宋体"/>
-          <w:b/>
-          <w:bCs/>
-        </w:rPr>
-        <w:t xml:space="preserve">2 个文本文件</w:t>
-      </w:r>
-      <w:r>
-        <w:rPr>
-          <w:rFonts w:hint="eastAsia" w:ascii="Times New Roman" w:hAnsi="Times New Roman" w:eastAsia="宋体"/>
-        </w:rPr>
-        <w:t xml:space="preserve">（RELEASE-NOTES.txt、download_cli.cgi）确实缺少许可证头，构成真实待整改项。另据 4.1 节，版权扫描仅捕获 1 条声明——原因是 ASF 标准头不含“Copyright”关键字，说明</w:t>
-      </w:r>
-      <w:r>
-        <w:rPr>
-          <w:rFonts w:hint="eastAsia" w:ascii="Times New Roman" w:hAnsi="Times New Roman" w:eastAsia="宋体"/>
-          <w:b/>
-          <w:bCs/>
-        </w:rPr>
-        <w:t xml:space="preserve">版权检测与许可证检测是两条独立证据链</w:t>
-      </w:r>
-      <w:r>
-        <w:rPr>
-          <w:rFonts w:hint="eastAsia" w:ascii="Times New Roman" w:hAnsi="Times New Roman" w:eastAsia="宋体"/>
-        </w:rPr>
-        <w:t xml:space="preserve">，“未检出版权”不等于“无主”，需结合 NOTICE 与版本控制历史人工归档。</w:t>
-      </w:r>
-    </w:p>
-    <w:p>
-      <w:pPr>
-        <w:widowControl/>
+        <w:t>9 个未检出文件（表 3）分两类：</w:t>
+      </w:r>
+      <w:r>
+        <w:rPr>
+          <w:rFonts w:hint="eastAsia" w:ascii="Times New Roman" w:hAnsi="Times New Roman" w:eastAsia="宋体"/>
+          <w:b w:val="1"/>
+          <w:bCs w:val="1"/>
+        </w:rPr>
+        <w:t>7 个图像资源</w:t>
+      </w:r>
+      <w:r>
+        <w:rPr>
+          <w:rFonts w:hint="eastAsia" w:ascii="Times New Roman" w:hAnsi="Times New Roman" w:eastAsia="宋体"/>
+        </w:rPr>
+        <w:t>（png/xcf/gif）本无许可证文本，工具无法从像素中提取许可信息，属于原理性盲区，需依赖仓库级 LICENSE 或目录级声明兜底；</w:t>
+      </w:r>
+      <w:r>
+        <w:rPr>
+          <w:rFonts w:hint="eastAsia" w:ascii="Times New Roman" w:hAnsi="Times New Roman" w:eastAsia="宋体"/>
+          <w:b w:val="1"/>
+          <w:bCs w:val="1"/>
+        </w:rPr>
+        <w:t>2 个文本文件</w:t>
+      </w:r>
+      <w:r>
+        <w:rPr>
+          <w:rFonts w:hint="eastAsia" w:ascii="Times New Roman" w:hAnsi="Times New Roman" w:eastAsia="宋体"/>
+        </w:rPr>
+        <w:t>（RELEASE-NOTES.txt、download_cli.cgi）确实缺少许可证头，构成真实待整改项。另据 4.1 节，版权扫描仅捕获 1 条声明——原因是 ASF 标准头不含“Copyright”关键字，说明</w:t>
+      </w:r>
+      <w:r>
+        <w:rPr>
+          <w:rFonts w:hint="eastAsia" w:ascii="Times New Roman" w:hAnsi="Times New Roman" w:eastAsia="宋体"/>
+          <w:b w:val="1"/>
+          <w:bCs w:val="1"/>
+        </w:rPr>
+        <w:t>版权检测与许可证检测是两条独立证据链</w:t>
+      </w:r>
+      <w:r>
+        <w:rPr>
+          <w:rFonts w:hint="eastAsia" w:ascii="Times New Roman" w:hAnsi="Times New Roman" w:eastAsia="宋体"/>
+        </w:rPr>
+        <w:t>，“未检出版权”不等于“无主”，需结合 NOTICE 与版本控制历史人工归档。</w:t>
+      </w:r>
+    </w:p>
+    <w:p>
+      <w:pPr>
+        <w:widowControl w:val="1"/>
         <w:spacing w:line="300" w:lineRule="auto"/>
         <w:jc w:val="center"/>
       </w:pPr>
       <w:r>
         <w:rPr>
           <w:rFonts w:hint="eastAsia" w:ascii="Times New Roman" w:hAnsi="Times New Roman" w:eastAsia="宋体"/>
-          <w:b/>
-          <w:bCs/>
+          <w:b w:val="1"/>
+          <w:bCs w:val="1"/>
           <w:sz w:val="18"/>
           <w:szCs w:val="18"/>
         </w:rPr>
-        <w:t xml:space="preserve">表 3  未检出许可证的 9 个文件（按类合并）</w:t>
+        <w:t>表 3  未检出许可证的 9 个文件（按类合并）</w:t>
       </w:r>
     </w:p>
     <w:tbl>
       <w:tblPr>
-        <w:tblW w:type="auto" w:w="0"/>
+        <w:tblW w:w="0" w:type="auto"/>
         <w:jc w:val="center"/>
+        <w:tblBorders>
+          <w:top w:val="single" w:color="auto" w:sz="4"/>
+          <w:left w:val="single" w:color="auto" w:sz="4"/>
+          <w:bottom w:val="single" w:color="auto" w:sz="4"/>
+          <w:right w:val="single" w:color="auto" w:sz="4"/>
+          <w:insideH w:val="single" w:color="auto" w:sz="4"/>
+          <w:insideV w:val="single" w:color="auto" w:sz="4"/>
+        </w:tblBorders>
         <w:tblLayout w:type="fixed"/>
-        <w:tblLook w:firstColumn="1" w:firstRow="1" w:lastColumn="0" w:lastRow="0" w:noHBand="0" w:noVBand="1" w:val="04A0"/>
-        <w:tblBorders>
-          <w:top w:val="single" w:sz="4" w:color="auto"/>
-          <w:left w:val="single" w:sz="4" w:color="auto"/>
-          <w:bottom w:val="single" w:sz="4" w:color="auto"/>
-          <w:right w:val="single" w:sz="4" w:color="auto"/>
-          <w:insideH w:val="single" w:sz="4" w:color="auto"/>
-          <w:insideV w:val="single" w:sz="4" w:color="auto"/>
-        </w:tblBorders>
+        <w:tblLook w:firstRow="1" w:lastRow="0" w:firstColumn="1" w:lastColumn="0" w:noHBand="0" w:noVBand="1" w:val="04A0"/>
       </w:tblPr>
       <w:tblGrid>
         <w:gridCol w:w="2769"/>
@@ -3120,19 +3147,20 @@
         <w:gridCol w:w="2769"/>
       </w:tblGrid>
       <w:tr>
-        <w:tc>
-          <w:tcPr>
-            <w:tcW w:type="dxa" w:w="4082"/>
-          </w:tcPr>
-          <w:p>
-            <w:pPr>
-              <w:spacing w:before="20" w:after="20"/>
-              <w:jc w:val="center"/>
-            </w:pPr>
-            <w:r>
-              <w:rPr>
-                <w:rFonts w:ascii="Times New Roman" w:hAnsi="Times New Roman" w:eastAsia="宋体" w:cs="Times New Roman"/>
-                <w:b/>
+        <w:trPr/>
+        <w:tc>
+          <w:tcPr>
+            <w:tcW w:w="4082" w:type="dxa"/>
+          </w:tcPr>
+          <w:p>
+            <w:pPr>
+              <w:spacing w:before="20" w:after="20"/>
+              <w:jc w:val="center"/>
+            </w:pPr>
+            <w:r>
+              <w:rPr>
+                <w:rFonts w:hint="eastAsia" w:ascii="Times New Roman" w:hAnsi="Times New Roman" w:eastAsia="宋体" w:cs="Times New Roman"/>
+                <w:b w:val="1"/>
                 <w:sz w:val="18"/>
               </w:rPr>
               <w:t>未检出文件</w:t>
@@ -3141,17 +3169,17 @@
         </w:tc>
         <w:tc>
           <w:tcPr>
-            <w:tcW w:type="dxa" w:w="1928"/>
-          </w:tcPr>
-          <w:p>
-            <w:pPr>
-              <w:spacing w:before="20" w:after="20"/>
-              <w:jc w:val="center"/>
-            </w:pPr>
-            <w:r>
-              <w:rPr>
-                <w:rFonts w:ascii="Times New Roman" w:hAnsi="Times New Roman" w:eastAsia="宋体" w:cs="Times New Roman"/>
-                <w:b/>
+            <w:tcW w:w="1928" w:type="dxa"/>
+          </w:tcPr>
+          <w:p>
+            <w:pPr>
+              <w:spacing w:before="20" w:after="20"/>
+              <w:jc w:val="center"/>
+            </w:pPr>
+            <w:r>
+              <w:rPr>
+                <w:rFonts w:hint="eastAsia" w:ascii="Times New Roman" w:hAnsi="Times New Roman" w:eastAsia="宋体" w:cs="Times New Roman"/>
+                <w:b w:val="1"/>
                 <w:sz w:val="18"/>
               </w:rPr>
               <w:t>类型/大小</w:t>
@@ -3160,17 +3188,17 @@
         </w:tc>
         <w:tc>
           <w:tcPr>
-            <w:tcW w:type="dxa" w:w="2211"/>
-          </w:tcPr>
-          <w:p>
-            <w:pPr>
-              <w:spacing w:before="20" w:after="20"/>
-              <w:jc w:val="center"/>
-            </w:pPr>
-            <w:r>
-              <w:rPr>
-                <w:rFonts w:ascii="Times New Roman" w:hAnsi="Times New Roman" w:eastAsia="宋体" w:cs="Times New Roman"/>
-                <w:b/>
+            <w:tcW w:w="2211" w:type="dxa"/>
+          </w:tcPr>
+          <w:p>
+            <w:pPr>
+              <w:spacing w:before="20" w:after="20"/>
+              <w:jc w:val="center"/>
+            </w:pPr>
+            <w:r>
+              <w:rPr>
+                <w:rFonts w:hint="eastAsia" w:ascii="Times New Roman" w:hAnsi="Times New Roman" w:eastAsia="宋体" w:cs="Times New Roman"/>
+                <w:b w:val="1"/>
                 <w:sz w:val="18"/>
               </w:rPr>
               <w:t>归类</w:t>
@@ -3179,9 +3207,10 @@
         </w:tc>
       </w:tr>
       <w:tr>
-        <w:tc>
-          <w:tcPr>
-            <w:tcW w:type="dxa" w:w="4082"/>
+        <w:trPr/>
+        <w:tc>
+          <w:tcPr>
+            <w:tcW w:w="4082" w:type="dxa"/>
           </w:tcPr>
           <w:p>
             <w:pPr>
@@ -3200,16 +3229,16 @@
         </w:tc>
         <w:tc>
           <w:tcPr>
-            <w:tcW w:type="dxa" w:w="1928"/>
-          </w:tcPr>
-          <w:p>
-            <w:pPr>
-              <w:spacing w:before="20" w:after="20"/>
-              <w:jc w:val="center"/>
-            </w:pPr>
-            <w:r>
-              <w:rPr>
-                <w:rFonts w:ascii="Times New Roman" w:hAnsi="Times New Roman" w:eastAsia="宋体" w:cs="Times New Roman"/>
+            <w:tcW w:w="1928" w:type="dxa"/>
+          </w:tcPr>
+          <w:p>
+            <w:pPr>
+              <w:spacing w:before="20" w:after="20"/>
+              <w:jc w:val="center"/>
+            </w:pPr>
+            <w:r>
+              <w:rPr>
+                <w:rFonts w:hint="eastAsia" w:ascii="Times New Roman" w:hAnsi="Times New Roman" w:eastAsia="宋体" w:cs="Times New Roman"/>
                 <w:b w:val="0"/>
                 <w:sz w:val="18"/>
               </w:rPr>
@@ -3219,16 +3248,16 @@
         </w:tc>
         <w:tc>
           <w:tcPr>
-            <w:tcW w:type="dxa" w:w="2211"/>
-          </w:tcPr>
-          <w:p>
-            <w:pPr>
-              <w:spacing w:before="20" w:after="20"/>
-              <w:jc w:val="center"/>
-            </w:pPr>
-            <w:r>
-              <w:rPr>
-                <w:rFonts w:ascii="Times New Roman" w:hAnsi="Times New Roman" w:eastAsia="宋体" w:cs="Times New Roman"/>
+            <w:tcW w:w="2211" w:type="dxa"/>
+          </w:tcPr>
+          <w:p>
+            <w:pPr>
+              <w:spacing w:before="20" w:after="20"/>
+              <w:jc w:val="center"/>
+            </w:pPr>
+            <w:r>
+              <w:rPr>
+                <w:rFonts w:hint="eastAsia" w:ascii="Times New Roman" w:hAnsi="Times New Roman" w:eastAsia="宋体" w:cs="Times New Roman"/>
                 <w:b w:val="0"/>
                 <w:sz w:val="18"/>
               </w:rPr>
@@ -3238,9 +3267,10 @@
         </w:tc>
       </w:tr>
       <w:tr>
-        <w:tc>
-          <w:tcPr>
-            <w:tcW w:type="dxa" w:w="4082"/>
+        <w:trPr/>
+        <w:tc>
+          <w:tcPr>
+            <w:tcW w:w="4082" w:type="dxa"/>
           </w:tcPr>
           <w:p>
             <w:pPr>
@@ -3259,16 +3289,16 @@
         </w:tc>
         <w:tc>
           <w:tcPr>
-            <w:tcW w:type="dxa" w:w="1928"/>
-          </w:tcPr>
-          <w:p>
-            <w:pPr>
-              <w:spacing w:before="20" w:after="20"/>
-              <w:jc w:val="center"/>
-            </w:pPr>
-            <w:r>
-              <w:rPr>
-                <w:rFonts w:ascii="Times New Roman" w:hAnsi="Times New Roman" w:eastAsia="宋体" w:cs="Times New Roman"/>
+            <w:tcW w:w="1928" w:type="dxa"/>
+          </w:tcPr>
+          <w:p>
+            <w:pPr>
+              <w:spacing w:before="20" w:after="20"/>
+              <w:jc w:val="center"/>
+            </w:pPr>
+            <w:r>
+              <w:rPr>
+                <w:rFonts w:hint="eastAsia" w:ascii="Times New Roman" w:hAnsi="Times New Roman" w:eastAsia="宋体" w:cs="Times New Roman"/>
                 <w:b w:val="0"/>
                 <w:sz w:val="18"/>
               </w:rPr>
@@ -3278,16 +3308,16 @@
         </w:tc>
         <w:tc>
           <w:tcPr>
-            <w:tcW w:type="dxa" w:w="2211"/>
-          </w:tcPr>
-          <w:p>
-            <w:pPr>
-              <w:spacing w:before="20" w:after="20"/>
-              <w:jc w:val="center"/>
-            </w:pPr>
-            <w:r>
-              <w:rPr>
-                <w:rFonts w:ascii="Times New Roman" w:hAnsi="Times New Roman" w:eastAsia="宋体" w:cs="Times New Roman"/>
+            <w:tcW w:w="2211" w:type="dxa"/>
+          </w:tcPr>
+          <w:p>
+            <w:pPr>
+              <w:spacing w:before="20" w:after="20"/>
+              <w:jc w:val="center"/>
+            </w:pPr>
+            <w:r>
+              <w:rPr>
+                <w:rFonts w:hint="eastAsia" w:ascii="Times New Roman" w:hAnsi="Times New Roman" w:eastAsia="宋体" w:cs="Times New Roman"/>
                 <w:b w:val="0"/>
                 <w:sz w:val="18"/>
               </w:rPr>
@@ -3297,9 +3327,10 @@
         </w:tc>
       </w:tr>
       <w:tr>
-        <w:tc>
-          <w:tcPr>
-            <w:tcW w:type="dxa" w:w="4082"/>
+        <w:trPr/>
+        <w:tc>
+          <w:tcPr>
+            <w:tcW w:w="4082" w:type="dxa"/>
           </w:tcPr>
           <w:p>
             <w:pPr>
@@ -3308,7 +3339,7 @@
             </w:pPr>
             <w:r>
               <w:rPr>
-                <w:rFonts w:ascii="Times New Roman" w:hAnsi="Times New Roman" w:eastAsia="宋体" w:cs="Times New Roman"/>
+                <w:rFonts w:hint="eastAsia" w:ascii="Times New Roman" w:hAnsi="Times New Roman" w:eastAsia="宋体" w:cs="Times New Roman"/>
                 <w:b w:val="0"/>
                 <w:sz w:val="18"/>
               </w:rPr>
@@ -3318,16 +3349,16 @@
         </w:tc>
         <w:tc>
           <w:tcPr>
-            <w:tcW w:type="dxa" w:w="1928"/>
-          </w:tcPr>
-          <w:p>
-            <w:pPr>
-              <w:spacing w:before="20" w:after="20"/>
-              <w:jc w:val="center"/>
-            </w:pPr>
-            <w:r>
-              <w:rPr>
-                <w:rFonts w:ascii="Times New Roman" w:hAnsi="Times New Roman" w:eastAsia="宋体" w:cs="Times New Roman"/>
+            <w:tcW w:w="1928" w:type="dxa"/>
+          </w:tcPr>
+          <w:p>
+            <w:pPr>
+              <w:spacing w:before="20" w:after="20"/>
+              <w:jc w:val="center"/>
+            </w:pPr>
+            <w:r>
+              <w:rPr>
+                <w:rFonts w:hint="eastAsia" w:ascii="Times New Roman" w:hAnsi="Times New Roman" w:eastAsia="宋体" w:cs="Times New Roman"/>
                 <w:b w:val="0"/>
                 <w:sz w:val="18"/>
               </w:rPr>
@@ -3337,16 +3368,16 @@
         </w:tc>
         <w:tc>
           <w:tcPr>
-            <w:tcW w:type="dxa" w:w="2211"/>
-          </w:tcPr>
-          <w:p>
-            <w:pPr>
-              <w:spacing w:before="20" w:after="20"/>
-              <w:jc w:val="center"/>
-            </w:pPr>
-            <w:r>
-              <w:rPr>
-                <w:rFonts w:ascii="Times New Roman" w:hAnsi="Times New Roman" w:eastAsia="宋体" w:cs="Times New Roman"/>
+            <w:tcW w:w="2211" w:type="dxa"/>
+          </w:tcPr>
+          <w:p>
+            <w:pPr>
+              <w:spacing w:before="20" w:after="20"/>
+              <w:jc w:val="center"/>
+            </w:pPr>
+            <w:r>
+              <w:rPr>
+                <w:rFonts w:hint="eastAsia" w:ascii="Times New Roman" w:hAnsi="Times New Roman" w:eastAsia="宋体" w:cs="Times New Roman"/>
                 <w:b w:val="0"/>
                 <w:sz w:val="18"/>
               </w:rPr>
@@ -3356,9 +3387,10 @@
         </w:tc>
       </w:tr>
       <w:tr>
-        <w:tc>
-          <w:tcPr>
-            <w:tcW w:type="dxa" w:w="4082"/>
+        <w:trPr/>
+        <w:tc>
+          <w:tcPr>
+            <w:tcW w:w="4082" w:type="dxa"/>
           </w:tcPr>
           <w:p>
             <w:pPr>
@@ -3377,16 +3409,16 @@
         </w:tc>
         <w:tc>
           <w:tcPr>
-            <w:tcW w:type="dxa" w:w="1928"/>
-          </w:tcPr>
-          <w:p>
-            <w:pPr>
-              <w:spacing w:before="20" w:after="20"/>
-              <w:jc w:val="center"/>
-            </w:pPr>
-            <w:r>
-              <w:rPr>
-                <w:rFonts w:ascii="Times New Roman" w:hAnsi="Times New Roman" w:eastAsia="宋体" w:cs="Times New Roman"/>
+            <w:tcW w:w="1928" w:type="dxa"/>
+          </w:tcPr>
+          <w:p>
+            <w:pPr>
+              <w:spacing w:before="20" w:after="20"/>
+              <w:jc w:val="center"/>
+            </w:pPr>
+            <w:r>
+              <w:rPr>
+                <w:rFonts w:hint="eastAsia" w:ascii="Times New Roman" w:hAnsi="Times New Roman" w:eastAsia="宋体" w:cs="Times New Roman"/>
                 <w:b w:val="0"/>
                 <w:sz w:val="18"/>
               </w:rPr>
@@ -3396,16 +3428,16 @@
         </w:tc>
         <w:tc>
           <w:tcPr>
-            <w:tcW w:type="dxa" w:w="2211"/>
-          </w:tcPr>
-          <w:p>
-            <w:pPr>
-              <w:spacing w:before="20" w:after="20"/>
-              <w:jc w:val="center"/>
-            </w:pPr>
-            <w:r>
-              <w:rPr>
-                <w:rFonts w:ascii="Times New Roman" w:hAnsi="Times New Roman" w:eastAsia="宋体" w:cs="Times New Roman"/>
+            <w:tcW w:w="2211" w:type="dxa"/>
+          </w:tcPr>
+          <w:p>
+            <w:pPr>
+              <w:spacing w:before="20" w:after="20"/>
+              <w:jc w:val="center"/>
+            </w:pPr>
+            <w:r>
+              <w:rPr>
+                <w:rFonts w:hint="eastAsia" w:ascii="Times New Roman" w:hAnsi="Times New Roman" w:eastAsia="宋体" w:cs="Times New Roman"/>
                 <w:b w:val="0"/>
                 <w:sz w:val="18"/>
               </w:rPr>
@@ -3422,24 +3454,24 @@
     </w:p>
     <w:p>
       <w:pPr>
-        <w:widowControl/>
+        <w:widowControl w:val="1"/>
         <w:spacing w:before="60" w:after="20" w:line="300" w:lineRule="auto"/>
         <w:jc w:val="left"/>
       </w:pPr>
       <w:r>
         <w:rPr>
           <w:rFonts w:hint="eastAsia" w:ascii="仿宋_GB2312" w:hAnsi="宋体" w:eastAsia="仿宋_GB2312" w:cs="仿宋_GB2312"/>
-          <w:b/>
-          <w:bCs/>
+          <w:b w:val="1"/>
+          <w:bCs w:val="1"/>
           <w:sz w:val="24"/>
           <w:szCs w:val="24"/>
         </w:rPr>
-        <w:t xml:space="preserve">4.4 依赖许可证分析</w:t>
-      </w:r>
-    </w:p>
-    <w:p>
-      <w:pPr>
-        <w:widowControl/>
+        <w:t>4.4 依赖许可证分析</w:t>
+      </w:r>
+    </w:p>
+    <w:p>
+      <w:pPr>
+        <w:widowControl w:val="1"/>
         <w:spacing w:line="300" w:lineRule="auto"/>
         <w:ind w:firstLine="420" w:firstLineChars="200"/>
         <w:jc w:val="left"/>
@@ -3448,43 +3480,43 @@
         <w:rPr>
           <w:rFonts w:hint="eastAsia" w:ascii="Times New Roman" w:hAnsi="Times New Roman" w:eastAsia="宋体"/>
         </w:rPr>
-        <w:t xml:space="preserve">pom.xml 显示运行时零依赖，7 个依赖均为 test scope：EPL-2.0（JUnit Jupiter、junit-pioneer）不进入发布产物、不随项目分发，不触发 copyleft 传染义务；MIT（Mockito）与 Apache-2.0（commons-io、commons-text）本身宽松。结论：依赖许可证对发布合规</w:t>
-      </w:r>
-      <w:r>
-        <w:rPr>
-          <w:rFonts w:hint="eastAsia" w:ascii="Times New Roman" w:hAnsi="Times New Roman" w:eastAsia="宋体"/>
-          <w:b/>
-          <w:bCs/>
-        </w:rPr>
-        <w:t xml:space="preserve">无实质风险</w:t>
-      </w:r>
-      <w:r>
-        <w:rPr>
-          <w:rFonts w:hint="eastAsia" w:ascii="Times New Roman" w:hAnsi="Times New Roman" w:eastAsia="宋体"/>
-        </w:rPr>
-        <w:t xml:space="preserve">，但需防范测试依赖被误升级为 compile 依赖的情形。</w:t>
-      </w:r>
-    </w:p>
-    <w:p>
-      <w:pPr>
-        <w:widowControl/>
+        <w:t>pom.xml 显示运行时零依赖，7 个依赖均为 test scope：EPL-2.0（JUnit Jupiter、junit-pioneer）不进入发布产物、不随项目分发，不触发 copyleft 传染义务；MIT（Mockito）与 Apache-2.0（commons-io、commons-text）本身宽松。结论：依赖许可证对发布合规</w:t>
+      </w:r>
+      <w:r>
+        <w:rPr>
+          <w:rFonts w:hint="eastAsia" w:ascii="Times New Roman" w:hAnsi="Times New Roman" w:eastAsia="宋体"/>
+          <w:b w:val="1"/>
+          <w:bCs w:val="1"/>
+        </w:rPr>
+        <w:t>无实质风险</w:t>
+      </w:r>
+      <w:r>
+        <w:rPr>
+          <w:rFonts w:hint="eastAsia" w:ascii="Times New Roman" w:hAnsi="Times New Roman" w:eastAsia="宋体"/>
+        </w:rPr>
+        <w:t>，但需防范测试依赖被误升级为 compile 依赖的情形。</w:t>
+      </w:r>
+    </w:p>
+    <w:p>
+      <w:pPr>
+        <w:widowControl w:val="1"/>
         <w:spacing w:before="60" w:after="20" w:line="300" w:lineRule="auto"/>
         <w:jc w:val="left"/>
       </w:pPr>
       <w:r>
         <w:rPr>
           <w:rFonts w:hint="eastAsia" w:ascii="仿宋_GB2312" w:hAnsi="宋体" w:eastAsia="仿宋_GB2312" w:cs="仿宋_GB2312"/>
-          <w:b/>
-          <w:bCs/>
+          <w:b w:val="1"/>
+          <w:bCs w:val="1"/>
           <w:sz w:val="24"/>
           <w:szCs w:val="24"/>
         </w:rPr>
-        <w:t xml:space="preserve">4.5 合规义务核查</w:t>
-      </w:r>
-    </w:p>
-    <w:p>
-      <w:pPr>
-        <w:widowControl/>
+        <w:t>4.5 合规义务核查</w:t>
+      </w:r>
+    </w:p>
+    <w:p>
+      <w:pPr>
+        <w:widowControl w:val="1"/>
         <w:spacing w:line="300" w:lineRule="auto"/>
         <w:ind w:firstLine="420" w:firstLineChars="200"/>
         <w:jc w:val="left"/>
@@ -3493,29 +3525,29 @@
         <w:rPr>
           <w:rFonts w:hint="eastAsia" w:ascii="Times New Roman" w:hAnsi="Times New Roman" w:eastAsia="宋体"/>
         </w:rPr>
-        <w:t xml:space="preserve">对照 Apache-2.0 分发义务逐项核查：① 保留 LICENSE 副本——已内置全文，满足；② 修改文件需附显著声明——由下游使用方执行；③ 保留 NOTICE——存在且版权年份 2002-2026 与实际一致，满足；④ 专利授权与诉讼终止条款——需产品级法务审查确认；⑤ 商标限制——Logo 与 ASF 名称不随 Apache-2.0 自动授权（呼应 4.3 节品牌资源风险）。</w:t>
-      </w:r>
-    </w:p>
-    <w:p>
-      <w:pPr>
-        <w:widowControl/>
+        <w:t>对照 Apache-2.0 分发义务逐项核查：① 保留 LICENSE 副本——已内置全文，满足；② 修改文件需附显著声明——由下游使用方执行；③ 保留 NOTICE——存在且版权年份 2002-2026 与实际一致，满足；④ 专利授权与诉讼终止条款——需产品级法务审查确认；⑤ 商标限制——Logo 与 ASF 名称不随 Apache-2.0 自动授权（呼应 4.3 节品牌资源风险）。</w:t>
+      </w:r>
+    </w:p>
+    <w:p>
+      <w:pPr>
+        <w:widowControl w:val="1"/>
         <w:spacing w:before="100" w:after="20" w:line="300" w:lineRule="auto"/>
         <w:jc w:val="left"/>
       </w:pPr>
       <w:r>
         <w:rPr>
           <w:rFonts w:hint="eastAsia" w:ascii="仿宋_GB2312" w:hAnsi="宋体" w:eastAsia="仿宋_GB2312" w:cs="仿宋_GB2312"/>
-          <w:b/>
-          <w:bCs/>
+          <w:b w:val="1"/>
+          <w:bCs w:val="1"/>
           <w:sz w:val="24"/>
           <w:szCs w:val="24"/>
         </w:rPr>
-        <w:t xml:space="preserve">五、测试风险分析与改进建议</w:t>
-      </w:r>
-    </w:p>
-    <w:p>
-      <w:pPr>
-        <w:widowControl/>
+        <w:t>五、测试风险分析与改进建议</w:t>
+      </w:r>
+    </w:p>
+    <w:p>
+      <w:pPr>
+        <w:widowControl w:val="1"/>
         <w:spacing w:line="300" w:lineRule="auto"/>
         <w:ind w:firstLine="420" w:firstLineChars="200"/>
         <w:jc w:val="left"/>
@@ -3524,40 +3556,40 @@
         <w:rPr>
           <w:rFonts w:hint="eastAsia" w:ascii="Times New Roman" w:hAnsi="Times New Roman" w:eastAsia="宋体"/>
         </w:rPr>
-        <w:t xml:space="preserve">按“可能性×影响”评估的风险矩阵见表 4。</w:t>
-      </w:r>
-    </w:p>
-    <w:p>
-      <w:pPr>
-        <w:widowControl/>
+        <w:t>按“可能性×影响”评估的风险矩阵见表 4。</w:t>
+      </w:r>
+    </w:p>
+    <w:p>
+      <w:pPr>
+        <w:widowControl w:val="1"/>
         <w:spacing w:line="300" w:lineRule="auto"/>
         <w:jc w:val="center"/>
       </w:pPr>
       <w:r>
         <w:rPr>
           <w:rFonts w:hint="eastAsia" w:ascii="Times New Roman" w:hAnsi="Times New Roman" w:eastAsia="宋体"/>
-          <w:b/>
-          <w:bCs/>
+          <w:b w:val="1"/>
+          <w:bCs w:val="1"/>
           <w:sz w:val="18"/>
           <w:szCs w:val="18"/>
         </w:rPr>
-        <w:t xml:space="preserve">表 4  风险矩阵与对策</w:t>
+        <w:t>表 4  风险矩阵与对策</w:t>
       </w:r>
     </w:p>
     <w:tbl>
       <w:tblPr>
-        <w:tblW w:type="auto" w:w="0"/>
+        <w:tblW w:w="0" w:type="auto"/>
         <w:jc w:val="center"/>
+        <w:tblBorders>
+          <w:top w:val="single" w:color="auto" w:sz="4"/>
+          <w:left w:val="single" w:color="auto" w:sz="4"/>
+          <w:bottom w:val="single" w:color="auto" w:sz="4"/>
+          <w:right w:val="single" w:color="auto" w:sz="4"/>
+          <w:insideH w:val="single" w:color="auto" w:sz="4"/>
+          <w:insideV w:val="single" w:color="auto" w:sz="4"/>
+        </w:tblBorders>
         <w:tblLayout w:type="fixed"/>
-        <w:tblLook w:firstColumn="1" w:firstRow="1" w:lastColumn="0" w:lastRow="0" w:noHBand="0" w:noVBand="1" w:val="04A0"/>
-        <w:tblBorders>
-          <w:top w:val="single" w:sz="4" w:color="auto"/>
-          <w:left w:val="single" w:sz="4" w:color="auto"/>
-          <w:bottom w:val="single" w:sz="4" w:color="auto"/>
-          <w:right w:val="single" w:sz="4" w:color="auto"/>
-          <w:insideH w:val="single" w:sz="4" w:color="auto"/>
-          <w:insideV w:val="single" w:sz="4" w:color="auto"/>
-        </w:tblBorders>
+        <w:tblLook w:firstRow="1" w:lastRow="0" w:firstColumn="1" w:lastColumn="0" w:noHBand="0" w:noVBand="1" w:val="04A0"/>
       </w:tblPr>
       <w:tblGrid>
         <w:gridCol w:w="2076"/>
@@ -3566,19 +3598,20 @@
         <w:gridCol w:w="2076"/>
       </w:tblGrid>
       <w:tr>
-        <w:tc>
-          <w:tcPr>
-            <w:tcW w:type="dxa" w:w="1814"/>
-          </w:tcPr>
-          <w:p>
-            <w:pPr>
-              <w:spacing w:before="20" w:after="20"/>
-              <w:jc w:val="center"/>
-            </w:pPr>
-            <w:r>
-              <w:rPr>
-                <w:rFonts w:ascii="Times New Roman" w:hAnsi="Times New Roman" w:eastAsia="宋体" w:cs="Times New Roman"/>
-                <w:b/>
+        <w:trPr/>
+        <w:tc>
+          <w:tcPr>
+            <w:tcW w:w="1814" w:type="dxa"/>
+          </w:tcPr>
+          <w:p>
+            <w:pPr>
+              <w:spacing w:before="20" w:after="20"/>
+              <w:jc w:val="center"/>
+            </w:pPr>
+            <w:r>
+              <w:rPr>
+                <w:rFonts w:hint="eastAsia" w:ascii="Times New Roman" w:hAnsi="Times New Roman" w:eastAsia="宋体" w:cs="Times New Roman"/>
+                <w:b w:val="1"/>
                 <w:sz w:val="18"/>
               </w:rPr>
               <w:t>风险项</w:t>
@@ -3587,17 +3620,17 @@
         </w:tc>
         <w:tc>
           <w:tcPr>
-            <w:tcW w:type="dxa" w:w="680"/>
-          </w:tcPr>
-          <w:p>
-            <w:pPr>
-              <w:spacing w:before="20" w:after="20"/>
-              <w:jc w:val="center"/>
-            </w:pPr>
-            <w:r>
-              <w:rPr>
-                <w:rFonts w:ascii="Times New Roman" w:hAnsi="Times New Roman" w:eastAsia="宋体" w:cs="Times New Roman"/>
-                <w:b/>
+            <w:tcW w:w="680" w:type="dxa"/>
+          </w:tcPr>
+          <w:p>
+            <w:pPr>
+              <w:spacing w:before="20" w:after="20"/>
+              <w:jc w:val="center"/>
+            </w:pPr>
+            <w:r>
+              <w:rPr>
+                <w:rFonts w:hint="eastAsia" w:ascii="Times New Roman" w:hAnsi="Times New Roman" w:eastAsia="宋体" w:cs="Times New Roman"/>
+                <w:b w:val="1"/>
                 <w:sz w:val="18"/>
               </w:rPr>
               <w:t>等级</w:t>
@@ -3606,17 +3639,17 @@
         </w:tc>
         <w:tc>
           <w:tcPr>
-            <w:tcW w:type="dxa" w:w="3175"/>
-          </w:tcPr>
-          <w:p>
-            <w:pPr>
-              <w:spacing w:before="20" w:after="20"/>
-              <w:jc w:val="center"/>
-            </w:pPr>
-            <w:r>
-              <w:rPr>
-                <w:rFonts w:ascii="Times New Roman" w:hAnsi="Times New Roman" w:eastAsia="宋体" w:cs="Times New Roman"/>
-                <w:b/>
+            <w:tcW w:w="3175" w:type="dxa"/>
+          </w:tcPr>
+          <w:p>
+            <w:pPr>
+              <w:spacing w:before="20" w:after="20"/>
+              <w:jc w:val="center"/>
+            </w:pPr>
+            <w:r>
+              <w:rPr>
+                <w:rFonts w:hint="eastAsia" w:ascii="Times New Roman" w:hAnsi="Times New Roman" w:eastAsia="宋体" w:cs="Times New Roman"/>
+                <w:b w:val="1"/>
                 <w:sz w:val="18"/>
               </w:rPr>
               <w:t>说明</w:t>
@@ -3625,17 +3658,17 @@
         </w:tc>
         <w:tc>
           <w:tcPr>
-            <w:tcW w:type="dxa" w:w="2551"/>
-          </w:tcPr>
-          <w:p>
-            <w:pPr>
-              <w:spacing w:before="20" w:after="20"/>
-              <w:jc w:val="center"/>
-            </w:pPr>
-            <w:r>
-              <w:rPr>
-                <w:rFonts w:ascii="Times New Roman" w:hAnsi="Times New Roman" w:eastAsia="宋体" w:cs="Times New Roman"/>
-                <w:b/>
+            <w:tcW w:w="2551" w:type="dxa"/>
+          </w:tcPr>
+          <w:p>
+            <w:pPr>
+              <w:spacing w:before="20" w:after="20"/>
+              <w:jc w:val="center"/>
+            </w:pPr>
+            <w:r>
+              <w:rPr>
+                <w:rFonts w:hint="eastAsia" w:ascii="Times New Roman" w:hAnsi="Times New Roman" w:eastAsia="宋体" w:cs="Times New Roman"/>
+                <w:b w:val="1"/>
                 <w:sz w:val="18"/>
               </w:rPr>
               <w:t>建议对策</w:t>
@@ -3644,9 +3677,10 @@
         </w:tc>
       </w:tr>
       <w:tr>
-        <w:tc>
-          <w:tcPr>
-            <w:tcW w:type="dxa" w:w="1814"/>
+        <w:trPr/>
+        <w:tc>
+          <w:tcPr>
+            <w:tcW w:w="1814" w:type="dxa"/>
           </w:tcPr>
           <w:p>
             <w:pPr>
@@ -3655,7 +3689,7 @@
             </w:pPr>
             <w:r>
               <w:rPr>
-                <w:rFonts w:ascii="Times New Roman" w:hAnsi="Times New Roman" w:eastAsia="宋体" w:cs="Times New Roman"/>
+                <w:rFonts w:hint="eastAsia" w:ascii="Times New Roman" w:hAnsi="Times New Roman" w:eastAsia="宋体" w:cs="Times New Roman"/>
                 <w:b w:val="0"/>
                 <w:sz w:val="18"/>
               </w:rPr>
@@ -3665,16 +3699,16 @@
         </w:tc>
         <w:tc>
           <w:tcPr>
-            <w:tcW w:type="dxa" w:w="680"/>
-          </w:tcPr>
-          <w:p>
-            <w:pPr>
-              <w:spacing w:before="20" w:after="20"/>
-              <w:jc w:val="center"/>
-            </w:pPr>
-            <w:r>
-              <w:rPr>
-                <w:rFonts w:ascii="Times New Roman" w:hAnsi="Times New Roman" w:eastAsia="宋体" w:cs="Times New Roman"/>
+            <w:tcW w:w="680" w:type="dxa"/>
+          </w:tcPr>
+          <w:p>
+            <w:pPr>
+              <w:spacing w:before="20" w:after="20"/>
+              <w:jc w:val="center"/>
+            </w:pPr>
+            <w:r>
+              <w:rPr>
+                <w:rFonts w:hint="eastAsia" w:ascii="Times New Roman" w:hAnsi="Times New Roman" w:eastAsia="宋体" w:cs="Times New Roman"/>
                 <w:b w:val="0"/>
                 <w:sz w:val="18"/>
               </w:rPr>
@@ -3684,16 +3718,16 @@
         </w:tc>
         <w:tc>
           <w:tcPr>
-            <w:tcW w:type="dxa" w:w="3175"/>
-          </w:tcPr>
-          <w:p>
-            <w:pPr>
-              <w:spacing w:before="20" w:after="20"/>
-              <w:jc w:val="center"/>
-            </w:pPr>
-            <w:r>
-              <w:rPr>
-                <w:rFonts w:ascii="Times New Roman" w:hAnsi="Times New Roman" w:eastAsia="宋体" w:cs="Times New Roman"/>
+            <w:tcW w:w="3175" w:type="dxa"/>
+          </w:tcPr>
+          <w:p>
+            <w:pPr>
+              <w:spacing w:before="20" w:after="20"/>
+              <w:jc w:val="center"/>
+            </w:pPr>
+            <w:r>
+              <w:rPr>
+                <w:rFonts w:hint="eastAsia" w:ascii="Times New Roman" w:hAnsi="Times New Roman" w:eastAsia="宋体" w:cs="Times New Roman"/>
                 <w:b w:val="0"/>
                 <w:sz w:val="18"/>
               </w:rPr>
@@ -3703,16 +3737,16 @@
         </w:tc>
         <w:tc>
           <w:tcPr>
-            <w:tcW w:type="dxa" w:w="2551"/>
-          </w:tcPr>
-          <w:p>
-            <w:pPr>
-              <w:spacing w:before="20" w:after="20"/>
-              <w:jc w:val="center"/>
-            </w:pPr>
-            <w:r>
-              <w:rPr>
-                <w:rFonts w:ascii="Times New Roman" w:hAnsi="Times New Roman" w:eastAsia="宋体" w:cs="Times New Roman"/>
+            <w:tcW w:w="2551" w:type="dxa"/>
+          </w:tcPr>
+          <w:p>
+            <w:pPr>
+              <w:spacing w:before="20" w:after="20"/>
+              <w:jc w:val="center"/>
+            </w:pPr>
+            <w:r>
+              <w:rPr>
+                <w:rFonts w:hint="eastAsia" w:ascii="Times New Roman" w:hAnsi="Times New Roman" w:eastAsia="宋体" w:cs="Times New Roman"/>
                 <w:b w:val="0"/>
                 <w:sz w:val="18"/>
               </w:rPr>
@@ -3722,9 +3756,10 @@
         </w:tc>
       </w:tr>
       <w:tr>
-        <w:tc>
-          <w:tcPr>
-            <w:tcW w:type="dxa" w:w="1814"/>
+        <w:trPr/>
+        <w:tc>
+          <w:tcPr>
+            <w:tcW w:w="1814" w:type="dxa"/>
           </w:tcPr>
           <w:p>
             <w:pPr>
@@ -3733,7 +3768,7 @@
             </w:pPr>
             <w:r>
               <w:rPr>
-                <w:rFonts w:ascii="Times New Roman" w:hAnsi="Times New Roman" w:eastAsia="宋体" w:cs="Times New Roman"/>
+                <w:rFonts w:hint="eastAsia" w:ascii="Times New Roman" w:hAnsi="Times New Roman" w:eastAsia="宋体" w:cs="Times New Roman"/>
                 <w:b w:val="0"/>
                 <w:sz w:val="18"/>
               </w:rPr>
@@ -3743,16 +3778,16 @@
         </w:tc>
         <w:tc>
           <w:tcPr>
-            <w:tcW w:type="dxa" w:w="680"/>
-          </w:tcPr>
-          <w:p>
-            <w:pPr>
-              <w:spacing w:before="20" w:after="20"/>
-              <w:jc w:val="center"/>
-            </w:pPr>
-            <w:r>
-              <w:rPr>
-                <w:rFonts w:ascii="Times New Roman" w:hAnsi="Times New Roman" w:eastAsia="宋体" w:cs="Times New Roman"/>
+            <w:tcW w:w="680" w:type="dxa"/>
+          </w:tcPr>
+          <w:p>
+            <w:pPr>
+              <w:spacing w:before="20" w:after="20"/>
+              <w:jc w:val="center"/>
+            </w:pPr>
+            <w:r>
+              <w:rPr>
+                <w:rFonts w:hint="eastAsia" w:ascii="Times New Roman" w:hAnsi="Times New Roman" w:eastAsia="宋体" w:cs="Times New Roman"/>
                 <w:b w:val="0"/>
                 <w:sz w:val="18"/>
               </w:rPr>
@@ -3762,16 +3797,16 @@
         </w:tc>
         <w:tc>
           <w:tcPr>
-            <w:tcW w:type="dxa" w:w="3175"/>
-          </w:tcPr>
-          <w:p>
-            <w:pPr>
-              <w:spacing w:before="20" w:after="20"/>
-              <w:jc w:val="center"/>
-            </w:pPr>
-            <w:r>
-              <w:rPr>
-                <w:rFonts w:ascii="Times New Roman" w:hAnsi="Times New Roman" w:eastAsia="宋体" w:cs="Times New Roman"/>
+            <w:tcW w:w="3175" w:type="dxa"/>
+          </w:tcPr>
+          <w:p>
+            <w:pPr>
+              <w:spacing w:before="20" w:after="20"/>
+              <w:jc w:val="center"/>
+            </w:pPr>
+            <w:r>
+              <w:rPr>
+                <w:rFonts w:hint="eastAsia" w:ascii="Times New Roman" w:hAnsi="Times New Roman" w:eastAsia="宋体" w:cs="Times New Roman"/>
                 <w:b w:val="0"/>
                 <w:sz w:val="18"/>
               </w:rPr>
@@ -3781,16 +3816,16 @@
         </w:tc>
         <w:tc>
           <w:tcPr>
-            <w:tcW w:type="dxa" w:w="2551"/>
-          </w:tcPr>
-          <w:p>
-            <w:pPr>
-              <w:spacing w:before="20" w:after="20"/>
-              <w:jc w:val="center"/>
-            </w:pPr>
-            <w:r>
-              <w:rPr>
-                <w:rFonts w:ascii="Times New Roman" w:hAnsi="Times New Roman" w:eastAsia="宋体" w:cs="Times New Roman"/>
+            <w:tcW w:w="2551" w:type="dxa"/>
+          </w:tcPr>
+          <w:p>
+            <w:pPr>
+              <w:spacing w:before="20" w:after="20"/>
+              <w:jc w:val="center"/>
+            </w:pPr>
+            <w:r>
+              <w:rPr>
+                <w:rFonts w:hint="eastAsia" w:ascii="Times New Roman" w:hAnsi="Times New Roman" w:eastAsia="宋体" w:cs="Times New Roman"/>
                 <w:b w:val="0"/>
                 <w:sz w:val="18"/>
               </w:rPr>
@@ -3800,9 +3835,10 @@
         </w:tc>
       </w:tr>
       <w:tr>
-        <w:tc>
-          <w:tcPr>
-            <w:tcW w:type="dxa" w:w="1814"/>
+        <w:trPr/>
+        <w:tc>
+          <w:tcPr>
+            <w:tcW w:w="1814" w:type="dxa"/>
           </w:tcPr>
           <w:p>
             <w:pPr>
@@ -3811,7 +3847,7 @@
             </w:pPr>
             <w:r>
               <w:rPr>
-                <w:rFonts w:ascii="Times New Roman" w:hAnsi="Times New Roman" w:eastAsia="宋体" w:cs="Times New Roman"/>
+                <w:rFonts w:hint="eastAsia" w:ascii="Times New Roman" w:hAnsi="Times New Roman" w:eastAsia="宋体" w:cs="Times New Roman"/>
                 <w:b w:val="0"/>
                 <w:sz w:val="18"/>
               </w:rPr>
@@ -3821,16 +3857,16 @@
         </w:tc>
         <w:tc>
           <w:tcPr>
-            <w:tcW w:type="dxa" w:w="680"/>
-          </w:tcPr>
-          <w:p>
-            <w:pPr>
-              <w:spacing w:before="20" w:after="20"/>
-              <w:jc w:val="center"/>
-            </w:pPr>
-            <w:r>
-              <w:rPr>
-                <w:rFonts w:ascii="Times New Roman" w:hAnsi="Times New Roman" w:eastAsia="宋体" w:cs="Times New Roman"/>
+            <w:tcW w:w="680" w:type="dxa"/>
+          </w:tcPr>
+          <w:p>
+            <w:pPr>
+              <w:spacing w:before="20" w:after="20"/>
+              <w:jc w:val="center"/>
+            </w:pPr>
+            <w:r>
+              <w:rPr>
+                <w:rFonts w:hint="eastAsia" w:ascii="Times New Roman" w:hAnsi="Times New Roman" w:eastAsia="宋体" w:cs="Times New Roman"/>
                 <w:b w:val="0"/>
                 <w:sz w:val="18"/>
               </w:rPr>
@@ -3840,16 +3876,16 @@
         </w:tc>
         <w:tc>
           <w:tcPr>
-            <w:tcW w:type="dxa" w:w="3175"/>
-          </w:tcPr>
-          <w:p>
-            <w:pPr>
-              <w:spacing w:before="20" w:after="20"/>
-              <w:jc w:val="center"/>
-            </w:pPr>
-            <w:r>
-              <w:rPr>
-                <w:rFonts w:ascii="Times New Roman" w:hAnsi="Times New Roman" w:eastAsia="宋体" w:cs="Times New Roman"/>
+            <w:tcW w:w="3175" w:type="dxa"/>
+          </w:tcPr>
+          <w:p>
+            <w:pPr>
+              <w:spacing w:before="20" w:after="20"/>
+              <w:jc w:val="center"/>
+            </w:pPr>
+            <w:r>
+              <w:rPr>
+                <w:rFonts w:hint="eastAsia" w:ascii="Times New Roman" w:hAnsi="Times New Roman" w:eastAsia="宋体" w:cs="Times New Roman"/>
                 <w:b w:val="0"/>
                 <w:sz w:val="18"/>
               </w:rPr>
@@ -3859,16 +3895,16 @@
         </w:tc>
         <w:tc>
           <w:tcPr>
-            <w:tcW w:type="dxa" w:w="2551"/>
-          </w:tcPr>
-          <w:p>
-            <w:pPr>
-              <w:spacing w:before="20" w:after="20"/>
-              <w:jc w:val="center"/>
-            </w:pPr>
-            <w:r>
-              <w:rPr>
-                <w:rFonts w:ascii="Times New Roman" w:hAnsi="Times New Roman" w:eastAsia="宋体" w:cs="Times New Roman"/>
+            <w:tcW w:w="2551" w:type="dxa"/>
+          </w:tcPr>
+          <w:p>
+            <w:pPr>
+              <w:spacing w:before="20" w:after="20"/>
+              <w:jc w:val="center"/>
+            </w:pPr>
+            <w:r>
+              <w:rPr>
+                <w:rFonts w:hint="eastAsia" w:ascii="Times New Roman" w:hAnsi="Times New Roman" w:eastAsia="宋体" w:cs="Times New Roman"/>
                 <w:b w:val="0"/>
                 <w:sz w:val="18"/>
               </w:rPr>
@@ -3878,9 +3914,10 @@
         </w:tc>
       </w:tr>
       <w:tr>
-        <w:tc>
-          <w:tcPr>
-            <w:tcW w:type="dxa" w:w="1814"/>
+        <w:trPr/>
+        <w:tc>
+          <w:tcPr>
+            <w:tcW w:w="1814" w:type="dxa"/>
           </w:tcPr>
           <w:p>
             <w:pPr>
@@ -3889,7 +3926,7 @@
             </w:pPr>
             <w:r>
               <w:rPr>
-                <w:rFonts w:ascii="Times New Roman" w:hAnsi="Times New Roman" w:eastAsia="宋体" w:cs="Times New Roman"/>
+                <w:rFonts w:hint="eastAsia" w:ascii="Times New Roman" w:hAnsi="Times New Roman" w:eastAsia="宋体" w:cs="Times New Roman"/>
                 <w:b w:val="0"/>
                 <w:sz w:val="18"/>
               </w:rPr>
@@ -3899,16 +3936,16 @@
         </w:tc>
         <w:tc>
           <w:tcPr>
-            <w:tcW w:type="dxa" w:w="680"/>
-          </w:tcPr>
-          <w:p>
-            <w:pPr>
-              <w:spacing w:before="20" w:after="20"/>
-              <w:jc w:val="center"/>
-            </w:pPr>
-            <w:r>
-              <w:rPr>
-                <w:rFonts w:ascii="Times New Roman" w:hAnsi="Times New Roman" w:eastAsia="宋体" w:cs="Times New Roman"/>
+            <w:tcW w:w="680" w:type="dxa"/>
+          </w:tcPr>
+          <w:p>
+            <w:pPr>
+              <w:spacing w:before="20" w:after="20"/>
+              <w:jc w:val="center"/>
+            </w:pPr>
+            <w:r>
+              <w:rPr>
+                <w:rFonts w:hint="eastAsia" w:ascii="Times New Roman" w:hAnsi="Times New Roman" w:eastAsia="宋体" w:cs="Times New Roman"/>
                 <w:b w:val="0"/>
                 <w:sz w:val="18"/>
               </w:rPr>
@@ -3918,16 +3955,16 @@
         </w:tc>
         <w:tc>
           <w:tcPr>
-            <w:tcW w:type="dxa" w:w="3175"/>
-          </w:tcPr>
-          <w:p>
-            <w:pPr>
-              <w:spacing w:before="20" w:after="20"/>
-              <w:jc w:val="center"/>
-            </w:pPr>
-            <w:r>
-              <w:rPr>
-                <w:rFonts w:ascii="Times New Roman" w:hAnsi="Times New Roman" w:eastAsia="宋体" w:cs="Times New Roman"/>
+            <w:tcW w:w="3175" w:type="dxa"/>
+          </w:tcPr>
+          <w:p>
+            <w:pPr>
+              <w:spacing w:before="20" w:after="20"/>
+              <w:jc w:val="center"/>
+            </w:pPr>
+            <w:r>
+              <w:rPr>
+                <w:rFonts w:hint="eastAsia" w:ascii="Times New Roman" w:hAnsi="Times New Roman" w:eastAsia="宋体" w:cs="Times New Roman"/>
                 <w:b w:val="0"/>
                 <w:sz w:val="18"/>
               </w:rPr>
@@ -3937,16 +3974,16 @@
         </w:tc>
         <w:tc>
           <w:tcPr>
-            <w:tcW w:type="dxa" w:w="2551"/>
-          </w:tcPr>
-          <w:p>
-            <w:pPr>
-              <w:spacing w:before="20" w:after="20"/>
-              <w:jc w:val="center"/>
-            </w:pPr>
-            <w:r>
-              <w:rPr>
-                <w:rFonts w:ascii="Times New Roman" w:hAnsi="Times New Roman" w:eastAsia="宋体" w:cs="Times New Roman"/>
+            <w:tcW w:w="2551" w:type="dxa"/>
+          </w:tcPr>
+          <w:p>
+            <w:pPr>
+              <w:spacing w:before="20" w:after="20"/>
+              <w:jc w:val="center"/>
+            </w:pPr>
+            <w:r>
+              <w:rPr>
+                <w:rFonts w:hint="eastAsia" w:ascii="Times New Roman" w:hAnsi="Times New Roman" w:eastAsia="宋体" w:cs="Times New Roman"/>
                 <w:b w:val="0"/>
                 <w:sz w:val="18"/>
               </w:rPr>
@@ -3956,9 +3993,10 @@
         </w:tc>
       </w:tr>
       <w:tr>
-        <w:tc>
-          <w:tcPr>
-            <w:tcW w:type="dxa" w:w="1814"/>
+        <w:trPr/>
+        <w:tc>
+          <w:tcPr>
+            <w:tcW w:w="1814" w:type="dxa"/>
           </w:tcPr>
           <w:p>
             <w:pPr>
@@ -3967,7 +4005,7 @@
             </w:pPr>
             <w:r>
               <w:rPr>
-                <w:rFonts w:ascii="Times New Roman" w:hAnsi="Times New Roman" w:eastAsia="宋体" w:cs="Times New Roman"/>
+                <w:rFonts w:hint="eastAsia" w:ascii="Times New Roman" w:hAnsi="Times New Roman" w:eastAsia="宋体" w:cs="Times New Roman"/>
                 <w:b w:val="0"/>
                 <w:sz w:val="18"/>
               </w:rPr>
@@ -3977,16 +4015,16 @@
         </w:tc>
         <w:tc>
           <w:tcPr>
-            <w:tcW w:type="dxa" w:w="680"/>
-          </w:tcPr>
-          <w:p>
-            <w:pPr>
-              <w:spacing w:before="20" w:after="20"/>
-              <w:jc w:val="center"/>
-            </w:pPr>
-            <w:r>
-              <w:rPr>
-                <w:rFonts w:ascii="Times New Roman" w:hAnsi="Times New Roman" w:eastAsia="宋体" w:cs="Times New Roman"/>
+            <w:tcW w:w="680" w:type="dxa"/>
+          </w:tcPr>
+          <w:p>
+            <w:pPr>
+              <w:spacing w:before="20" w:after="20"/>
+              <w:jc w:val="center"/>
+            </w:pPr>
+            <w:r>
+              <w:rPr>
+                <w:rFonts w:hint="eastAsia" w:ascii="Times New Roman" w:hAnsi="Times New Roman" w:eastAsia="宋体" w:cs="Times New Roman"/>
                 <w:b w:val="0"/>
                 <w:sz w:val="18"/>
               </w:rPr>
@@ -3996,16 +4034,16 @@
         </w:tc>
         <w:tc>
           <w:tcPr>
-            <w:tcW w:type="dxa" w:w="3175"/>
-          </w:tcPr>
-          <w:p>
-            <w:pPr>
-              <w:spacing w:before="20" w:after="20"/>
-              <w:jc w:val="center"/>
-            </w:pPr>
-            <w:r>
-              <w:rPr>
-                <w:rFonts w:ascii="Times New Roman" w:hAnsi="Times New Roman" w:eastAsia="宋体" w:cs="Times New Roman"/>
+            <w:tcW w:w="3175" w:type="dxa"/>
+          </w:tcPr>
+          <w:p>
+            <w:pPr>
+              <w:spacing w:before="20" w:after="20"/>
+              <w:jc w:val="center"/>
+            </w:pPr>
+            <w:r>
+              <w:rPr>
+                <w:rFonts w:hint="eastAsia" w:ascii="Times New Roman" w:hAnsi="Times New Roman" w:eastAsia="宋体" w:cs="Times New Roman"/>
                 <w:b w:val="0"/>
                 <w:sz w:val="18"/>
               </w:rPr>
@@ -4015,16 +4053,16 @@
         </w:tc>
         <w:tc>
           <w:tcPr>
-            <w:tcW w:type="dxa" w:w="2551"/>
-          </w:tcPr>
-          <w:p>
-            <w:pPr>
-              <w:spacing w:before="20" w:after="20"/>
-              <w:jc w:val="center"/>
-            </w:pPr>
-            <w:r>
-              <w:rPr>
-                <w:rFonts w:ascii="Times New Roman" w:hAnsi="Times New Roman" w:eastAsia="宋体" w:cs="Times New Roman"/>
+            <w:tcW w:w="2551" w:type="dxa"/>
+          </w:tcPr>
+          <w:p>
+            <w:pPr>
+              <w:spacing w:before="20" w:after="20"/>
+              <w:jc w:val="center"/>
+            </w:pPr>
+            <w:r>
+              <w:rPr>
+                <w:rFonts w:hint="eastAsia" w:ascii="Times New Roman" w:hAnsi="Times New Roman" w:eastAsia="宋体" w:cs="Times New Roman"/>
                 <w:b w:val="0"/>
                 <w:sz w:val="18"/>
               </w:rPr>
@@ -4034,9 +4072,10 @@
         </w:tc>
       </w:tr>
       <w:tr>
-        <w:tc>
-          <w:tcPr>
-            <w:tcW w:type="dxa" w:w="1814"/>
+        <w:trPr/>
+        <w:tc>
+          <w:tcPr>
+            <w:tcW w:w="1814" w:type="dxa"/>
           </w:tcPr>
           <w:p>
             <w:pPr>
@@ -4045,7 +4084,7 @@
             </w:pPr>
             <w:r>
               <w:rPr>
-                <w:rFonts w:ascii="Times New Roman" w:hAnsi="Times New Roman" w:eastAsia="宋体" w:cs="Times New Roman"/>
+                <w:rFonts w:hint="eastAsia" w:ascii="Times New Roman" w:hAnsi="Times New Roman" w:eastAsia="宋体" w:cs="Times New Roman"/>
                 <w:b w:val="0"/>
                 <w:sz w:val="18"/>
               </w:rPr>
@@ -4055,16 +4094,16 @@
         </w:tc>
         <w:tc>
           <w:tcPr>
-            <w:tcW w:type="dxa" w:w="680"/>
-          </w:tcPr>
-          <w:p>
-            <w:pPr>
-              <w:spacing w:before="20" w:after="20"/>
-              <w:jc w:val="center"/>
-            </w:pPr>
-            <w:r>
-              <w:rPr>
-                <w:rFonts w:ascii="Times New Roman" w:hAnsi="Times New Roman" w:eastAsia="宋体" w:cs="Times New Roman"/>
+            <w:tcW w:w="680" w:type="dxa"/>
+          </w:tcPr>
+          <w:p>
+            <w:pPr>
+              <w:spacing w:before="20" w:after="20"/>
+              <w:jc w:val="center"/>
+            </w:pPr>
+            <w:r>
+              <w:rPr>
+                <w:rFonts w:hint="eastAsia" w:ascii="Times New Roman" w:hAnsi="Times New Roman" w:eastAsia="宋体" w:cs="Times New Roman"/>
                 <w:b w:val="0"/>
                 <w:sz w:val="18"/>
               </w:rPr>
@@ -4074,16 +4113,16 @@
         </w:tc>
         <w:tc>
           <w:tcPr>
-            <w:tcW w:type="dxa" w:w="3175"/>
-          </w:tcPr>
-          <w:p>
-            <w:pPr>
-              <w:spacing w:before="20" w:after="20"/>
-              <w:jc w:val="center"/>
-            </w:pPr>
-            <w:r>
-              <w:rPr>
-                <w:rFonts w:ascii="Times New Roman" w:hAnsi="Times New Roman" w:eastAsia="宋体" w:cs="Times New Roman"/>
+            <w:tcW w:w="3175" w:type="dxa"/>
+          </w:tcPr>
+          <w:p>
+            <w:pPr>
+              <w:spacing w:before="20" w:after="20"/>
+              <w:jc w:val="center"/>
+            </w:pPr>
+            <w:r>
+              <w:rPr>
+                <w:rFonts w:hint="eastAsia" w:ascii="Times New Roman" w:hAnsi="Times New Roman" w:eastAsia="宋体" w:cs="Times New Roman"/>
                 <w:b w:val="0"/>
                 <w:sz w:val="18"/>
               </w:rPr>
@@ -4093,16 +4132,16 @@
         </w:tc>
         <w:tc>
           <w:tcPr>
-            <w:tcW w:type="dxa" w:w="2551"/>
-          </w:tcPr>
-          <w:p>
-            <w:pPr>
-              <w:spacing w:before="20" w:after="20"/>
-              <w:jc w:val="center"/>
-            </w:pPr>
-            <w:r>
-              <w:rPr>
-                <w:rFonts w:ascii="Times New Roman" w:hAnsi="Times New Roman" w:eastAsia="宋体" w:cs="Times New Roman"/>
+            <w:tcW w:w="2551" w:type="dxa"/>
+          </w:tcPr>
+          <w:p>
+            <w:pPr>
+              <w:spacing w:before="20" w:after="20"/>
+              <w:jc w:val="center"/>
+            </w:pPr>
+            <w:r>
+              <w:rPr>
+                <w:rFonts w:hint="eastAsia" w:ascii="Times New Roman" w:hAnsi="Times New Roman" w:eastAsia="宋体" w:cs="Times New Roman"/>
                 <w:b w:val="0"/>
                 <w:sz w:val="18"/>
               </w:rPr>
@@ -4119,7 +4158,7 @@
     </w:p>
     <w:p>
       <w:pPr>
-        <w:widowControl/>
+        <w:widowControl w:val="1"/>
         <w:spacing w:line="300" w:lineRule="auto"/>
         <w:ind w:firstLine="420" w:firstLineChars="200"/>
         <w:jc w:val="left"/>
@@ -4128,43 +4167,72 @@
         <w:rPr>
           <w:rFonts w:hint="eastAsia" w:ascii="Times New Roman" w:hAnsi="Times New Roman" w:eastAsia="宋体"/>
         </w:rPr>
-        <w:t xml:space="preserve">改进建议：① 将扫描命令固化到 CI 流水线，对结果 JSON 与基线做 diff，新增许可证必须人工确认；② 发布时随产物生成 SPDX/CycloneDX 格式 SBOM；③ 对豁免文件建立显式清单并注明理由；④ 引入第二工具（如 Apache Rat）交叉验证，降低单一工具漏检风险。</w:t>
-      </w:r>
-    </w:p>
-    <w:p>
-      <w:pPr>
-        <w:widowControl/>
+        <w:t>改进建议：① 将扫描命令固化到 CI 流水线，对结果 JSON 与基线做 diff，新增许可证必须人工确认；② 发布时随产物生成 SPDX/CycloneDX 格式 SBOM；③ 对豁免文件建立显式清单并注明理由；④ 引入第二工具（如 Apache Rat）交叉验证，降低单一工具漏检风险。</w:t>
+      </w:r>
+    </w:p>
+    <w:p>
+      <w:pPr>
+        <w:widowControl w:val="1"/>
         <w:spacing w:before="100" w:after="20" w:line="300" w:lineRule="auto"/>
         <w:jc w:val="left"/>
       </w:pPr>
       <w:r>
         <w:rPr>
           <w:rFonts w:hint="eastAsia" w:ascii="仿宋_GB2312" w:hAnsi="宋体" w:eastAsia="仿宋_GB2312" w:cs="仿宋_GB2312"/>
-          <w:b/>
-          <w:bCs/>
+          <w:b w:val="1"/>
+          <w:bCs w:val="1"/>
           <w:sz w:val="24"/>
           <w:szCs w:val="24"/>
         </w:rPr>
-        <w:t xml:space="preserve">六、测试结论与充分性说明</w:t>
-      </w:r>
-    </w:p>
-    <w:p>
-      <w:pPr>
-        <w:widowControl/>
+        <w:t>六、测试结论与充分性说明</w:t>
+      </w:r>
+    </w:p>
+    <w:p>
+      <w:pPr>
+        <w:pStyle w:val="000004"/>
+      </w:pPr>
+      <w:r>
+        <w:rPr>
+          <w:rFonts w:hint="eastAsia" w:ascii="Times New Roman" w:hAnsi="Times New Roman" w:eastAsia="宋体"/>
+        </w:rPr>
+        <w:t>本次使用 ScanCode Toolkit 32.5.0 对 Apache Commons CLI 全部 141 个受控文件完成扫描：代码文件许可证检出率 100%，仓库主体许可证为 Apache-2.0，与 LICENSE、NOTICE、文件头三要素一致，运行时零依赖，整体合规状况良好；同时发现 9 个未声明文件（多为品牌图像资源）、2 处表达式误报及版权检测盲区，均已定位并给出对策。充分性说明：扫描覆盖率 100%，规则库为 SPDX 3.27，并对 12 个代表性文件做了人工抽样复核（全部一致），结论可信。</w:t>
+      </w:r>
+    </w:p>
+    <w:p>
+      <w:pPr>
+        <w:pStyle w:val="000004"/>
+        <w:spacing w:line="300" w:lineRule="auto"/>
+        <w:ind w:firstLineChars="200"/>
+        <w:rPr>
+          <w:rFonts w:ascii="Times New Roman" w:hAnsi="Times New Roman" w:eastAsia="宋体" w:cs="Times New Roman"/>
+          <w:kern w:val="2"/>
+          <w:sz w:val="21"/>
+          <w:szCs w:val="21"/>
+          <w:lang w:val="en-US" w:eastAsia="zh-CN" w:bidi="ar-SA"/>
+        </w:rPr>
+      </w:pPr>
+      <w:r>
+        <w:rPr>
+          <w:rFonts w:hint="eastAsia" w:ascii="Times New Roman" w:hAnsi="Times New Roman" w:eastAsia="宋体" w:cs="Times New Roman"/>
+          <w:kern w:val="2"/>
+          <w:sz w:val="21"/>
+          <w:szCs w:val="21"/>
+          <w:lang w:val="en-US" w:eastAsia="zh-CN" w:bidi="ar-SA"/>
+        </w:rPr>
+        <w:t>测试人员能力说明：本人持有鸿蒙开发者认证（HarmonyOS 应用开发者）与华为 HCIA-AI 方向认证，具备终端应用开发与人工智能技术应用能力，能够将开源合规要求与终端/AI 项目的实际开发场景相结合，胜任此类许可证合规测试与报告编制工作。</w:t>
+      </w:r>
+    </w:p>
+    <w:p>
+      <w:pPr>
+        <w:widowControl w:val="1"/>
         <w:spacing w:line="300" w:lineRule="auto"/>
         <w:ind w:firstLine="420" w:firstLineChars="200"/>
         <w:jc w:val="left"/>
       </w:pPr>
-      <w:r>
-        <w:rPr>
-          <w:rFonts w:hint="eastAsia" w:ascii="Times New Roman" w:hAnsi="Times New Roman" w:eastAsia="宋体"/>
-        </w:rPr>
-        <w:t xml:space="preserve">本次使用 ScanCode Toolkit 32.5.0 对 Apache Commons CLI 全部 141 个受控文件完成扫描：代码文件许可证检出率 100%，仓库主体许可证为 Apache-2.0，与 LICENSE、NOTICE、文件头三要素一致，运行时零依赖，整体合规状况良好；同时发现 9 个未声明文件（多为品牌图像资源）、2 处表达式误报及版权检测盲区，均已定位并给出对策。充分性说明：扫描覆盖率 100%，规则库为 SPDX 3.27，并对 12 个代表性文件做了人工抽样复核（全部一致），结论可信。</w:t>
-      </w:r>
-    </w:p>
-    <w:p>
-      <w:pPr>
-        <w:widowControl/>
+    </w:p>
+    <w:p>
+      <w:pPr>
+        <w:widowControl w:val="1"/>
         <w:jc w:val="left"/>
         <w:rPr>
           <w:rFonts w:ascii="仿宋_GB2312" w:hAnsi="宋体" w:eastAsia="仿宋_GB2312"/>
@@ -4172,8 +4240,8 @@
           <w:szCs w:val="24"/>
         </w:rPr>
         <w:sectPr>
-          <w:headerReference r:id="rId3" w:type="default"/>
-          <w:footerReference r:id="rId4" w:type="default"/>
+          <w:headerReference r:id="rId4" w:type="default"/>
+          <w:footerReference r:id="rId5" w:type="default"/>
           <w:pgSz w:w="11906" w:h="16838"/>
           <w:pgMar w:top="1440" w:right="1800" w:bottom="1440" w:left="1800" w:header="851" w:footer="992" w:gutter="0"/>
           <w:cols w:space="720" w:num="1"/>
@@ -4183,7 +4251,7 @@
     </w:p>
     <w:p>
       <w:pPr>
-        <w:widowControl/>
+        <w:widowControl w:val="1"/>
         <w:jc w:val="left"/>
         <w:rPr>
           <w:rFonts w:ascii="仿宋_GB2312" w:hAnsi="宋体" w:eastAsia="仿宋_GB2312"/>
@@ -4202,7 +4270,7 @@
     </w:p>
     <w:tbl>
       <w:tblPr>
-        <w:tblStyle w:val="6"/>
+        <w:tblStyle w:val="000008"/>
         <w:tblW w:w="8522" w:type="dxa"/>
         <w:tblInd w:w="-106" w:type="dxa"/>
         <w:tblBorders>
@@ -4226,25 +4294,16 @@
         <w:gridCol w:w="1043"/>
       </w:tblGrid>
       <w:tr>
-        <w:tblPrEx>
-          <w:tblBorders>
-            <w:top w:val="single" w:color="auto" w:sz="4" w:space="0"/>
-            <w:left w:val="single" w:color="auto" w:sz="4" w:space="0"/>
-            <w:bottom w:val="single" w:color="auto" w:sz="4" w:space="0"/>
-            <w:right w:val="single" w:color="auto" w:sz="4" w:space="0"/>
-            <w:insideH w:val="single" w:color="auto" w:sz="4" w:space="0"/>
-            <w:insideV w:val="single" w:color="auto" w:sz="4" w:space="0"/>
-          </w:tblBorders>
-          <w:tblCellMar>
-            <w:top w:w="0" w:type="dxa"/>
-            <w:left w:w="108" w:type="dxa"/>
-            <w:bottom w:w="0" w:type="dxa"/>
-            <w:right w:w="108" w:type="dxa"/>
-          </w:tblCellMar>
-        </w:tblPrEx>
+        <w:trPr/>
         <w:tc>
           <w:tcPr>
             <w:tcW w:w="7479" w:type="dxa"/>
+            <w:tcBorders>
+              <w:top w:val="single" w:color="auto" w:sz="4" w:space="0"/>
+              <w:left w:val="single" w:color="auto" w:sz="4" w:space="0"/>
+              <w:bottom w:val="single" w:color="auto" w:sz="4" w:space="0"/>
+              <w:right w:val="single" w:color="auto" w:sz="4" w:space="0"/>
+            </w:tcBorders>
           </w:tcPr>
           <w:p>
             <w:pPr>
@@ -4252,16 +4311,16 @@
               <w:jc w:val="center"/>
               <w:rPr>
                 <w:rFonts w:ascii="仿宋" w:hAnsi="仿宋" w:eastAsia="仿宋"/>
-                <w:b/>
-                <w:bCs/>
-                <w:kern w:val="0"/>
-              </w:rPr>
-            </w:pPr>
-            <w:r>
-              <w:rPr>
-                <w:rFonts w:hint="eastAsia" w:ascii="仿宋" w:hAnsi="仿宋" w:eastAsia="仿宋" w:cs="仿宋"/>
-                <w:b/>
-                <w:bCs/>
+                <w:b w:val="1"/>
+                <w:bCs w:val="1"/>
+                <w:kern w:val="0"/>
+              </w:rPr>
+            </w:pPr>
+            <w:r>
+              <w:rPr>
+                <w:rFonts w:hint="eastAsia" w:ascii="仿宋" w:hAnsi="仿宋" w:eastAsia="仿宋" w:cs="仿宋"/>
+                <w:b w:val="1"/>
+                <w:bCs w:val="1"/>
                 <w:kern w:val="0"/>
               </w:rPr>
               <w:t>考核标准</w:t>
@@ -4271,23 +4330,29 @@
         <w:tc>
           <w:tcPr>
             <w:tcW w:w="1043" w:type="dxa"/>
-          </w:tcPr>
-          <w:p>
-            <w:pPr>
-              <w:widowControl/>
+            <w:tcBorders>
+              <w:top w:val="single" w:color="auto" w:sz="4" w:space="0"/>
+              <w:left w:val="single" w:color="auto" w:sz="4" w:space="0"/>
+              <w:bottom w:val="single" w:color="auto" w:sz="4" w:space="0"/>
+              <w:right w:val="single" w:color="auto" w:sz="4" w:space="0"/>
+            </w:tcBorders>
+          </w:tcPr>
+          <w:p>
+            <w:pPr>
+              <w:widowControl w:val="1"/>
               <w:jc w:val="center"/>
               <w:rPr>
                 <w:rFonts w:ascii="仿宋" w:hAnsi="仿宋" w:eastAsia="仿宋"/>
-                <w:b/>
-                <w:bCs/>
-                <w:kern w:val="0"/>
-              </w:rPr>
-            </w:pPr>
-            <w:r>
-              <w:rPr>
-                <w:rFonts w:hint="eastAsia" w:ascii="仿宋" w:hAnsi="仿宋" w:eastAsia="仿宋" w:cs="仿宋"/>
-                <w:b/>
-                <w:bCs/>
+                <w:b w:val="1"/>
+                <w:bCs w:val="1"/>
+                <w:kern w:val="0"/>
+              </w:rPr>
+            </w:pPr>
+            <w:r>
+              <w:rPr>
+                <w:rFonts w:hint="eastAsia" w:ascii="仿宋" w:hAnsi="仿宋" w:eastAsia="仿宋" w:cs="仿宋"/>
+                <w:b w:val="1"/>
+                <w:bCs w:val="1"/>
                 <w:kern w:val="0"/>
               </w:rPr>
               <w:t>得分</w:t>
@@ -4296,25 +4361,16 @@
         </w:tc>
       </w:tr>
       <w:tr>
-        <w:tblPrEx>
-          <w:tblBorders>
-            <w:top w:val="single" w:color="auto" w:sz="4" w:space="0"/>
-            <w:left w:val="single" w:color="auto" w:sz="4" w:space="0"/>
-            <w:bottom w:val="single" w:color="auto" w:sz="4" w:space="0"/>
-            <w:right w:val="single" w:color="auto" w:sz="4" w:space="0"/>
-            <w:insideH w:val="single" w:color="auto" w:sz="4" w:space="0"/>
-            <w:insideV w:val="single" w:color="auto" w:sz="4" w:space="0"/>
-          </w:tblBorders>
-          <w:tblCellMar>
-            <w:top w:w="0" w:type="dxa"/>
-            <w:left w:w="108" w:type="dxa"/>
-            <w:bottom w:w="0" w:type="dxa"/>
-            <w:right w:w="108" w:type="dxa"/>
-          </w:tblCellMar>
-        </w:tblPrEx>
+        <w:trPr/>
         <w:tc>
           <w:tcPr>
             <w:tcW w:w="7479" w:type="dxa"/>
+            <w:tcBorders>
+              <w:top w:val="single" w:color="auto" w:sz="4" w:space="0"/>
+              <w:left w:val="single" w:color="auto" w:sz="4" w:space="0"/>
+              <w:bottom w:val="single" w:color="auto" w:sz="4" w:space="0"/>
+              <w:right w:val="single" w:color="auto" w:sz="4" w:space="0"/>
+            </w:tcBorders>
           </w:tcPr>
           <w:p>
             <w:pPr>
@@ -4364,10 +4420,16 @@
         <w:tc>
           <w:tcPr>
             <w:tcW w:w="1043" w:type="dxa"/>
-          </w:tcPr>
-          <w:p>
-            <w:pPr>
-              <w:widowControl/>
+            <w:tcBorders>
+              <w:top w:val="single" w:color="auto" w:sz="4" w:space="0"/>
+              <w:left w:val="single" w:color="auto" w:sz="4" w:space="0"/>
+              <w:bottom w:val="single" w:color="auto" w:sz="4" w:space="0"/>
+              <w:right w:val="single" w:color="auto" w:sz="4" w:space="0"/>
+            </w:tcBorders>
+          </w:tcPr>
+          <w:p>
+            <w:pPr>
+              <w:widowControl w:val="1"/>
               <w:jc w:val="left"/>
               <w:rPr>
                 <w:rFonts w:ascii="仿宋" w:hAnsi="仿宋" w:eastAsia="仿宋"/>
@@ -4378,25 +4440,16 @@
         </w:tc>
       </w:tr>
       <w:tr>
-        <w:tblPrEx>
-          <w:tblBorders>
-            <w:top w:val="single" w:color="auto" w:sz="4" w:space="0"/>
-            <w:left w:val="single" w:color="auto" w:sz="4" w:space="0"/>
-            <w:bottom w:val="single" w:color="auto" w:sz="4" w:space="0"/>
-            <w:right w:val="single" w:color="auto" w:sz="4" w:space="0"/>
-            <w:insideH w:val="single" w:color="auto" w:sz="4" w:space="0"/>
-            <w:insideV w:val="single" w:color="auto" w:sz="4" w:space="0"/>
-          </w:tblBorders>
-          <w:tblCellMar>
-            <w:top w:w="0" w:type="dxa"/>
-            <w:left w:w="108" w:type="dxa"/>
-            <w:bottom w:w="0" w:type="dxa"/>
-            <w:right w:w="108" w:type="dxa"/>
-          </w:tblCellMar>
-        </w:tblPrEx>
+        <w:trPr/>
         <w:tc>
           <w:tcPr>
             <w:tcW w:w="7479" w:type="dxa"/>
+            <w:tcBorders>
+              <w:top w:val="single" w:color="auto" w:sz="4" w:space="0"/>
+              <w:left w:val="single" w:color="auto" w:sz="4" w:space="0"/>
+              <w:bottom w:val="single" w:color="auto" w:sz="4" w:space="0"/>
+              <w:right w:val="single" w:color="auto" w:sz="4" w:space="0"/>
+            </w:tcBorders>
           </w:tcPr>
           <w:p>
             <w:pPr>
@@ -4446,10 +4499,16 @@
         <w:tc>
           <w:tcPr>
             <w:tcW w:w="1043" w:type="dxa"/>
-          </w:tcPr>
-          <w:p>
-            <w:pPr>
-              <w:widowControl/>
+            <w:tcBorders>
+              <w:top w:val="single" w:color="auto" w:sz="4" w:space="0"/>
+              <w:left w:val="single" w:color="auto" w:sz="4" w:space="0"/>
+              <w:bottom w:val="single" w:color="auto" w:sz="4" w:space="0"/>
+              <w:right w:val="single" w:color="auto" w:sz="4" w:space="0"/>
+            </w:tcBorders>
+          </w:tcPr>
+          <w:p>
+            <w:pPr>
+              <w:widowControl w:val="1"/>
               <w:jc w:val="left"/>
               <w:rPr>
                 <w:rFonts w:ascii="仿宋" w:hAnsi="仿宋" w:eastAsia="仿宋"/>
@@ -4460,25 +4519,16 @@
         </w:tc>
       </w:tr>
       <w:tr>
-        <w:tblPrEx>
-          <w:tblBorders>
-            <w:top w:val="single" w:color="auto" w:sz="4" w:space="0"/>
-            <w:left w:val="single" w:color="auto" w:sz="4" w:space="0"/>
-            <w:bottom w:val="single" w:color="auto" w:sz="4" w:space="0"/>
-            <w:right w:val="single" w:color="auto" w:sz="4" w:space="0"/>
-            <w:insideH w:val="single" w:color="auto" w:sz="4" w:space="0"/>
-            <w:insideV w:val="single" w:color="auto" w:sz="4" w:space="0"/>
-          </w:tblBorders>
-          <w:tblCellMar>
-            <w:top w:w="0" w:type="dxa"/>
-            <w:left w:w="108" w:type="dxa"/>
-            <w:bottom w:w="0" w:type="dxa"/>
-            <w:right w:w="108" w:type="dxa"/>
-          </w:tblCellMar>
-        </w:tblPrEx>
+        <w:trPr/>
         <w:tc>
           <w:tcPr>
             <w:tcW w:w="7479" w:type="dxa"/>
+            <w:tcBorders>
+              <w:top w:val="single" w:color="auto" w:sz="4" w:space="0"/>
+              <w:left w:val="single" w:color="auto" w:sz="4" w:space="0"/>
+              <w:bottom w:val="single" w:color="auto" w:sz="4" w:space="0"/>
+              <w:right w:val="single" w:color="auto" w:sz="4" w:space="0"/>
+            </w:tcBorders>
           </w:tcPr>
           <w:p>
             <w:pPr>
@@ -4528,10 +4578,16 @@
         <w:tc>
           <w:tcPr>
             <w:tcW w:w="1043" w:type="dxa"/>
-          </w:tcPr>
-          <w:p>
-            <w:pPr>
-              <w:widowControl/>
+            <w:tcBorders>
+              <w:top w:val="single" w:color="auto" w:sz="4" w:space="0"/>
+              <w:left w:val="single" w:color="auto" w:sz="4" w:space="0"/>
+              <w:bottom w:val="single" w:color="auto" w:sz="4" w:space="0"/>
+              <w:right w:val="single" w:color="auto" w:sz="4" w:space="0"/>
+            </w:tcBorders>
+          </w:tcPr>
+          <w:p>
+            <w:pPr>
+              <w:widowControl w:val="1"/>
               <w:jc w:val="left"/>
               <w:rPr>
                 <w:rFonts w:ascii="仿宋" w:hAnsi="仿宋" w:eastAsia="仿宋"/>
@@ -4542,25 +4598,16 @@
         </w:tc>
       </w:tr>
       <w:tr>
-        <w:tblPrEx>
-          <w:tblBorders>
-            <w:top w:val="single" w:color="auto" w:sz="4" w:space="0"/>
-            <w:left w:val="single" w:color="auto" w:sz="4" w:space="0"/>
-            <w:bottom w:val="single" w:color="auto" w:sz="4" w:space="0"/>
-            <w:right w:val="single" w:color="auto" w:sz="4" w:space="0"/>
-            <w:insideH w:val="single" w:color="auto" w:sz="4" w:space="0"/>
-            <w:insideV w:val="single" w:color="auto" w:sz="4" w:space="0"/>
-          </w:tblBorders>
-          <w:tblCellMar>
-            <w:top w:w="0" w:type="dxa"/>
-            <w:left w:w="108" w:type="dxa"/>
-            <w:bottom w:w="0" w:type="dxa"/>
-            <w:right w:w="108" w:type="dxa"/>
-          </w:tblCellMar>
-        </w:tblPrEx>
+        <w:trPr/>
         <w:tc>
           <w:tcPr>
             <w:tcW w:w="7479" w:type="dxa"/>
+            <w:tcBorders>
+              <w:top w:val="single" w:color="auto" w:sz="4" w:space="0"/>
+              <w:left w:val="single" w:color="auto" w:sz="4" w:space="0"/>
+              <w:bottom w:val="single" w:color="auto" w:sz="4" w:space="0"/>
+              <w:right w:val="single" w:color="auto" w:sz="4" w:space="0"/>
+            </w:tcBorders>
           </w:tcPr>
           <w:p>
             <w:pPr>
@@ -4610,10 +4657,16 @@
         <w:tc>
           <w:tcPr>
             <w:tcW w:w="1043" w:type="dxa"/>
-          </w:tcPr>
-          <w:p>
-            <w:pPr>
-              <w:widowControl/>
+            <w:tcBorders>
+              <w:top w:val="single" w:color="auto" w:sz="4" w:space="0"/>
+              <w:left w:val="single" w:color="auto" w:sz="4" w:space="0"/>
+              <w:bottom w:val="single" w:color="auto" w:sz="4" w:space="0"/>
+              <w:right w:val="single" w:color="auto" w:sz="4" w:space="0"/>
+            </w:tcBorders>
+          </w:tcPr>
+          <w:p>
+            <w:pPr>
+              <w:widowControl w:val="1"/>
               <w:jc w:val="left"/>
               <w:rPr>
                 <w:rFonts w:ascii="仿宋" w:hAnsi="仿宋" w:eastAsia="仿宋"/>
@@ -4624,25 +4677,16 @@
         </w:tc>
       </w:tr>
       <w:tr>
-        <w:tblPrEx>
-          <w:tblBorders>
-            <w:top w:val="single" w:color="auto" w:sz="4" w:space="0"/>
-            <w:left w:val="single" w:color="auto" w:sz="4" w:space="0"/>
-            <w:bottom w:val="single" w:color="auto" w:sz="4" w:space="0"/>
-            <w:right w:val="single" w:color="auto" w:sz="4" w:space="0"/>
-            <w:insideH w:val="single" w:color="auto" w:sz="4" w:space="0"/>
-            <w:insideV w:val="single" w:color="auto" w:sz="4" w:space="0"/>
-          </w:tblBorders>
-          <w:tblCellMar>
-            <w:top w:w="0" w:type="dxa"/>
-            <w:left w:w="108" w:type="dxa"/>
-            <w:bottom w:w="0" w:type="dxa"/>
-            <w:right w:w="108" w:type="dxa"/>
-          </w:tblCellMar>
-        </w:tblPrEx>
+        <w:trPr/>
         <w:tc>
           <w:tcPr>
             <w:tcW w:w="7479" w:type="dxa"/>
+            <w:tcBorders>
+              <w:top w:val="single" w:color="auto" w:sz="4" w:space="0"/>
+              <w:left w:val="single" w:color="auto" w:sz="4" w:space="0"/>
+              <w:bottom w:val="single" w:color="auto" w:sz="4" w:space="0"/>
+              <w:right w:val="single" w:color="auto" w:sz="4" w:space="0"/>
+            </w:tcBorders>
           </w:tcPr>
           <w:p>
             <w:pPr>
@@ -4692,10 +4736,16 @@
         <w:tc>
           <w:tcPr>
             <w:tcW w:w="1043" w:type="dxa"/>
-          </w:tcPr>
-          <w:p>
-            <w:pPr>
-              <w:widowControl/>
+            <w:tcBorders>
+              <w:top w:val="single" w:color="auto" w:sz="4" w:space="0"/>
+              <w:left w:val="single" w:color="auto" w:sz="4" w:space="0"/>
+              <w:bottom w:val="single" w:color="auto" w:sz="4" w:space="0"/>
+              <w:right w:val="single" w:color="auto" w:sz="4" w:space="0"/>
+            </w:tcBorders>
+          </w:tcPr>
+          <w:p>
+            <w:pPr>
+              <w:widowControl w:val="1"/>
               <w:jc w:val="left"/>
               <w:rPr>
                 <w:rFonts w:ascii="仿宋" w:hAnsi="仿宋" w:eastAsia="仿宋"/>
@@ -4706,25 +4756,16 @@
         </w:tc>
       </w:tr>
       <w:tr>
-        <w:tblPrEx>
-          <w:tblBorders>
-            <w:top w:val="single" w:color="auto" w:sz="4" w:space="0"/>
-            <w:left w:val="single" w:color="auto" w:sz="4" w:space="0"/>
-            <w:bottom w:val="single" w:color="auto" w:sz="4" w:space="0"/>
-            <w:right w:val="single" w:color="auto" w:sz="4" w:space="0"/>
-            <w:insideH w:val="single" w:color="auto" w:sz="4" w:space="0"/>
-            <w:insideV w:val="single" w:color="auto" w:sz="4" w:space="0"/>
-          </w:tblBorders>
-          <w:tblCellMar>
-            <w:top w:w="0" w:type="dxa"/>
-            <w:left w:w="108" w:type="dxa"/>
-            <w:bottom w:w="0" w:type="dxa"/>
-            <w:right w:w="108" w:type="dxa"/>
-          </w:tblCellMar>
-        </w:tblPrEx>
+        <w:trPr/>
         <w:tc>
           <w:tcPr>
             <w:tcW w:w="7479" w:type="dxa"/>
+            <w:tcBorders>
+              <w:top w:val="single" w:color="auto" w:sz="4" w:space="0"/>
+              <w:left w:val="single" w:color="auto" w:sz="4" w:space="0"/>
+              <w:bottom w:val="single" w:color="auto" w:sz="4" w:space="0"/>
+              <w:right w:val="single" w:color="auto" w:sz="4" w:space="0"/>
+            </w:tcBorders>
           </w:tcPr>
           <w:p>
             <w:pPr>
@@ -4746,10 +4787,16 @@
         <w:tc>
           <w:tcPr>
             <w:tcW w:w="1043" w:type="dxa"/>
-          </w:tcPr>
-          <w:p>
-            <w:pPr>
-              <w:widowControl/>
+            <w:tcBorders>
+              <w:top w:val="single" w:color="auto" w:sz="4" w:space="0"/>
+              <w:left w:val="single" w:color="auto" w:sz="4" w:space="0"/>
+              <w:bottom w:val="single" w:color="auto" w:sz="4" w:space="0"/>
+              <w:right w:val="single" w:color="auto" w:sz="4" w:space="0"/>
+            </w:tcBorders>
+          </w:tcPr>
+          <w:p>
+            <w:pPr>
+              <w:widowControl w:val="1"/>
               <w:jc w:val="left"/>
               <w:rPr>
                 <w:rFonts w:ascii="仿宋" w:hAnsi="仿宋" w:eastAsia="仿宋"/>
@@ -4762,7 +4809,7 @@
     </w:tbl>
     <w:p>
       <w:pPr>
-        <w:widowControl/>
+        <w:widowControl w:val="1"/>
         <w:jc w:val="left"/>
         <w:rPr>
           <w:rFonts w:ascii="仿宋_GB2312" w:hAnsi="宋体" w:eastAsia="仿宋_GB2312"/>
@@ -4782,10 +4829,10 @@
 </file>
 
 <file path=word/footer1.xml><?xml version="1.0" encoding="utf-8"?>
-<w:ftr xmlns:wpc="http://schemas.microsoft.com/office/word/2010/wordprocessingCanvas" xmlns:mc="http://schemas.openxmlformats.org/markup-compatibility/2006" xmlns:o="urn:schemas-microsoft-com:office:office" xmlns:r="http://schemas.openxmlformats.org/officeDocument/2006/relationships" xmlns:m="http://schemas.openxmlformats.org/officeDocument/2006/math" xmlns:v="urn:schemas-microsoft-com:vml" xmlns:wp14="http://schemas.microsoft.com/office/word/2010/wordprocessingDrawing" xmlns:wp="http://schemas.openxmlformats.org/drawingml/2006/wordprocessingDrawing" xmlns:w10="urn:schemas-microsoft-com:office:word" xmlns:w="http://schemas.openxmlformats.org/wordprocessingml/2006/main" xmlns:w14="http://schemas.microsoft.com/office/word/2010/wordml" xmlns:w15="http://schemas.microsoft.com/office/word/2012/wordml" xmlns:wpg="http://schemas.microsoft.com/office/word/2010/wordprocessingGroup" xmlns:wpi="http://schemas.microsoft.com/office/word/2010/wordprocessingInk" xmlns:wne="http://schemas.microsoft.com/office/word/2006/wordml" xmlns:wps="http://schemas.microsoft.com/office/word/2010/wordprocessingShape" xmlns:wpsCustomData="http://www.wps.cn/officeDocument/2013/wpsCustomData" mc:Ignorable="w14 w15 wp14">
+<w:ftr xmlns:w="http://schemas.openxmlformats.org/wordprocessingml/2006/main" xmlns:w14="http://schemas.microsoft.com/office/word/2010/wordml" xmlns:mc="http://schemas.openxmlformats.org/markup-compatibility/2006" mc:Ignorable="w14">
   <w:p>
     <w:pPr>
-      <w:pStyle w:val="4"/>
+      <w:pStyle w:val="000002"/>
       <w:jc w:val="center"/>
       <w:rPr>
         <w:rFonts w:ascii="宋体"/>
@@ -4798,14 +4845,18 @@
 </file>
 
 <file path=word/header1.xml><?xml version="1.0" encoding="utf-8"?>
-<w:hdr xmlns:wpc="http://schemas.microsoft.com/office/word/2010/wordprocessingCanvas" xmlns:mc="http://schemas.openxmlformats.org/markup-compatibility/2006" xmlns:o="urn:schemas-microsoft-com:office:office" xmlns:r="http://schemas.openxmlformats.org/officeDocument/2006/relationships" xmlns:m="http://schemas.openxmlformats.org/officeDocument/2006/math" xmlns:v="urn:schemas-microsoft-com:vml" xmlns:wp14="http://schemas.microsoft.com/office/word/2010/wordprocessingDrawing" xmlns:wp="http://schemas.openxmlformats.org/drawingml/2006/wordprocessingDrawing" xmlns:w10="urn:schemas-microsoft-com:office:word" xmlns:w="http://schemas.openxmlformats.org/wordprocessingml/2006/main" xmlns:w14="http://schemas.microsoft.com/office/word/2010/wordml" xmlns:w15="http://schemas.microsoft.com/office/word/2012/wordml" xmlns:wpg="http://schemas.microsoft.com/office/word/2010/wordprocessingGroup" xmlns:wpi="http://schemas.microsoft.com/office/word/2010/wordprocessingInk" xmlns:wne="http://schemas.microsoft.com/office/word/2006/wordml" xmlns:wps="http://schemas.microsoft.com/office/word/2010/wordprocessingShape" xmlns:wpsCustomData="http://www.wps.cn/officeDocument/2013/wpsCustomData" mc:Ignorable="w14 w15 wp14">
-  <w:p/>
-  <w:p/>
+<w:hdr xmlns:w="http://schemas.openxmlformats.org/wordprocessingml/2006/main" xmlns:w14="http://schemas.microsoft.com/office/word/2010/wordml" xmlns:mc="http://schemas.openxmlformats.org/markup-compatibility/2006" mc:Ignorable="w14">
+  <w:p>
+    <w:pPr/>
+  </w:p>
+  <w:p>
+    <w:pPr/>
+  </w:p>
 </w:hdr>
 </file>
 
 <file path=word/styles.xml><?xml version="1.0" encoding="utf-8"?>
-<w:styles xmlns:mc="http://schemas.openxmlformats.org/markup-compatibility/2006" xmlns:o="urn:schemas-microsoft-com:office:office" xmlns:r="http://schemas.openxmlformats.org/officeDocument/2006/relationships" xmlns:m="http://schemas.openxmlformats.org/officeDocument/2006/math" xmlns:v="urn:schemas-microsoft-com:vml" xmlns:w="http://schemas.openxmlformats.org/wordprocessingml/2006/main" xmlns:w14="http://schemas.microsoft.com/office/word/2010/wordml" xmlns:w10="urn:schemas-microsoft-com:office:word" xmlns:sl="http://schemas.openxmlformats.org/schemaLibrary/2006/main" xmlns:wpsCustomData="http://www.wps.cn/officeDocument/2013/wpsCustomData" mc:Ignorable="w14">
+<w:styles xmlns:w="http://schemas.openxmlformats.org/wordprocessingml/2006/main">
   <w:docDefaults>
     <w:rPrDefault>
       <w:rPr>
@@ -4814,332 +4865,262 @@
     </w:rPrDefault>
     <w:pPrDefault/>
   </w:docDefaults>
-  <w:latentStyles w:count="260" w:defQFormat="0" w:defUnhideWhenUsed="1" w:defSemiHidden="1" w:defUIPriority="99" w:defLockedState="0">
-    <w:lsdException w:qFormat="1" w:unhideWhenUsed="0" w:uiPriority="0" w:semiHidden="0" w:name="Normal"/>
-    <w:lsdException w:qFormat="1" w:unhideWhenUsed="0" w:uiPriority="0" w:semiHidden="0" w:name="heading 1" w:locked="1"/>
-    <w:lsdException w:qFormat="1" w:uiPriority="0" w:name="heading 2" w:locked="1"/>
-    <w:lsdException w:qFormat="1" w:unhideWhenUsed="0" w:uiPriority="99" w:semiHidden="0" w:name="heading 3"/>
-    <w:lsdException w:qFormat="1" w:uiPriority="0" w:name="heading 4" w:locked="1"/>
-    <w:lsdException w:qFormat="1" w:uiPriority="0" w:name="heading 5" w:locked="1"/>
-    <w:lsdException w:qFormat="1" w:uiPriority="0" w:name="heading 6" w:locked="1"/>
-    <w:lsdException w:qFormat="1" w:uiPriority="0" w:name="heading 7" w:locked="1"/>
-    <w:lsdException w:qFormat="1" w:uiPriority="0" w:name="heading 8" w:locked="1"/>
-    <w:lsdException w:qFormat="1" w:uiPriority="0" w:name="heading 9" w:locked="1"/>
-    <w:lsdException w:uiPriority="99" w:name="index 1"/>
-    <w:lsdException w:uiPriority="99" w:name="index 2"/>
-    <w:lsdException w:uiPriority="99" w:name="index 3"/>
-    <w:lsdException w:uiPriority="99" w:name="index 4"/>
-    <w:lsdException w:uiPriority="99" w:name="index 5"/>
-    <w:lsdException w:uiPriority="99" w:name="index 6"/>
-    <w:lsdException w:uiPriority="99" w:name="index 7"/>
-    <w:lsdException w:uiPriority="99" w:name="index 8"/>
-    <w:lsdException w:uiPriority="99" w:name="index 9"/>
-    <w:lsdException w:unhideWhenUsed="0" w:uiPriority="0" w:semiHidden="0" w:name="toc 1" w:locked="1"/>
-    <w:lsdException w:unhideWhenUsed="0" w:uiPriority="0" w:semiHidden="0" w:name="toc 2" w:locked="1"/>
-    <w:lsdException w:unhideWhenUsed="0" w:uiPriority="0" w:semiHidden="0" w:name="toc 3" w:locked="1"/>
-    <w:lsdException w:unhideWhenUsed="0" w:uiPriority="0" w:semiHidden="0" w:name="toc 4" w:locked="1"/>
-    <w:lsdException w:unhideWhenUsed="0" w:uiPriority="0" w:semiHidden="0" w:name="toc 5" w:locked="1"/>
-    <w:lsdException w:unhideWhenUsed="0" w:uiPriority="0" w:semiHidden="0" w:name="toc 6" w:locked="1"/>
-    <w:lsdException w:unhideWhenUsed="0" w:uiPriority="0" w:semiHidden="0" w:name="toc 7" w:locked="1"/>
-    <w:lsdException w:unhideWhenUsed="0" w:uiPriority="0" w:semiHidden="0" w:name="toc 8" w:locked="1"/>
-    <w:lsdException w:unhideWhenUsed="0" w:uiPriority="0" w:semiHidden="0" w:name="toc 9" w:locked="1"/>
-    <w:lsdException w:uiPriority="99" w:name="Normal Indent"/>
-    <w:lsdException w:uiPriority="99" w:name="footnote text"/>
-    <w:lsdException w:uiPriority="99" w:name="annotation text"/>
-    <w:lsdException w:qFormat="1" w:unhideWhenUsed="0" w:uiPriority="99" w:semiHidden="0" w:name="header"/>
-    <w:lsdException w:qFormat="1" w:unhideWhenUsed="0" w:uiPriority="99" w:semiHidden="0" w:name="footer"/>
-    <w:lsdException w:uiPriority="99" w:name="index heading"/>
-    <w:lsdException w:qFormat="1" w:uiPriority="0" w:name="caption" w:locked="1"/>
-    <w:lsdException w:uiPriority="99" w:name="table of figures"/>
-    <w:lsdException w:uiPriority="99" w:name="envelope address"/>
-    <w:lsdException w:uiPriority="99" w:name="envelope return"/>
-    <w:lsdException w:uiPriority="99" w:name="footnote reference"/>
-    <w:lsdException w:uiPriority="99" w:name="annotation reference"/>
-    <w:lsdException w:uiPriority="99" w:name="line number"/>
-    <w:lsdException w:uiPriority="99" w:name="page number"/>
-    <w:lsdException w:uiPriority="99" w:name="endnote reference"/>
-    <w:lsdException w:uiPriority="99" w:name="endnote text"/>
-    <w:lsdException w:uiPriority="99" w:name="table of authorities"/>
-    <w:lsdException w:uiPriority="99" w:name="macro"/>
-    <w:lsdException w:uiPriority="99" w:name="toa heading"/>
-    <w:lsdException w:uiPriority="99" w:name="List"/>
-    <w:lsdException w:uiPriority="99" w:name="List Bullet"/>
-    <w:lsdException w:uiPriority="99" w:name="List Number"/>
-    <w:lsdException w:uiPriority="99" w:name="List 2"/>
-    <w:lsdException w:uiPriority="99" w:name="List 3"/>
-    <w:lsdException w:uiPriority="99" w:name="List 4"/>
-    <w:lsdException w:uiPriority="99" w:name="List 5"/>
-    <w:lsdException w:uiPriority="99" w:name="List Bullet 2"/>
-    <w:lsdException w:uiPriority="99" w:name="List Bullet 3"/>
-    <w:lsdException w:uiPriority="99" w:name="List Bullet 4"/>
-    <w:lsdException w:uiPriority="99" w:name="List Bullet 5"/>
-    <w:lsdException w:uiPriority="99" w:name="List Number 2"/>
-    <w:lsdException w:uiPriority="99" w:name="List Number 3"/>
-    <w:lsdException w:uiPriority="99" w:name="List Number 4"/>
-    <w:lsdException w:uiPriority="99" w:name="List Number 5"/>
-    <w:lsdException w:qFormat="1" w:unhideWhenUsed="0" w:uiPriority="0" w:semiHidden="0" w:name="Title" w:locked="1"/>
-    <w:lsdException w:uiPriority="99" w:name="Closing"/>
-    <w:lsdException w:uiPriority="99" w:name="Signature"/>
-    <w:lsdException w:qFormat="1" w:uiPriority="1" w:name="Default Paragraph Font"/>
-    <w:lsdException w:uiPriority="99" w:name="Body Text"/>
-    <w:lsdException w:uiPriority="99" w:name="Body Text Indent"/>
-    <w:lsdException w:uiPriority="99" w:name="List Continue"/>
-    <w:lsdException w:uiPriority="99" w:name="List Continue 2"/>
-    <w:lsdException w:uiPriority="99" w:name="List Continue 3"/>
-    <w:lsdException w:uiPriority="99" w:name="List Continue 4"/>
-    <w:lsdException w:uiPriority="99" w:name="List Continue 5"/>
-    <w:lsdException w:uiPriority="99" w:name="Message Header"/>
-    <w:lsdException w:qFormat="1" w:unhideWhenUsed="0" w:uiPriority="0" w:semiHidden="0" w:name="Subtitle" w:locked="1"/>
-    <w:lsdException w:uiPriority="99" w:name="Salutation"/>
-    <w:lsdException w:uiPriority="99" w:name="Date"/>
-    <w:lsdException w:uiPriority="99" w:name="Body Text First Indent"/>
-    <w:lsdException w:uiPriority="99" w:name="Body Text First Indent 2"/>
-    <w:lsdException w:uiPriority="99" w:name="Note Heading"/>
-    <w:lsdException w:uiPriority="99" w:name="Body Text 2"/>
-    <w:lsdException w:uiPriority="99" w:name="Body Text 3"/>
-    <w:lsdException w:uiPriority="99" w:name="Body Text Indent 2"/>
-    <w:lsdException w:uiPriority="99" w:name="Body Text Indent 3"/>
-    <w:lsdException w:uiPriority="99" w:name="Block Text"/>
-    <w:lsdException w:uiPriority="99" w:name="Hyperlink"/>
-    <w:lsdException w:uiPriority="99" w:name="FollowedHyperlink"/>
-    <w:lsdException w:qFormat="1" w:unhideWhenUsed="0" w:uiPriority="0" w:semiHidden="0" w:name="Strong" w:locked="1"/>
-    <w:lsdException w:qFormat="1" w:unhideWhenUsed="0" w:uiPriority="0" w:semiHidden="0" w:name="Emphasis" w:locked="1"/>
-    <w:lsdException w:uiPriority="99" w:name="Document Map"/>
-    <w:lsdException w:uiPriority="99" w:name="Plain Text"/>
-    <w:lsdException w:uiPriority="99" w:name="E-mail Signature"/>
-    <w:lsdException w:uiPriority="99" w:name="Normal (Web)"/>
-    <w:lsdException w:uiPriority="99" w:name="HTML Acronym"/>
-    <w:lsdException w:uiPriority="99" w:name="HTML Address"/>
-    <w:lsdException w:uiPriority="99" w:name="HTML Cite"/>
-    <w:lsdException w:uiPriority="99" w:name="HTML Code"/>
-    <w:lsdException w:uiPriority="99" w:name="HTML Definition"/>
-    <w:lsdException w:uiPriority="99" w:name="HTML Keyboard"/>
-    <w:lsdException w:uiPriority="99" w:name="HTML Preformatted"/>
-    <w:lsdException w:uiPriority="99" w:name="HTML Sample"/>
-    <w:lsdException w:uiPriority="99" w:name="HTML Typewriter"/>
-    <w:lsdException w:uiPriority="99" w:name="HTML Variable"/>
-    <w:lsdException w:qFormat="1" w:uiPriority="99" w:name="Normal Table"/>
-    <w:lsdException w:uiPriority="99" w:name="annotation subject"/>
-    <w:lsdException w:uiPriority="99" w:name="Table Simple 1"/>
-    <w:lsdException w:uiPriority="99" w:name="Table Simple 2"/>
-    <w:lsdException w:uiPriority="99" w:name="Table Simple 3"/>
-    <w:lsdException w:uiPriority="99" w:name="Table Classic 1"/>
-    <w:lsdException w:uiPriority="99" w:name="Table Classic 2"/>
-    <w:lsdException w:uiPriority="99" w:name="Table Classic 3"/>
-    <w:lsdException w:uiPriority="99" w:name="Table Classic 4"/>
-    <w:lsdException w:uiPriority="99" w:name="Table Colorful 1"/>
-    <w:lsdException w:uiPriority="99" w:name="Table Colorful 2"/>
-    <w:lsdException w:uiPriority="99" w:name="Table Colorful 3"/>
-    <w:lsdException w:uiPriority="99" w:name="Table Columns 1"/>
-    <w:lsdException w:uiPriority="99" w:name="Table Columns 2"/>
-    <w:lsdException w:uiPriority="99" w:name="Table Columns 3"/>
-    <w:lsdException w:uiPriority="99" w:name="Table Columns 4"/>
-    <w:lsdException w:uiPriority="99" w:name="Table Columns 5"/>
-    <w:lsdException w:uiPriority="99" w:name="Table Grid 1"/>
-    <w:lsdException w:uiPriority="99" w:name="Table Grid 2"/>
-    <w:lsdException w:uiPriority="99" w:name="Table Grid 3"/>
-    <w:lsdException w:uiPriority="99" w:name="Table Grid 4"/>
-    <w:lsdException w:uiPriority="99" w:name="Table Grid 5"/>
-    <w:lsdException w:uiPriority="99" w:name="Table Grid 6"/>
-    <w:lsdException w:uiPriority="99" w:name="Table Grid 7"/>
-    <w:lsdException w:uiPriority="99" w:name="Table Grid 8"/>
-    <w:lsdException w:uiPriority="99" w:name="Table List 1"/>
-    <w:lsdException w:uiPriority="99" w:name="Table List 2"/>
-    <w:lsdException w:uiPriority="99" w:name="Table List 3"/>
-    <w:lsdException w:uiPriority="99" w:name="Table List 4"/>
-    <w:lsdException w:uiPriority="99" w:name="Table List 5"/>
-    <w:lsdException w:uiPriority="99" w:name="Table List 6"/>
-    <w:lsdException w:uiPriority="99" w:name="Table List 7"/>
-    <w:lsdException w:uiPriority="99" w:name="Table List 8"/>
-    <w:lsdException w:uiPriority="99" w:name="Table 3D effects 1"/>
-    <w:lsdException w:uiPriority="99" w:name="Table 3D effects 2"/>
-    <w:lsdException w:uiPriority="99" w:name="Table 3D effects 3"/>
-    <w:lsdException w:uiPriority="99" w:name="Table Contemporary"/>
-    <w:lsdException w:uiPriority="99" w:name="Table Elegant"/>
-    <w:lsdException w:uiPriority="99" w:name="Table Professional"/>
-    <w:lsdException w:uiPriority="99" w:name="Table Subtle 1"/>
-    <w:lsdException w:uiPriority="99" w:name="Table Subtle 2"/>
-    <w:lsdException w:uiPriority="99" w:name="Table Web 1"/>
-    <w:lsdException w:uiPriority="99" w:name="Table Web 2"/>
-    <w:lsdException w:uiPriority="99" w:name="Table Web 3"/>
-    <w:lsdException w:qFormat="1" w:unhideWhenUsed="0" w:uiPriority="99" w:name="Balloon Text"/>
-    <w:lsdException w:qFormat="1" w:unhideWhenUsed="0" w:uiPriority="99" w:semiHidden="0" w:name="Table Grid"/>
-    <w:lsdException w:uiPriority="99" w:name="Table Theme"/>
-    <w:lsdException w:unhideWhenUsed="0" w:uiPriority="60" w:semiHidden="0" w:name="Light Shading"/>
-    <w:lsdException w:unhideWhenUsed="0" w:uiPriority="61" w:semiHidden="0" w:name="Light List"/>
-    <w:lsdException w:unhideWhenUsed="0" w:uiPriority="62" w:semiHidden="0" w:name="Light Grid"/>
-    <w:lsdException w:unhideWhenUsed="0" w:uiPriority="63" w:semiHidden="0" w:name="Medium Shading 1"/>
-    <w:lsdException w:unhideWhenUsed="0" w:uiPriority="64" w:semiHidden="0" w:name="Medium Shading 2"/>
-    <w:lsdException w:unhideWhenUsed="0" w:uiPriority="65" w:semiHidden="0" w:name="Medium List 1"/>
-    <w:lsdException w:unhideWhenUsed="0" w:uiPriority="66" w:semiHidden="0" w:name="Medium List 2"/>
-    <w:lsdException w:unhideWhenUsed="0" w:uiPriority="67" w:semiHidden="0" w:name="Medium Grid 1"/>
-    <w:lsdException w:unhideWhenUsed="0" w:uiPriority="68" w:semiHidden="0" w:name="Medium Grid 2"/>
-    <w:lsdException w:unhideWhenUsed="0" w:uiPriority="69" w:semiHidden="0" w:name="Medium Grid 3"/>
-    <w:lsdException w:unhideWhenUsed="0" w:uiPriority="70" w:semiHidden="0" w:name="Dark List"/>
-    <w:lsdException w:unhideWhenUsed="0" w:uiPriority="71" w:semiHidden="0" w:name="Colorful Shading"/>
-    <w:lsdException w:unhideWhenUsed="0" w:uiPriority="72" w:semiHidden="0" w:name="Colorful List"/>
-    <w:lsdException w:unhideWhenUsed="0" w:uiPriority="73" w:semiHidden="0" w:name="Colorful Grid"/>
-    <w:lsdException w:unhideWhenUsed="0" w:uiPriority="60" w:semiHidden="0" w:name="Light Shading Accent 1"/>
-    <w:lsdException w:unhideWhenUsed="0" w:uiPriority="61" w:semiHidden="0" w:name="Light List Accent 1"/>
-    <w:lsdException w:unhideWhenUsed="0" w:uiPriority="62" w:semiHidden="0" w:name="Light Grid Accent 1"/>
-    <w:lsdException w:unhideWhenUsed="0" w:uiPriority="63" w:semiHidden="0" w:name="Medium Shading 1 Accent 1"/>
-    <w:lsdException w:unhideWhenUsed="0" w:uiPriority="64" w:semiHidden="0" w:name="Medium Shading 2 Accent 1"/>
-    <w:lsdException w:unhideWhenUsed="0" w:uiPriority="65" w:semiHidden="0" w:name="Medium List 1 Accent 1"/>
-    <w:lsdException w:unhideWhenUsed="0" w:uiPriority="66" w:semiHidden="0" w:name="Medium List 2 Accent 1"/>
-    <w:lsdException w:unhideWhenUsed="0" w:uiPriority="67" w:semiHidden="0" w:name="Medium Grid 1 Accent 1"/>
-    <w:lsdException w:unhideWhenUsed="0" w:uiPriority="68" w:semiHidden="0" w:name="Medium Grid 2 Accent 1"/>
-    <w:lsdException w:unhideWhenUsed="0" w:uiPriority="69" w:semiHidden="0" w:name="Medium Grid 3 Accent 1"/>
-    <w:lsdException w:unhideWhenUsed="0" w:uiPriority="70" w:semiHidden="0" w:name="Dark List Accent 1"/>
-    <w:lsdException w:unhideWhenUsed="0" w:uiPriority="71" w:semiHidden="0" w:name="Colorful Shading Accent 1"/>
-    <w:lsdException w:unhideWhenUsed="0" w:uiPriority="72" w:semiHidden="0" w:name="Colorful List Accent 1"/>
-    <w:lsdException w:unhideWhenUsed="0" w:uiPriority="73" w:semiHidden="0" w:name="Colorful Grid Accent 1"/>
-    <w:lsdException w:unhideWhenUsed="0" w:uiPriority="60" w:semiHidden="0" w:name="Light Shading Accent 2"/>
-    <w:lsdException w:unhideWhenUsed="0" w:uiPriority="61" w:semiHidden="0" w:name="Light List Accent 2"/>
-    <w:lsdException w:unhideWhenUsed="0" w:uiPriority="62" w:semiHidden="0" w:name="Light Grid Accent 2"/>
-    <w:lsdException w:unhideWhenUsed="0" w:uiPriority="63" w:semiHidden="0" w:name="Medium Shading 1 Accent 2"/>
-    <w:lsdException w:unhideWhenUsed="0" w:uiPriority="64" w:semiHidden="0" w:name="Medium Shading 2 Accent 2"/>
-    <w:lsdException w:unhideWhenUsed="0" w:uiPriority="65" w:semiHidden="0" w:name="Medium List 1 Accent 2"/>
-    <w:lsdException w:unhideWhenUsed="0" w:uiPriority="66" w:semiHidden="0" w:name="Medium List 2 Accent 2"/>
-    <w:lsdException w:unhideWhenUsed="0" w:uiPriority="67" w:semiHidden="0" w:name="Medium Grid 1 Accent 2"/>
-    <w:lsdException w:unhideWhenUsed="0" w:uiPriority="68" w:semiHidden="0" w:name="Medium Grid 2 Accent 2"/>
-    <w:lsdException w:unhideWhenUsed="0" w:uiPriority="69" w:semiHidden="0" w:name="Medium Grid 3 Accent 2"/>
-    <w:lsdException w:unhideWhenUsed="0" w:uiPriority="70" w:semiHidden="0" w:name="Dark List Accent 2"/>
-    <w:lsdException w:unhideWhenUsed="0" w:uiPriority="71" w:semiHidden="0" w:name="Colorful Shading Accent 2"/>
-    <w:lsdException w:unhideWhenUsed="0" w:uiPriority="72" w:semiHidden="0" w:name="Colorful List Accent 2"/>
-    <w:lsdException w:unhideWhenUsed="0" w:uiPriority="73" w:semiHidden="0" w:name="Colorful Grid Accent 2"/>
-    <w:lsdException w:unhideWhenUsed="0" w:uiPriority="60" w:semiHidden="0" w:name="Light Shading Accent 3"/>
-    <w:lsdException w:unhideWhenUsed="0" w:uiPriority="61" w:semiHidden="0" w:name="Light List Accent 3"/>
-    <w:lsdException w:unhideWhenUsed="0" w:uiPriority="62" w:semiHidden="0" w:name="Light Grid Accent 3"/>
-    <w:lsdException w:unhideWhenUsed="0" w:uiPriority="63" w:semiHidden="0" w:name="Medium Shading 1 Accent 3"/>
-    <w:lsdException w:unhideWhenUsed="0" w:uiPriority="64" w:semiHidden="0" w:name="Medium Shading 2 Accent 3"/>
-    <w:lsdException w:unhideWhenUsed="0" w:uiPriority="65" w:semiHidden="0" w:name="Medium List 1 Accent 3"/>
-    <w:lsdException w:unhideWhenUsed="0" w:uiPriority="66" w:semiHidden="0" w:name="Medium List 2 Accent 3"/>
-    <w:lsdException w:unhideWhenUsed="0" w:uiPriority="67" w:semiHidden="0" w:name="Medium Grid 1 Accent 3"/>
-    <w:lsdException w:unhideWhenUsed="0" w:uiPriority="68" w:semiHidden="0" w:name="Medium Grid 2 Accent 3"/>
-    <w:lsdException w:unhideWhenUsed="0" w:uiPriority="69" w:semiHidden="0" w:name="Medium Grid 3 Accent 3"/>
-    <w:lsdException w:unhideWhenUsed="0" w:uiPriority="70" w:semiHidden="0" w:name="Dark List Accent 3"/>
-    <w:lsdException w:unhideWhenUsed="0" w:uiPriority="71" w:semiHidden="0" w:name="Colorful Shading Accent 3"/>
-    <w:lsdException w:unhideWhenUsed="0" w:uiPriority="72" w:semiHidden="0" w:name="Colorful List Accent 3"/>
-    <w:lsdException w:unhideWhenUsed="0" w:uiPriority="73" w:semiHidden="0" w:name="Colorful Grid Accent 3"/>
-    <w:lsdException w:unhideWhenUsed="0" w:uiPriority="60" w:semiHidden="0" w:name="Light Shading Accent 4"/>
-    <w:lsdException w:unhideWhenUsed="0" w:uiPriority="61" w:semiHidden="0" w:name="Light List Accent 4"/>
-    <w:lsdException w:unhideWhenUsed="0" w:uiPriority="62" w:semiHidden="0" w:name="Light Grid Accent 4"/>
-    <w:lsdException w:unhideWhenUsed="0" w:uiPriority="63" w:semiHidden="0" w:name="Medium Shading 1 Accent 4"/>
-    <w:lsdException w:unhideWhenUsed="0" w:uiPriority="64" w:semiHidden="0" w:name="Medium Shading 2 Accent 4"/>
-    <w:lsdException w:unhideWhenUsed="0" w:uiPriority="65" w:semiHidden="0" w:name="Medium List 1 Accent 4"/>
-    <w:lsdException w:unhideWhenUsed="0" w:uiPriority="66" w:semiHidden="0" w:name="Medium List 2 Accent 4"/>
-    <w:lsdException w:unhideWhenUsed="0" w:uiPriority="67" w:semiHidden="0" w:name="Medium Grid 1 Accent 4"/>
-    <w:lsdException w:unhideWhenUsed="0" w:uiPriority="68" w:semiHidden="0" w:name="Medium Grid 2 Accent 4"/>
-    <w:lsdException w:unhideWhenUsed="0" w:uiPriority="69" w:semiHidden="0" w:name="Medium Grid 3 Accent 4"/>
-    <w:lsdException w:unhideWhenUsed="0" w:uiPriority="70" w:semiHidden="0" w:name="Dark List Accent 4"/>
-    <w:lsdException w:unhideWhenUsed="0" w:uiPriority="71" w:semiHidden="0" w:name="Colorful Shading Accent 4"/>
-    <w:lsdException w:unhideWhenUsed="0" w:uiPriority="72" w:semiHidden="0" w:name="Colorful List Accent 4"/>
-    <w:lsdException w:unhideWhenUsed="0" w:uiPriority="73" w:semiHidden="0" w:name="Colorful Grid Accent 4"/>
-    <w:lsdException w:unhideWhenUsed="0" w:uiPriority="60" w:semiHidden="0" w:name="Light Shading Accent 5"/>
-    <w:lsdException w:unhideWhenUsed="0" w:uiPriority="61" w:semiHidden="0" w:name="Light List Accent 5"/>
-    <w:lsdException w:unhideWhenUsed="0" w:uiPriority="62" w:semiHidden="0" w:name="Light Grid Accent 5"/>
-    <w:lsdException w:unhideWhenUsed="0" w:uiPriority="63" w:semiHidden="0" w:name="Medium Shading 1 Accent 5"/>
-    <w:lsdException w:unhideWhenUsed="0" w:uiPriority="64" w:semiHidden="0" w:name="Medium Shading 2 Accent 5"/>
-    <w:lsdException w:unhideWhenUsed="0" w:uiPriority="65" w:semiHidden="0" w:name="Medium List 1 Accent 5"/>
-    <w:lsdException w:unhideWhenUsed="0" w:uiPriority="66" w:semiHidden="0" w:name="Medium List 2 Accent 5"/>
-    <w:lsdException w:unhideWhenUsed="0" w:uiPriority="67" w:semiHidden="0" w:name="Medium Grid 1 Accent 5"/>
-    <w:lsdException w:unhideWhenUsed="0" w:uiPriority="68" w:semiHidden="0" w:name="Medium Grid 2 Accent 5"/>
-    <w:lsdException w:unhideWhenUsed="0" w:uiPriority="69" w:semiHidden="0" w:name="Medium Grid 3 Accent 5"/>
-    <w:lsdException w:unhideWhenUsed="0" w:uiPriority="70" w:semiHidden="0" w:name="Dark List Accent 5"/>
-    <w:lsdException w:unhideWhenUsed="0" w:uiPriority="71" w:semiHidden="0" w:name="Colorful Shading Accent 5"/>
-    <w:lsdException w:unhideWhenUsed="0" w:uiPriority="72" w:semiHidden="0" w:name="Colorful List Accent 5"/>
-    <w:lsdException w:unhideWhenUsed="0" w:uiPriority="73" w:semiHidden="0" w:name="Colorful Grid Accent 5"/>
-    <w:lsdException w:unhideWhenUsed="0" w:uiPriority="60" w:semiHidden="0" w:name="Light Shading Accent 6"/>
-    <w:lsdException w:unhideWhenUsed="0" w:uiPriority="61" w:semiHidden="0" w:name="Light List Accent 6"/>
-    <w:lsdException w:unhideWhenUsed="0" w:uiPriority="62" w:semiHidden="0" w:name="Light Grid Accent 6"/>
-    <w:lsdException w:unhideWhenUsed="0" w:uiPriority="63" w:semiHidden="0" w:name="Medium Shading 1 Accent 6"/>
-    <w:lsdException w:unhideWhenUsed="0" w:uiPriority="64" w:semiHidden="0" w:name="Medium Shading 2 Accent 6"/>
-    <w:lsdException w:unhideWhenUsed="0" w:uiPriority="65" w:semiHidden="0" w:name="Medium List 1 Accent 6"/>
-    <w:lsdException w:unhideWhenUsed="0" w:uiPriority="66" w:semiHidden="0" w:name="Medium List 2 Accent 6"/>
-    <w:lsdException w:unhideWhenUsed="0" w:uiPriority="67" w:semiHidden="0" w:name="Medium Grid 1 Accent 6"/>
-    <w:lsdException w:unhideWhenUsed="0" w:uiPriority="68" w:semiHidden="0" w:name="Medium Grid 2 Accent 6"/>
-    <w:lsdException w:unhideWhenUsed="0" w:uiPriority="69" w:semiHidden="0" w:name="Medium Grid 3 Accent 6"/>
-    <w:lsdException w:unhideWhenUsed="0" w:uiPriority="70" w:semiHidden="0" w:name="Dark List Accent 6"/>
-    <w:lsdException w:unhideWhenUsed="0" w:uiPriority="71" w:semiHidden="0" w:name="Colorful Shading Accent 6"/>
-    <w:lsdException w:unhideWhenUsed="0" w:uiPriority="72" w:semiHidden="0" w:name="Colorful List Accent 6"/>
-    <w:lsdException w:unhideWhenUsed="0" w:uiPriority="73" w:semiHidden="0" w:name="Colorful Grid Accent 6"/>
+  <w:latentStyles w:defLockedState="0" w:defUIPriority="99" w:defSemiHidden="1" w:defUnhideWhenUsed="1" w:defQFormat="0" w:count="260">
+    <w:lsdException w:name="endnote text" w:uiPriority="99"/>
+    <w:lsdException w:name="Medium Shading 1" w:uiPriority="63" w:semiHidden="0" w:unhideWhenUsed="0"/>
+    <w:lsdException w:name="List Bullet" w:uiPriority="99"/>
+    <w:lsdException w:name="Medium List 1" w:uiPriority="65" w:semiHidden="0" w:unhideWhenUsed="0"/>
+    <w:lsdException w:name="Medium List 1 Accent 2" w:uiPriority="65" w:semiHidden="0" w:unhideWhenUsed="0"/>
+    <w:lsdException w:name="Medium Grid 1 Accent 4" w:uiPriority="67" w:semiHidden="0" w:unhideWhenUsed="0"/>
+    <w:lsdException w:name="Colorful Grid Accent 6" w:uiPriority="73" w:semiHidden="0" w:unhideWhenUsed="0"/>
+    <w:lsdException w:name="Table Professional" w:uiPriority="99"/>
+    <w:lsdException w:name="Hyperlink" w:uiPriority="99"/>
+    <w:lsdException w:name="Medium Shading 2 Accent 5" w:uiPriority="64" w:semiHidden="0" w:unhideWhenUsed="0"/>
+    <w:lsdException w:name="Colorful Grid Accent 1" w:uiPriority="73" w:semiHidden="0" w:unhideWhenUsed="0"/>
+    <w:lsdException w:name="Table Colorful 2" w:uiPriority="99"/>
+    <w:lsdException w:name="Colorful Grid" w:uiPriority="73" w:semiHidden="0" w:unhideWhenUsed="0"/>
+    <w:lsdException w:name="Title" w:locked="1" w:uiPriority="0" w:semiHidden="0" w:unhideWhenUsed="0" w:qFormat="1"/>
+    <w:lsdException w:name="Table Grid 7" w:uiPriority="99"/>
+    <w:lsdException w:name="toc 5" w:locked="1" w:uiPriority="0" w:semiHidden="0" w:unhideWhenUsed="0"/>
+    <w:lsdException w:name="Table Columns 1" w:uiPriority="99"/>
+    <w:lsdException w:name="Body Text Indent 3" w:uiPriority="99"/>
+    <w:lsdException w:name="Medium Grid 3 Accent 1" w:uiPriority="69" w:semiHidden="0" w:unhideWhenUsed="0"/>
+    <w:lsdException w:name="List 2" w:uiPriority="99"/>
+    <w:lsdException w:name="toc 8" w:locked="1" w:uiPriority="0" w:semiHidden="0" w:unhideWhenUsed="0"/>
+    <w:lsdException w:name="List 5" w:uiPriority="99"/>
+    <w:lsdException w:name="HTML Typewriter" w:uiPriority="99"/>
+    <w:lsdException w:name="toc 3" w:locked="1" w:uiPriority="0" w:semiHidden="0" w:unhideWhenUsed="0"/>
+    <w:lsdException w:name="Colorful Grid Accent 2" w:uiPriority="73" w:semiHidden="0" w:unhideWhenUsed="0"/>
+    <w:lsdException w:name="index 8" w:uiPriority="99"/>
+    <w:lsdException w:name="Dark List Accent 5" w:uiPriority="70" w:semiHidden="0" w:unhideWhenUsed="0"/>
+    <w:lsdException w:name="Medium List 1 Accent 1" w:uiPriority="65" w:semiHidden="0" w:unhideWhenUsed="0"/>
+    <w:lsdException w:name="Body Text First Indent" w:uiPriority="99"/>
+    <w:lsdException w:name="Medium Grid 2 Accent 4" w:uiPriority="68" w:semiHidden="0" w:unhideWhenUsed="0"/>
+    <w:lsdException w:name="Table Web 1" w:uiPriority="99"/>
+    <w:lsdException w:name="Table Theme" w:uiPriority="99"/>
+    <w:lsdException w:name="header" w:uiPriority="99" w:semiHidden="0" w:unhideWhenUsed="0" w:qFormat="1"/>
+    <w:lsdException w:name="Table Subtle 2" w:uiPriority="99"/>
+    <w:lsdException w:name="List Continue" w:uiPriority="99"/>
+    <w:lsdException w:name="Medium Grid 1 Accent 1" w:uiPriority="67" w:semiHidden="0" w:unhideWhenUsed="0"/>
+    <w:lsdException w:name="List Number 5" w:uiPriority="99"/>
+    <w:lsdException w:name="caption" w:locked="1" w:uiPriority="0" w:qFormat="1"/>
+    <w:lsdException w:name="Medium List 2 Accent 1" w:uiPriority="66" w:semiHidden="0" w:unhideWhenUsed="0"/>
+    <w:lsdException w:name="Light Grid Accent 6" w:uiPriority="62" w:semiHidden="0" w:unhideWhenUsed="0"/>
+    <w:lsdException w:name="Normal" w:uiPriority="0" w:semiHidden="0" w:unhideWhenUsed="0" w:qFormat="1"/>
+    <w:lsdException w:name="Medium Shading 1 Accent 1" w:uiPriority="63" w:semiHidden="0" w:unhideWhenUsed="0"/>
+    <w:lsdException w:name="heading 7" w:locked="1" w:uiPriority="0" w:qFormat="1"/>
+    <w:lsdException w:name="Medium Grid 1 Accent 6" w:uiPriority="67" w:semiHidden="0" w:unhideWhenUsed="0"/>
+    <w:lsdException w:name="HTML Variable" w:uiPriority="99"/>
+    <w:lsdException w:name="Light Grid Accent 4" w:uiPriority="62" w:semiHidden="0" w:unhideWhenUsed="0"/>
+    <w:lsdException w:name="Dark List" w:uiPriority="70" w:semiHidden="0" w:unhideWhenUsed="0"/>
+    <w:lsdException w:name="Light Grid Accent 3" w:uiPriority="62" w:semiHidden="0" w:unhideWhenUsed="0"/>
+    <w:lsdException w:name="table of authorities" w:uiPriority="99"/>
+    <w:lsdException w:name="Dark List Accent 3" w:uiPriority="70" w:semiHidden="0" w:unhideWhenUsed="0"/>
+    <w:lsdException w:name="Medium List 2 Accent 5" w:uiPriority="66" w:semiHidden="0" w:unhideWhenUsed="0"/>
+    <w:lsdException w:name="List Continue 4" w:uiPriority="99"/>
+    <w:lsdException w:name="table of figures" w:uiPriority="99"/>
+    <w:lsdException w:name="Medium Shading 1 Accent 6" w:uiPriority="63" w:semiHidden="0" w:unhideWhenUsed="0"/>
+    <w:lsdException w:name="Table Grid 4" w:uiPriority="99"/>
+    <w:lsdException w:name="Colorful Shading Accent 4" w:uiPriority="71" w:semiHidden="0" w:unhideWhenUsed="0"/>
+    <w:lsdException w:name="toc 2" w:locked="1" w:uiPriority="0" w:semiHidden="0" w:unhideWhenUsed="0"/>
+    <w:lsdException w:name="Table List 1" w:uiPriority="99"/>
+    <w:lsdException w:name="Medium Grid 2 Accent 6" w:uiPriority="68" w:semiHidden="0" w:unhideWhenUsed="0"/>
+    <w:lsdException w:name="Note Heading" w:uiPriority="99"/>
+    <w:lsdException w:name="FollowedHyperlink" w:uiPriority="99"/>
+    <w:lsdException w:name="Dark List Accent 4" w:uiPriority="70" w:semiHidden="0" w:unhideWhenUsed="0"/>
+    <w:lsdException w:name="List Continue 2" w:uiPriority="99"/>
+    <w:lsdException w:name="Medium Grid 3 Accent 2" w:uiPriority="69" w:semiHidden="0" w:unhideWhenUsed="0"/>
+    <w:lsdException w:name="HTML Address" w:uiPriority="99"/>
+    <w:lsdException w:name="E-mail Signature" w:uiPriority="99"/>
+    <w:lsdException w:name="Medium Grid 2 Accent 2" w:uiPriority="68" w:semiHidden="0" w:unhideWhenUsed="0"/>
+    <w:lsdException w:name="Colorful List Accent 3" w:uiPriority="72" w:semiHidden="0" w:unhideWhenUsed="0"/>
+    <w:lsdException w:name="endnote reference" w:uiPriority="99"/>
+    <w:lsdException w:name="Medium Shading 1 Accent 5" w:uiPriority="63" w:semiHidden="0" w:unhideWhenUsed="0"/>
+    <w:lsdException w:name="Colorful Shading Accent 2" w:uiPriority="71" w:semiHidden="0" w:unhideWhenUsed="0"/>
+    <w:lsdException w:name="Medium List 1 Accent 6" w:uiPriority="65" w:semiHidden="0" w:unhideWhenUsed="0"/>
+    <w:lsdException w:name="heading 9" w:locked="1" w:uiPriority="0" w:qFormat="1"/>
+    <w:lsdException w:name="Colorful Shading Accent 5" w:uiPriority="71" w:semiHidden="0" w:unhideWhenUsed="0"/>
+    <w:lsdException w:name="Table Simple 1" w:uiPriority="99"/>
+    <w:lsdException w:name="Light List Accent 5" w:uiPriority="61" w:semiHidden="0" w:unhideWhenUsed="0"/>
+    <w:lsdException w:name="annotation subject" w:uiPriority="99"/>
+    <w:lsdException w:name="Light List Accent 1" w:uiPriority="61" w:semiHidden="0" w:unhideWhenUsed="0"/>
+    <w:lsdException w:name="Colorful List Accent 6" w:uiPriority="72" w:semiHidden="0" w:unhideWhenUsed="0"/>
+    <w:lsdException w:name="annotation text" w:uiPriority="99"/>
+    <w:lsdException w:name="Colorful List Accent 1" w:uiPriority="72" w:semiHidden="0" w:unhideWhenUsed="0"/>
+    <w:lsdException w:name="Dark List Accent 2" w:uiPriority="70" w:semiHidden="0" w:unhideWhenUsed="0"/>
+    <w:lsdException w:name="Plain Text" w:uiPriority="99"/>
+    <w:lsdException w:name="envelope return" w:uiPriority="99"/>
+    <w:lsdException w:name="annotation reference" w:uiPriority="99"/>
+    <w:lsdException w:name="List Number 3" w:uiPriority="99"/>
+    <w:lsdException w:name="index 3" w:uiPriority="99"/>
+    <w:lsdException w:name="Colorful Shading" w:uiPriority="71" w:semiHidden="0" w:unhideWhenUsed="0"/>
+    <w:lsdException w:name="Normal Table" w:uiPriority="99" w:qFormat="1"/>
+    <w:lsdException w:name="Table Grid 6" w:uiPriority="99"/>
+    <w:lsdException w:name="Medium List 2" w:uiPriority="66" w:semiHidden="0" w:unhideWhenUsed="0"/>
+    <w:lsdException w:name="List Bullet 5" w:uiPriority="99"/>
+    <w:lsdException w:name="List 4" w:uiPriority="99"/>
+    <w:lsdException w:name="Table Classic 3" w:uiPriority="99"/>
+    <w:lsdException w:name="Medium Shading 1 Accent 3" w:uiPriority="63" w:semiHidden="0" w:unhideWhenUsed="0"/>
+    <w:lsdException w:name="toc 4" w:locked="1" w:uiPriority="0" w:semiHidden="0" w:unhideWhenUsed="0"/>
+    <w:lsdException w:name="Medium Grid 3 Accent 6" w:uiPriority="69" w:semiHidden="0" w:unhideWhenUsed="0"/>
+    <w:lsdException w:name="Colorful Shading Accent 6" w:uiPriority="71" w:semiHidden="0" w:unhideWhenUsed="0"/>
+    <w:lsdException w:name="Table List 3" w:uiPriority="99"/>
+    <w:lsdException w:name="Table List 8" w:uiPriority="99"/>
+    <w:lsdException w:name="Balloon Text" w:uiPriority="99" w:unhideWhenUsed="0" w:qFormat="1"/>
+    <w:lsdException w:name="Signature" w:uiPriority="99"/>
+    <w:lsdException w:name="Colorful List Accent 2" w:uiPriority="72" w:semiHidden="0" w:unhideWhenUsed="0"/>
+    <w:lsdException w:name="Body Text" w:uiPriority="99"/>
+    <w:lsdException w:name="Dark List Accent 1" w:uiPriority="70" w:semiHidden="0" w:unhideWhenUsed="0"/>
+    <w:lsdException w:name="Medium Shading 1 Accent 4" w:uiPriority="63" w:semiHidden="0" w:unhideWhenUsed="0"/>
+    <w:lsdException w:name="Normal Indent" w:uiPriority="99"/>
+    <w:lsdException w:name="Medium Shading 2 Accent 4" w:uiPriority="64" w:semiHidden="0" w:unhideWhenUsed="0"/>
+    <w:lsdException w:name="Colorful List Accent 5" w:uiPriority="72" w:semiHidden="0" w:unhideWhenUsed="0"/>
+    <w:lsdException w:name="Light List Accent 4" w:uiPriority="61" w:semiHidden="0" w:unhideWhenUsed="0"/>
+    <w:lsdException w:name="Table Web 2" w:uiPriority="99"/>
+    <w:lsdException w:name="Body Text Indent 2" w:uiPriority="99"/>
+    <w:lsdException w:name="Medium Grid 1 Accent 2" w:uiPriority="67" w:semiHidden="0" w:unhideWhenUsed="0"/>
+    <w:lsdException w:name="Table Subtle 1" w:uiPriority="99"/>
+    <w:lsdException w:name="Light List Accent 3" w:uiPriority="61" w:semiHidden="0" w:unhideWhenUsed="0"/>
+    <w:lsdException w:name="Table Grid" w:uiPriority="99" w:semiHidden="0" w:unhideWhenUsed="0" w:qFormat="1"/>
+    <w:lsdException w:name="Medium Grid 2 Accent 3" w:uiPriority="68" w:semiHidden="0" w:unhideWhenUsed="0"/>
+    <w:lsdException w:name="Colorful Grid Accent 5" w:uiPriority="73" w:semiHidden="0" w:unhideWhenUsed="0"/>
+    <w:lsdException w:name="Salutation" w:uiPriority="99"/>
+    <w:lsdException w:name="index 7" w:uiPriority="99"/>
+    <w:lsdException w:name="Dark List Accent 6" w:uiPriority="70" w:semiHidden="0" w:unhideWhenUsed="0"/>
+    <w:lsdException w:name="Medium List 1 Accent 4" w:uiPriority="65" w:semiHidden="0" w:unhideWhenUsed="0"/>
+    <w:lsdException w:name="List 3" w:uiPriority="99"/>
+    <w:lsdException w:name="heading 8" w:locked="1" w:uiPriority="0" w:qFormat="1"/>
+    <w:lsdException w:name="index 1" w:uiPriority="99"/>
+    <w:lsdException w:name="Table Columns 3" w:uiPriority="99"/>
+    <w:lsdException w:name="Light List" w:uiPriority="61" w:semiHidden="0" w:unhideWhenUsed="0"/>
+    <w:lsdException w:name="Medium Grid 2 Accent 1" w:uiPriority="68" w:semiHidden="0" w:unhideWhenUsed="0"/>
+    <w:lsdException w:name="Message Header" w:uiPriority="99"/>
+    <w:lsdException w:name="Medium Shading 2 Accent 3" w:uiPriority="64" w:semiHidden="0" w:unhideWhenUsed="0"/>
+    <w:lsdException w:name="List Bullet 3" w:uiPriority="99"/>
+    <w:lsdException w:name="Closing" w:uiPriority="99"/>
+    <w:lsdException w:name="Table Classic 1" w:uiPriority="99"/>
+    <w:lsdException w:name="Table List 5" w:uiPriority="99"/>
+    <w:lsdException w:name="heading 3" w:uiPriority="99" w:semiHidden="0" w:unhideWhenUsed="0" w:qFormat="1"/>
+    <w:lsdException w:name="Medium List 2 Accent 2" w:uiPriority="66" w:semiHidden="0" w:unhideWhenUsed="0"/>
+    <w:lsdException w:name="Colorful List Accent 4" w:uiPriority="72" w:semiHidden="0" w:unhideWhenUsed="0"/>
+    <w:lsdException w:name="index heading" w:uiPriority="99"/>
+    <w:lsdException w:name="List Number" w:uiPriority="99"/>
+    <w:lsdException w:name="footnote reference" w:uiPriority="99"/>
+    <w:lsdException w:name="Body Text First Indent 2" w:uiPriority="99"/>
+    <w:lsdException w:name="HTML Cite" w:uiPriority="99"/>
+    <w:lsdException w:name="Medium Shading 1 Accent 2" w:uiPriority="63" w:semiHidden="0" w:unhideWhenUsed="0"/>
+    <w:lsdException w:name="envelope address" w:uiPriority="99"/>
+    <w:lsdException w:name="Body Text 2" w:uiPriority="99"/>
+    <w:lsdException w:name="Table 3D effects 2" w:uiPriority="99"/>
+    <w:lsdException w:name="footer" w:uiPriority="99" w:semiHidden="0" w:unhideWhenUsed="0" w:qFormat="1"/>
+    <w:lsdException w:name="Table Columns 4" w:uiPriority="99"/>
+    <w:lsdException w:name="Light Shading Accent 3" w:uiPriority="60" w:semiHidden="0" w:unhideWhenUsed="0"/>
+    <w:lsdException w:name="Medium Shading 2 Accent 2" w:uiPriority="64" w:semiHidden="0" w:unhideWhenUsed="0"/>
+    <w:lsdException w:name="Table List 2" w:uiPriority="99"/>
+    <w:lsdException w:name="Colorful List" w:uiPriority="72" w:semiHidden="0" w:unhideWhenUsed="0"/>
+    <w:lsdException w:name="List Continue 5" w:uiPriority="99"/>
+    <w:lsdException w:name="Normal (Web)" w:uiPriority="99"/>
+    <w:lsdException w:name="List" w:uiPriority="99"/>
+    <w:lsdException w:name="toa heading" w:uiPriority="99"/>
+    <w:lsdException w:name="Light Shading Accent 1" w:uiPriority="60" w:semiHidden="0" w:unhideWhenUsed="0"/>
+    <w:lsdException w:name="Medium Shading 2 Accent 1" w:uiPriority="64" w:semiHidden="0" w:unhideWhenUsed="0"/>
+    <w:lsdException w:name="Emphasis" w:locked="1" w:uiPriority="0" w:semiHidden="0" w:unhideWhenUsed="0" w:qFormat="1"/>
+    <w:lsdException w:name="index 5" w:uiPriority="99"/>
+    <w:lsdException w:name="Table Colorful 1" w:uiPriority="99"/>
+    <w:lsdException w:name="Light Shading Accent 6" w:uiPriority="60" w:semiHidden="0" w:unhideWhenUsed="0"/>
+    <w:lsdException w:name="Medium List 2 Accent 6" w:uiPriority="66" w:semiHidden="0" w:unhideWhenUsed="0"/>
+    <w:lsdException w:name="Light Grid" w:uiPriority="62" w:semiHidden="0" w:unhideWhenUsed="0"/>
+    <w:lsdException w:name="heading 5" w:locked="1" w:uiPriority="0" w:qFormat="1"/>
+    <w:lsdException w:name="Light List Accent 2" w:uiPriority="61" w:semiHidden="0" w:unhideWhenUsed="0"/>
+    <w:lsdException w:name="Table List 4" w:uiPriority="99"/>
+    <w:lsdException w:name="Light Shading" w:uiPriority="60" w:semiHidden="0" w:unhideWhenUsed="0"/>
+    <w:lsdException w:name="heading 2" w:locked="1" w:uiPriority="0" w:qFormat="1"/>
+    <w:lsdException w:name="Medium Grid 2 Accent 5" w:uiPriority="68" w:semiHidden="0" w:unhideWhenUsed="0"/>
+    <w:lsdException w:name="Date" w:uiPriority="99"/>
+    <w:lsdException w:name="Medium Shading 2 Accent 6" w:uiPriority="64" w:semiHidden="0" w:unhideWhenUsed="0"/>
+    <w:lsdException w:name="Medium List 2 Accent 3" w:uiPriority="66" w:semiHidden="0" w:unhideWhenUsed="0"/>
+    <w:lsdException w:name="Medium List 2 Accent 4" w:uiPriority="66" w:semiHidden="0" w:unhideWhenUsed="0"/>
+    <w:lsdException w:name="Body Text 3" w:uiPriority="99"/>
+    <w:lsdException w:name="Table List 7" w:uiPriority="99"/>
+    <w:lsdException w:name="Light Grid Accent 1" w:uiPriority="62" w:semiHidden="0" w:unhideWhenUsed="0"/>
+    <w:lsdException w:name="Light Shading Accent 2" w:uiPriority="60" w:semiHidden="0" w:unhideWhenUsed="0"/>
+    <w:lsdException w:name="Document Map" w:uiPriority="99"/>
+    <w:lsdException w:name="Light Shading Accent 5" w:uiPriority="60" w:semiHidden="0" w:unhideWhenUsed="0"/>
+    <w:lsdException w:name="heading 6" w:locked="1" w:uiPriority="0" w:qFormat="1"/>
+    <w:lsdException w:name="Light List Accent 6" w:uiPriority="61" w:semiHidden="0" w:unhideWhenUsed="0"/>
+    <w:lsdException w:name="List Bullet 4" w:uiPriority="99"/>
+    <w:lsdException w:name="Table 3D effects 3" w:uiPriority="99"/>
+    <w:lsdException w:name="Medium Grid 1" w:uiPriority="67" w:semiHidden="0" w:unhideWhenUsed="0"/>
+    <w:lsdException w:name="Strong" w:locked="1" w:uiPriority="0" w:semiHidden="0" w:unhideWhenUsed="0" w:qFormat="1"/>
+    <w:lsdException w:name="heading 1" w:locked="1" w:uiPriority="0" w:semiHidden="0" w:unhideWhenUsed="0" w:qFormat="1"/>
+    <w:lsdException w:name="Table Contemporary" w:uiPriority="99"/>
+    <w:lsdException w:name="Light Grid Accent 2" w:uiPriority="62" w:semiHidden="0" w:unhideWhenUsed="0"/>
+    <w:lsdException w:name="Table Grid 1" w:uiPriority="99"/>
+    <w:lsdException w:name="Table Simple 3" w:uiPriority="99"/>
+    <w:lsdException w:name="Colorful Shading Accent 1" w:uiPriority="71" w:semiHidden="0" w:unhideWhenUsed="0"/>
+    <w:lsdException w:name="toc 7" w:locked="1" w:uiPriority="0" w:semiHidden="0" w:unhideWhenUsed="0"/>
+    <w:lsdException w:name="HTML Keyboard" w:uiPriority="99"/>
+    <w:lsdException w:name="Table Classic 4" w:uiPriority="99"/>
+    <w:lsdException w:name="List Number 2" w:uiPriority="99"/>
+    <w:lsdException w:name="index 4" w:uiPriority="99"/>
+    <w:lsdException w:name="Table Colorful 3" w:uiPriority="99"/>
+    <w:lsdException w:name="Table List 6" w:uiPriority="99"/>
+    <w:lsdException w:name="heading 4" w:locked="1" w:uiPriority="0" w:qFormat="1"/>
+    <w:lsdException w:name="line number" w:uiPriority="99"/>
+    <w:lsdException w:name="HTML Definition" w:uiPriority="99"/>
+    <w:lsdException w:name="HTML Sample" w:uiPriority="99"/>
+    <w:lsdException w:name="Block Text" w:uiPriority="99"/>
+    <w:lsdException w:name="Light Grid Accent 5" w:uiPriority="62" w:semiHidden="0" w:unhideWhenUsed="0"/>
+    <w:lsdException w:name="Medium Grid 2" w:uiPriority="68" w:semiHidden="0" w:unhideWhenUsed="0"/>
+    <w:lsdException w:name="Body Text Indent" w:uiPriority="99"/>
+    <w:lsdException w:name="List Continue 3" w:uiPriority="99"/>
+    <w:lsdException w:name="Colorful Grid Accent 4" w:uiPriority="73" w:semiHidden="0" w:unhideWhenUsed="0"/>
+    <w:lsdException w:name="Default Paragraph Font" w:uiPriority="1" w:qFormat="1"/>
+    <w:lsdException w:name="index 6" w:uiPriority="99"/>
+    <w:lsdException w:name="Medium Grid 1 Accent 5" w:uiPriority="67" w:semiHidden="0" w:unhideWhenUsed="0"/>
+    <w:lsdException w:name="page number" w:uiPriority="99"/>
+    <w:lsdException w:name="Light Shading Accent 4" w:uiPriority="60" w:semiHidden="0" w:unhideWhenUsed="0"/>
+    <w:lsdException w:name="Table Grid 2" w:uiPriority="99"/>
+    <w:lsdException w:name="Medium List 1 Accent 3" w:uiPriority="65" w:semiHidden="0" w:unhideWhenUsed="0"/>
+    <w:lsdException w:name="Table Grid 5" w:uiPriority="99"/>
+    <w:lsdException w:name="Medium Grid 3 Accent 4" w:uiPriority="69" w:semiHidden="0" w:unhideWhenUsed="0"/>
+    <w:lsdException w:name="macro" w:uiPriority="99"/>
+    <w:lsdException w:name="Table Elegant" w:uiPriority="99"/>
+    <w:lsdException w:name="HTML Preformatted" w:uiPriority="99"/>
+    <w:lsdException w:name="Table Web 3" w:uiPriority="99"/>
+    <w:lsdException w:name="Table Grid 8" w:uiPriority="99"/>
+    <w:lsdException w:name="Medium Shading 2" w:uiPriority="64" w:semiHidden="0" w:unhideWhenUsed="0"/>
+    <w:lsdException w:name="Medium Grid 1 Accent 3" w:uiPriority="67" w:semiHidden="0" w:unhideWhenUsed="0"/>
+    <w:lsdException w:name="Subtitle" w:locked="1" w:uiPriority="0" w:semiHidden="0" w:unhideWhenUsed="0" w:qFormat="1"/>
+    <w:lsdException w:name="List Bullet 2" w:uiPriority="99"/>
+    <w:lsdException w:name="Table 3D effects 1" w:uiPriority="99"/>
+    <w:lsdException w:name="footnote text" w:uiPriority="99"/>
+    <w:lsdException w:name="Medium Grid 3 Accent 3" w:uiPriority="69" w:semiHidden="0" w:unhideWhenUsed="0"/>
+    <w:lsdException w:name="Table Simple 2" w:uiPriority="99"/>
+    <w:lsdException w:name="toc 6" w:locked="1" w:uiPriority="0" w:semiHidden="0" w:unhideWhenUsed="0"/>
+    <w:lsdException w:name="toc 1" w:locked="1" w:uiPriority="0" w:semiHidden="0" w:unhideWhenUsed="0"/>
+    <w:lsdException w:name="HTML Acronym" w:uiPriority="99"/>
+    <w:lsdException w:name="Medium Grid 3 Accent 5" w:uiPriority="69" w:semiHidden="0" w:unhideWhenUsed="0"/>
+    <w:lsdException w:name="Table Grid 3" w:uiPriority="99"/>
+    <w:lsdException w:name="HTML Code" w:uiPriority="99"/>
+    <w:lsdException w:name="Medium List 1 Accent 5" w:uiPriority="65" w:semiHidden="0" w:unhideWhenUsed="0"/>
+    <w:lsdException w:name="Colorful Shading Accent 3" w:uiPriority="71" w:semiHidden="0" w:unhideWhenUsed="0"/>
+    <w:lsdException w:name="toc 9" w:locked="1" w:uiPriority="0" w:semiHidden="0" w:unhideWhenUsed="0"/>
+    <w:lsdException w:name="List Number 4" w:uiPriority="99"/>
+    <w:lsdException w:name="Table Columns 5" w:uiPriority="99"/>
+    <w:lsdException w:name="Table Columns 2" w:uiPriority="99"/>
+    <w:lsdException w:name="Table Classic 2" w:uiPriority="99"/>
+    <w:lsdException w:name="index 2" w:uiPriority="99"/>
+    <w:lsdException w:name="index 9" w:uiPriority="99"/>
+    <w:lsdException w:name="Colorful Grid Accent 3" w:uiPriority="73" w:semiHidden="0" w:unhideWhenUsed="0"/>
+    <w:lsdException w:name="Medium Grid 3" w:uiPriority="69" w:semiHidden="0" w:unhideWhenUsed="0"/>
   </w:latentStyles>
-  <w:style w:type="paragraph" w:default="1" w:styleId="1">
-    <w:name w:val="Normal"/>
-    <w:qFormat/>
-    <w:uiPriority w:val="0"/>
-    <w:pPr>
-      <w:widowControl w:val="0"/>
-      <w:jc w:val="both"/>
-    </w:pPr>
-    <w:rPr>
-      <w:rFonts w:ascii="Times New Roman" w:hAnsi="Times New Roman" w:eastAsia="宋体" w:cs="Times New Roman"/>
-      <w:kern w:val="2"/>
-      <w:sz w:val="21"/>
-      <w:szCs w:val="21"/>
-      <w:lang w:val="en-US" w:eastAsia="zh-CN" w:bidi="ar-SA"/>
-    </w:rPr>
-  </w:style>
-  <w:style w:type="paragraph" w:styleId="2">
-    <w:name w:val="heading 3"/>
-    <w:basedOn w:val="1"/>
-    <w:next w:val="1"/>
-    <w:link w:val="9"/>
-    <w:qFormat/>
+  <w:style w:type="paragraph" w:styleId="000002">
+    <w:name w:val="footer"/>
+    <w:basedOn w:val="000004"/>
+    <w:link w:val="00000b"/>
     <w:uiPriority w:val="99"/>
-    <w:pPr>
-      <w:keepNext/>
-      <w:keepLines/>
-      <w:spacing w:before="260" w:after="260" w:line="416" w:lineRule="auto"/>
-      <w:outlineLvl w:val="2"/>
-    </w:pPr>
-    <w:rPr>
-      <w:b/>
-      <w:bCs/>
-      <w:sz w:val="32"/>
-      <w:szCs w:val="32"/>
-    </w:rPr>
-  </w:style>
-  <w:style w:type="character" w:default="1" w:styleId="8">
-    <w:name w:val="Default Paragraph Font"/>
-    <w:semiHidden/>
-    <w:unhideWhenUsed/>
-    <w:qFormat/>
-    <w:uiPriority w:val="1"/>
-  </w:style>
-  <w:style w:type="table" w:default="1" w:styleId="6">
-    <w:name w:val="Normal Table"/>
-    <w:semiHidden/>
-    <w:unhideWhenUsed/>
-    <w:qFormat/>
-    <w:uiPriority w:val="99"/>
-    <w:tblPr>
-      <w:tblCellMar>
-        <w:top w:w="0" w:type="dxa"/>
-        <w:left w:w="108" w:type="dxa"/>
-        <w:bottom w:w="0" w:type="dxa"/>
-        <w:right w:w="108" w:type="dxa"/>
-      </w:tblCellMar>
-    </w:tblPr>
-  </w:style>
-  <w:style w:type="paragraph" w:styleId="3">
-    <w:name w:val="Balloon Text"/>
-    <w:basedOn w:val="1"/>
-    <w:link w:val="10"/>
-    <w:semiHidden/>
-    <w:qFormat/>
-    <w:uiPriority w:val="99"/>
-    <w:rPr>
-      <w:sz w:val="18"/>
-      <w:szCs w:val="18"/>
-    </w:rPr>
-  </w:style>
-  <w:style w:type="paragraph" w:styleId="4">
-    <w:name w:val="footer"/>
-    <w:basedOn w:val="1"/>
-    <w:link w:val="11"/>
-    <w:qFormat/>
-    <w:uiPriority w:val="99"/>
+    <w:qFormat w:val="1"/>
     <w:pPr>
       <w:tabs>
         <w:tab w:val="center" w:pos="4153"/>
@@ -5153,12 +5134,36 @@
       <w:szCs w:val="18"/>
     </w:rPr>
   </w:style>
-  <w:style w:type="paragraph" w:styleId="5">
+  <w:style w:type="paragraph" w:styleId="00000f" w:customStyle="1">
+    <w:name w:val="List Paragraph1"/>
+    <w:basedOn w:val="000004"/>
+    <w:uiPriority w:val="99"/>
+    <w:qFormat w:val="1"/>
+    <w:pPr>
+      <w:ind w:firstLine="420" w:firstLineChars="200"/>
+    </w:pPr>
+  </w:style>
+  <w:style w:type="table" w:styleId="000008" w:default="1">
+    <w:name w:val="Normal Table"/>
+    <w:uiPriority w:val="99"/>
+    <w:semiHidden w:val="1"/>
+    <w:unhideWhenUsed w:val="1"/>
+    <w:qFormat w:val="1"/>
+    <w:tblPr>
+      <w:tblCellMar>
+        <w:top w:w="0" w:type="dxa"/>
+        <w:left w:w="108" w:type="dxa"/>
+        <w:bottom w:w="0" w:type="dxa"/>
+        <w:right w:w="108" w:type="dxa"/>
+      </w:tblCellMar>
+    </w:tblPr>
+  </w:style>
+  <w:style w:type="paragraph" w:styleId="00000c">
     <w:name w:val="header"/>
-    <w:basedOn w:val="1"/>
-    <w:link w:val="12"/>
-    <w:qFormat/>
+    <w:basedOn w:val="000004"/>
+    <w:link w:val="00000d"/>
     <w:uiPriority w:val="99"/>
+    <w:qFormat w:val="1"/>
     <w:pPr>
       <w:pBdr>
         <w:bottom w:val="single" w:color="auto" w:sz="6" w:space="1"/>
@@ -5175,11 +5180,106 @@
       <w:szCs w:val="18"/>
     </w:rPr>
   </w:style>
-  <w:style w:type="table" w:styleId="7">
+  <w:style w:type="paragraph" w:styleId="000004" w:default="1">
+    <w:name w:val="Normal"/>
+    <w:uiPriority w:val="0"/>
+    <w:qFormat w:val="1"/>
+    <w:pPr>
+      <w:widowControl w:val="0"/>
+      <w:jc w:val="both"/>
+    </w:pPr>
+    <w:rPr>
+      <w:rFonts w:ascii="Times New Roman" w:hAnsi="Times New Roman" w:eastAsia="宋体" w:cs="Times New Roman"/>
+      <w:kern w:val="2"/>
+      <w:sz w:val="21"/>
+      <w:szCs w:val="21"/>
+      <w:lang w:val="en-US" w:eastAsia="zh-CN" w:bidi="ar-SA"/>
+    </w:rPr>
+  </w:style>
+  <w:style w:type="character" w:styleId="000007" w:default="1">
+    <w:name w:val="Default Paragraph Font"/>
+    <w:uiPriority w:val="1"/>
+    <w:semiHidden w:val="1"/>
+    <w:unhideWhenUsed w:val="1"/>
+    <w:qFormat w:val="1"/>
+  </w:style>
+  <w:style w:type="paragraph" w:styleId="000009">
+    <w:name w:val="Balloon Text"/>
+    <w:basedOn w:val="000004"/>
+    <w:link w:val="00000a"/>
+    <w:uiPriority w:val="99"/>
+    <w:semiHidden w:val="1"/>
+    <w:qFormat w:val="1"/>
+    <w:rPr>
+      <w:sz w:val="18"/>
+      <w:szCs w:val="18"/>
+    </w:rPr>
+  </w:style>
+  <w:style w:type="paragraph" w:styleId="000005">
+    <w:name w:val="heading 3"/>
+    <w:basedOn w:val="000004"/>
+    <w:next w:val="000004"/>
+    <w:link w:val="000006"/>
+    <w:uiPriority w:val="99"/>
+    <w:qFormat w:val="1"/>
+    <w:pPr>
+      <w:keepNext w:val="1"/>
+      <w:keepLines w:val="1"/>
+      <w:spacing w:before="260" w:after="260" w:line="416" w:lineRule="auto"/>
+      <w:outlineLvl w:val="2"/>
+    </w:pPr>
+    <w:rPr>
+      <w:b w:val="1"/>
+      <w:bCs w:val="1"/>
+      <w:sz w:val="32"/>
+      <w:szCs w:val="32"/>
+    </w:rPr>
+  </w:style>
+  <w:style w:type="character" w:styleId="00000d" w:customStyle="1">
+    <w:name w:val="页眉 字符"/>
+    <w:link w:val="00000c"/>
+    <w:uiPriority w:val="99"/>
+    <w:qFormat w:val="1"/>
+    <w:locked w:val="1"/>
+    <w:rPr>
+      <w:rFonts w:ascii="Times New Roman" w:hAnsi="Times New Roman" w:eastAsia="宋体" w:cs="Times New Roman"/>
+      <w:sz w:val="18"/>
+      <w:szCs w:val="18"/>
+    </w:rPr>
+  </w:style>
+  <w:style w:type="character" w:styleId="00000a" w:customStyle="1">
+    <w:name w:val="批注框文本 字符"/>
+    <w:link w:val="000009"/>
+    <w:uiPriority w:val="99"/>
+    <w:semiHidden w:val="1"/>
+    <w:qFormat w:val="1"/>
+    <w:locked w:val="1"/>
+    <w:rPr>
+      <w:rFonts w:ascii="Times New Roman" w:hAnsi="Times New Roman" w:eastAsia="宋体" w:cs="Times New Roman"/>
+      <w:sz w:val="18"/>
+      <w:szCs w:val="18"/>
+    </w:rPr>
+  </w:style>
+  <w:style w:type="character" w:styleId="000006" w:customStyle="1">
+    <w:name w:val="标题 3 字符"/>
+    <w:link w:val="000005"/>
+    <w:uiPriority w:val="99"/>
+    <w:semiHidden w:val="1"/>
+    <w:qFormat w:val="1"/>
+    <w:locked w:val="1"/>
+    <w:rPr>
+      <w:rFonts w:ascii="Times New Roman" w:hAnsi="Times New Roman" w:eastAsia="宋体" w:cs="Times New Roman"/>
+      <w:b w:val="1"/>
+      <w:bCs w:val="1"/>
+      <w:sz w:val="32"/>
+      <w:szCs w:val="32"/>
+    </w:rPr>
+  </w:style>
+  <w:style w:type="table" w:styleId="00000e">
     <w:name w:val="Table Grid"/>
-    <w:basedOn w:val="6"/>
-    <w:qFormat/>
+    <w:basedOn w:val="000008"/>
     <w:uiPriority w:val="99"/>
+    <w:qFormat w:val="1"/>
     <w:pPr>
       <w:widowControl w:val="0"/>
       <w:jc w:val="both"/>
@@ -5195,66 +5295,17 @@
       </w:tblBorders>
     </w:tblPr>
   </w:style>
-  <w:style w:type="character" w:customStyle="1" w:styleId="9">
-    <w:name w:val="标题 3 字符"/>
-    <w:link w:val="2"/>
-    <w:semiHidden/>
-    <w:qFormat/>
-    <w:locked/>
+  <w:style w:type="character" w:styleId="00000b" w:customStyle="1">
+    <w:name w:val="页脚 字符"/>
+    <w:link w:val="000002"/>
     <w:uiPriority w:val="99"/>
-    <w:rPr>
-      <w:rFonts w:ascii="Times New Roman" w:hAnsi="Times New Roman" w:eastAsia="宋体" w:cs="Times New Roman"/>
-      <w:b/>
-      <w:bCs/>
-      <w:sz w:val="32"/>
-      <w:szCs w:val="32"/>
-    </w:rPr>
-  </w:style>
-  <w:style w:type="character" w:customStyle="1" w:styleId="10">
-    <w:name w:val="批注框文本 字符"/>
-    <w:link w:val="3"/>
-    <w:semiHidden/>
-    <w:qFormat/>
-    <w:locked/>
-    <w:uiPriority w:val="99"/>
+    <w:qFormat w:val="1"/>
+    <w:locked w:val="1"/>
     <w:rPr>
       <w:rFonts w:ascii="Times New Roman" w:hAnsi="Times New Roman" w:eastAsia="宋体" w:cs="Times New Roman"/>
       <w:sz w:val="18"/>
       <w:szCs w:val="18"/>
     </w:rPr>
-  </w:style>
-  <w:style w:type="character" w:customStyle="1" w:styleId="11">
-    <w:name w:val="页脚 字符"/>
-    <w:link w:val="4"/>
-    <w:qFormat/>
-    <w:locked/>
-    <w:uiPriority w:val="99"/>
-    <w:rPr>
-      <w:rFonts w:ascii="Times New Roman" w:hAnsi="Times New Roman" w:eastAsia="宋体" w:cs="Times New Roman"/>
-      <w:sz w:val="18"/>
-      <w:szCs w:val="18"/>
-    </w:rPr>
-  </w:style>
-  <w:style w:type="character" w:customStyle="1" w:styleId="12">
-    <w:name w:val="页眉 字符"/>
-    <w:link w:val="5"/>
-    <w:qFormat/>
-    <w:locked/>
-    <w:uiPriority w:val="99"/>
-    <w:rPr>
-      <w:rFonts w:ascii="Times New Roman" w:hAnsi="Times New Roman" w:eastAsia="宋体" w:cs="Times New Roman"/>
-      <w:sz w:val="18"/>
-      <w:szCs w:val="18"/>
-    </w:rPr>
-  </w:style>
-  <w:style w:type="paragraph" w:customStyle="1" w:styleId="13">
-    <w:name w:val="List Paragraph1"/>
-    <w:basedOn w:val="1"/>
-    <w:qFormat/>
-    <w:uiPriority w:val="99"/>
-    <w:pPr>
-      <w:ind w:firstLine="420" w:firstLineChars="200"/>
-    </w:pPr>
   </w:style>
 </w:styles>
 </file>

--- a/report/f25015220-陈思宇-ApacheCommonsCLI-软件许可测试报告.docx
+++ b/report/f25015220-陈思宇-ApacheCommonsCLI-软件许可测试报告.docx
@@ -1,13 +1,13 @@
 
 <file path=word/document.xml><?xml version="1.0" encoding="utf-8"?>
-<w:document xmlns:w="http://schemas.openxmlformats.org/wordprocessingml/2006/main" xmlns:a="http://schemas.openxmlformats.org/drawingml/2006/main" xmlns:wp="http://schemas.openxmlformats.org/drawingml/2006/wordprocessingDrawing" xmlns:pic="http://schemas.openxmlformats.org/drawingml/2006/picture" xmlns:r="http://schemas.openxmlformats.org/officeDocument/2006/relationships" xmlns:w14="http://schemas.microsoft.com/office/word/2010/wordml" xmlns:mc="http://schemas.openxmlformats.org/markup-compatibility/2006" mc:Ignorable="w14">
+<w:document xmlns:wpc="http://schemas.microsoft.com/office/word/2010/wordprocessingCanvas" xmlns:cx="http://schemas.microsoft.com/office/drawing/2014/chartex" xmlns:cx1="http://schemas.microsoft.com/office/drawing/2015/9/8/chartex" xmlns:cx2="http://schemas.microsoft.com/office/drawing/2015/10/21/chartex" xmlns:cx3="http://schemas.microsoft.com/office/drawing/2016/5/9/chartex" xmlns:cx4="http://schemas.microsoft.com/office/drawing/2016/5/10/chartex" xmlns:cx5="http://schemas.microsoft.com/office/drawing/2016/5/11/chartex" xmlns:cx6="http://schemas.microsoft.com/office/drawing/2016/5/12/chartex" xmlns:cx7="http://schemas.microsoft.com/office/drawing/2016/5/13/chartex" xmlns:cx8="http://schemas.microsoft.com/office/drawing/2016/5/14/chartex" xmlns:mc="http://schemas.openxmlformats.org/markup-compatibility/2006" xmlns:o="urn:schemas-microsoft-com:office:office" xmlns:r="http://schemas.openxmlformats.org/officeDocument/2006/relationships" xmlns:m="http://schemas.openxmlformats.org/officeDocument/2006/math" xmlns:v="urn:schemas-microsoft-com:vml" xmlns:wp14="http://schemas.microsoft.com/office/word/2010/wordprocessingDrawing" xmlns:wp="http://schemas.openxmlformats.org/drawingml/2006/wordprocessingDrawing" xmlns:w="http://schemas.openxmlformats.org/wordprocessingml/2006/main" xmlns:w14="http://schemas.microsoft.com/office/word/2010/wordml" xmlns:w10="urn:schemas-microsoft-com:office:word" xmlns:w15="http://schemas.microsoft.com/office/word/2012/wordml" xmlns:wpg="http://schemas.microsoft.com/office/word/2010/wordprocessingGroup" xmlns:wpi="http://schemas.microsoft.com/office/word/2010/wordprocessingInk" xmlns:wne="http://schemas.microsoft.com/office/word/2006/wordml" xmlns:wps="http://schemas.microsoft.com/office/word/2010/wordprocessingShape" xmlns:wpsCustomData="http://www.wps.cn/officeDocument/2013/wpsCustomData" mc:Ignorable="w14 w15 wp14">
   <w:body>
     <w:p>
       <w:pPr>
         <w:rPr>
           <w:rFonts w:ascii="仿宋_GB2312" w:eastAsia="仿宋_GB2312"/>
-          <w:b w:val="1"/>
-          <w:bCs w:val="1"/>
+          <w:b/>
+          <w:bCs/>
           <w:sz w:val="72"/>
           <w:szCs w:val="72"/>
         </w:rPr>
@@ -15,8 +15,8 @@
       <w:r>
         <w:rPr>
           <w:rFonts w:hint="eastAsia" w:ascii="仿宋_GB2312" w:eastAsia="仿宋_GB2312" w:cs="仿宋_GB2312"/>
-          <w:b w:val="1"/>
-          <w:bCs w:val="1"/>
+          <w:b/>
+          <w:bCs/>
           <w:sz w:val="28"/>
           <w:szCs w:val="28"/>
         </w:rPr>
@@ -28,8 +28,8 @@
         <w:jc w:val="center"/>
         <w:rPr>
           <w:rFonts w:hint="eastAsia" w:ascii="仿宋_GB2312" w:eastAsia="仿宋_GB2312" w:cs="仿宋_GB2312"/>
-          <w:b w:val="1"/>
-          <w:bCs w:val="1"/>
+          <w:b/>
+          <w:bCs/>
           <w:sz w:val="72"/>
           <w:szCs w:val="72"/>
         </w:rPr>
@@ -40,8 +40,8 @@
         <w:jc w:val="center"/>
         <w:rPr>
           <w:rFonts w:hint="eastAsia" w:ascii="仿宋_GB2312" w:eastAsia="仿宋_GB2312" w:cs="仿宋_GB2312"/>
-          <w:b w:val="1"/>
-          <w:bCs w:val="1"/>
+          <w:b/>
+          <w:bCs/>
           <w:sz w:val="72"/>
           <w:szCs w:val="72"/>
         </w:rPr>
@@ -52,8 +52,8 @@
         <w:jc w:val="center"/>
         <w:rPr>
           <w:rFonts w:hint="default" w:ascii="仿宋_GB2312" w:eastAsia="仿宋_GB2312"/>
-          <w:b w:val="1"/>
-          <w:bCs w:val="1"/>
+          <w:b/>
+          <w:bCs/>
           <w:sz w:val="72"/>
           <w:szCs w:val="72"/>
           <w:lang w:val="en-US" w:eastAsia="zh-CN"/>
@@ -62,8 +62,8 @@
       <w:r>
         <w:rPr>
           <w:rFonts w:hint="eastAsia" w:ascii="仿宋_GB2312" w:eastAsia="仿宋_GB2312" w:cs="仿宋_GB2312"/>
-          <w:b w:val="1"/>
-          <w:bCs w:val="1"/>
+          <w:b/>
+          <w:bCs/>
           <w:sz w:val="72"/>
           <w:szCs w:val="72"/>
           <w:lang w:eastAsia="zh-CN"/>
@@ -73,8 +73,8 @@
       <w:r>
         <w:rPr>
           <w:rFonts w:hint="eastAsia" w:ascii="仿宋_GB2312" w:eastAsia="仿宋_GB2312" w:cs="仿宋_GB2312"/>
-          <w:b w:val="1"/>
-          <w:bCs w:val="1"/>
+          <w:b/>
+          <w:bCs/>
           <w:sz w:val="72"/>
           <w:szCs w:val="72"/>
         </w:rPr>
@@ -83,8 +83,8 @@
       <w:r>
         <w:rPr>
           <w:rFonts w:hint="eastAsia" w:ascii="仿宋_GB2312" w:eastAsia="仿宋_GB2312" w:cs="仿宋_GB2312"/>
-          <w:b w:val="1"/>
-          <w:bCs w:val="1"/>
+          <w:b/>
+          <w:bCs/>
           <w:sz w:val="72"/>
           <w:szCs w:val="72"/>
           <w:lang w:val="en-US" w:eastAsia="zh-CN"/>
@@ -97,8 +97,8 @@
         <w:jc w:val="center"/>
         <w:rPr>
           <w:rFonts w:ascii="仿宋_GB2312" w:eastAsia="仿宋_GB2312"/>
-          <w:b w:val="1"/>
-          <w:bCs w:val="1"/>
+          <w:b/>
+          <w:bCs/>
           <w:sz w:val="72"/>
           <w:szCs w:val="72"/>
         </w:rPr>
@@ -106,8 +106,8 @@
       <w:r>
         <w:rPr>
           <w:rFonts w:hint="eastAsia" w:ascii="仿宋_GB2312" w:eastAsia="仿宋_GB2312" w:cs="仿宋_GB2312"/>
-          <w:b w:val="1"/>
-          <w:bCs w:val="1"/>
+          <w:b/>
+          <w:bCs/>
           <w:sz w:val="72"/>
           <w:szCs w:val="72"/>
         </w:rPr>
@@ -119,8 +119,8 @@
         <w:jc w:val="center"/>
         <w:rPr>
           <w:rFonts w:ascii="仿宋_GB2312" w:eastAsia="仿宋_GB2312"/>
-          <w:b w:val="1"/>
-          <w:bCs w:val="1"/>
+          <w:b/>
+          <w:bCs/>
           <w:sz w:val="52"/>
           <w:szCs w:val="52"/>
         </w:rPr>
@@ -206,7 +206,7 @@
     </w:p>
     <w:tbl>
       <w:tblPr>
-        <w:tblStyle w:val="000008"/>
+        <w:tblStyle w:val="6"/>
         <w:tblW w:w="7939" w:type="dxa"/>
         <w:jc w:val="center"/>
         <w:tblBorders>
@@ -233,6 +233,22 @@
         <w:gridCol w:w="2183"/>
       </w:tblGrid>
       <w:tr>
+        <w:tblPrEx>
+          <w:tblBorders>
+            <w:top w:val="single" w:color="auto" w:sz="4" w:space="0"/>
+            <w:left w:val="single" w:color="auto" w:sz="4" w:space="0"/>
+            <w:bottom w:val="single" w:color="auto" w:sz="4" w:space="0"/>
+            <w:right w:val="single" w:color="auto" w:sz="4" w:space="0"/>
+            <w:insideH w:val="single" w:color="auto" w:sz="4" w:space="0"/>
+            <w:insideV w:val="single" w:color="auto" w:sz="4" w:space="0"/>
+          </w:tblBorders>
+          <w:tblCellMar>
+            <w:top w:w="0" w:type="dxa"/>
+            <w:left w:w="108" w:type="dxa"/>
+            <w:bottom w:w="0" w:type="dxa"/>
+            <w:right w:w="108" w:type="dxa"/>
+          </w:tblCellMar>
+        </w:tblPrEx>
         <w:trPr>
           <w:trHeight w:val="432" w:hRule="atLeast"/>
           <w:jc w:val="center"/>
@@ -240,12 +256,6 @@
         <w:tc>
           <w:tcPr>
             <w:tcW w:w="1961" w:type="dxa"/>
-            <w:tcBorders>
-              <w:top w:val="single" w:color="auto" w:sz="4" w:space="0"/>
-              <w:left w:val="single" w:color="auto" w:sz="4" w:space="0"/>
-              <w:bottom w:val="single" w:color="auto" w:sz="4" w:space="0"/>
-              <w:right w:val="single" w:color="auto" w:sz="4" w:space="0"/>
-            </w:tcBorders>
             <w:vAlign w:val="center"/>
           </w:tcPr>
           <w:p>
@@ -253,17 +263,17 @@
               <w:jc w:val="distribute"/>
               <w:rPr>
                 <w:rFonts w:ascii="仿宋" w:hAnsi="仿宋" w:eastAsia="仿宋"/>
-                <w:b w:val="1"/>
-                <w:bCs w:val="1"/>
-                <w:sz w:val="24"/>
-                <w:szCs w:val="24"/>
-              </w:rPr>
-            </w:pPr>
-            <w:r>
-              <w:rPr>
-                <w:rFonts w:hint="eastAsia" w:ascii="仿宋" w:hAnsi="仿宋" w:eastAsia="仿宋" w:cs="仿宋"/>
-                <w:b w:val="1"/>
-                <w:bCs w:val="1"/>
+                <w:b/>
+                <w:bCs/>
+                <w:sz w:val="24"/>
+                <w:szCs w:val="24"/>
+              </w:rPr>
+            </w:pPr>
+            <w:r>
+              <w:rPr>
+                <w:rFonts w:hint="eastAsia" w:ascii="仿宋" w:hAnsi="仿宋" w:eastAsia="仿宋" w:cs="仿宋"/>
+                <w:b/>
+                <w:bCs/>
                 <w:sz w:val="24"/>
                 <w:szCs w:val="24"/>
               </w:rPr>
@@ -272,8 +282,8 @@
             <w:r>
               <w:rPr>
                 <w:rFonts w:ascii="仿宋" w:hAnsi="仿宋" w:eastAsia="仿宋" w:cs="仿宋"/>
-                <w:b w:val="1"/>
-                <w:bCs w:val="1"/>
+                <w:b/>
+                <w:bCs/>
                 <w:sz w:val="24"/>
                 <w:szCs w:val="24"/>
               </w:rPr>
@@ -282,8 +292,8 @@
             <w:r>
               <w:rPr>
                 <w:rFonts w:hint="eastAsia" w:ascii="仿宋" w:hAnsi="仿宋" w:eastAsia="仿宋" w:cs="仿宋"/>
-                <w:b w:val="1"/>
-                <w:bCs w:val="1"/>
+                <w:b/>
+                <w:bCs/>
                 <w:sz w:val="24"/>
                 <w:szCs w:val="24"/>
               </w:rPr>
@@ -294,12 +304,6 @@
         <w:tc>
           <w:tcPr>
             <w:tcW w:w="1594" w:type="dxa"/>
-            <w:tcBorders>
-              <w:top w:val="single" w:color="auto" w:sz="4" w:space="0"/>
-              <w:left w:val="single" w:color="auto" w:sz="4" w:space="0"/>
-              <w:bottom w:val="single" w:color="auto" w:sz="4" w:space="0"/>
-              <w:right w:val="single" w:color="auto" w:sz="4" w:space="0"/>
-            </w:tcBorders>
             <w:vAlign w:val="center"/>
           </w:tcPr>
           <w:p>
@@ -307,16 +311,16 @@
               <w:jc w:val="center"/>
               <w:rPr>
                 <w:rFonts w:ascii="仿宋" w:hAnsi="仿宋" w:eastAsia="仿宋"/>
-                <w:b w:val="1"/>
-                <w:bCs w:val="1"/>
-                <w:sz w:val="24"/>
-                <w:szCs w:val="24"/>
-              </w:rPr>
-            </w:pPr>
-            <w:r>
-              <w:rPr>
-                <w:rFonts w:hint="eastAsia" w:ascii="仿宋" w:hAnsi="仿宋" w:eastAsia="仿宋" w:cs="仿宋"/>
-                <w:b w:val="1"/>
+                <w:b/>
+                <w:bCs/>
+                <w:sz w:val="24"/>
+                <w:szCs w:val="24"/>
+              </w:rPr>
+            </w:pPr>
+            <w:r>
+              <w:rPr>
+                <w:rFonts w:ascii="仿宋" w:hAnsi="仿宋" w:eastAsia="仿宋" w:cs="仿宋"/>
+                <w:b/>
                 <w:sz w:val="24"/>
               </w:rPr>
               <w:t>陈思宇</w:t>
@@ -327,12 +331,6 @@
           <w:tcPr>
             <w:tcW w:w="2201" w:type="dxa"/>
             <w:gridSpan w:val="2"/>
-            <w:tcBorders>
-              <w:top w:val="single" w:color="auto" w:sz="4" w:space="0"/>
-              <w:left w:val="single" w:color="auto" w:sz="4" w:space="0"/>
-              <w:bottom w:val="single" w:color="auto" w:sz="4" w:space="0"/>
-              <w:right w:val="single" w:color="auto" w:sz="4" w:space="0"/>
-            </w:tcBorders>
             <w:vAlign w:val="center"/>
           </w:tcPr>
           <w:p>
@@ -340,17 +338,17 @@
               <w:jc w:val="right"/>
               <w:rPr>
                 <w:rFonts w:ascii="仿宋" w:hAnsi="仿宋" w:eastAsia="仿宋"/>
-                <w:b w:val="1"/>
-                <w:bCs w:val="1"/>
-                <w:sz w:val="24"/>
-                <w:szCs w:val="24"/>
-              </w:rPr>
-            </w:pPr>
-            <w:r>
-              <w:rPr>
-                <w:rFonts w:hint="eastAsia" w:ascii="仿宋" w:hAnsi="仿宋" w:eastAsia="仿宋" w:cs="仿宋"/>
-                <w:b w:val="1"/>
-                <w:bCs w:val="1"/>
+                <w:b/>
+                <w:bCs/>
+                <w:sz w:val="24"/>
+                <w:szCs w:val="24"/>
+              </w:rPr>
+            </w:pPr>
+            <w:r>
+              <w:rPr>
+                <w:rFonts w:hint="eastAsia" w:ascii="仿宋" w:hAnsi="仿宋" w:eastAsia="仿宋" w:cs="仿宋"/>
+                <w:b/>
+                <w:bCs/>
                 <w:spacing w:val="30"/>
                 <w:kern w:val="0"/>
                 <w:sz w:val="24"/>
@@ -361,8 +359,8 @@
             <w:r>
               <w:rPr>
                 <w:rFonts w:ascii="仿宋" w:hAnsi="仿宋" w:eastAsia="仿宋" w:cs="仿宋"/>
-                <w:b w:val="1"/>
-                <w:bCs w:val="1"/>
+                <w:b/>
+                <w:bCs/>
                 <w:spacing w:val="30"/>
                 <w:kern w:val="0"/>
                 <w:sz w:val="24"/>
@@ -373,8 +371,8 @@
             <w:r>
               <w:rPr>
                 <w:rFonts w:hint="eastAsia" w:ascii="仿宋" w:hAnsi="仿宋" w:eastAsia="仿宋" w:cs="仿宋"/>
-                <w:b w:val="1"/>
-                <w:bCs w:val="1"/>
+                <w:b/>
+                <w:bCs/>
                 <w:spacing w:val="45"/>
                 <w:kern w:val="0"/>
                 <w:sz w:val="24"/>
@@ -387,12 +385,6 @@
         <w:tc>
           <w:tcPr>
             <w:tcW w:w="2183" w:type="dxa"/>
-            <w:tcBorders>
-              <w:top w:val="single" w:color="auto" w:sz="4" w:space="0"/>
-              <w:left w:val="single" w:color="auto" w:sz="4" w:space="0"/>
-              <w:bottom w:val="single" w:color="auto" w:sz="4" w:space="0"/>
-              <w:right w:val="single" w:color="auto" w:sz="4" w:space="0"/>
-            </w:tcBorders>
             <w:vAlign w:val="center"/>
           </w:tcPr>
           <w:p>
@@ -400,8 +392,8 @@
               <w:jc w:val="center"/>
               <w:rPr>
                 <w:rFonts w:ascii="仿宋" w:hAnsi="仿宋" w:eastAsia="仿宋"/>
-                <w:b w:val="1"/>
-                <w:bCs w:val="1"/>
+                <w:b/>
+                <w:bCs/>
                 <w:sz w:val="24"/>
                 <w:szCs w:val="24"/>
               </w:rPr>
@@ -409,7 +401,7 @@
             <w:r>
               <w:rPr>
                 <w:rFonts w:ascii="仿宋" w:hAnsi="仿宋" w:eastAsia="仿宋" w:cs="仿宋"/>
-                <w:b w:val="1"/>
+                <w:b/>
                 <w:sz w:val="24"/>
               </w:rPr>
               <w:t>f25015220</w:t>
@@ -418,6 +410,22 @@
         </w:tc>
       </w:tr>
       <w:tr>
+        <w:tblPrEx>
+          <w:tblBorders>
+            <w:top w:val="single" w:color="auto" w:sz="4" w:space="0"/>
+            <w:left w:val="single" w:color="auto" w:sz="4" w:space="0"/>
+            <w:bottom w:val="single" w:color="auto" w:sz="4" w:space="0"/>
+            <w:right w:val="single" w:color="auto" w:sz="4" w:space="0"/>
+            <w:insideH w:val="single" w:color="auto" w:sz="4" w:space="0"/>
+            <w:insideV w:val="single" w:color="auto" w:sz="4" w:space="0"/>
+          </w:tblBorders>
+          <w:tblCellMar>
+            <w:top w:w="0" w:type="dxa"/>
+            <w:left w:w="108" w:type="dxa"/>
+            <w:bottom w:w="0" w:type="dxa"/>
+            <w:right w:w="108" w:type="dxa"/>
+          </w:tblCellMar>
+        </w:tblPrEx>
         <w:trPr>
           <w:trHeight w:val="432" w:hRule="atLeast"/>
           <w:jc w:val="center"/>
@@ -425,12 +433,6 @@
         <w:tc>
           <w:tcPr>
             <w:tcW w:w="1961" w:type="dxa"/>
-            <w:tcBorders>
-              <w:top w:val="single" w:color="auto" w:sz="4" w:space="0"/>
-              <w:left w:val="single" w:color="auto" w:sz="4" w:space="0"/>
-              <w:bottom w:val="single" w:color="auto" w:sz="4" w:space="0"/>
-              <w:right w:val="single" w:color="auto" w:sz="4" w:space="0"/>
-            </w:tcBorders>
             <w:vAlign w:val="center"/>
           </w:tcPr>
           <w:p>
@@ -439,17 +441,17 @@
               <w:jc w:val="distribute"/>
               <w:rPr>
                 <w:rFonts w:ascii="仿宋" w:hAnsi="仿宋" w:eastAsia="仿宋"/>
-                <w:b w:val="1"/>
-                <w:bCs w:val="1"/>
-                <w:sz w:val="24"/>
-                <w:szCs w:val="24"/>
-              </w:rPr>
-            </w:pPr>
-            <w:r>
-              <w:rPr>
-                <w:rFonts w:hint="eastAsia" w:ascii="仿宋" w:hAnsi="仿宋" w:eastAsia="仿宋" w:cs="仿宋"/>
-                <w:b w:val="1"/>
-                <w:bCs w:val="1"/>
+                <w:b/>
+                <w:bCs/>
+                <w:sz w:val="24"/>
+                <w:szCs w:val="24"/>
+              </w:rPr>
+            </w:pPr>
+            <w:r>
+              <w:rPr>
+                <w:rFonts w:hint="eastAsia" w:ascii="仿宋" w:hAnsi="仿宋" w:eastAsia="仿宋" w:cs="仿宋"/>
+                <w:b/>
+                <w:bCs/>
                 <w:sz w:val="24"/>
                 <w:szCs w:val="24"/>
               </w:rPr>
@@ -458,8 +460,8 @@
             <w:r>
               <w:rPr>
                 <w:rFonts w:ascii="仿宋" w:hAnsi="仿宋" w:eastAsia="仿宋" w:cs="仿宋"/>
-                <w:b w:val="1"/>
-                <w:bCs w:val="1"/>
+                <w:b/>
+                <w:bCs/>
                 <w:sz w:val="24"/>
                 <w:szCs w:val="24"/>
               </w:rPr>
@@ -468,8 +470,8 @@
             <w:r>
               <w:rPr>
                 <w:rFonts w:hint="eastAsia" w:ascii="仿宋" w:hAnsi="仿宋" w:eastAsia="仿宋" w:cs="仿宋"/>
-                <w:b w:val="1"/>
-                <w:bCs w:val="1"/>
+                <w:b/>
+                <w:bCs/>
                 <w:sz w:val="24"/>
                 <w:szCs w:val="24"/>
               </w:rPr>
@@ -480,12 +482,6 @@
         <w:tc>
           <w:tcPr>
             <w:tcW w:w="1594" w:type="dxa"/>
-            <w:tcBorders>
-              <w:top w:val="single" w:color="auto" w:sz="4" w:space="0"/>
-              <w:left w:val="single" w:color="auto" w:sz="4" w:space="0"/>
-              <w:bottom w:val="single" w:color="auto" w:sz="4" w:space="0"/>
-              <w:right w:val="single" w:color="auto" w:sz="4" w:space="0"/>
-            </w:tcBorders>
             <w:vAlign w:val="center"/>
           </w:tcPr>
           <w:p>
@@ -493,8 +489,8 @@
               <w:jc w:val="center"/>
               <w:rPr>
                 <w:rFonts w:ascii="仿宋" w:hAnsi="仿宋" w:eastAsia="仿宋"/>
-                <w:b w:val="1"/>
-                <w:bCs w:val="1"/>
+                <w:b/>
+                <w:bCs/>
                 <w:sz w:val="24"/>
                 <w:szCs w:val="24"/>
               </w:rPr>
@@ -502,7 +498,7 @@
             <w:r>
               <w:rPr>
                 <w:rFonts w:ascii="仿宋" w:hAnsi="仿宋" w:eastAsia="仿宋" w:cs="仿宋"/>
-                <w:b w:val="1"/>
+                <w:b/>
                 <w:sz w:val="24"/>
               </w:rPr>
               <w:t>f250117</w:t>
@@ -513,12 +509,6 @@
           <w:tcPr>
             <w:tcW w:w="2201" w:type="dxa"/>
             <w:gridSpan w:val="2"/>
-            <w:tcBorders>
-              <w:top w:val="single" w:color="auto" w:sz="4" w:space="0"/>
-              <w:left w:val="single" w:color="auto" w:sz="4" w:space="0"/>
-              <w:bottom w:val="single" w:color="auto" w:sz="4" w:space="0"/>
-              <w:right w:val="single" w:color="auto" w:sz="4" w:space="0"/>
-            </w:tcBorders>
             <w:vAlign w:val="center"/>
           </w:tcPr>
           <w:p>
@@ -526,17 +516,17 @@
               <w:jc w:val="right"/>
               <w:rPr>
                 <w:rFonts w:ascii="仿宋" w:hAnsi="仿宋" w:eastAsia="仿宋"/>
-                <w:b w:val="1"/>
-                <w:bCs w:val="1"/>
-                <w:sz w:val="24"/>
-                <w:szCs w:val="24"/>
-              </w:rPr>
-            </w:pPr>
-            <w:r>
-              <w:rPr>
-                <w:rFonts w:hint="eastAsia" w:ascii="仿宋" w:hAnsi="仿宋" w:eastAsia="仿宋" w:cs="仿宋"/>
-                <w:b w:val="1"/>
-                <w:bCs w:val="1"/>
+                <w:b/>
+                <w:bCs/>
+                <w:sz w:val="24"/>
+                <w:szCs w:val="24"/>
+              </w:rPr>
+            </w:pPr>
+            <w:r>
+              <w:rPr>
+                <w:rFonts w:hint="eastAsia" w:ascii="仿宋" w:hAnsi="仿宋" w:eastAsia="仿宋" w:cs="仿宋"/>
+                <w:b/>
+                <w:bCs/>
                 <w:spacing w:val="50"/>
                 <w:kern w:val="0"/>
                 <w:sz w:val="24"/>
@@ -547,8 +537,8 @@
             <w:r>
               <w:rPr>
                 <w:rFonts w:ascii="仿宋" w:hAnsi="仿宋" w:eastAsia="仿宋" w:cs="仿宋"/>
-                <w:b w:val="1"/>
-                <w:bCs w:val="1"/>
+                <w:b/>
+                <w:bCs/>
                 <w:spacing w:val="50"/>
                 <w:kern w:val="0"/>
                 <w:sz w:val="24"/>
@@ -559,8 +549,8 @@
             <w:r>
               <w:rPr>
                 <w:rFonts w:hint="eastAsia" w:ascii="仿宋" w:hAnsi="仿宋" w:eastAsia="仿宋" w:cs="仿宋"/>
-                <w:b w:val="1"/>
-                <w:bCs w:val="1"/>
+                <w:b/>
+                <w:bCs/>
                 <w:spacing w:val="50"/>
                 <w:kern w:val="0"/>
                 <w:sz w:val="24"/>
@@ -571,8 +561,8 @@
             <w:r>
               <w:rPr>
                 <w:rFonts w:ascii="仿宋" w:hAnsi="仿宋" w:eastAsia="仿宋" w:cs="仿宋"/>
-                <w:b w:val="1"/>
-                <w:bCs w:val="1"/>
+                <w:b/>
+                <w:bCs/>
                 <w:spacing w:val="50"/>
                 <w:kern w:val="0"/>
                 <w:sz w:val="24"/>
@@ -583,8 +573,8 @@
             <w:r>
               <w:rPr>
                 <w:rFonts w:hint="eastAsia" w:ascii="仿宋" w:hAnsi="仿宋" w:eastAsia="仿宋" w:cs="仿宋"/>
-                <w:b w:val="1"/>
-                <w:bCs w:val="1"/>
+                <w:b/>
+                <w:bCs/>
                 <w:spacing w:val="50"/>
                 <w:kern w:val="0"/>
                 <w:sz w:val="24"/>
@@ -595,8 +585,8 @@
             <w:r>
               <w:rPr>
                 <w:rFonts w:ascii="仿宋" w:hAnsi="仿宋" w:eastAsia="仿宋" w:cs="仿宋"/>
-                <w:b w:val="1"/>
-                <w:bCs w:val="1"/>
+                <w:b/>
+                <w:bCs/>
                 <w:spacing w:val="50"/>
                 <w:kern w:val="0"/>
                 <w:sz w:val="24"/>
@@ -607,8 +597,8 @@
             <w:r>
               <w:rPr>
                 <w:rFonts w:hint="eastAsia" w:ascii="仿宋" w:hAnsi="仿宋" w:eastAsia="仿宋" w:cs="仿宋"/>
-                <w:b w:val="1"/>
-                <w:bCs w:val="1"/>
+                <w:b/>
+                <w:bCs/>
                 <w:spacing w:val="1"/>
                 <w:kern w:val="0"/>
                 <w:sz w:val="24"/>
@@ -621,12 +611,6 @@
         <w:tc>
           <w:tcPr>
             <w:tcW w:w="2183" w:type="dxa"/>
-            <w:tcBorders>
-              <w:top w:val="single" w:color="auto" w:sz="4" w:space="0"/>
-              <w:left w:val="single" w:color="auto" w:sz="4" w:space="0"/>
-              <w:bottom w:val="single" w:color="auto" w:sz="4" w:space="0"/>
-              <w:right w:val="single" w:color="auto" w:sz="4" w:space="0"/>
-            </w:tcBorders>
             <w:vAlign w:val="center"/>
           </w:tcPr>
           <w:p>
@@ -634,8 +618,8 @@
               <w:jc w:val="center"/>
               <w:rPr>
                 <w:rFonts w:hint="eastAsia" w:ascii="仿宋" w:hAnsi="仿宋" w:eastAsia="仿宋"/>
-                <w:b w:val="1"/>
-                <w:bCs w:val="1"/>
+                <w:b/>
+                <w:bCs/>
                 <w:sz w:val="24"/>
                 <w:szCs w:val="24"/>
                 <w:lang w:eastAsia="zh-CN"/>
@@ -644,8 +628,8 @@
             <w:r>
               <w:rPr>
                 <w:rFonts w:hint="eastAsia" w:ascii="仿宋" w:hAnsi="仿宋" w:eastAsia="仿宋" w:cs="仿宋"/>
-                <w:b w:val="1"/>
-                <w:bCs w:val="1"/>
+                <w:b/>
+                <w:bCs/>
                 <w:sz w:val="24"/>
                 <w:szCs w:val="24"/>
                 <w:lang w:val="en-US" w:eastAsia="zh-CN"/>
@@ -656,6 +640,22 @@
         </w:tc>
       </w:tr>
       <w:tr>
+        <w:tblPrEx>
+          <w:tblBorders>
+            <w:top w:val="single" w:color="auto" w:sz="4" w:space="0"/>
+            <w:left w:val="single" w:color="auto" w:sz="4" w:space="0"/>
+            <w:bottom w:val="single" w:color="auto" w:sz="4" w:space="0"/>
+            <w:right w:val="single" w:color="auto" w:sz="4" w:space="0"/>
+            <w:insideH w:val="single" w:color="auto" w:sz="4" w:space="0"/>
+            <w:insideV w:val="single" w:color="auto" w:sz="4" w:space="0"/>
+          </w:tblBorders>
+          <w:tblCellMar>
+            <w:top w:w="0" w:type="dxa"/>
+            <w:left w:w="108" w:type="dxa"/>
+            <w:bottom w:w="0" w:type="dxa"/>
+            <w:right w:w="108" w:type="dxa"/>
+          </w:tblCellMar>
+        </w:tblPrEx>
         <w:trPr>
           <w:trHeight w:val="453" w:hRule="atLeast"/>
           <w:jc w:val="center"/>
@@ -663,12 +663,6 @@
         <w:tc>
           <w:tcPr>
             <w:tcW w:w="1961" w:type="dxa"/>
-            <w:tcBorders>
-              <w:top w:val="single" w:color="auto" w:sz="4" w:space="0"/>
-              <w:left w:val="single" w:color="auto" w:sz="4" w:space="0"/>
-              <w:bottom w:val="single" w:color="auto" w:sz="4" w:space="0"/>
-              <w:right w:val="single" w:color="auto" w:sz="4" w:space="0"/>
-            </w:tcBorders>
             <w:vAlign w:val="center"/>
           </w:tcPr>
           <w:p>
@@ -676,17 +670,17 @@
               <w:jc w:val="distribute"/>
               <w:rPr>
                 <w:rFonts w:ascii="仿宋" w:hAnsi="仿宋" w:eastAsia="仿宋"/>
-                <w:b w:val="1"/>
-                <w:bCs w:val="1"/>
-                <w:sz w:val="24"/>
-                <w:szCs w:val="24"/>
-              </w:rPr>
-            </w:pPr>
-            <w:r>
-              <w:rPr>
-                <w:rFonts w:hint="eastAsia" w:ascii="仿宋" w:hAnsi="仿宋" w:eastAsia="仿宋" w:cs="仿宋"/>
-                <w:b w:val="1"/>
-                <w:bCs w:val="1"/>
+                <w:b/>
+                <w:bCs/>
+                <w:sz w:val="24"/>
+                <w:szCs w:val="24"/>
+              </w:rPr>
+            </w:pPr>
+            <w:r>
+              <w:rPr>
+                <w:rFonts w:hint="eastAsia" w:ascii="仿宋" w:hAnsi="仿宋" w:eastAsia="仿宋" w:cs="仿宋"/>
+                <w:b/>
+                <w:bCs/>
                 <w:sz w:val="24"/>
                 <w:szCs w:val="24"/>
               </w:rPr>
@@ -695,8 +689,8 @@
             <w:r>
               <w:rPr>
                 <w:rFonts w:ascii="仿宋" w:hAnsi="仿宋" w:eastAsia="仿宋" w:cs="仿宋"/>
-                <w:b w:val="1"/>
-                <w:bCs w:val="1"/>
+                <w:b/>
+                <w:bCs/>
                 <w:sz w:val="24"/>
                 <w:szCs w:val="24"/>
               </w:rPr>
@@ -705,8 +699,8 @@
             <w:r>
               <w:rPr>
                 <w:rFonts w:hint="eastAsia" w:ascii="仿宋" w:hAnsi="仿宋" w:eastAsia="仿宋" w:cs="仿宋"/>
-                <w:b w:val="1"/>
-                <w:bCs w:val="1"/>
+                <w:b/>
+                <w:bCs/>
                 <w:sz w:val="24"/>
                 <w:szCs w:val="24"/>
               </w:rPr>
@@ -715,8 +709,8 @@
             <w:r>
               <w:rPr>
                 <w:rFonts w:ascii="仿宋" w:hAnsi="仿宋" w:eastAsia="仿宋" w:cs="仿宋"/>
-                <w:b w:val="1"/>
-                <w:bCs w:val="1"/>
+                <w:b/>
+                <w:bCs/>
                 <w:sz w:val="24"/>
                 <w:szCs w:val="24"/>
               </w:rPr>
@@ -725,8 +719,8 @@
             <w:r>
               <w:rPr>
                 <w:rFonts w:hint="eastAsia" w:ascii="仿宋" w:hAnsi="仿宋" w:eastAsia="仿宋" w:cs="仿宋"/>
-                <w:b w:val="1"/>
-                <w:bCs w:val="1"/>
+                <w:b/>
+                <w:bCs/>
                 <w:sz w:val="24"/>
                 <w:szCs w:val="24"/>
               </w:rPr>
@@ -735,8 +729,8 @@
             <w:r>
               <w:rPr>
                 <w:rFonts w:ascii="仿宋" w:hAnsi="仿宋" w:eastAsia="仿宋" w:cs="仿宋"/>
-                <w:b w:val="1"/>
-                <w:bCs w:val="1"/>
+                <w:b/>
+                <w:bCs/>
                 <w:sz w:val="24"/>
                 <w:szCs w:val="24"/>
               </w:rPr>
@@ -745,8 +739,8 @@
             <w:r>
               <w:rPr>
                 <w:rFonts w:hint="eastAsia" w:ascii="仿宋" w:hAnsi="仿宋" w:eastAsia="仿宋" w:cs="仿宋"/>
-                <w:b w:val="1"/>
-                <w:bCs w:val="1"/>
+                <w:b/>
+                <w:bCs/>
                 <w:sz w:val="24"/>
                 <w:szCs w:val="24"/>
               </w:rPr>
@@ -758,12 +752,6 @@
           <w:tcPr>
             <w:tcW w:w="5978" w:type="dxa"/>
             <w:gridSpan w:val="4"/>
-            <w:tcBorders>
-              <w:top w:val="single" w:color="auto" w:sz="4" w:space="0"/>
-              <w:left w:val="single" w:color="auto" w:sz="4" w:space="0"/>
-              <w:bottom w:val="single" w:color="auto" w:sz="4" w:space="0"/>
-              <w:right w:val="single" w:color="auto" w:sz="4" w:space="0"/>
-            </w:tcBorders>
             <w:vAlign w:val="center"/>
           </w:tcPr>
           <w:p>
@@ -771,8 +759,8 @@
               <w:jc w:val="center"/>
               <w:rPr>
                 <w:rFonts w:ascii="仿宋" w:hAnsi="仿宋" w:eastAsia="仿宋"/>
-                <w:b w:val="1"/>
-                <w:bCs w:val="1"/>
+                <w:b/>
+                <w:bCs/>
                 <w:sz w:val="24"/>
                 <w:szCs w:val="24"/>
               </w:rPr>
@@ -780,8 +768,8 @@
             <w:r>
               <w:rPr>
                 <w:rFonts w:ascii="仿宋" w:hAnsi="仿宋" w:eastAsia="仿宋" w:cs="仿宋"/>
-                <w:b w:val="1"/>
-                <w:bCs w:val="1"/>
+                <w:b/>
+                <w:bCs/>
                 <w:spacing w:val="51"/>
                 <w:kern w:val="0"/>
                 <w:sz w:val="24"/>
@@ -793,8 +781,8 @@
             <w:r>
               <w:rPr>
                 <w:rFonts w:hint="eastAsia" w:ascii="仿宋" w:hAnsi="仿宋" w:eastAsia="仿宋" w:cs="仿宋"/>
-                <w:b w:val="1"/>
-                <w:bCs w:val="1"/>
+                <w:b/>
+                <w:bCs/>
                 <w:spacing w:val="51"/>
                 <w:kern w:val="0"/>
                 <w:sz w:val="24"/>
@@ -807,8 +795,8 @@
             <w:r>
               <w:rPr>
                 <w:rFonts w:ascii="仿宋" w:hAnsi="仿宋" w:eastAsia="仿宋" w:cs="仿宋"/>
-                <w:b w:val="1"/>
-                <w:bCs w:val="1"/>
+                <w:b/>
+                <w:bCs/>
                 <w:spacing w:val="51"/>
                 <w:kern w:val="0"/>
                 <w:sz w:val="24"/>
@@ -820,8 +808,8 @@
             <w:r>
               <w:rPr>
                 <w:rFonts w:hint="eastAsia" w:ascii="仿宋" w:hAnsi="仿宋" w:eastAsia="仿宋" w:cs="仿宋"/>
-                <w:b w:val="1"/>
-                <w:bCs w:val="1"/>
+                <w:b/>
+                <w:bCs/>
                 <w:spacing w:val="51"/>
                 <w:kern w:val="0"/>
                 <w:sz w:val="24"/>
@@ -834,8 +822,8 @@
             <w:r>
               <w:rPr>
                 <w:rFonts w:hint="eastAsia" w:ascii="仿宋" w:hAnsi="仿宋" w:eastAsia="仿宋" w:cs="仿宋"/>
-                <w:b w:val="1"/>
-                <w:bCs w:val="1"/>
+                <w:b/>
+                <w:bCs/>
                 <w:spacing w:val="51"/>
                 <w:kern w:val="0"/>
                 <w:sz w:val="24"/>
@@ -847,8 +835,8 @@
             <w:r>
               <w:rPr>
                 <w:rFonts w:hint="eastAsia" w:ascii="仿宋" w:hAnsi="仿宋" w:eastAsia="仿宋" w:cs="仿宋"/>
-                <w:b w:val="1"/>
-                <w:bCs w:val="1"/>
+                <w:b/>
+                <w:bCs/>
                 <w:spacing w:val="0"/>
                 <w:kern w:val="0"/>
                 <w:sz w:val="24"/>
@@ -861,6 +849,22 @@
         </w:tc>
       </w:tr>
       <w:tr>
+        <w:tblPrEx>
+          <w:tblBorders>
+            <w:top w:val="single" w:color="auto" w:sz="4" w:space="0"/>
+            <w:left w:val="single" w:color="auto" w:sz="4" w:space="0"/>
+            <w:bottom w:val="single" w:color="auto" w:sz="4" w:space="0"/>
+            <w:right w:val="single" w:color="auto" w:sz="4" w:space="0"/>
+            <w:insideH w:val="single" w:color="auto" w:sz="4" w:space="0"/>
+            <w:insideV w:val="single" w:color="auto" w:sz="4" w:space="0"/>
+          </w:tblBorders>
+          <w:tblCellMar>
+            <w:top w:w="0" w:type="dxa"/>
+            <w:left w:w="108" w:type="dxa"/>
+            <w:bottom w:w="0" w:type="dxa"/>
+            <w:right w:w="108" w:type="dxa"/>
+          </w:tblCellMar>
+        </w:tblPrEx>
         <w:trPr>
           <w:trHeight w:val="432" w:hRule="atLeast"/>
           <w:jc w:val="center"/>
@@ -868,12 +872,6 @@
         <w:tc>
           <w:tcPr>
             <w:tcW w:w="1961" w:type="dxa"/>
-            <w:tcBorders>
-              <w:top w:val="single" w:color="auto" w:sz="4" w:space="0"/>
-              <w:left w:val="single" w:color="auto" w:sz="4" w:space="0"/>
-              <w:bottom w:val="single" w:color="auto" w:sz="4" w:space="0"/>
-              <w:right w:val="single" w:color="auto" w:sz="4" w:space="0"/>
-            </w:tcBorders>
             <w:vAlign w:val="center"/>
           </w:tcPr>
           <w:p>
@@ -881,17 +879,17 @@
               <w:jc w:val="distribute"/>
               <w:rPr>
                 <w:rFonts w:ascii="仿宋" w:hAnsi="仿宋" w:eastAsia="仿宋"/>
-                <w:b w:val="1"/>
-                <w:bCs w:val="1"/>
-                <w:sz w:val="24"/>
-                <w:szCs w:val="24"/>
-              </w:rPr>
-            </w:pPr>
-            <w:r>
-              <w:rPr>
-                <w:rFonts w:hint="eastAsia" w:ascii="仿宋" w:hAnsi="仿宋" w:eastAsia="仿宋" w:cs="仿宋"/>
-                <w:b w:val="1"/>
-                <w:bCs w:val="1"/>
+                <w:b/>
+                <w:bCs/>
+                <w:sz w:val="24"/>
+                <w:szCs w:val="24"/>
+              </w:rPr>
+            </w:pPr>
+            <w:r>
+              <w:rPr>
+                <w:rFonts w:hint="eastAsia" w:ascii="仿宋" w:hAnsi="仿宋" w:eastAsia="仿宋" w:cs="仿宋"/>
+                <w:b/>
+                <w:bCs/>
                 <w:sz w:val="24"/>
                 <w:szCs w:val="24"/>
               </w:rPr>
@@ -900,8 +898,8 @@
             <w:r>
               <w:rPr>
                 <w:rFonts w:ascii="仿宋" w:hAnsi="仿宋" w:eastAsia="仿宋" w:cs="仿宋"/>
-                <w:b w:val="1"/>
-                <w:bCs w:val="1"/>
+                <w:b/>
+                <w:bCs/>
                 <w:sz w:val="24"/>
                 <w:szCs w:val="24"/>
               </w:rPr>
@@ -910,8 +908,8 @@
             <w:r>
               <w:rPr>
                 <w:rFonts w:hint="eastAsia" w:ascii="仿宋" w:hAnsi="仿宋" w:eastAsia="仿宋" w:cs="仿宋"/>
-                <w:b w:val="1"/>
-                <w:bCs w:val="1"/>
+                <w:b/>
+                <w:bCs/>
                 <w:sz w:val="24"/>
                 <w:szCs w:val="24"/>
               </w:rPr>
@@ -920,8 +918,8 @@
             <w:r>
               <w:rPr>
                 <w:rFonts w:ascii="仿宋" w:hAnsi="仿宋" w:eastAsia="仿宋" w:cs="仿宋"/>
-                <w:b w:val="1"/>
-                <w:bCs w:val="1"/>
+                <w:b/>
+                <w:bCs/>
                 <w:sz w:val="24"/>
                 <w:szCs w:val="24"/>
               </w:rPr>
@@ -930,8 +928,8 @@
             <w:r>
               <w:rPr>
                 <w:rFonts w:hint="eastAsia" w:ascii="仿宋" w:hAnsi="仿宋" w:eastAsia="仿宋" w:cs="仿宋"/>
-                <w:b w:val="1"/>
-                <w:bCs w:val="1"/>
+                <w:b/>
+                <w:bCs/>
                 <w:sz w:val="24"/>
                 <w:szCs w:val="24"/>
               </w:rPr>
@@ -940,8 +938,8 @@
             <w:r>
               <w:rPr>
                 <w:rFonts w:ascii="仿宋" w:hAnsi="仿宋" w:eastAsia="仿宋" w:cs="仿宋"/>
-                <w:b w:val="1"/>
-                <w:bCs w:val="1"/>
+                <w:b/>
+                <w:bCs/>
                 <w:sz w:val="24"/>
                 <w:szCs w:val="24"/>
               </w:rPr>
@@ -950,8 +948,8 @@
             <w:r>
               <w:rPr>
                 <w:rFonts w:hint="eastAsia" w:ascii="仿宋" w:hAnsi="仿宋" w:eastAsia="仿宋" w:cs="仿宋"/>
-                <w:b w:val="1"/>
-                <w:bCs w:val="1"/>
+                <w:b/>
+                <w:bCs/>
                 <w:sz w:val="24"/>
                 <w:szCs w:val="24"/>
               </w:rPr>
@@ -963,12 +961,6 @@
           <w:tcPr>
             <w:tcW w:w="5978" w:type="dxa"/>
             <w:gridSpan w:val="4"/>
-            <w:tcBorders>
-              <w:top w:val="single" w:color="auto" w:sz="4" w:space="0"/>
-              <w:left w:val="single" w:color="auto" w:sz="4" w:space="0"/>
-              <w:bottom w:val="single" w:color="auto" w:sz="4" w:space="0"/>
-              <w:right w:val="single" w:color="auto" w:sz="4" w:space="0"/>
-            </w:tcBorders>
             <w:vAlign w:val="center"/>
           </w:tcPr>
           <w:p>
@@ -976,17 +968,17 @@
               <w:jc w:val="center"/>
               <w:rPr>
                 <w:rFonts w:ascii="仿宋" w:hAnsi="仿宋" w:eastAsia="仿宋"/>
-                <w:b w:val="1"/>
-                <w:bCs w:val="1"/>
-                <w:sz w:val="24"/>
-                <w:szCs w:val="24"/>
-              </w:rPr>
-            </w:pPr>
-            <w:r>
-              <w:rPr>
-                <w:rFonts w:hint="eastAsia" w:ascii="仿宋" w:hAnsi="仿宋" w:eastAsia="仿宋" w:cs="仿宋"/>
-                <w:b w:val="1"/>
-                <w:bCs w:val="1"/>
+                <w:b/>
+                <w:bCs/>
+                <w:sz w:val="24"/>
+                <w:szCs w:val="24"/>
+              </w:rPr>
+            </w:pPr>
+            <w:r>
+              <w:rPr>
+                <w:rFonts w:hint="eastAsia" w:ascii="仿宋" w:hAnsi="仿宋" w:eastAsia="仿宋" w:cs="仿宋"/>
+                <w:b/>
+                <w:bCs/>
                 <w:spacing w:val="65"/>
                 <w:kern w:val="0"/>
                 <w:sz w:val="24"/>
@@ -998,8 +990,8 @@
             <w:r>
               <w:rPr>
                 <w:rFonts w:hint="eastAsia" w:ascii="仿宋" w:hAnsi="仿宋" w:eastAsia="仿宋" w:cs="仿宋"/>
-                <w:b w:val="1"/>
-                <w:bCs w:val="1"/>
+                <w:b/>
+                <w:bCs/>
                 <w:spacing w:val="65"/>
                 <w:kern w:val="0"/>
                 <w:sz w:val="24"/>
@@ -1012,8 +1004,8 @@
             <w:r>
               <w:rPr>
                 <w:rFonts w:hint="eastAsia" w:ascii="仿宋" w:hAnsi="仿宋" w:eastAsia="仿宋" w:cs="仿宋"/>
-                <w:b w:val="1"/>
-                <w:bCs w:val="1"/>
+                <w:b/>
+                <w:bCs/>
                 <w:spacing w:val="65"/>
                 <w:kern w:val="0"/>
                 <w:sz w:val="24"/>
@@ -1025,8 +1017,8 @@
             <w:r>
               <w:rPr>
                 <w:rFonts w:ascii="仿宋" w:hAnsi="仿宋" w:eastAsia="仿宋" w:cs="仿宋"/>
-                <w:b w:val="1"/>
-                <w:bCs w:val="1"/>
+                <w:b/>
+                <w:bCs/>
                 <w:spacing w:val="65"/>
                 <w:kern w:val="0"/>
                 <w:sz w:val="24"/>
@@ -1038,8 +1030,8 @@
             <w:r>
               <w:rPr>
                 <w:rFonts w:hint="eastAsia" w:ascii="仿宋" w:hAnsi="仿宋" w:eastAsia="仿宋" w:cs="仿宋"/>
-                <w:b w:val="1"/>
-                <w:bCs w:val="1"/>
+                <w:b/>
+                <w:bCs/>
                 <w:spacing w:val="65"/>
                 <w:kern w:val="0"/>
                 <w:sz w:val="24"/>
@@ -1051,8 +1043,8 @@
             <w:r>
               <w:rPr>
                 <w:rFonts w:hint="eastAsia" w:ascii="仿宋" w:hAnsi="仿宋" w:eastAsia="仿宋" w:cs="仿宋"/>
-                <w:b w:val="1"/>
-                <w:bCs w:val="1"/>
+                <w:b/>
+                <w:bCs/>
                 <w:spacing w:val="65"/>
                 <w:kern w:val="0"/>
                 <w:sz w:val="24"/>
@@ -1062,13 +1054,13 @@
               </w:rPr>
               <w:t>16</w:t>
             </w:r>
-            <w:bookmarkStart w:id="1" w:name="_GoBack"/>
-            <w:bookmarkEnd w:id="1"/>
-            <w:r>
-              <w:rPr>
-                <w:rFonts w:hint="eastAsia" w:ascii="仿宋" w:hAnsi="仿宋" w:eastAsia="仿宋" w:cs="仿宋"/>
-                <w:b w:val="1"/>
-                <w:bCs w:val="1"/>
+            <w:bookmarkStart w:id="0" w:name="_GoBack"/>
+            <w:bookmarkEnd w:id="0"/>
+            <w:r>
+              <w:rPr>
+                <w:rFonts w:hint="eastAsia" w:ascii="仿宋" w:hAnsi="仿宋" w:eastAsia="仿宋" w:cs="仿宋"/>
+                <w:b/>
+                <w:bCs/>
                 <w:spacing w:val="3"/>
                 <w:kern w:val="0"/>
                 <w:sz w:val="24"/>
@@ -1081,6 +1073,22 @@
         </w:tc>
       </w:tr>
       <w:tr>
+        <w:tblPrEx>
+          <w:tblBorders>
+            <w:top w:val="single" w:color="auto" w:sz="4" w:space="0"/>
+            <w:left w:val="single" w:color="auto" w:sz="4" w:space="0"/>
+            <w:bottom w:val="single" w:color="auto" w:sz="4" w:space="0"/>
+            <w:right w:val="single" w:color="auto" w:sz="4" w:space="0"/>
+            <w:insideH w:val="single" w:color="auto" w:sz="4" w:space="0"/>
+            <w:insideV w:val="single" w:color="auto" w:sz="4" w:space="0"/>
+          </w:tblBorders>
+          <w:tblCellMar>
+            <w:top w:w="0" w:type="dxa"/>
+            <w:left w:w="108" w:type="dxa"/>
+            <w:bottom w:w="0" w:type="dxa"/>
+            <w:right w:w="108" w:type="dxa"/>
+          </w:tblCellMar>
+        </w:tblPrEx>
         <w:trPr>
           <w:trHeight w:val="453" w:hRule="atLeast"/>
           <w:jc w:val="center"/>
@@ -1088,12 +1096,6 @@
         <w:tc>
           <w:tcPr>
             <w:tcW w:w="1961" w:type="dxa"/>
-            <w:tcBorders>
-              <w:top w:val="single" w:color="auto" w:sz="4" w:space="0"/>
-              <w:left w:val="single" w:color="auto" w:sz="4" w:space="0"/>
-              <w:bottom w:val="single" w:color="auto" w:sz="4" w:space="0"/>
-              <w:right w:val="single" w:color="auto" w:sz="4" w:space="0"/>
-            </w:tcBorders>
             <w:vAlign w:val="center"/>
           </w:tcPr>
           <w:p>
@@ -1102,17 +1104,17 @@
               <w:jc w:val="distribute"/>
               <w:rPr>
                 <w:rFonts w:ascii="仿宋" w:hAnsi="仿宋" w:eastAsia="仿宋"/>
-                <w:b w:val="1"/>
-                <w:bCs w:val="1"/>
-                <w:sz w:val="24"/>
-                <w:szCs w:val="24"/>
-              </w:rPr>
-            </w:pPr>
-            <w:r>
-              <w:rPr>
-                <w:rFonts w:hint="eastAsia" w:ascii="仿宋" w:hAnsi="仿宋" w:eastAsia="仿宋" w:cs="仿宋"/>
-                <w:b w:val="1"/>
-                <w:bCs w:val="1"/>
+                <w:b/>
+                <w:bCs/>
+                <w:sz w:val="24"/>
+                <w:szCs w:val="24"/>
+              </w:rPr>
+            </w:pPr>
+            <w:r>
+              <w:rPr>
+                <w:rFonts w:hint="eastAsia" w:ascii="仿宋" w:hAnsi="仿宋" w:eastAsia="仿宋" w:cs="仿宋"/>
+                <w:b/>
+                <w:bCs/>
                 <w:sz w:val="24"/>
                 <w:szCs w:val="24"/>
               </w:rPr>
@@ -1124,12 +1126,6 @@
           <w:tcPr>
             <w:tcW w:w="5978" w:type="dxa"/>
             <w:gridSpan w:val="4"/>
-            <w:tcBorders>
-              <w:top w:val="single" w:color="auto" w:sz="4" w:space="0"/>
-              <w:left w:val="single" w:color="auto" w:sz="4" w:space="0"/>
-              <w:bottom w:val="single" w:color="auto" w:sz="4" w:space="0"/>
-              <w:right w:val="single" w:color="auto" w:sz="4" w:space="0"/>
-            </w:tcBorders>
             <w:vAlign w:val="center"/>
           </w:tcPr>
           <w:p>
@@ -1137,16 +1133,16 @@
               <w:jc w:val="center"/>
               <w:rPr>
                 <w:rFonts w:ascii="仿宋" w:hAnsi="仿宋" w:eastAsia="仿宋"/>
-                <w:b w:val="1"/>
-                <w:bCs w:val="1"/>
-                <w:sz w:val="24"/>
-                <w:szCs w:val="24"/>
-              </w:rPr>
-            </w:pPr>
-            <w:r>
-              <w:rPr>
-                <w:rFonts w:hint="eastAsia" w:ascii="仿宋" w:hAnsi="仿宋" w:eastAsia="仿宋" w:cs="仿宋"/>
-                <w:b w:val="1"/>
+                <w:b/>
+                <w:bCs/>
+                <w:sz w:val="24"/>
+                <w:szCs w:val="24"/>
+              </w:rPr>
+            </w:pPr>
+            <w:r>
+              <w:rPr>
+                <w:rFonts w:ascii="仿宋" w:hAnsi="仿宋" w:eastAsia="仿宋" w:cs="仿宋"/>
+                <w:b/>
                 <w:sz w:val="24"/>
               </w:rPr>
               <w:t>2026年10月29日</w:t>
@@ -1155,8 +1151,24 @@
         </w:tc>
       </w:tr>
       <w:tr>
+        <w:tblPrEx>
+          <w:tblBorders>
+            <w:top w:val="single" w:color="auto" w:sz="4" w:space="0"/>
+            <w:left w:val="single" w:color="auto" w:sz="4" w:space="0"/>
+            <w:bottom w:val="single" w:color="auto" w:sz="4" w:space="0"/>
+            <w:right w:val="single" w:color="auto" w:sz="4" w:space="0"/>
+            <w:insideH w:val="single" w:color="auto" w:sz="4" w:space="0"/>
+            <w:insideV w:val="single" w:color="auto" w:sz="4" w:space="0"/>
+          </w:tblBorders>
+          <w:tblCellMar>
+            <w:top w:w="0" w:type="dxa"/>
+            <w:left w:w="108" w:type="dxa"/>
+            <w:bottom w:w="0" w:type="dxa"/>
+            <w:right w:w="108" w:type="dxa"/>
+          </w:tblCellMar>
+        </w:tblPrEx>
         <w:trPr>
-          <w:cantSplit w:val="1"/>
+          <w:cantSplit/>
           <w:trHeight w:val="432" w:hRule="atLeast"/>
           <w:jc w:val="center"/>
         </w:trPr>
@@ -1164,12 +1176,6 @@
           <w:tcPr>
             <w:tcW w:w="1961" w:type="dxa"/>
             <w:vMerge w:val="restart"/>
-            <w:tcBorders>
-              <w:top w:val="single" w:color="auto" w:sz="4" w:space="0"/>
-              <w:left w:val="single" w:color="auto" w:sz="4" w:space="0"/>
-              <w:bottom w:val="single" w:color="auto" w:sz="4" w:space="0"/>
-              <w:right w:val="single" w:color="auto" w:sz="4" w:space="0"/>
-            </w:tcBorders>
             <w:vAlign w:val="center"/>
           </w:tcPr>
           <w:p>
@@ -1177,17 +1183,17 @@
               <w:jc w:val="distribute"/>
               <w:rPr>
                 <w:rFonts w:ascii="仿宋" w:hAnsi="仿宋" w:eastAsia="仿宋"/>
-                <w:b w:val="1"/>
-                <w:bCs w:val="1"/>
-                <w:sz w:val="24"/>
-                <w:szCs w:val="24"/>
-              </w:rPr>
-            </w:pPr>
-            <w:r>
-              <w:rPr>
-                <w:rFonts w:hint="eastAsia" w:ascii="仿宋" w:hAnsi="仿宋" w:eastAsia="仿宋" w:cs="仿宋"/>
-                <w:b w:val="1"/>
-                <w:bCs w:val="1"/>
+                <w:b/>
+                <w:bCs/>
+                <w:sz w:val="24"/>
+                <w:szCs w:val="24"/>
+              </w:rPr>
+            </w:pPr>
+            <w:r>
+              <w:rPr>
+                <w:rFonts w:hint="eastAsia" w:ascii="仿宋" w:hAnsi="仿宋" w:eastAsia="仿宋" w:cs="仿宋"/>
+                <w:b/>
+                <w:bCs/>
                 <w:sz w:val="24"/>
                 <w:szCs w:val="24"/>
               </w:rPr>
@@ -1196,8 +1202,8 @@
             <w:r>
               <w:rPr>
                 <w:rFonts w:ascii="仿宋" w:hAnsi="仿宋" w:eastAsia="仿宋" w:cs="仿宋"/>
-                <w:b w:val="1"/>
-                <w:bCs w:val="1"/>
+                <w:b/>
+                <w:bCs/>
                 <w:sz w:val="24"/>
                 <w:szCs w:val="24"/>
               </w:rPr>
@@ -1206,8 +1212,8 @@
             <w:r>
               <w:rPr>
                 <w:rFonts w:hint="eastAsia" w:ascii="仿宋" w:hAnsi="仿宋" w:eastAsia="仿宋" w:cs="仿宋"/>
-                <w:b w:val="1"/>
-                <w:bCs w:val="1"/>
+                <w:b/>
+                <w:bCs/>
                 <w:sz w:val="24"/>
                 <w:szCs w:val="24"/>
               </w:rPr>
@@ -1216,8 +1222,8 @@
             <w:r>
               <w:rPr>
                 <w:rFonts w:ascii="仿宋" w:hAnsi="仿宋" w:eastAsia="仿宋" w:cs="仿宋"/>
-                <w:b w:val="1"/>
-                <w:bCs w:val="1"/>
+                <w:b/>
+                <w:bCs/>
                 <w:sz w:val="24"/>
                 <w:szCs w:val="24"/>
               </w:rPr>
@@ -1226,8 +1232,8 @@
             <w:r>
               <w:rPr>
                 <w:rFonts w:hint="eastAsia" w:ascii="仿宋" w:hAnsi="仿宋" w:eastAsia="仿宋" w:cs="仿宋"/>
-                <w:b w:val="1"/>
-                <w:bCs w:val="1"/>
+                <w:b/>
+                <w:bCs/>
                 <w:sz w:val="24"/>
                 <w:szCs w:val="24"/>
               </w:rPr>
@@ -1236,8 +1242,8 @@
             <w:r>
               <w:rPr>
                 <w:rFonts w:ascii="仿宋" w:hAnsi="仿宋" w:eastAsia="仿宋" w:cs="仿宋"/>
-                <w:b w:val="1"/>
-                <w:bCs w:val="1"/>
+                <w:b/>
+                <w:bCs/>
                 <w:sz w:val="24"/>
                 <w:szCs w:val="24"/>
               </w:rPr>
@@ -1246,8 +1252,8 @@
             <w:r>
               <w:rPr>
                 <w:rFonts w:hint="eastAsia" w:ascii="仿宋" w:hAnsi="仿宋" w:eastAsia="仿宋" w:cs="仿宋"/>
-                <w:b w:val="1"/>
-                <w:bCs w:val="1"/>
+                <w:b/>
+                <w:bCs/>
                 <w:sz w:val="24"/>
                 <w:szCs w:val="24"/>
               </w:rPr>
@@ -1260,12 +1266,6 @@
             <w:tcW w:w="1650" w:type="dxa"/>
             <w:gridSpan w:val="2"/>
             <w:vMerge w:val="restart"/>
-            <w:tcBorders>
-              <w:top w:val="single" w:color="auto" w:sz="4" w:space="0"/>
-              <w:left w:val="single" w:color="auto" w:sz="4" w:space="0"/>
-              <w:bottom w:val="single" w:color="auto" w:sz="4" w:space="0"/>
-              <w:right w:val="single" w:color="auto" w:sz="4" w:space="0"/>
-            </w:tcBorders>
             <w:vAlign w:val="center"/>
           </w:tcPr>
           <w:p>
@@ -1273,8 +1273,8 @@
               <w:jc w:val="center"/>
               <w:rPr>
                 <w:rFonts w:ascii="仿宋" w:hAnsi="仿宋" w:eastAsia="仿宋"/>
-                <w:b w:val="1"/>
-                <w:bCs w:val="1"/>
+                <w:b/>
+                <w:bCs/>
                 <w:sz w:val="24"/>
                 <w:szCs w:val="24"/>
               </w:rPr>
@@ -1284,12 +1284,6 @@
         <w:tc>
           <w:tcPr>
             <w:tcW w:w="2145" w:type="dxa"/>
-            <w:tcBorders>
-              <w:top w:val="single" w:color="auto" w:sz="4" w:space="0"/>
-              <w:left w:val="single" w:color="auto" w:sz="4" w:space="0"/>
-              <w:bottom w:val="single" w:color="auto" w:sz="4" w:space="0"/>
-              <w:right w:val="single" w:color="auto" w:sz="4" w:space="0"/>
-            </w:tcBorders>
             <w:vAlign w:val="center"/>
           </w:tcPr>
           <w:p>
@@ -1297,17 +1291,17 @@
               <w:jc w:val="right"/>
               <w:rPr>
                 <w:rFonts w:ascii="仿宋" w:hAnsi="仿宋" w:eastAsia="仿宋"/>
-                <w:b w:val="1"/>
-                <w:bCs w:val="1"/>
-                <w:sz w:val="24"/>
-                <w:szCs w:val="24"/>
-              </w:rPr>
-            </w:pPr>
-            <w:r>
-              <w:rPr>
-                <w:rFonts w:hint="eastAsia" w:ascii="仿宋" w:hAnsi="仿宋" w:eastAsia="仿宋" w:cs="仿宋"/>
-                <w:b w:val="1"/>
-                <w:bCs w:val="1"/>
+                <w:b/>
+                <w:bCs/>
+                <w:sz w:val="24"/>
+                <w:szCs w:val="24"/>
+              </w:rPr>
+            </w:pPr>
+            <w:r>
+              <w:rPr>
+                <w:rFonts w:hint="eastAsia" w:ascii="仿宋" w:hAnsi="仿宋" w:eastAsia="仿宋" w:cs="仿宋"/>
+                <w:b/>
+                <w:bCs/>
                 <w:spacing w:val="302"/>
                 <w:kern w:val="0"/>
                 <w:sz w:val="24"/>
@@ -1319,8 +1313,8 @@
             <w:r>
               <w:rPr>
                 <w:rFonts w:hint="eastAsia" w:ascii="仿宋" w:hAnsi="仿宋" w:eastAsia="仿宋" w:cs="仿宋"/>
-                <w:b w:val="1"/>
-                <w:bCs w:val="1"/>
+                <w:b/>
+                <w:bCs/>
                 <w:spacing w:val="0"/>
                 <w:kern w:val="0"/>
                 <w:sz w:val="24"/>
@@ -1334,12 +1328,6 @@
         <w:tc>
           <w:tcPr>
             <w:tcW w:w="2183" w:type="dxa"/>
-            <w:tcBorders>
-              <w:top w:val="single" w:color="auto" w:sz="4" w:space="0"/>
-              <w:left w:val="single" w:color="auto" w:sz="4" w:space="0"/>
-              <w:bottom w:val="single" w:color="auto" w:sz="4" w:space="0"/>
-              <w:right w:val="single" w:color="auto" w:sz="4" w:space="0"/>
-            </w:tcBorders>
             <w:vAlign w:val="center"/>
           </w:tcPr>
           <w:p>
@@ -1347,8 +1335,8 @@
               <w:jc w:val="center"/>
               <w:rPr>
                 <w:rFonts w:hint="eastAsia" w:ascii="仿宋" w:hAnsi="仿宋" w:eastAsia="仿宋"/>
-                <w:b w:val="1"/>
-                <w:bCs w:val="1"/>
+                <w:b/>
+                <w:bCs/>
                 <w:sz w:val="24"/>
                 <w:szCs w:val="24"/>
                 <w:lang w:eastAsia="zh-CN"/>
@@ -1357,8 +1345,8 @@
             <w:r>
               <w:rPr>
                 <w:rFonts w:hint="eastAsia" w:ascii="仿宋" w:hAnsi="仿宋" w:eastAsia="仿宋" w:cs="仿宋"/>
-                <w:b w:val="1"/>
-                <w:bCs w:val="1"/>
+                <w:b/>
+                <w:bCs/>
                 <w:sz w:val="24"/>
                 <w:szCs w:val="24"/>
                 <w:lang w:val="en-US" w:eastAsia="zh-CN"/>
@@ -1369,8 +1357,24 @@
         </w:tc>
       </w:tr>
       <w:tr>
+        <w:tblPrEx>
+          <w:tblBorders>
+            <w:top w:val="single" w:color="auto" w:sz="4" w:space="0"/>
+            <w:left w:val="single" w:color="auto" w:sz="4" w:space="0"/>
+            <w:bottom w:val="single" w:color="auto" w:sz="4" w:space="0"/>
+            <w:right w:val="single" w:color="auto" w:sz="4" w:space="0"/>
+            <w:insideH w:val="single" w:color="auto" w:sz="4" w:space="0"/>
+            <w:insideV w:val="single" w:color="auto" w:sz="4" w:space="0"/>
+          </w:tblBorders>
+          <w:tblCellMar>
+            <w:top w:w="0" w:type="dxa"/>
+            <w:left w:w="108" w:type="dxa"/>
+            <w:bottom w:w="0" w:type="dxa"/>
+            <w:right w:w="108" w:type="dxa"/>
+          </w:tblCellMar>
+        </w:tblPrEx>
         <w:trPr>
-          <w:cantSplit w:val="1"/>
+          <w:cantSplit/>
           <w:trHeight w:val="432" w:hRule="atLeast"/>
           <w:jc w:val="center"/>
         </w:trPr>
@@ -1378,10 +1382,6 @@
           <w:tcPr>
             <w:tcW w:w="1961" w:type="dxa"/>
             <w:vMerge w:val="continue"/>
-            <w:tcBorders>
-              <w:left w:val="single" w:color="auto" w:sz="4" w:space="0"/>
-              <w:right w:val="single" w:color="auto" w:sz="4" w:space="0"/>
-            </w:tcBorders>
             <w:vAlign w:val="center"/>
           </w:tcPr>
           <w:p>
@@ -1389,8 +1389,8 @@
               <w:jc w:val="right"/>
               <w:rPr>
                 <w:rFonts w:ascii="仿宋" w:hAnsi="仿宋" w:eastAsia="仿宋"/>
-                <w:b w:val="1"/>
-                <w:bCs w:val="1"/>
+                <w:b/>
+                <w:bCs/>
                 <w:sz w:val="24"/>
                 <w:szCs w:val="24"/>
               </w:rPr>
@@ -1402,10 +1402,6 @@
             <w:tcW w:w="1650" w:type="dxa"/>
             <w:gridSpan w:val="2"/>
             <w:vMerge w:val="continue"/>
-            <w:tcBorders>
-              <w:left w:val="single" w:color="auto" w:sz="4" w:space="0"/>
-              <w:right w:val="single" w:color="auto" w:sz="4" w:space="0"/>
-            </w:tcBorders>
             <w:vAlign w:val="center"/>
           </w:tcPr>
           <w:p>
@@ -1413,8 +1409,8 @@
               <w:jc w:val="center"/>
               <w:rPr>
                 <w:rFonts w:ascii="仿宋" w:hAnsi="仿宋" w:eastAsia="仿宋"/>
-                <w:b w:val="1"/>
-                <w:bCs w:val="1"/>
+                <w:b/>
+                <w:bCs/>
                 <w:sz w:val="24"/>
                 <w:szCs w:val="24"/>
               </w:rPr>
@@ -1424,12 +1420,6 @@
         <w:tc>
           <w:tcPr>
             <w:tcW w:w="2145" w:type="dxa"/>
-            <w:tcBorders>
-              <w:top w:val="single" w:color="auto" w:sz="4" w:space="0"/>
-              <w:left w:val="single" w:color="auto" w:sz="4" w:space="0"/>
-              <w:bottom w:val="single" w:color="auto" w:sz="4" w:space="0"/>
-              <w:right w:val="single" w:color="auto" w:sz="4" w:space="0"/>
-            </w:tcBorders>
             <w:vAlign w:val="center"/>
           </w:tcPr>
           <w:p>
@@ -1437,17 +1427,17 @@
               <w:jc w:val="center"/>
               <w:rPr>
                 <w:rFonts w:ascii="仿宋" w:hAnsi="仿宋" w:eastAsia="仿宋"/>
-                <w:b w:val="1"/>
-                <w:bCs w:val="1"/>
-                <w:sz w:val="24"/>
-                <w:szCs w:val="24"/>
-              </w:rPr>
-            </w:pPr>
-            <w:r>
-              <w:rPr>
-                <w:rFonts w:hint="eastAsia" w:ascii="仿宋" w:hAnsi="仿宋" w:eastAsia="仿宋" w:cs="仿宋"/>
-                <w:b w:val="1"/>
-                <w:bCs w:val="1"/>
+                <w:b/>
+                <w:bCs/>
+                <w:sz w:val="24"/>
+                <w:szCs w:val="24"/>
+              </w:rPr>
+            </w:pPr>
+            <w:r>
+              <w:rPr>
+                <w:rFonts w:hint="eastAsia" w:ascii="仿宋" w:hAnsi="仿宋" w:eastAsia="仿宋" w:cs="仿宋"/>
+                <w:b/>
+                <w:bCs/>
                 <w:spacing w:val="50"/>
                 <w:kern w:val="0"/>
                 <w:sz w:val="24"/>
@@ -1459,8 +1449,8 @@
             <w:r>
               <w:rPr>
                 <w:rFonts w:ascii="仿宋" w:hAnsi="仿宋" w:eastAsia="仿宋" w:cs="仿宋"/>
-                <w:b w:val="1"/>
-                <w:bCs w:val="1"/>
+                <w:b/>
+                <w:bCs/>
                 <w:spacing w:val="50"/>
                 <w:kern w:val="0"/>
                 <w:sz w:val="24"/>
@@ -1472,8 +1462,8 @@
             <w:r>
               <w:rPr>
                 <w:rFonts w:hint="eastAsia" w:ascii="仿宋" w:hAnsi="仿宋" w:eastAsia="仿宋" w:cs="仿宋"/>
-                <w:b w:val="1"/>
-                <w:bCs w:val="1"/>
+                <w:b/>
+                <w:bCs/>
                 <w:spacing w:val="50"/>
                 <w:kern w:val="0"/>
                 <w:sz w:val="24"/>
@@ -1485,8 +1475,8 @@
             <w:r>
               <w:rPr>
                 <w:rFonts w:ascii="仿宋" w:hAnsi="仿宋" w:eastAsia="仿宋" w:cs="仿宋"/>
-                <w:b w:val="1"/>
-                <w:bCs w:val="1"/>
+                <w:b/>
+                <w:bCs/>
                 <w:spacing w:val="50"/>
                 <w:kern w:val="0"/>
                 <w:sz w:val="24"/>
@@ -1498,8 +1488,8 @@
             <w:r>
               <w:rPr>
                 <w:rFonts w:hint="eastAsia" w:ascii="仿宋" w:hAnsi="仿宋" w:eastAsia="仿宋" w:cs="仿宋"/>
-                <w:b w:val="1"/>
-                <w:bCs w:val="1"/>
+                <w:b/>
+                <w:bCs/>
                 <w:spacing w:val="50"/>
                 <w:kern w:val="0"/>
                 <w:sz w:val="24"/>
@@ -1511,8 +1501,8 @@
             <w:r>
               <w:rPr>
                 <w:rFonts w:ascii="仿宋" w:hAnsi="仿宋" w:eastAsia="仿宋" w:cs="仿宋"/>
-                <w:b w:val="1"/>
-                <w:bCs w:val="1"/>
+                <w:b/>
+                <w:bCs/>
                 <w:spacing w:val="50"/>
                 <w:kern w:val="0"/>
                 <w:sz w:val="24"/>
@@ -1524,8 +1514,8 @@
             <w:r>
               <w:rPr>
                 <w:rFonts w:hint="eastAsia" w:ascii="仿宋" w:hAnsi="仿宋" w:eastAsia="仿宋" w:cs="仿宋"/>
-                <w:b w:val="1"/>
-                <w:bCs w:val="1"/>
+                <w:b/>
+                <w:bCs/>
                 <w:spacing w:val="4"/>
                 <w:kern w:val="0"/>
                 <w:sz w:val="24"/>
@@ -1539,12 +1529,6 @@
         <w:tc>
           <w:tcPr>
             <w:tcW w:w="2183" w:type="dxa"/>
-            <w:tcBorders>
-              <w:top w:val="single" w:color="auto" w:sz="4" w:space="0"/>
-              <w:left w:val="single" w:color="auto" w:sz="4" w:space="0"/>
-              <w:bottom w:val="single" w:color="auto" w:sz="4" w:space="0"/>
-              <w:right w:val="single" w:color="auto" w:sz="4" w:space="0"/>
-            </w:tcBorders>
             <w:vAlign w:val="center"/>
           </w:tcPr>
           <w:p>
@@ -1552,8 +1536,8 @@
               <w:jc w:val="center"/>
               <w:rPr>
                 <w:rFonts w:ascii="仿宋" w:hAnsi="仿宋" w:eastAsia="仿宋"/>
-                <w:b w:val="1"/>
-                <w:bCs w:val="1"/>
+                <w:b/>
+                <w:bCs/>
                 <w:sz w:val="24"/>
                 <w:szCs w:val="24"/>
               </w:rPr>
@@ -1564,12 +1548,12 @@
     </w:tbl>
     <w:p>
       <w:pPr>
-        <w:widowControl w:val="1"/>
+        <w:widowControl/>
         <w:jc w:val="center"/>
         <w:rPr>
           <w:rFonts w:ascii="仿宋_GB2312" w:hAnsi="宋体" w:eastAsia="仿宋_GB2312"/>
-          <w:b w:val="1"/>
-          <w:bCs w:val="1"/>
+          <w:b/>
+          <w:bCs/>
           <w:sz w:val="28"/>
           <w:szCs w:val="28"/>
         </w:rPr>
@@ -1577,12 +1561,12 @@
     </w:p>
     <w:p>
       <w:pPr>
-        <w:widowControl w:val="1"/>
+        <w:widowControl/>
         <w:jc w:val="center"/>
         <w:rPr>
           <w:rFonts w:ascii="仿宋_GB2312" w:hAnsi="宋体" w:eastAsia="仿宋_GB2312"/>
-          <w:b w:val="1"/>
-          <w:bCs w:val="1"/>
+          <w:b/>
+          <w:bCs/>
           <w:sz w:val="24"/>
           <w:szCs w:val="24"/>
         </w:rPr>
@@ -1590,8 +1574,8 @@
       <w:r>
         <w:rPr>
           <w:rFonts w:hint="eastAsia" w:ascii="仿宋_GB2312" w:hAnsi="宋体" w:eastAsia="仿宋_GB2312" w:cs="仿宋_GB2312"/>
-          <w:b w:val="1"/>
-          <w:bCs w:val="1"/>
+          <w:b/>
+          <w:bCs/>
           <w:sz w:val="28"/>
           <w:szCs w:val="28"/>
           <w:lang w:val="en-US" w:eastAsia="zh-CN"/>
@@ -1609,41 +1593,41 @@
     </w:p>
     <w:p>
       <w:pPr>
-        <w:widowControl w:val="1"/>
+        <w:widowControl/>
         <w:spacing w:before="100" w:after="20" w:line="300" w:lineRule="auto"/>
         <w:jc w:val="left"/>
       </w:pPr>
       <w:r>
         <w:rPr>
           <w:rFonts w:hint="eastAsia" w:ascii="仿宋_GB2312" w:hAnsi="宋体" w:eastAsia="仿宋_GB2312" w:cs="仿宋_GB2312"/>
-          <w:b w:val="1"/>
-          <w:bCs w:val="1"/>
+          <w:b/>
+          <w:bCs/>
           <w:sz w:val="24"/>
           <w:szCs w:val="24"/>
         </w:rPr>
-        <w:t>一、开源项目介绍</w:t>
-      </w:r>
-    </w:p>
-    <w:p>
-      <w:pPr>
-        <w:widowControl w:val="1"/>
+        <w:t xml:space="preserve">一、开源项目介绍</w:t>
+      </w:r>
+    </w:p>
+    <w:p>
+      <w:pPr>
+        <w:widowControl/>
         <w:spacing w:before="60" w:after="20" w:line="300" w:lineRule="auto"/>
         <w:jc w:val="left"/>
       </w:pPr>
       <w:r>
         <w:rPr>
           <w:rFonts w:hint="eastAsia" w:ascii="仿宋_GB2312" w:hAnsi="宋体" w:eastAsia="仿宋_GB2312" w:cs="仿宋_GB2312"/>
-          <w:b w:val="1"/>
-          <w:bCs w:val="1"/>
+          <w:b/>
+          <w:bCs/>
           <w:sz w:val="24"/>
           <w:szCs w:val="24"/>
         </w:rPr>
-        <w:t>1.1 项目概况</w:t>
-      </w:r>
-    </w:p>
-    <w:p>
-      <w:pPr>
-        <w:widowControl w:val="1"/>
+        <w:t xml:space="preserve">1.1 项目概况</w:t>
+      </w:r>
+    </w:p>
+    <w:p>
+      <w:pPr>
+        <w:widowControl/>
         <w:spacing w:line="300" w:lineRule="auto"/>
         <w:ind w:firstLine="420" w:firstLineChars="200"/>
         <w:jc w:val="left"/>
@@ -1657,38 +1641,38 @@
       <w:r>
         <w:rPr>
           <w:rFonts w:hint="eastAsia" w:ascii="Times New Roman" w:hAnsi="Times New Roman" w:eastAsia="宋体"/>
-          <w:b w:val="1"/>
-          <w:bCs w:val="1"/>
-        </w:rPr>
-        <w:t>Apache Commons CLI</w:t>
-      </w:r>
-      <w:r>
-        <w:rPr>
-          <w:rFonts w:hint="eastAsia" w:ascii="Times New Roman" w:hAnsi="Times New Roman" w:eastAsia="宋体"/>
-        </w:rPr>
-        <w:t>（Maven 坐标 org.apache.commons:commons-cli，版本 1.12.0-SNAPSHOT，克隆自 github.com/apache/commons-cli 主干）。它是 Java 生态最常用的命令行参数解析库之一，支持 POSIX/GNU 风格选项、选项组等特性，2002 年立项至今持续维护。选择原因：ASF 对许可证合规要求严格（LICENSE、NOTICE、源文件头三要素齐备），项目规模适中、便于人工复核，适合检验工具的检出率与误报率。</w:t>
-      </w:r>
-    </w:p>
-    <w:p>
-      <w:pPr>
-        <w:widowControl w:val="1"/>
+          <w:b/>
+          <w:bCs/>
+        </w:rPr>
+        <w:t xml:space="preserve">Apache Commons CLI</w:t>
+      </w:r>
+      <w:r>
+        <w:rPr>
+          <w:rFonts w:hint="eastAsia" w:ascii="Times New Roman" w:hAnsi="Times New Roman" w:eastAsia="宋体"/>
+        </w:rPr>
+        <w:t xml:space="preserve">（Maven 坐标 org.apache.commons:commons-cli，版本 1.12.0-SNAPSHOT，克隆自 github.com/apache/commons-cli 主干）。它是 Java 生态最常用的命令行参数解析库之一，支持 POSIX/GNU 风格选项、选项组等特性，2002 年立项至今持续维护。选择原因：ASF 对许可证合规要求严格（LICENSE、NOTICE、源文件头三要素齐备），项目规模适中、便于人工复核，适合检验工具的检出率与误报率。</w:t>
+      </w:r>
+    </w:p>
+    <w:p>
+      <w:pPr>
+        <w:widowControl/>
         <w:spacing w:before="60" w:after="20" w:line="300" w:lineRule="auto"/>
         <w:jc w:val="left"/>
       </w:pPr>
       <w:r>
         <w:rPr>
           <w:rFonts w:hint="eastAsia" w:ascii="仿宋_GB2312" w:hAnsi="宋体" w:eastAsia="仿宋_GB2312" w:cs="仿宋_GB2312"/>
-          <w:b w:val="1"/>
-          <w:bCs w:val="1"/>
+          <w:b/>
+          <w:bCs/>
           <w:sz w:val="24"/>
           <w:szCs w:val="24"/>
         </w:rPr>
-        <w:t>1.2 代码规模与依赖</w:t>
-      </w:r>
-    </w:p>
-    <w:p>
-      <w:pPr>
-        <w:widowControl w:val="1"/>
+        <w:t xml:space="preserve">1.2 代码规模与依赖</w:t>
+      </w:r>
+    </w:p>
+    <w:p>
+      <w:pPr>
+        <w:widowControl/>
         <w:spacing w:line="300" w:lineRule="auto"/>
         <w:ind w:firstLine="420" w:firstLineChars="200"/>
         <w:jc w:val="left"/>
@@ -1702,52 +1686,52 @@
       <w:r>
         <w:rPr>
           <w:rFonts w:hint="eastAsia" w:ascii="Times New Roman" w:hAnsi="Times New Roman" w:eastAsia="宋体"/>
-          <w:b w:val="1"/>
-          <w:bCs w:val="1"/>
-        </w:rPr>
-        <w:t>141 个</w:t>
-      </w:r>
-      <w:r>
-        <w:rPr>
-          <w:rFonts w:hint="eastAsia" w:ascii="Times New Roman" w:hAnsi="Times New Roman" w:eastAsia="宋体"/>
-        </w:rPr>
-        <w:t>（另含 36 个目录），约 2.1 MB：Java 源文件 87 个、XML 19 个、YAML/YML 6 个、Markdown 5 个、图像资源 7 个等。运行时</w:t>
-      </w:r>
-      <w:r>
-        <w:rPr>
-          <w:rFonts w:hint="eastAsia" w:ascii="Times New Roman" w:hAnsi="Times New Roman" w:eastAsia="宋体"/>
-          <w:b w:val="1"/>
-          <w:bCs w:val="1"/>
-        </w:rPr>
-        <w:t>零第三方依赖</w:t>
-      </w:r>
-      <w:r>
-        <w:rPr>
-          <w:rFonts w:hint="eastAsia" w:ascii="Times New Roman" w:hAnsi="Times New Roman" w:eastAsia="宋体"/>
-        </w:rPr>
-        <w:t>；测试域（test scope）依赖 7 个：JUnit Jupiter 与 junit-pioneer（EPL-2.0）、commons-io 2.22.0 与 commons-text 1.15.0（Apache-2.0）、mockito-core（MIT）。</w:t>
-      </w:r>
-    </w:p>
-    <w:p>
-      <w:pPr>
-        <w:widowControl w:val="1"/>
+          <w:b/>
+          <w:bCs/>
+        </w:rPr>
+        <w:t xml:space="preserve">141 个</w:t>
+      </w:r>
+      <w:r>
+        <w:rPr>
+          <w:rFonts w:hint="eastAsia" w:ascii="Times New Roman" w:hAnsi="Times New Roman" w:eastAsia="宋体"/>
+        </w:rPr>
+        <w:t xml:space="preserve">（另含 36 个目录），约 2.1 MB：Java 源文件 87 个、XML 19 个、YAML/YML 6 个、Markdown 5 个、图像资源 7 个等。运行时</w:t>
+      </w:r>
+      <w:r>
+        <w:rPr>
+          <w:rFonts w:hint="eastAsia" w:ascii="Times New Roman" w:hAnsi="Times New Roman" w:eastAsia="宋体"/>
+          <w:b/>
+          <w:bCs/>
+        </w:rPr>
+        <w:t xml:space="preserve">零第三方依赖</w:t>
+      </w:r>
+      <w:r>
+        <w:rPr>
+          <w:rFonts w:hint="eastAsia" w:ascii="Times New Roman" w:hAnsi="Times New Roman" w:eastAsia="宋体"/>
+        </w:rPr>
+        <w:t xml:space="preserve">；测试域（test scope）依赖 7 个：JUnit Jupiter 与 junit-pioneer（EPL-2.0）、commons-io 2.22.0 与 commons-text 1.15.0（Apache-2.0）、mockito-core（MIT）。</w:t>
+      </w:r>
+    </w:p>
+    <w:p>
+      <w:pPr>
+        <w:widowControl/>
         <w:spacing w:before="60" w:after="20" w:line="300" w:lineRule="auto"/>
         <w:jc w:val="left"/>
       </w:pPr>
       <w:r>
         <w:rPr>
           <w:rFonts w:hint="eastAsia" w:ascii="仿宋_GB2312" w:hAnsi="宋体" w:eastAsia="仿宋_GB2312" w:cs="仿宋_GB2312"/>
-          <w:b w:val="1"/>
-          <w:bCs w:val="1"/>
+          <w:b/>
+          <w:bCs/>
           <w:sz w:val="24"/>
           <w:szCs w:val="24"/>
         </w:rPr>
-        <w:t>1.3 许可证要素</w:t>
-      </w:r>
-    </w:p>
-    <w:p>
-      <w:pPr>
-        <w:widowControl w:val="1"/>
+        <w:t xml:space="preserve">1.3 许可证要素</w:t>
+      </w:r>
+    </w:p>
+    <w:p>
+      <w:pPr>
+        <w:widowControl/>
         <w:spacing w:line="300" w:lineRule="auto"/>
         <w:ind w:firstLine="420" w:firstLineChars="200"/>
         <w:jc w:val="left"/>
@@ -1761,10 +1745,10 @@
       <w:r>
         <w:rPr>
           <w:rFonts w:hint="eastAsia" w:ascii="Times New Roman" w:hAnsi="Times New Roman" w:eastAsia="宋体"/>
-          <w:b w:val="1"/>
-          <w:bCs w:val="1"/>
-        </w:rPr>
-        <w:t>LICENSE.txt</w:t>
+          <w:b/>
+          <w:bCs/>
+        </w:rPr>
+        <w:t xml:space="preserve">LICENSE.txt</w:t>
       </w:r>
       <w:r>
         <w:rPr>
@@ -1775,55 +1759,55 @@
       <w:r>
         <w:rPr>
           <w:rFonts w:hint="eastAsia" w:ascii="Times New Roman" w:hAnsi="Times New Roman" w:eastAsia="宋体"/>
-          <w:b w:val="1"/>
-          <w:bCs w:val="1"/>
-        </w:rPr>
-        <w:t>NOTICE.txt</w:t>
-      </w:r>
-      <w:r>
-        <w:rPr>
-          <w:rFonts w:hint="eastAsia" w:ascii="Times New Roman" w:hAnsi="Times New Roman" w:eastAsia="宋体"/>
-        </w:rPr>
-        <w:t>（Copyright 2002-2026 The Apache Software Foundation）；经 grep 基线交叉验证，87 个 .java 文件 100% 含 ASF 标准许可证头（“Licensed to the Apache Software Foundation…”短头，不含 Copyright 字样）。</w:t>
-      </w:r>
-    </w:p>
-    <w:p>
-      <w:pPr>
-        <w:widowControl w:val="1"/>
+          <w:b/>
+          <w:bCs/>
+        </w:rPr>
+        <w:t xml:space="preserve">NOTICE.txt</w:t>
+      </w:r>
+      <w:r>
+        <w:rPr>
+          <w:rFonts w:hint="eastAsia" w:ascii="Times New Roman" w:hAnsi="Times New Roman" w:eastAsia="宋体"/>
+        </w:rPr>
+        <w:t xml:space="preserve">（Copyright 2002-2026 The Apache Software Foundation）；经 grep 基线交叉验证，87 个 .java 文件 100% 含 ASF 标准许可证头（“Licensed to the Apache Software Foundation…”短头，不含 Copyright 字样）。</w:t>
+      </w:r>
+    </w:p>
+    <w:p>
+      <w:pPr>
+        <w:widowControl/>
         <w:spacing w:before="100" w:after="20" w:line="300" w:lineRule="auto"/>
         <w:jc w:val="left"/>
       </w:pPr>
       <w:r>
         <w:rPr>
           <w:rFonts w:hint="eastAsia" w:ascii="仿宋_GB2312" w:hAnsi="宋体" w:eastAsia="仿宋_GB2312" w:cs="仿宋_GB2312"/>
-          <w:b w:val="1"/>
-          <w:bCs w:val="1"/>
+          <w:b/>
+          <w:bCs/>
           <w:sz w:val="24"/>
           <w:szCs w:val="24"/>
         </w:rPr>
-        <w:t>二、测试工具的安装过程及遇到的问题</w:t>
-      </w:r>
-    </w:p>
-    <w:p>
-      <w:pPr>
-        <w:widowControl w:val="1"/>
+        <w:t xml:space="preserve">二、测试工具的安装过程及遇到的问题</w:t>
+      </w:r>
+    </w:p>
+    <w:p>
+      <w:pPr>
+        <w:widowControl/>
         <w:spacing w:before="60" w:after="20" w:line="300" w:lineRule="auto"/>
         <w:jc w:val="left"/>
       </w:pPr>
       <w:r>
         <w:rPr>
           <w:rFonts w:hint="eastAsia" w:ascii="仿宋_GB2312" w:hAnsi="宋体" w:eastAsia="仿宋_GB2312" w:cs="仿宋_GB2312"/>
-          <w:b w:val="1"/>
-          <w:bCs w:val="1"/>
+          <w:b/>
+          <w:bCs/>
           <w:sz w:val="24"/>
           <w:szCs w:val="24"/>
         </w:rPr>
-        <w:t>2.1 工具选型</w:t>
-      </w:r>
-    </w:p>
-    <w:p>
-      <w:pPr>
-        <w:widowControl w:val="1"/>
+        <w:t xml:space="preserve">2.1 工具选型</w:t>
+      </w:r>
+    </w:p>
+    <w:p>
+      <w:pPr>
+        <w:widowControl/>
         <w:spacing w:line="300" w:lineRule="auto"/>
         <w:ind w:firstLine="420" w:firstLineChars="200"/>
         <w:jc w:val="left"/>
@@ -1837,38 +1821,38 @@
       <w:r>
         <w:rPr>
           <w:rFonts w:hint="eastAsia" w:ascii="Times New Roman" w:hAnsi="Times New Roman" w:eastAsia="宋体"/>
-          <w:b w:val="1"/>
-          <w:bCs w:val="1"/>
-        </w:rPr>
-        <w:t>ScanCode Toolkit 32.5.0</w:t>
-      </w:r>
-      <w:r>
-        <w:rPr>
-          <w:rFonts w:hint="eastAsia" w:ascii="Times New Roman" w:hAnsi="Times New Roman" w:eastAsia="宋体"/>
-        </w:rPr>
-        <w:t>（Apache-2.0 许可，AboutCode 社区出品）。选型理由：① Python 实现、pip 一键安装；② 内置上千条许可证规则（对齐 SPDX License List 3.27），输出许可证表达式、匹配规则与置信度；③ 支持 JSON/HTML/SPDX 等多种报告；④ 相比 Fossology（需部署服务端）、Apache Rat（需 Java/Maven 环境），更贴合单机测试条件。</w:t>
-      </w:r>
-    </w:p>
-    <w:p>
-      <w:pPr>
-        <w:widowControl w:val="1"/>
+          <w:b/>
+          <w:bCs/>
+        </w:rPr>
+        <w:t xml:space="preserve">ScanCode Toolkit 32.5.0</w:t>
+      </w:r>
+      <w:r>
+        <w:rPr>
+          <w:rFonts w:hint="eastAsia" w:ascii="Times New Roman" w:hAnsi="Times New Roman" w:eastAsia="宋体"/>
+        </w:rPr>
+        <w:t xml:space="preserve">（Apache-2.0 许可，AboutCode 社区出品）。选型理由：① Python 实现、pip 一键安装；② 内置上千条许可证规则（对齐 SPDX License List 3.27），输出许可证表达式、匹配规则与置信度；③ 支持 JSON/HTML/SPDX 等多种报告；④ 相比 Fossology（需部署服务端）、Apache Rat（需 Java/Maven 环境），更贴合单机测试条件。</w:t>
+      </w:r>
+    </w:p>
+    <w:p>
+      <w:pPr>
+        <w:widowControl/>
         <w:spacing w:before="60" w:after="20" w:line="300" w:lineRule="auto"/>
         <w:jc w:val="left"/>
       </w:pPr>
       <w:r>
         <w:rPr>
           <w:rFonts w:hint="eastAsia" w:ascii="仿宋_GB2312" w:hAnsi="宋体" w:eastAsia="仿宋_GB2312" w:cs="仿宋_GB2312"/>
-          <w:b w:val="1"/>
-          <w:bCs w:val="1"/>
+          <w:b/>
+          <w:bCs/>
           <w:sz w:val="24"/>
           <w:szCs w:val="24"/>
         </w:rPr>
-        <w:t>2.2 安装步骤</w:t>
-      </w:r>
-    </w:p>
-    <w:p>
-      <w:pPr>
-        <w:widowControl w:val="1"/>
+        <w:t xml:space="preserve">2.2 安装步骤</w:t>
+      </w:r>
+    </w:p>
+    <w:p>
+      <w:pPr>
+        <w:widowControl/>
         <w:spacing w:line="300" w:lineRule="auto"/>
         <w:ind w:firstLine="420" w:firstLineChars="200"/>
         <w:jc w:val="left"/>
@@ -1877,29 +1861,29 @@
         <w:rPr>
           <w:rFonts w:hint="eastAsia" w:ascii="Times New Roman" w:hAnsi="Times New Roman" w:eastAsia="宋体"/>
         </w:rPr>
-        <w:t>① 使用 uv 安装官方 CPython 3.12.13；② 创建虚拟环境 .venv-scan 隔离依赖；③ 执行 pip install scancode-toolkit==32.5.0，自动安装 100 余个依赖（含 licensedcode 规则库等）；④ 执行 scancode --version 验证，输出“ScanCode version: 32.5.0 / Output Format 4.1.0 / SPDX 3.27”，安装成功。</w:t>
-      </w:r>
-    </w:p>
-    <w:p>
-      <w:pPr>
-        <w:widowControl w:val="1"/>
+        <w:t xml:space="preserve">① 使用 uv 安装官方 CPython 3.12.13；② 创建虚拟环境 .venv-scan 隔离依赖；③ 执行 pip install scancode-toolkit==32.5.0，自动安装 100 余个依赖（含 licensedcode 规则库等）；④ 执行 scancode --version 验证，输出“ScanCode version: 32.5.0 / Output Format 4.1.0 / SPDX 3.27”，安装成功。</w:t>
+      </w:r>
+    </w:p>
+    <w:p>
+      <w:pPr>
+        <w:widowControl/>
         <w:spacing w:before="60" w:after="20" w:line="300" w:lineRule="auto"/>
         <w:jc w:val="left"/>
       </w:pPr>
       <w:r>
         <w:rPr>
           <w:rFonts w:hint="eastAsia" w:ascii="仿宋_GB2312" w:hAnsi="宋体" w:eastAsia="仿宋_GB2312" w:cs="仿宋_GB2312"/>
-          <w:b w:val="1"/>
-          <w:bCs w:val="1"/>
+          <w:b/>
+          <w:bCs/>
           <w:sz w:val="24"/>
           <w:szCs w:val="24"/>
         </w:rPr>
-        <w:t>2.3 遇到的问题与解决</w:t>
-      </w:r>
-    </w:p>
-    <w:p>
-      <w:pPr>
-        <w:widowControl w:val="1"/>
+        <w:t xml:space="preserve">2.3 遇到的问题与解决</w:t>
+      </w:r>
+    </w:p>
+    <w:p>
+      <w:pPr>
+        <w:widowControl/>
         <w:spacing w:line="300" w:lineRule="auto"/>
         <w:ind w:firstLine="420" w:firstLineChars="200"/>
         <w:jc w:val="left"/>
@@ -1907,21 +1891,21 @@
       <w:r>
         <w:rPr>
           <w:rFonts w:hint="eastAsia" w:ascii="Times New Roman" w:hAnsi="Times New Roman" w:eastAsia="宋体"/>
-          <w:b w:val="1"/>
-          <w:bCs w:val="1"/>
-        </w:rPr>
-        <w:t>问题 1：Python 版本不兼容。</w:t>
-      </w:r>
-      <w:r>
-        <w:rPr>
-          <w:rFonts w:hint="eastAsia" w:ascii="Times New Roman" w:hAnsi="Times New Roman" w:eastAsia="宋体"/>
-        </w:rPr>
-        <w:t>本机默认 Python 3.14 缺少 scancode-toolkit 及其 C 扩展（intbitset、pyahocorasick 等）的预编译 wheel，源码编译需 MSVC 工具链。解决：改用官方 CPython 3.12.13 建立独立环境。</w:t>
-      </w:r>
-    </w:p>
-    <w:p>
-      <w:pPr>
-        <w:widowControl w:val="1"/>
+          <w:b/>
+          <w:bCs/>
+        </w:rPr>
+        <w:t xml:space="preserve">问题 1：Python 版本不兼容。</w:t>
+      </w:r>
+      <w:r>
+        <w:rPr>
+          <w:rFonts w:hint="eastAsia" w:ascii="Times New Roman" w:hAnsi="Times New Roman" w:eastAsia="宋体"/>
+        </w:rPr>
+        <w:t xml:space="preserve">本机默认 Python 3.14 缺少 scancode-toolkit 及其 C 扩展（intbitset、pyahocorasick 等）的预编译 wheel，源码编译需 MSVC 工具链。解决：改用官方 CPython 3.12.13 建立独立环境。</w:t>
+      </w:r>
+    </w:p>
+    <w:p>
+      <w:pPr>
+        <w:widowControl/>
         <w:spacing w:line="300" w:lineRule="auto"/>
         <w:ind w:firstLine="420" w:firstLineChars="200"/>
         <w:jc w:val="left"/>
@@ -1929,21 +1913,21 @@
       <w:r>
         <w:rPr>
           <w:rFonts w:hint="eastAsia" w:ascii="Times New Roman" w:hAnsi="Times New Roman" w:eastAsia="宋体"/>
-          <w:b w:val="1"/>
-          <w:bCs w:val="1"/>
-        </w:rPr>
-        <w:t>问题 2：插件框架冲突。</w:t>
-      </w:r>
-      <w:r>
-        <w:rPr>
-          <w:rFonts w:hint="eastAsia" w:ascii="Times New Roman" w:hAnsi="Times New Roman" w:eastAsia="宋体"/>
-        </w:rPr>
-        <w:t>首次运行报“ValueError: did not find any pre_scan hooks”。排查发现依赖解析出的 pluggy 1.7.0 与 ScanCode 的插件框架 plugincode 不兼容，降级 pluggy==1.5.0 后恢复正常。</w:t>
-      </w:r>
-    </w:p>
-    <w:p>
-      <w:pPr>
-        <w:widowControl w:val="1"/>
+          <w:b/>
+          <w:bCs/>
+        </w:rPr>
+        <w:t xml:space="preserve">问题 2：插件框架冲突。</w:t>
+      </w:r>
+      <w:r>
+        <w:rPr>
+          <w:rFonts w:hint="eastAsia" w:ascii="Times New Roman" w:hAnsi="Times New Roman" w:eastAsia="宋体"/>
+        </w:rPr>
+        <w:t xml:space="preserve">首次运行报“ValueError: did not find any pre_scan hooks”。排查发现依赖解析出的 pluggy 1.7.0 与 ScanCode 的插件框架 plugincode 不兼容，降级 pluggy==1.5.0 后恢复正常。</w:t>
+      </w:r>
+    </w:p>
+    <w:p>
+      <w:pPr>
+        <w:widowControl/>
         <w:spacing w:line="300" w:lineRule="auto"/>
         <w:ind w:firstLine="420" w:firstLineChars="200"/>
         <w:jc w:val="left"/>
@@ -1951,21 +1935,21 @@
       <w:r>
         <w:rPr>
           <w:rFonts w:hint="eastAsia" w:ascii="Times New Roman" w:hAnsi="Times New Roman" w:eastAsia="宋体"/>
-          <w:b w:val="1"/>
-          <w:bCs w:val="1"/>
-        </w:rPr>
-        <w:t>问题 3：输出目录校验。</w:t>
-      </w:r>
-      <w:r>
-        <w:rPr>
-          <w:rFonts w:hint="eastAsia" w:ascii="Times New Roman" w:hAnsi="Times New Roman" w:eastAsia="宋体"/>
-        </w:rPr>
-        <w:t>--json-pp 输出父目录不存在时工具直接拒绝运行，需预先创建 result 目录。</w:t>
-      </w:r>
-    </w:p>
-    <w:p>
-      <w:pPr>
-        <w:widowControl w:val="1"/>
+          <w:b/>
+          <w:bCs/>
+        </w:rPr>
+        <w:t xml:space="preserve">问题 3：输出目录校验。</w:t>
+      </w:r>
+      <w:r>
+        <w:rPr>
+          <w:rFonts w:hint="eastAsia" w:ascii="Times New Roman" w:hAnsi="Times New Roman" w:eastAsia="宋体"/>
+        </w:rPr>
+        <w:t xml:space="preserve">--json-pp 输出父目录不存在时工具直接拒绝运行，需预先创建 result 目录。</w:t>
+      </w:r>
+    </w:p>
+    <w:p>
+      <w:pPr>
+        <w:widowControl/>
         <w:spacing w:line="300" w:lineRule="auto"/>
         <w:ind w:firstLine="420" w:firstLineChars="200"/>
         <w:jc w:val="left"/>
@@ -1973,55 +1957,55 @@
       <w:r>
         <w:rPr>
           <w:rFonts w:hint="eastAsia" w:ascii="Times New Roman" w:hAnsi="Times New Roman" w:eastAsia="宋体"/>
-          <w:b w:val="1"/>
-          <w:bCs w:val="1"/>
-        </w:rPr>
-        <w:t>问题 4：选项联动约束。</w:t>
-      </w:r>
-      <w:r>
-        <w:rPr>
-          <w:rFonts w:hint="eastAsia" w:ascii="Times New Roman" w:hAnsi="Times New Roman" w:eastAsia="宋体"/>
-        </w:rPr>
-        <w:t>单独使用 --max-email 0 报“requires the option(s) --email”，部分选项存在依赖联动，最终改为仅使用 -cl（版权+许可证）与 --processes 2、--timeout 120。上述问题均为环境/配置类，官方文档均有说明，安装总耗时约 7 分钟。</w:t>
-      </w:r>
-    </w:p>
-    <w:p>
-      <w:pPr>
-        <w:widowControl w:val="1"/>
+          <w:b/>
+          <w:bCs/>
+        </w:rPr>
+        <w:t xml:space="preserve">问题 4：选项联动约束。</w:t>
+      </w:r>
+      <w:r>
+        <w:rPr>
+          <w:rFonts w:hint="eastAsia" w:ascii="Times New Roman" w:hAnsi="Times New Roman" w:eastAsia="宋体"/>
+        </w:rPr>
+        <w:t xml:space="preserve">单独使用 --max-email 0 报“requires the option(s) --email”，部分选项存在依赖联动，最终改为仅使用 -cl（版权+许可证）与 --processes 2、--timeout 120。上述问题均为环境/配置类，官方文档均有说明，安装总耗时约 7 分钟。</w:t>
+      </w:r>
+    </w:p>
+    <w:p>
+      <w:pPr>
+        <w:widowControl/>
         <w:spacing w:before="100" w:after="20" w:line="300" w:lineRule="auto"/>
         <w:jc w:val="left"/>
       </w:pPr>
       <w:r>
         <w:rPr>
           <w:rFonts w:hint="eastAsia" w:ascii="仿宋_GB2312" w:hAnsi="宋体" w:eastAsia="仿宋_GB2312" w:cs="仿宋_GB2312"/>
-          <w:b w:val="1"/>
-          <w:bCs w:val="1"/>
+          <w:b/>
+          <w:bCs/>
           <w:sz w:val="24"/>
           <w:szCs w:val="24"/>
         </w:rPr>
-        <w:t>三、工具输出的检测报告</w:t>
-      </w:r>
-    </w:p>
-    <w:p>
-      <w:pPr>
-        <w:widowControl w:val="1"/>
+        <w:t xml:space="preserve">三、工具输出的检测报告</w:t>
+      </w:r>
+    </w:p>
+    <w:p>
+      <w:pPr>
+        <w:widowControl/>
         <w:spacing w:before="60" w:after="20" w:line="300" w:lineRule="auto"/>
         <w:jc w:val="left"/>
       </w:pPr>
       <w:r>
         <w:rPr>
           <w:rFonts w:hint="eastAsia" w:ascii="仿宋_GB2312" w:hAnsi="宋体" w:eastAsia="仿宋_GB2312" w:cs="仿宋_GB2312"/>
-          <w:b w:val="1"/>
-          <w:bCs w:val="1"/>
+          <w:b/>
+          <w:bCs/>
           <w:sz w:val="24"/>
           <w:szCs w:val="24"/>
         </w:rPr>
-        <w:t>3.1 扫描命令与过程</w:t>
-      </w:r>
-    </w:p>
-    <w:p>
-      <w:pPr>
-        <w:widowControl w:val="1"/>
+        <w:t xml:space="preserve">3.1 扫描命令与过程</w:t>
+      </w:r>
+    </w:p>
+    <w:p>
+      <w:pPr>
+        <w:widowControl/>
         <w:spacing w:line="300" w:lineRule="auto"/>
         <w:ind w:firstLine="420" w:firstLineChars="200"/>
         <w:jc w:val="left"/>
@@ -2035,30 +2019,30 @@
       <w:r>
         <w:rPr>
           <w:rFonts w:hint="eastAsia" w:ascii="Times New Roman" w:hAnsi="Times New Roman" w:eastAsia="宋体"/>
-          <w:b w:val="1"/>
-          <w:bCs w:val="1"/>
-        </w:rPr>
-        <w:t>175.28 秒</w:t>
-      </w:r>
-      <w:r>
-        <w:rPr>
-          <w:rFonts w:hint="eastAsia" w:ascii="Times New Roman" w:hAnsi="Times New Roman" w:eastAsia="宋体"/>
-        </w:rPr>
-        <w:t>（0.84 files/sec），</w:t>
-      </w:r>
-      <w:r>
-        <w:rPr>
-          <w:rFonts w:hint="eastAsia" w:ascii="Times New Roman" w:hAnsi="Times New Roman" w:eastAsia="宋体"/>
-          <w:b w:val="1"/>
-          <w:bCs w:val="1"/>
-        </w:rPr>
-        <w:t>0 错误、0 警告</w:t>
-      </w:r>
-      <w:r>
-        <w:rPr>
-          <w:rFonts w:hint="eastAsia" w:ascii="Times New Roman" w:hAnsi="Times New Roman" w:eastAsia="宋体"/>
-        </w:rPr>
-        <w:t>（图 1）。</w:t>
+          <w:b/>
+          <w:bCs/>
+        </w:rPr>
+        <w:t xml:space="preserve">175.28 秒</w:t>
+      </w:r>
+      <w:r>
+        <w:rPr>
+          <w:rFonts w:hint="eastAsia" w:ascii="Times New Roman" w:hAnsi="Times New Roman" w:eastAsia="宋体"/>
+        </w:rPr>
+        <w:t xml:space="preserve">（0.84 files/sec），</w:t>
+      </w:r>
+      <w:r>
+        <w:rPr>
+          <w:rFonts w:hint="eastAsia" w:ascii="Times New Roman" w:hAnsi="Times New Roman" w:eastAsia="宋体"/>
+          <w:b/>
+          <w:bCs/>
+        </w:rPr>
+        <w:t xml:space="preserve">0 错误、0 警告</w:t>
+      </w:r>
+      <w:r>
+        <w:rPr>
+          <w:rFonts w:hint="eastAsia" w:ascii="Times New Roman" w:hAnsi="Times New Roman" w:eastAsia="宋体"/>
+        </w:rPr>
+        <w:t xml:space="preserve">（图 1）。</w:t>
       </w:r>
     </w:p>
     <w:p>
@@ -2068,9 +2052,9 @@
       </w:pPr>
       <w:r>
         <w:drawing>
-          <wp:inline>
+          <wp:inline xmlns:a="http://schemas.openxmlformats.org/drawingml/2006/main" xmlns:pic="http://schemas.openxmlformats.org/drawingml/2006/picture">
             <wp:extent cx="4752000" cy="2251591"/>
-            <wp:docPr id="2" name="Picture 1"/>
+            <wp:docPr id="1" name="Picture 1"/>
             <wp:cNvGraphicFramePr>
               <a:graphicFrameLocks noChangeAspect="1"/>
             </wp:cNvGraphicFramePr>
@@ -2078,11 +2062,11 @@
               <a:graphicData uri="http://schemas.openxmlformats.org/drawingml/2006/picture">
                 <pic:pic>
                   <pic:nvPicPr>
-                    <pic:cNvPr id="3" name="fig_console.png"/>
+                    <pic:cNvPr id="0" name="fig_console.png"/>
                     <pic:cNvPicPr/>
                   </pic:nvPicPr>
                   <pic:blipFill>
-                    <a:blip r:embed="rId6"/>
+                    <a:blip r:embed="rId7"/>
                     <a:stretch>
                       <a:fillRect/>
                     </a:stretch>
@@ -2103,89 +2087,88 @@
     </w:p>
     <w:p>
       <w:pPr>
-        <w:widowControl w:val="1"/>
+        <w:widowControl/>
         <w:spacing w:line="300" w:lineRule="auto"/>
         <w:jc w:val="center"/>
       </w:pPr>
       <w:r>
         <w:rPr>
           <w:rFonts w:hint="eastAsia" w:ascii="Times New Roman" w:hAnsi="Times New Roman" w:eastAsia="宋体"/>
-          <w:b w:val="1"/>
-          <w:bCs w:val="1"/>
+          <w:b/>
+          <w:bCs/>
           <w:sz w:val="18"/>
           <w:szCs w:val="18"/>
         </w:rPr>
-        <w:t>图 1  ScanCode 扫描命令与控制台输出摘要</w:t>
-      </w:r>
-    </w:p>
-    <w:p>
-      <w:pPr>
-        <w:widowControl w:val="1"/>
+        <w:t xml:space="preserve">图 1  ScanCode 扫描命令与控制台输出摘要</w:t>
+      </w:r>
+    </w:p>
+    <w:p>
+      <w:pPr>
+        <w:widowControl/>
         <w:spacing w:before="60" w:after="20" w:line="300" w:lineRule="auto"/>
         <w:jc w:val="left"/>
       </w:pPr>
       <w:r>
         <w:rPr>
           <w:rFonts w:hint="eastAsia" w:ascii="仿宋_GB2312" w:hAnsi="宋体" w:eastAsia="仿宋_GB2312" w:cs="仿宋_GB2312"/>
-          <w:b w:val="1"/>
-          <w:bCs w:val="1"/>
+          <w:b/>
+          <w:bCs/>
           <w:sz w:val="24"/>
           <w:szCs w:val="24"/>
         </w:rPr>
-        <w:t>3.2 总体统计</w:t>
-      </w:r>
-    </w:p>
-    <w:p>
-      <w:pPr>
-        <w:widowControl w:val="1"/>
+        <w:t xml:space="preserve">3.2 总体统计</w:t>
+      </w:r>
+    </w:p>
+    <w:p>
+      <w:pPr>
+        <w:widowControl/>
         <w:spacing w:line="300" w:lineRule="auto"/>
         <w:jc w:val="center"/>
       </w:pPr>
       <w:r>
         <w:rPr>
           <w:rFonts w:hint="eastAsia" w:ascii="Times New Roman" w:hAnsi="Times New Roman" w:eastAsia="宋体"/>
-          <w:b w:val="1"/>
-          <w:bCs w:val="1"/>
+          <w:b/>
+          <w:bCs/>
           <w:sz w:val="18"/>
           <w:szCs w:val="18"/>
         </w:rPr>
-        <w:t>表 1  扫描总体统计</w:t>
+        <w:t xml:space="preserve">表 1  扫描总体统计</w:t>
       </w:r>
     </w:p>
     <w:tbl>
       <w:tblPr>
-        <w:tblW w:w="0" w:type="auto"/>
+        <w:tblW w:type="auto" w:w="0"/>
         <w:jc w:val="center"/>
+        <w:tblLayout w:type="fixed"/>
+        <w:tblLook w:firstColumn="1" w:firstRow="1" w:lastColumn="0" w:lastRow="0" w:noHBand="0" w:noVBand="1" w:val="04A0"/>
         <w:tblBorders>
-          <w:top w:val="single" w:color="auto" w:sz="4"/>
-          <w:left w:val="single" w:color="auto" w:sz="4"/>
-          <w:bottom w:val="single" w:color="auto" w:sz="4"/>
-          <w:right w:val="single" w:color="auto" w:sz="4"/>
-          <w:insideH w:val="single" w:color="auto" w:sz="4"/>
-          <w:insideV w:val="single" w:color="auto" w:sz="4"/>
+          <w:top w:val="single" w:sz="4" w:color="auto"/>
+          <w:left w:val="single" w:sz="4" w:color="auto"/>
+          <w:bottom w:val="single" w:sz="4" w:color="auto"/>
+          <w:right w:val="single" w:sz="4" w:color="auto"/>
+          <w:insideH w:val="single" w:sz="4" w:color="auto"/>
+          <w:insideV w:val="single" w:sz="4" w:color="auto"/>
         </w:tblBorders>
-        <w:tblLayout w:type="fixed"/>
-        <w:tblLook w:firstRow="1" w:lastRow="0" w:firstColumn="1" w:lastColumn="0" w:noHBand="0" w:noVBand="1" w:val="04A0"/>
       </w:tblPr>
       <w:tblGrid>
         <w:gridCol w:w="4153"/>
         <w:gridCol w:w="4153"/>
       </w:tblGrid>
       <w:tr>
-        <w:trPr/>
-        <w:tc>
-          <w:tcPr>
-            <w:tcW w:w="2268" w:type="dxa"/>
-          </w:tcPr>
-          <w:p>
-            <w:pPr>
-              <w:spacing w:before="20" w:after="20"/>
-              <w:jc w:val="center"/>
-            </w:pPr>
-            <w:r>
-              <w:rPr>
-                <w:rFonts w:hint="eastAsia" w:ascii="Times New Roman" w:hAnsi="Times New Roman" w:eastAsia="宋体" w:cs="Times New Roman"/>
-                <w:b w:val="1"/>
+        <w:tc>
+          <w:tcPr>
+            <w:tcW w:type="dxa" w:w="2268"/>
+          </w:tcPr>
+          <w:p>
+            <w:pPr>
+              <w:spacing w:before="20" w:after="20"/>
+              <w:jc w:val="center"/>
+            </w:pPr>
+            <w:r>
+              <w:rPr>
+                <w:rFonts w:ascii="Times New Roman" w:hAnsi="Times New Roman" w:eastAsia="宋体" w:cs="Times New Roman"/>
+                <w:b/>
                 <w:sz w:val="18"/>
               </w:rPr>
               <w:t>统计指标</w:t>
@@ -2194,17 +2177,17 @@
         </w:tc>
         <w:tc>
           <w:tcPr>
-            <w:tcW w:w="5953" w:type="dxa"/>
-          </w:tcPr>
-          <w:p>
-            <w:pPr>
-              <w:spacing w:before="20" w:after="20"/>
-              <w:jc w:val="center"/>
-            </w:pPr>
-            <w:r>
-              <w:rPr>
-                <w:rFonts w:hint="eastAsia" w:ascii="Times New Roman" w:hAnsi="Times New Roman" w:eastAsia="宋体" w:cs="Times New Roman"/>
-                <w:b w:val="1"/>
+            <w:tcW w:type="dxa" w:w="5953"/>
+          </w:tcPr>
+          <w:p>
+            <w:pPr>
+              <w:spacing w:before="20" w:after="20"/>
+              <w:jc w:val="center"/>
+            </w:pPr>
+            <w:r>
+              <w:rPr>
+                <w:rFonts w:ascii="Times New Roman" w:hAnsi="Times New Roman" w:eastAsia="宋体" w:cs="Times New Roman"/>
+                <w:b/>
                 <w:sz w:val="18"/>
               </w:rPr>
               <w:t>结果</w:t>
@@ -2213,10 +2196,9 @@
         </w:tc>
       </w:tr>
       <w:tr>
-        <w:trPr/>
-        <w:tc>
-          <w:tcPr>
-            <w:tcW w:w="2268" w:type="dxa"/>
+        <w:tc>
+          <w:tcPr>
+            <w:tcW w:type="dxa" w:w="2268"/>
           </w:tcPr>
           <w:p>
             <w:pPr>
@@ -2225,7 +2207,7 @@
             </w:pPr>
             <w:r>
               <w:rPr>
-                <w:rFonts w:hint="eastAsia" w:ascii="Times New Roman" w:hAnsi="Times New Roman" w:eastAsia="宋体" w:cs="Times New Roman"/>
+                <w:rFonts w:ascii="Times New Roman" w:hAnsi="Times New Roman" w:eastAsia="宋体" w:cs="Times New Roman"/>
                 <w:b w:val="0"/>
                 <w:sz w:val="18"/>
               </w:rPr>
@@ -2235,16 +2217,16 @@
         </w:tc>
         <w:tc>
           <w:tcPr>
-            <w:tcW w:w="5953" w:type="dxa"/>
-          </w:tcPr>
-          <w:p>
-            <w:pPr>
-              <w:spacing w:before="20" w:after="20"/>
-              <w:jc w:val="center"/>
-            </w:pPr>
-            <w:r>
-              <w:rPr>
-                <w:rFonts w:hint="eastAsia" w:ascii="Times New Roman" w:hAnsi="Times New Roman" w:eastAsia="宋体" w:cs="Times New Roman"/>
+            <w:tcW w:type="dxa" w:w="5953"/>
+          </w:tcPr>
+          <w:p>
+            <w:pPr>
+              <w:spacing w:before="20" w:after="20"/>
+              <w:jc w:val="center"/>
+            </w:pPr>
+            <w:r>
+              <w:rPr>
+                <w:rFonts w:ascii="Times New Roman" w:hAnsi="Times New Roman" w:eastAsia="宋体" w:cs="Times New Roman"/>
                 <w:b w:val="0"/>
                 <w:sz w:val="18"/>
               </w:rPr>
@@ -2254,10 +2236,9 @@
         </w:tc>
       </w:tr>
       <w:tr>
-        <w:trPr/>
-        <w:tc>
-          <w:tcPr>
-            <w:tcW w:w="2268" w:type="dxa"/>
+        <w:tc>
+          <w:tcPr>
+            <w:tcW w:type="dxa" w:w="2268"/>
           </w:tcPr>
           <w:p>
             <w:pPr>
@@ -2266,7 +2247,7 @@
             </w:pPr>
             <w:r>
               <w:rPr>
-                <w:rFonts w:hint="eastAsia" w:ascii="Times New Roman" w:hAnsi="Times New Roman" w:eastAsia="宋体" w:cs="Times New Roman"/>
+                <w:rFonts w:ascii="Times New Roman" w:hAnsi="Times New Roman" w:eastAsia="宋体" w:cs="Times New Roman"/>
                 <w:b w:val="0"/>
                 <w:sz w:val="18"/>
               </w:rPr>
@@ -2276,16 +2257,16 @@
         </w:tc>
         <w:tc>
           <w:tcPr>
-            <w:tcW w:w="5953" w:type="dxa"/>
-          </w:tcPr>
-          <w:p>
-            <w:pPr>
-              <w:spacing w:before="20" w:after="20"/>
-              <w:jc w:val="center"/>
-            </w:pPr>
-            <w:r>
-              <w:rPr>
-                <w:rFonts w:hint="eastAsia" w:ascii="Times New Roman" w:hAnsi="Times New Roman" w:eastAsia="宋体" w:cs="Times New Roman"/>
+            <w:tcW w:type="dxa" w:w="5953"/>
+          </w:tcPr>
+          <w:p>
+            <w:pPr>
+              <w:spacing w:before="20" w:after="20"/>
+              <w:jc w:val="center"/>
+            </w:pPr>
+            <w:r>
+              <w:rPr>
+                <w:rFonts w:ascii="Times New Roman" w:hAnsi="Times New Roman" w:eastAsia="宋体" w:cs="Times New Roman"/>
                 <w:b w:val="0"/>
                 <w:sz w:val="18"/>
               </w:rPr>
@@ -2295,10 +2276,9 @@
         </w:tc>
       </w:tr>
       <w:tr>
-        <w:trPr/>
-        <w:tc>
-          <w:tcPr>
-            <w:tcW w:w="2268" w:type="dxa"/>
+        <w:tc>
+          <w:tcPr>
+            <w:tcW w:type="dxa" w:w="2268"/>
           </w:tcPr>
           <w:p>
             <w:pPr>
@@ -2307,7 +2287,7 @@
             </w:pPr>
             <w:r>
               <w:rPr>
-                <w:rFonts w:hint="eastAsia" w:ascii="Times New Roman" w:hAnsi="Times New Roman" w:eastAsia="宋体" w:cs="Times New Roman"/>
+                <w:rFonts w:ascii="Times New Roman" w:hAnsi="Times New Roman" w:eastAsia="宋体" w:cs="Times New Roman"/>
                 <w:b w:val="0"/>
                 <w:sz w:val="18"/>
               </w:rPr>
@@ -2317,16 +2297,16 @@
         </w:tc>
         <w:tc>
           <w:tcPr>
-            <w:tcW w:w="5953" w:type="dxa"/>
-          </w:tcPr>
-          <w:p>
-            <w:pPr>
-              <w:spacing w:before="20" w:after="20"/>
-              <w:jc w:val="center"/>
-            </w:pPr>
-            <w:r>
-              <w:rPr>
-                <w:rFonts w:hint="eastAsia" w:ascii="Times New Roman" w:hAnsi="Times New Roman" w:eastAsia="宋体" w:cs="Times New Roman"/>
+            <w:tcW w:type="dxa" w:w="5953"/>
+          </w:tcPr>
+          <w:p>
+            <w:pPr>
+              <w:spacing w:before="20" w:after="20"/>
+              <w:jc w:val="center"/>
+            </w:pPr>
+            <w:r>
+              <w:rPr>
+                <w:rFonts w:ascii="Times New Roman" w:hAnsi="Times New Roman" w:eastAsia="宋体" w:cs="Times New Roman"/>
                 <w:b w:val="0"/>
                 <w:sz w:val="18"/>
               </w:rPr>
@@ -2336,10 +2316,9 @@
         </w:tc>
       </w:tr>
       <w:tr>
-        <w:trPr/>
-        <w:tc>
-          <w:tcPr>
-            <w:tcW w:w="2268" w:type="dxa"/>
+        <w:tc>
+          <w:tcPr>
+            <w:tcW w:type="dxa" w:w="2268"/>
           </w:tcPr>
           <w:p>
             <w:pPr>
@@ -2348,7 +2327,7 @@
             </w:pPr>
             <w:r>
               <w:rPr>
-                <w:rFonts w:hint="eastAsia" w:ascii="Times New Roman" w:hAnsi="Times New Roman" w:eastAsia="宋体" w:cs="Times New Roman"/>
+                <w:rFonts w:ascii="Times New Roman" w:hAnsi="Times New Roman" w:eastAsia="宋体" w:cs="Times New Roman"/>
                 <w:b w:val="0"/>
                 <w:sz w:val="18"/>
               </w:rPr>
@@ -2358,16 +2337,16 @@
         </w:tc>
         <w:tc>
           <w:tcPr>
-            <w:tcW w:w="5953" w:type="dxa"/>
-          </w:tcPr>
-          <w:p>
-            <w:pPr>
-              <w:spacing w:before="20" w:after="20"/>
-              <w:jc w:val="center"/>
-            </w:pPr>
-            <w:r>
-              <w:rPr>
-                <w:rFonts w:hint="eastAsia" w:ascii="Times New Roman" w:hAnsi="Times New Roman" w:eastAsia="宋体" w:cs="Times New Roman"/>
+            <w:tcW w:type="dxa" w:w="5953"/>
+          </w:tcPr>
+          <w:p>
+            <w:pPr>
+              <w:spacing w:before="20" w:after="20"/>
+              <w:jc w:val="center"/>
+            </w:pPr>
+            <w:r>
+              <w:rPr>
+                <w:rFonts w:ascii="Times New Roman" w:hAnsi="Times New Roman" w:eastAsia="宋体" w:cs="Times New Roman"/>
                 <w:b w:val="0"/>
                 <w:sz w:val="18"/>
               </w:rPr>
@@ -2377,10 +2356,9 @@
         </w:tc>
       </w:tr>
       <w:tr>
-        <w:trPr/>
-        <w:tc>
-          <w:tcPr>
-            <w:tcW w:w="2268" w:type="dxa"/>
+        <w:tc>
+          <w:tcPr>
+            <w:tcW w:type="dxa" w:w="2268"/>
           </w:tcPr>
           <w:p>
             <w:pPr>
@@ -2389,7 +2367,7 @@
             </w:pPr>
             <w:r>
               <w:rPr>
-                <w:rFonts w:hint="eastAsia" w:ascii="Times New Roman" w:hAnsi="Times New Roman" w:eastAsia="宋体" w:cs="Times New Roman"/>
+                <w:rFonts w:ascii="Times New Roman" w:hAnsi="Times New Roman" w:eastAsia="宋体" w:cs="Times New Roman"/>
                 <w:b w:val="0"/>
                 <w:sz w:val="18"/>
               </w:rPr>
@@ -2399,16 +2377,16 @@
         </w:tc>
         <w:tc>
           <w:tcPr>
-            <w:tcW w:w="5953" w:type="dxa"/>
-          </w:tcPr>
-          <w:p>
-            <w:pPr>
-              <w:spacing w:before="20" w:after="20"/>
-              <w:jc w:val="center"/>
-            </w:pPr>
-            <w:r>
-              <w:rPr>
-                <w:rFonts w:hint="eastAsia" w:ascii="Times New Roman" w:hAnsi="Times New Roman" w:eastAsia="宋体" w:cs="Times New Roman"/>
+            <w:tcW w:type="dxa" w:w="5953"/>
+          </w:tcPr>
+          <w:p>
+            <w:pPr>
+              <w:spacing w:before="20" w:after="20"/>
+              <w:jc w:val="center"/>
+            </w:pPr>
+            <w:r>
+              <w:rPr>
+                <w:rFonts w:ascii="Times New Roman" w:hAnsi="Times New Roman" w:eastAsia="宋体" w:cs="Times New Roman"/>
                 <w:b w:val="0"/>
                 <w:sz w:val="18"/>
               </w:rPr>
@@ -2418,10 +2396,9 @@
         </w:tc>
       </w:tr>
       <w:tr>
-        <w:trPr/>
-        <w:tc>
-          <w:tcPr>
-            <w:tcW w:w="2268" w:type="dxa"/>
+        <w:tc>
+          <w:tcPr>
+            <w:tcW w:type="dxa" w:w="2268"/>
           </w:tcPr>
           <w:p>
             <w:pPr>
@@ -2430,7 +2407,7 @@
             </w:pPr>
             <w:r>
               <w:rPr>
-                <w:rFonts w:hint="eastAsia" w:ascii="Times New Roman" w:hAnsi="Times New Roman" w:eastAsia="宋体" w:cs="Times New Roman"/>
+                <w:rFonts w:ascii="Times New Roman" w:hAnsi="Times New Roman" w:eastAsia="宋体" w:cs="Times New Roman"/>
                 <w:b w:val="0"/>
                 <w:sz w:val="18"/>
               </w:rPr>
@@ -2440,7 +2417,7 @@
         </w:tc>
         <w:tc>
           <w:tcPr>
-            <w:tcW w:w="5953" w:type="dxa"/>
+            <w:tcW w:type="dxa" w:w="5953"/>
           </w:tcPr>
           <w:p>
             <w:pPr>
@@ -2466,52 +2443,52 @@
     </w:p>
     <w:p>
       <w:pPr>
-        <w:widowControl w:val="1"/>
+        <w:widowControl/>
         <w:spacing w:before="60" w:after="20" w:line="300" w:lineRule="auto"/>
         <w:jc w:val="left"/>
       </w:pPr>
       <w:r>
         <w:rPr>
           <w:rFonts w:hint="eastAsia" w:ascii="仿宋_GB2312" w:hAnsi="宋体" w:eastAsia="仿宋_GB2312" w:cs="仿宋_GB2312"/>
-          <w:b w:val="1"/>
-          <w:bCs w:val="1"/>
+          <w:b/>
+          <w:bCs/>
           <w:sz w:val="24"/>
           <w:szCs w:val="24"/>
         </w:rPr>
-        <w:t>3.3 许可证分布</w:t>
-      </w:r>
-    </w:p>
-    <w:p>
-      <w:pPr>
-        <w:widowControl w:val="1"/>
+        <w:t xml:space="preserve">3.3 许可证分布</w:t>
+      </w:r>
+    </w:p>
+    <w:p>
+      <w:pPr>
+        <w:widowControl/>
         <w:spacing w:line="300" w:lineRule="auto"/>
         <w:jc w:val="center"/>
       </w:pPr>
       <w:r>
         <w:rPr>
           <w:rFonts w:hint="eastAsia" w:ascii="Times New Roman" w:hAnsi="Times New Roman" w:eastAsia="宋体"/>
-          <w:b w:val="1"/>
-          <w:bCs w:val="1"/>
+          <w:b/>
+          <w:bCs/>
           <w:sz w:val="18"/>
           <w:szCs w:val="18"/>
         </w:rPr>
-        <w:t>表 2  许可证检出分布</w:t>
+        <w:t xml:space="preserve">表 2  许可证检出分布</w:t>
       </w:r>
     </w:p>
     <w:tbl>
       <w:tblPr>
-        <w:tblW w:w="0" w:type="auto"/>
+        <w:tblW w:type="auto" w:w="0"/>
         <w:jc w:val="center"/>
+        <w:tblLayout w:type="fixed"/>
+        <w:tblLook w:firstColumn="1" w:firstRow="1" w:lastColumn="0" w:lastRow="0" w:noHBand="0" w:noVBand="1" w:val="04A0"/>
         <w:tblBorders>
-          <w:top w:val="single" w:color="auto" w:sz="4"/>
-          <w:left w:val="single" w:color="auto" w:sz="4"/>
-          <w:bottom w:val="single" w:color="auto" w:sz="4"/>
-          <w:right w:val="single" w:color="auto" w:sz="4"/>
-          <w:insideH w:val="single" w:color="auto" w:sz="4"/>
-          <w:insideV w:val="single" w:color="auto" w:sz="4"/>
+          <w:top w:val="single" w:sz="4" w:color="auto"/>
+          <w:left w:val="single" w:sz="4" w:color="auto"/>
+          <w:bottom w:val="single" w:sz="4" w:color="auto"/>
+          <w:right w:val="single" w:sz="4" w:color="auto"/>
+          <w:insideH w:val="single" w:sz="4" w:color="auto"/>
+          <w:insideV w:val="single" w:sz="4" w:color="auto"/>
         </w:tblBorders>
-        <w:tblLayout w:type="fixed"/>
-        <w:tblLook w:firstRow="1" w:lastRow="0" w:firstColumn="1" w:lastColumn="0" w:noHBand="0" w:noVBand="1" w:val="04A0"/>
       </w:tblPr>
       <w:tblGrid>
         <w:gridCol w:w="2076"/>
@@ -2520,20 +2497,19 @@
         <w:gridCol w:w="2076"/>
       </w:tblGrid>
       <w:tr>
-        <w:trPr/>
-        <w:tc>
-          <w:tcPr>
-            <w:tcW w:w="3742" w:type="dxa"/>
-          </w:tcPr>
-          <w:p>
-            <w:pPr>
-              <w:spacing w:before="20" w:after="20"/>
-              <w:jc w:val="center"/>
-            </w:pPr>
-            <w:r>
-              <w:rPr>
-                <w:rFonts w:hint="eastAsia" w:ascii="Times New Roman" w:hAnsi="Times New Roman" w:eastAsia="宋体" w:cs="Times New Roman"/>
-                <w:b w:val="1"/>
+        <w:tc>
+          <w:tcPr>
+            <w:tcW w:type="dxa" w:w="3742"/>
+          </w:tcPr>
+          <w:p>
+            <w:pPr>
+              <w:spacing w:before="20" w:after="20"/>
+              <w:jc w:val="center"/>
+            </w:pPr>
+            <w:r>
+              <w:rPr>
+                <w:rFonts w:ascii="Times New Roman" w:hAnsi="Times New Roman" w:eastAsia="宋体" w:cs="Times New Roman"/>
+                <w:b/>
                 <w:sz w:val="18"/>
               </w:rPr>
               <w:t>检出许可证表达式（SPDX）</w:t>
@@ -2542,17 +2518,17 @@
         </w:tc>
         <w:tc>
           <w:tcPr>
-            <w:tcW w:w="907" w:type="dxa"/>
-          </w:tcPr>
-          <w:p>
-            <w:pPr>
-              <w:spacing w:before="20" w:after="20"/>
-              <w:jc w:val="center"/>
-            </w:pPr>
-            <w:r>
-              <w:rPr>
-                <w:rFonts w:hint="eastAsia" w:ascii="Times New Roman" w:hAnsi="Times New Roman" w:eastAsia="宋体" w:cs="Times New Roman"/>
-                <w:b w:val="1"/>
+            <w:tcW w:type="dxa" w:w="907"/>
+          </w:tcPr>
+          <w:p>
+            <w:pPr>
+              <w:spacing w:before="20" w:after="20"/>
+              <w:jc w:val="center"/>
+            </w:pPr>
+            <w:r>
+              <w:rPr>
+                <w:rFonts w:ascii="Times New Roman" w:hAnsi="Times New Roman" w:eastAsia="宋体" w:cs="Times New Roman"/>
+                <w:b/>
                 <w:sz w:val="18"/>
               </w:rPr>
               <w:t>文件数</w:t>
@@ -2561,17 +2537,17 @@
         </w:tc>
         <w:tc>
           <w:tcPr>
-            <w:tcW w:w="907" w:type="dxa"/>
-          </w:tcPr>
-          <w:p>
-            <w:pPr>
-              <w:spacing w:before="20" w:after="20"/>
-              <w:jc w:val="center"/>
-            </w:pPr>
-            <w:r>
-              <w:rPr>
-                <w:rFonts w:hint="eastAsia" w:ascii="Times New Roman" w:hAnsi="Times New Roman" w:eastAsia="宋体" w:cs="Times New Roman"/>
-                <w:b w:val="1"/>
+            <w:tcW w:type="dxa" w:w="907"/>
+          </w:tcPr>
+          <w:p>
+            <w:pPr>
+              <w:spacing w:before="20" w:after="20"/>
+              <w:jc w:val="center"/>
+            </w:pPr>
+            <w:r>
+              <w:rPr>
+                <w:rFonts w:ascii="Times New Roman" w:hAnsi="Times New Roman" w:eastAsia="宋体" w:cs="Times New Roman"/>
+                <w:b/>
                 <w:sz w:val="18"/>
               </w:rPr>
               <w:t>占比</w:t>
@@ -2580,17 +2556,17 @@
         </w:tc>
         <w:tc>
           <w:tcPr>
-            <w:tcW w:w="2665" w:type="dxa"/>
-          </w:tcPr>
-          <w:p>
-            <w:pPr>
-              <w:spacing w:before="20" w:after="20"/>
-              <w:jc w:val="center"/>
-            </w:pPr>
-            <w:r>
-              <w:rPr>
-                <w:rFonts w:hint="eastAsia" w:ascii="Times New Roman" w:hAnsi="Times New Roman" w:eastAsia="宋体" w:cs="Times New Roman"/>
-                <w:b w:val="1"/>
+            <w:tcW w:type="dxa" w:w="2665"/>
+          </w:tcPr>
+          <w:p>
+            <w:pPr>
+              <w:spacing w:before="20" w:after="20"/>
+              <w:jc w:val="center"/>
+            </w:pPr>
+            <w:r>
+              <w:rPr>
+                <w:rFonts w:ascii="Times New Roman" w:hAnsi="Times New Roman" w:eastAsia="宋体" w:cs="Times New Roman"/>
+                <w:b/>
                 <w:sz w:val="18"/>
               </w:rPr>
               <w:t>说明</w:t>
@@ -2599,10 +2575,9 @@
         </w:tc>
       </w:tr>
       <w:tr>
-        <w:trPr/>
-        <w:tc>
-          <w:tcPr>
-            <w:tcW w:w="3742" w:type="dxa"/>
+        <w:tc>
+          <w:tcPr>
+            <w:tcW w:type="dxa" w:w="3742"/>
           </w:tcPr>
           <w:p>
             <w:pPr>
@@ -2621,7 +2596,7 @@
         </w:tc>
         <w:tc>
           <w:tcPr>
-            <w:tcW w:w="907" w:type="dxa"/>
+            <w:tcW w:type="dxa" w:w="907"/>
           </w:tcPr>
           <w:p>
             <w:pPr>
@@ -2640,7 +2615,7 @@
         </w:tc>
         <w:tc>
           <w:tcPr>
-            <w:tcW w:w="907" w:type="dxa"/>
+            <w:tcW w:type="dxa" w:w="907"/>
           </w:tcPr>
           <w:p>
             <w:pPr>
@@ -2659,16 +2634,16 @@
         </w:tc>
         <w:tc>
           <w:tcPr>
-            <w:tcW w:w="2665" w:type="dxa"/>
-          </w:tcPr>
-          <w:p>
-            <w:pPr>
-              <w:spacing w:before="20" w:after="20"/>
-              <w:jc w:val="center"/>
-            </w:pPr>
-            <w:r>
-              <w:rPr>
-                <w:rFonts w:hint="eastAsia" w:ascii="Times New Roman" w:hAnsi="Times New Roman" w:eastAsia="宋体" w:cs="Times New Roman"/>
+            <w:tcW w:type="dxa" w:w="2665"/>
+          </w:tcPr>
+          <w:p>
+            <w:pPr>
+              <w:spacing w:before="20" w:after="20"/>
+              <w:jc w:val="center"/>
+            </w:pPr>
+            <w:r>
+              <w:rPr>
+                <w:rFonts w:ascii="Times New Roman" w:hAnsi="Times New Roman" w:eastAsia="宋体" w:cs="Times New Roman"/>
                 <w:b w:val="0"/>
                 <w:sz w:val="18"/>
               </w:rPr>
@@ -2678,10 +2653,9 @@
         </w:tc>
       </w:tr>
       <w:tr>
-        <w:trPr/>
-        <w:tc>
-          <w:tcPr>
-            <w:tcW w:w="3742" w:type="dxa"/>
+        <w:tc>
+          <w:tcPr>
+            <w:tcW w:type="dxa" w:w="3742"/>
           </w:tcPr>
           <w:p>
             <w:pPr>
@@ -2700,7 +2674,7 @@
         </w:tc>
         <w:tc>
           <w:tcPr>
-            <w:tcW w:w="907" w:type="dxa"/>
+            <w:tcW w:type="dxa" w:w="907"/>
           </w:tcPr>
           <w:p>
             <w:pPr>
@@ -2719,7 +2693,7 @@
         </w:tc>
         <w:tc>
           <w:tcPr>
-            <w:tcW w:w="907" w:type="dxa"/>
+            <w:tcW w:type="dxa" w:w="907"/>
           </w:tcPr>
           <w:p>
             <w:pPr>
@@ -2738,16 +2712,16 @@
         </w:tc>
         <w:tc>
           <w:tcPr>
-            <w:tcW w:w="2665" w:type="dxa"/>
-          </w:tcPr>
-          <w:p>
-            <w:pPr>
-              <w:spacing w:before="20" w:after="20"/>
-              <w:jc w:val="center"/>
-            </w:pPr>
-            <w:r>
-              <w:rPr>
-                <w:rFonts w:hint="eastAsia" w:ascii="Times New Roman" w:hAnsi="Times New Roman" w:eastAsia="宋体" w:cs="Times New Roman"/>
+            <w:tcW w:type="dxa" w:w="2665"/>
+          </w:tcPr>
+          <w:p>
+            <w:pPr>
+              <w:spacing w:before="20" w:after="20"/>
+              <w:jc w:val="center"/>
+            </w:pPr>
+            <w:r>
+              <w:rPr>
+                <w:rFonts w:ascii="Times New Roman" w:hAnsi="Times New Roman" w:eastAsia="宋体" w:cs="Times New Roman"/>
                 <w:b w:val="0"/>
                 <w:sz w:val="18"/>
               </w:rPr>
@@ -2757,10 +2731,9 @@
         </w:tc>
       </w:tr>
       <w:tr>
-        <w:trPr/>
-        <w:tc>
-          <w:tcPr>
-            <w:tcW w:w="3742" w:type="dxa"/>
+        <w:tc>
+          <w:tcPr>
+            <w:tcW w:type="dxa" w:w="3742"/>
           </w:tcPr>
           <w:p>
             <w:pPr>
@@ -2769,7 +2742,7 @@
             </w:pPr>
             <w:r>
               <w:rPr>
-                <w:rFonts w:hint="eastAsia" w:ascii="Times New Roman" w:hAnsi="Times New Roman" w:eastAsia="宋体" w:cs="Times New Roman"/>
+                <w:rFonts w:ascii="Times New Roman" w:hAnsi="Times New Roman" w:eastAsia="宋体" w:cs="Times New Roman"/>
                 <w:b w:val="0"/>
                 <w:sz w:val="18"/>
               </w:rPr>
@@ -2779,7 +2752,7 @@
         </w:tc>
         <w:tc>
           <w:tcPr>
-            <w:tcW w:w="907" w:type="dxa"/>
+            <w:tcW w:type="dxa" w:w="907"/>
           </w:tcPr>
           <w:p>
             <w:pPr>
@@ -2798,7 +2771,7 @@
         </w:tc>
         <w:tc>
           <w:tcPr>
-            <w:tcW w:w="907" w:type="dxa"/>
+            <w:tcW w:type="dxa" w:w="907"/>
           </w:tcPr>
           <w:p>
             <w:pPr>
@@ -2817,16 +2790,16 @@
         </w:tc>
         <w:tc>
           <w:tcPr>
-            <w:tcW w:w="2665" w:type="dxa"/>
-          </w:tcPr>
-          <w:p>
-            <w:pPr>
-              <w:spacing w:before="20" w:after="20"/>
-              <w:jc w:val="center"/>
-            </w:pPr>
-            <w:r>
-              <w:rPr>
-                <w:rFonts w:hint="eastAsia" w:ascii="Times New Roman" w:hAnsi="Times New Roman" w:eastAsia="宋体" w:cs="Times New Roman"/>
+            <w:tcW w:type="dxa" w:w="2665"/>
+          </w:tcPr>
+          <w:p>
+            <w:pPr>
+              <w:spacing w:before="20" w:after="20"/>
+              <w:jc w:val="center"/>
+            </w:pPr>
+            <w:r>
+              <w:rPr>
+                <w:rFonts w:ascii="Times New Roman" w:hAnsi="Times New Roman" w:eastAsia="宋体" w:cs="Times New Roman"/>
                 <w:b w:val="0"/>
                 <w:sz w:val="18"/>
               </w:rPr>
@@ -2843,24 +2816,24 @@
     </w:p>
     <w:p>
       <w:pPr>
-        <w:widowControl w:val="1"/>
+        <w:widowControl/>
         <w:spacing w:before="60" w:after="20" w:line="300" w:lineRule="auto"/>
         <w:jc w:val="left"/>
       </w:pPr>
       <w:r>
         <w:rPr>
           <w:rFonts w:hint="eastAsia" w:ascii="仿宋_GB2312" w:hAnsi="宋体" w:eastAsia="仿宋_GB2312" w:cs="仿宋_GB2312"/>
-          <w:b w:val="1"/>
-          <w:bCs w:val="1"/>
+          <w:b/>
+          <w:bCs/>
           <w:sz w:val="24"/>
           <w:szCs w:val="24"/>
         </w:rPr>
-        <w:t>3.4 HTML 报告节选</w:t>
-      </w:r>
-    </w:p>
-    <w:p>
-      <w:pPr>
-        <w:widowControl w:val="1"/>
+        <w:t xml:space="preserve">3.4 HTML 报告节选</w:t>
+      </w:r>
+    </w:p>
+    <w:p>
+      <w:pPr>
+        <w:widowControl/>
         <w:spacing w:line="300" w:lineRule="auto"/>
         <w:ind w:firstLine="420" w:firstLineChars="200"/>
         <w:jc w:val="left"/>
@@ -2869,7 +2842,7 @@
         <w:rPr>
           <w:rFonts w:hint="eastAsia" w:ascii="Times New Roman" w:hAnsi="Times New Roman" w:eastAsia="宋体"/>
         </w:rPr>
-        <w:t>HTML 报告（scancode-report.html）按文件列出许可证/版权检出明细，节选见图 2，其中 NOTICE.txt 的版权行与 README.md 的异常表达式清晰可见。</w:t>
+        <w:t xml:space="preserve">HTML 报告（scancode-report.html）按文件列出许可证/版权检出明细，节选见图 2，其中 NOTICE.txt 的版权行与 README.md 的异常表达式清晰可见。</w:t>
       </w:r>
     </w:p>
     <w:p>
@@ -2879,9 +2852,9 @@
       </w:pPr>
       <w:r>
         <w:drawing>
-          <wp:inline>
+          <wp:inline xmlns:a="http://schemas.openxmlformats.org/drawingml/2006/main" xmlns:pic="http://schemas.openxmlformats.org/drawingml/2006/picture">
             <wp:extent cx="4752000" cy="1951714"/>
-            <wp:docPr id="5" name="Picture 2"/>
+            <wp:docPr id="2" name="Picture 2"/>
             <wp:cNvGraphicFramePr>
               <a:graphicFrameLocks noChangeAspect="1"/>
             </wp:cNvGraphicFramePr>
@@ -2889,11 +2862,11 @@
               <a:graphicData uri="http://schemas.openxmlformats.org/drawingml/2006/picture">
                 <pic:pic>
                   <pic:nvPicPr>
-                    <pic:cNvPr id="6" name="fig_html_report.png"/>
+                    <pic:cNvPr id="0" name="fig_html_report.png"/>
                     <pic:cNvPicPr/>
                   </pic:nvPicPr>
                   <pic:blipFill>
-                    <a:blip r:embed="rId7"/>
+                    <a:blip r:embed="rId8"/>
                     <a:stretch>
                       <a:fillRect/>
                     </a:stretch>
@@ -2914,58 +2887,58 @@
     </w:p>
     <w:p>
       <w:pPr>
-        <w:widowControl w:val="1"/>
+        <w:widowControl/>
         <w:spacing w:line="300" w:lineRule="auto"/>
         <w:jc w:val="center"/>
       </w:pPr>
       <w:r>
         <w:rPr>
           <w:rFonts w:hint="eastAsia" w:ascii="Times New Roman" w:hAnsi="Times New Roman" w:eastAsia="宋体"/>
-          <w:b w:val="1"/>
-          <w:bCs w:val="1"/>
+          <w:b/>
+          <w:bCs/>
           <w:sz w:val="18"/>
           <w:szCs w:val="18"/>
         </w:rPr>
-        <w:t>图 2  ScanCode HTML 检测报告节选（前 28 行）</w:t>
-      </w:r>
-    </w:p>
-    <w:p>
-      <w:pPr>
-        <w:widowControl w:val="1"/>
+        <w:t xml:space="preserve">图 2  ScanCode HTML 检测报告节选（前 28 行）</w:t>
+      </w:r>
+    </w:p>
+    <w:p>
+      <w:pPr>
+        <w:widowControl/>
         <w:spacing w:before="100" w:after="20" w:line="300" w:lineRule="auto"/>
         <w:jc w:val="left"/>
       </w:pPr>
       <w:r>
         <w:rPr>
           <w:rFonts w:hint="eastAsia" w:ascii="仿宋_GB2312" w:hAnsi="宋体" w:eastAsia="仿宋_GB2312" w:cs="仿宋_GB2312"/>
-          <w:b w:val="1"/>
-          <w:bCs w:val="1"/>
+          <w:b/>
+          <w:bCs/>
           <w:sz w:val="24"/>
           <w:szCs w:val="24"/>
         </w:rPr>
-        <w:t>四、检测结果详细分析</w:t>
-      </w:r>
-    </w:p>
-    <w:p>
-      <w:pPr>
-        <w:widowControl w:val="1"/>
+        <w:t xml:space="preserve">四、检测结果详细分析</w:t>
+      </w:r>
+    </w:p>
+    <w:p>
+      <w:pPr>
+        <w:widowControl/>
         <w:spacing w:before="60" w:after="20" w:line="300" w:lineRule="auto"/>
         <w:jc w:val="left"/>
       </w:pPr>
       <w:r>
         <w:rPr>
           <w:rFonts w:hint="eastAsia" w:ascii="仿宋_GB2312" w:hAnsi="宋体" w:eastAsia="仿宋_GB2312" w:cs="仿宋_GB2312"/>
-          <w:b w:val="1"/>
-          <w:bCs w:val="1"/>
+          <w:b/>
+          <w:bCs/>
           <w:sz w:val="24"/>
           <w:szCs w:val="24"/>
         </w:rPr>
-        <w:t>4.1 检出一致性核对</w:t>
-      </w:r>
-    </w:p>
-    <w:p>
-      <w:pPr>
-        <w:widowControl w:val="1"/>
+        <w:t xml:space="preserve">4.1 检出一致性核对</w:t>
+      </w:r>
+    </w:p>
+    <w:p>
+      <w:pPr>
+        <w:widowControl/>
         <w:spacing w:line="300" w:lineRule="auto"/>
         <w:ind w:firstLine="420" w:firstLineChars="200"/>
         <w:jc w:val="left"/>
@@ -2974,43 +2947,43 @@
         <w:rPr>
           <w:rFonts w:hint="eastAsia" w:ascii="Times New Roman" w:hAnsi="Times New Roman" w:eastAsia="宋体"/>
         </w:rPr>
-        <w:t>87 个 Java 文件全部检出 apache-2.0，主导规则为 apache-2.0_663.RULE（即 ASF 标准短许可证头），得分 100；与 grep 基线（87/87 含 ASF 头）</w:t>
-      </w:r>
-      <w:r>
-        <w:rPr>
-          <w:rFonts w:hint="eastAsia" w:ascii="Times New Roman" w:hAnsi="Times New Roman" w:eastAsia="宋体"/>
-          <w:b w:val="1"/>
-          <w:bCs w:val="1"/>
-        </w:rPr>
-        <w:t>完全一致</w:t>
-      </w:r>
-      <w:r>
-        <w:rPr>
-          <w:rFonts w:hint="eastAsia" w:ascii="Times New Roman" w:hAnsi="Times New Roman" w:eastAsia="宋体"/>
-        </w:rPr>
-        <w:t>，代码文件检出率 100%。LICENSE.txt（许可证全文，文本占比 100%）、.htaccess、19 个 XML 与 5 个 YML 等也全部正确识别，说明工具对“标准头 + 全文 + 变体”三类形态均有覆盖。</w:t>
-      </w:r>
-    </w:p>
-    <w:p>
-      <w:pPr>
-        <w:widowControl w:val="1"/>
+        <w:t xml:space="preserve">87 个 Java 文件全部检出 apache-2.0，主导规则为 apache-2.0_663.RULE（即 ASF 标准短许可证头），得分 100；与 grep 基线（87/87 含 ASF 头）</w:t>
+      </w:r>
+      <w:r>
+        <w:rPr>
+          <w:rFonts w:hint="eastAsia" w:ascii="Times New Roman" w:hAnsi="Times New Roman" w:eastAsia="宋体"/>
+          <w:b/>
+          <w:bCs/>
+        </w:rPr>
+        <w:t xml:space="preserve">完全一致</w:t>
+      </w:r>
+      <w:r>
+        <w:rPr>
+          <w:rFonts w:hint="eastAsia" w:ascii="Times New Roman" w:hAnsi="Times New Roman" w:eastAsia="宋体"/>
+        </w:rPr>
+        <w:t xml:space="preserve">，代码文件检出率 100%。LICENSE.txt（许可证全文，文本占比 100%）、.htaccess、19 个 XML 与 5 个 YML 等也全部正确识别，说明工具对“标准头 + 全文 + 变体”三类形态均有覆盖。</w:t>
+      </w:r>
+    </w:p>
+    <w:p>
+      <w:pPr>
+        <w:widowControl/>
         <w:spacing w:before="60" w:after="20" w:line="300" w:lineRule="auto"/>
         <w:jc w:val="left"/>
       </w:pPr>
       <w:r>
         <w:rPr>
           <w:rFonts w:hint="eastAsia" w:ascii="仿宋_GB2312" w:hAnsi="宋体" w:eastAsia="仿宋_GB2312" w:cs="仿宋_GB2312"/>
-          <w:b w:val="1"/>
-          <w:bCs w:val="1"/>
+          <w:b/>
+          <w:bCs/>
           <w:sz w:val="24"/>
           <w:szCs w:val="24"/>
         </w:rPr>
-        <w:t>4.2 误报分析</w:t>
-      </w:r>
-    </w:p>
-    <w:p>
-      <w:pPr>
-        <w:widowControl w:val="1"/>
+        <w:t xml:space="preserve">4.2 误报分析</w:t>
+      </w:r>
+    </w:p>
+    <w:p>
+      <w:pPr>
+        <w:widowControl/>
         <w:spacing w:line="300" w:lineRule="auto"/>
         <w:ind w:firstLine="420" w:firstLineChars="200"/>
         <w:jc w:val="left"/>
@@ -3019,43 +2992,43 @@
         <w:rPr>
           <w:rFonts w:hint="eastAsia" w:ascii="Times New Roman" w:hAnsi="Times New Roman" w:eastAsia="宋体"/>
         </w:rPr>
-        <w:t>README.md 与 CONTRIBUTING.md 被输出为复合表达式“Apache-2.0 AND (LicenseRef-scancode-generic-cla AND Apache-2.0)”。人工核对原文：两文件仅在正文中</w:t>
-      </w:r>
-      <w:r>
-        <w:rPr>
-          <w:rFonts w:hint="eastAsia" w:ascii="Times New Roman" w:hAnsi="Times New Roman" w:eastAsia="宋体"/>
-          <w:b w:val="1"/>
-          <w:bCs w:val="1"/>
-        </w:rPr>
-        <w:t>提及</w:t>
-      </w:r>
-      <w:r>
-        <w:rPr>
-          <w:rFonts w:hint="eastAsia" w:ascii="Times New Roman" w:hAnsi="Times New Roman" w:eastAsia="宋体"/>
-        </w:rPr>
-        <w:t>贡献者许可协议（CLA）并附 Apache-2.0 链接，并非同时依 CLA 与 Apache-2.0 双重授权，属于把“提及”识别为“声明”的表达式污染误报（2/132≈1.5%）。置信度分布亦佐证：141 次匹配中 137 次满分，而 generic-cla 的 3 次匹配出现 95 分与 80 分的低置信结果。处置方式：以文件实际许可证头为准，人工将两文件归一为 Apache-2.0。</w:t>
-      </w:r>
-    </w:p>
-    <w:p>
-      <w:pPr>
-        <w:widowControl w:val="1"/>
+        <w:t xml:space="preserve">README.md 与 CONTRIBUTING.md 被输出为复合表达式“Apache-2.0 AND (LicenseRef-scancode-generic-cla AND Apache-2.0)”。人工核对原文：两文件仅在正文中</w:t>
+      </w:r>
+      <w:r>
+        <w:rPr>
+          <w:rFonts w:hint="eastAsia" w:ascii="Times New Roman" w:hAnsi="Times New Roman" w:eastAsia="宋体"/>
+          <w:b/>
+          <w:bCs/>
+        </w:rPr>
+        <w:t xml:space="preserve">提及</w:t>
+      </w:r>
+      <w:r>
+        <w:rPr>
+          <w:rFonts w:hint="eastAsia" w:ascii="Times New Roman" w:hAnsi="Times New Roman" w:eastAsia="宋体"/>
+        </w:rPr>
+        <w:t xml:space="preserve">贡献者许可协议（CLA）并附 Apache-2.0 链接，并非同时依 CLA 与 Apache-2.0 双重授权，属于把“提及”识别为“声明”的表达式污染误报（2/132≈1.5%）。置信度分布亦佐证：141 次匹配中 137 次满分，而 generic-cla 的 3 次匹配出现 95 分与 80 分的低置信结果。处置方式：以文件实际许可证头为准，人工将两文件归一为 Apache-2.0。</w:t>
+      </w:r>
+    </w:p>
+    <w:p>
+      <w:pPr>
+        <w:widowControl/>
         <w:spacing w:before="60" w:after="20" w:line="300" w:lineRule="auto"/>
         <w:jc w:val="left"/>
       </w:pPr>
       <w:r>
         <w:rPr>
           <w:rFonts w:hint="eastAsia" w:ascii="仿宋_GB2312" w:hAnsi="宋体" w:eastAsia="仿宋_GB2312" w:cs="仿宋_GB2312"/>
-          <w:b w:val="1"/>
-          <w:bCs w:val="1"/>
+          <w:b/>
+          <w:bCs/>
           <w:sz w:val="24"/>
           <w:szCs w:val="24"/>
         </w:rPr>
-        <w:t>4.3 漏检与盲区分析</w:t>
-      </w:r>
-    </w:p>
-    <w:p>
-      <w:pPr>
-        <w:widowControl w:val="1"/>
+        <w:t xml:space="preserve">4.3 漏检与盲区分析</w:t>
+      </w:r>
+    </w:p>
+    <w:p>
+      <w:pPr>
+        <w:widowControl/>
         <w:spacing w:line="300" w:lineRule="auto"/>
         <w:ind w:firstLine="420" w:firstLineChars="200"/>
         <w:jc w:val="left"/>
@@ -3064,82 +3037,82 @@
         <w:rPr>
           <w:rFonts w:hint="eastAsia" w:ascii="Times New Roman" w:hAnsi="Times New Roman" w:eastAsia="宋体"/>
         </w:rPr>
-        <w:t>9 个未检出文件（表 3）分两类：</w:t>
-      </w:r>
-      <w:r>
-        <w:rPr>
-          <w:rFonts w:hint="eastAsia" w:ascii="Times New Roman" w:hAnsi="Times New Roman" w:eastAsia="宋体"/>
-          <w:b w:val="1"/>
-          <w:bCs w:val="1"/>
-        </w:rPr>
-        <w:t>7 个图像资源</w:t>
-      </w:r>
-      <w:r>
-        <w:rPr>
-          <w:rFonts w:hint="eastAsia" w:ascii="Times New Roman" w:hAnsi="Times New Roman" w:eastAsia="宋体"/>
-        </w:rPr>
-        <w:t>（png/xcf/gif）本无许可证文本，工具无法从像素中提取许可信息，属于原理性盲区，需依赖仓库级 LICENSE 或目录级声明兜底；</w:t>
-      </w:r>
-      <w:r>
-        <w:rPr>
-          <w:rFonts w:hint="eastAsia" w:ascii="Times New Roman" w:hAnsi="Times New Roman" w:eastAsia="宋体"/>
-          <w:b w:val="1"/>
-          <w:bCs w:val="1"/>
-        </w:rPr>
-        <w:t>2 个文本文件</w:t>
-      </w:r>
-      <w:r>
-        <w:rPr>
-          <w:rFonts w:hint="eastAsia" w:ascii="Times New Roman" w:hAnsi="Times New Roman" w:eastAsia="宋体"/>
-        </w:rPr>
-        <w:t>（RELEASE-NOTES.txt、download_cli.cgi）确实缺少许可证头，构成真实待整改项。另据 4.1 节，版权扫描仅捕获 1 条声明——原因是 ASF 标准头不含“Copyright”关键字，说明</w:t>
-      </w:r>
-      <w:r>
-        <w:rPr>
-          <w:rFonts w:hint="eastAsia" w:ascii="Times New Roman" w:hAnsi="Times New Roman" w:eastAsia="宋体"/>
-          <w:b w:val="1"/>
-          <w:bCs w:val="1"/>
-        </w:rPr>
-        <w:t>版权检测与许可证检测是两条独立证据链</w:t>
-      </w:r>
-      <w:r>
-        <w:rPr>
-          <w:rFonts w:hint="eastAsia" w:ascii="Times New Roman" w:hAnsi="Times New Roman" w:eastAsia="宋体"/>
-        </w:rPr>
-        <w:t>，“未检出版权”不等于“无主”，需结合 NOTICE 与版本控制历史人工归档。</w:t>
-      </w:r>
-    </w:p>
-    <w:p>
-      <w:pPr>
-        <w:widowControl w:val="1"/>
+        <w:t xml:space="preserve">9 个未检出文件（表 3）分两类：</w:t>
+      </w:r>
+      <w:r>
+        <w:rPr>
+          <w:rFonts w:hint="eastAsia" w:ascii="Times New Roman" w:hAnsi="Times New Roman" w:eastAsia="宋体"/>
+          <w:b/>
+          <w:bCs/>
+        </w:rPr>
+        <w:t xml:space="preserve">7 个图像资源</w:t>
+      </w:r>
+      <w:r>
+        <w:rPr>
+          <w:rFonts w:hint="eastAsia" w:ascii="Times New Roman" w:hAnsi="Times New Roman" w:eastAsia="宋体"/>
+        </w:rPr>
+        <w:t xml:space="preserve">（png/xcf/gif）本无许可证文本，工具无法从像素中提取许可信息，属于原理性盲区，需依赖仓库级 LICENSE 或目录级声明兜底；</w:t>
+      </w:r>
+      <w:r>
+        <w:rPr>
+          <w:rFonts w:hint="eastAsia" w:ascii="Times New Roman" w:hAnsi="Times New Roman" w:eastAsia="宋体"/>
+          <w:b/>
+          <w:bCs/>
+        </w:rPr>
+        <w:t xml:space="preserve">2 个文本文件</w:t>
+      </w:r>
+      <w:r>
+        <w:rPr>
+          <w:rFonts w:hint="eastAsia" w:ascii="Times New Roman" w:hAnsi="Times New Roman" w:eastAsia="宋体"/>
+        </w:rPr>
+        <w:t xml:space="preserve">（RELEASE-NOTES.txt、download_cli.cgi）确实缺少许可证头，构成真实待整改项。另据 4.1 节，版权扫描仅捕获 1 条声明——原因是 ASF 标准头不含“Copyright”关键字，说明</w:t>
+      </w:r>
+      <w:r>
+        <w:rPr>
+          <w:rFonts w:hint="eastAsia" w:ascii="Times New Roman" w:hAnsi="Times New Roman" w:eastAsia="宋体"/>
+          <w:b/>
+          <w:bCs/>
+        </w:rPr>
+        <w:t xml:space="preserve">版权检测与许可证检测是两条独立证据链</w:t>
+      </w:r>
+      <w:r>
+        <w:rPr>
+          <w:rFonts w:hint="eastAsia" w:ascii="Times New Roman" w:hAnsi="Times New Roman" w:eastAsia="宋体"/>
+        </w:rPr>
+        <w:t xml:space="preserve">，“未检出版权”不等于“无主”，需结合 NOTICE 与版本控制历史人工归档。</w:t>
+      </w:r>
+    </w:p>
+    <w:p>
+      <w:pPr>
+        <w:widowControl/>
         <w:spacing w:line="300" w:lineRule="auto"/>
         <w:jc w:val="center"/>
       </w:pPr>
       <w:r>
         <w:rPr>
           <w:rFonts w:hint="eastAsia" w:ascii="Times New Roman" w:hAnsi="Times New Roman" w:eastAsia="宋体"/>
-          <w:b w:val="1"/>
-          <w:bCs w:val="1"/>
+          <w:b/>
+          <w:bCs/>
           <w:sz w:val="18"/>
           <w:szCs w:val="18"/>
         </w:rPr>
-        <w:t>表 3  未检出许可证的 9 个文件（按类合并）</w:t>
+        <w:t xml:space="preserve">表 3  未检出许可证的 9 个文件（按类合并）</w:t>
       </w:r>
     </w:p>
     <w:tbl>
       <w:tblPr>
-        <w:tblW w:w="0" w:type="auto"/>
+        <w:tblW w:type="auto" w:w="0"/>
         <w:jc w:val="center"/>
+        <w:tblLayout w:type="fixed"/>
+        <w:tblLook w:firstColumn="1" w:firstRow="1" w:lastColumn="0" w:lastRow="0" w:noHBand="0" w:noVBand="1" w:val="04A0"/>
         <w:tblBorders>
-          <w:top w:val="single" w:color="auto" w:sz="4"/>
-          <w:left w:val="single" w:color="auto" w:sz="4"/>
-          <w:bottom w:val="single" w:color="auto" w:sz="4"/>
-          <w:right w:val="single" w:color="auto" w:sz="4"/>
-          <w:insideH w:val="single" w:color="auto" w:sz="4"/>
-          <w:insideV w:val="single" w:color="auto" w:sz="4"/>
+          <w:top w:val="single" w:sz="4" w:color="auto"/>
+          <w:left w:val="single" w:sz="4" w:color="auto"/>
+          <w:bottom w:val="single" w:sz="4" w:color="auto"/>
+          <w:right w:val="single" w:sz="4" w:color="auto"/>
+          <w:insideH w:val="single" w:sz="4" w:color="auto"/>
+          <w:insideV w:val="single" w:sz="4" w:color="auto"/>
         </w:tblBorders>
-        <w:tblLayout w:type="fixed"/>
-        <w:tblLook w:firstRow="1" w:lastRow="0" w:firstColumn="1" w:lastColumn="0" w:noHBand="0" w:noVBand="1" w:val="04A0"/>
       </w:tblPr>
       <w:tblGrid>
         <w:gridCol w:w="2769"/>
@@ -3147,20 +3120,19 @@
         <w:gridCol w:w="2769"/>
       </w:tblGrid>
       <w:tr>
-        <w:trPr/>
-        <w:tc>
-          <w:tcPr>
-            <w:tcW w:w="4082" w:type="dxa"/>
-          </w:tcPr>
-          <w:p>
-            <w:pPr>
-              <w:spacing w:before="20" w:after="20"/>
-              <w:jc w:val="center"/>
-            </w:pPr>
-            <w:r>
-              <w:rPr>
-                <w:rFonts w:hint="eastAsia" w:ascii="Times New Roman" w:hAnsi="Times New Roman" w:eastAsia="宋体" w:cs="Times New Roman"/>
-                <w:b w:val="1"/>
+        <w:tc>
+          <w:tcPr>
+            <w:tcW w:type="dxa" w:w="4082"/>
+          </w:tcPr>
+          <w:p>
+            <w:pPr>
+              <w:spacing w:before="20" w:after="20"/>
+              <w:jc w:val="center"/>
+            </w:pPr>
+            <w:r>
+              <w:rPr>
+                <w:rFonts w:ascii="Times New Roman" w:hAnsi="Times New Roman" w:eastAsia="宋体" w:cs="Times New Roman"/>
+                <w:b/>
                 <w:sz w:val="18"/>
               </w:rPr>
               <w:t>未检出文件</w:t>
@@ -3169,17 +3141,17 @@
         </w:tc>
         <w:tc>
           <w:tcPr>
-            <w:tcW w:w="1928" w:type="dxa"/>
-          </w:tcPr>
-          <w:p>
-            <w:pPr>
-              <w:spacing w:before="20" w:after="20"/>
-              <w:jc w:val="center"/>
-            </w:pPr>
-            <w:r>
-              <w:rPr>
-                <w:rFonts w:hint="eastAsia" w:ascii="Times New Roman" w:hAnsi="Times New Roman" w:eastAsia="宋体" w:cs="Times New Roman"/>
-                <w:b w:val="1"/>
+            <w:tcW w:type="dxa" w:w="1928"/>
+          </w:tcPr>
+          <w:p>
+            <w:pPr>
+              <w:spacing w:before="20" w:after="20"/>
+              <w:jc w:val="center"/>
+            </w:pPr>
+            <w:r>
+              <w:rPr>
+                <w:rFonts w:ascii="Times New Roman" w:hAnsi="Times New Roman" w:eastAsia="宋体" w:cs="Times New Roman"/>
+                <w:b/>
                 <w:sz w:val="18"/>
               </w:rPr>
               <w:t>类型/大小</w:t>
@@ -3188,17 +3160,17 @@
         </w:tc>
         <w:tc>
           <w:tcPr>
-            <w:tcW w:w="2211" w:type="dxa"/>
-          </w:tcPr>
-          <w:p>
-            <w:pPr>
-              <w:spacing w:before="20" w:after="20"/>
-              <w:jc w:val="center"/>
-            </w:pPr>
-            <w:r>
-              <w:rPr>
-                <w:rFonts w:hint="eastAsia" w:ascii="Times New Roman" w:hAnsi="Times New Roman" w:eastAsia="宋体" w:cs="Times New Roman"/>
-                <w:b w:val="1"/>
+            <w:tcW w:type="dxa" w:w="2211"/>
+          </w:tcPr>
+          <w:p>
+            <w:pPr>
+              <w:spacing w:before="20" w:after="20"/>
+              <w:jc w:val="center"/>
+            </w:pPr>
+            <w:r>
+              <w:rPr>
+                <w:rFonts w:ascii="Times New Roman" w:hAnsi="Times New Roman" w:eastAsia="宋体" w:cs="Times New Roman"/>
+                <w:b/>
                 <w:sz w:val="18"/>
               </w:rPr>
               <w:t>归类</w:t>
@@ -3207,10 +3179,9 @@
         </w:tc>
       </w:tr>
       <w:tr>
-        <w:trPr/>
-        <w:tc>
-          <w:tcPr>
-            <w:tcW w:w="4082" w:type="dxa"/>
+        <w:tc>
+          <w:tcPr>
+            <w:tcW w:type="dxa" w:w="4082"/>
           </w:tcPr>
           <w:p>
             <w:pPr>
@@ -3229,16 +3200,16 @@
         </w:tc>
         <w:tc>
           <w:tcPr>
-            <w:tcW w:w="1928" w:type="dxa"/>
-          </w:tcPr>
-          <w:p>
-            <w:pPr>
-              <w:spacing w:before="20" w:after="20"/>
-              <w:jc w:val="center"/>
-            </w:pPr>
-            <w:r>
-              <w:rPr>
-                <w:rFonts w:hint="eastAsia" w:ascii="Times New Roman" w:hAnsi="Times New Roman" w:eastAsia="宋体" w:cs="Times New Roman"/>
+            <w:tcW w:type="dxa" w:w="1928"/>
+          </w:tcPr>
+          <w:p>
+            <w:pPr>
+              <w:spacing w:before="20" w:after="20"/>
+              <w:jc w:val="center"/>
+            </w:pPr>
+            <w:r>
+              <w:rPr>
+                <w:rFonts w:ascii="Times New Roman" w:hAnsi="Times New Roman" w:eastAsia="宋体" w:cs="Times New Roman"/>
                 <w:b w:val="0"/>
                 <w:sz w:val="18"/>
               </w:rPr>
@@ -3248,16 +3219,16 @@
         </w:tc>
         <w:tc>
           <w:tcPr>
-            <w:tcW w:w="2211" w:type="dxa"/>
-          </w:tcPr>
-          <w:p>
-            <w:pPr>
-              <w:spacing w:before="20" w:after="20"/>
-              <w:jc w:val="center"/>
-            </w:pPr>
-            <w:r>
-              <w:rPr>
-                <w:rFonts w:hint="eastAsia" w:ascii="Times New Roman" w:hAnsi="Times New Roman" w:eastAsia="宋体" w:cs="Times New Roman"/>
+            <w:tcW w:type="dxa" w:w="2211"/>
+          </w:tcPr>
+          <w:p>
+            <w:pPr>
+              <w:spacing w:before="20" w:after="20"/>
+              <w:jc w:val="center"/>
+            </w:pPr>
+            <w:r>
+              <w:rPr>
+                <w:rFonts w:ascii="Times New Roman" w:hAnsi="Times New Roman" w:eastAsia="宋体" w:cs="Times New Roman"/>
                 <w:b w:val="0"/>
                 <w:sz w:val="18"/>
               </w:rPr>
@@ -3267,10 +3238,9 @@
         </w:tc>
       </w:tr>
       <w:tr>
-        <w:trPr/>
-        <w:tc>
-          <w:tcPr>
-            <w:tcW w:w="4082" w:type="dxa"/>
+        <w:tc>
+          <w:tcPr>
+            <w:tcW w:type="dxa" w:w="4082"/>
           </w:tcPr>
           <w:p>
             <w:pPr>
@@ -3289,16 +3259,16 @@
         </w:tc>
         <w:tc>
           <w:tcPr>
-            <w:tcW w:w="1928" w:type="dxa"/>
-          </w:tcPr>
-          <w:p>
-            <w:pPr>
-              <w:spacing w:before="20" w:after="20"/>
-              <w:jc w:val="center"/>
-            </w:pPr>
-            <w:r>
-              <w:rPr>
-                <w:rFonts w:hint="eastAsia" w:ascii="Times New Roman" w:hAnsi="Times New Roman" w:eastAsia="宋体" w:cs="Times New Roman"/>
+            <w:tcW w:type="dxa" w:w="1928"/>
+          </w:tcPr>
+          <w:p>
+            <w:pPr>
+              <w:spacing w:before="20" w:after="20"/>
+              <w:jc w:val="center"/>
+            </w:pPr>
+            <w:r>
+              <w:rPr>
+                <w:rFonts w:ascii="Times New Roman" w:hAnsi="Times New Roman" w:eastAsia="宋体" w:cs="Times New Roman"/>
                 <w:b w:val="0"/>
                 <w:sz w:val="18"/>
               </w:rPr>
@@ -3308,16 +3278,16 @@
         </w:tc>
         <w:tc>
           <w:tcPr>
-            <w:tcW w:w="2211" w:type="dxa"/>
-          </w:tcPr>
-          <w:p>
-            <w:pPr>
-              <w:spacing w:before="20" w:after="20"/>
-              <w:jc w:val="center"/>
-            </w:pPr>
-            <w:r>
-              <w:rPr>
-                <w:rFonts w:hint="eastAsia" w:ascii="Times New Roman" w:hAnsi="Times New Roman" w:eastAsia="宋体" w:cs="Times New Roman"/>
+            <w:tcW w:type="dxa" w:w="2211"/>
+          </w:tcPr>
+          <w:p>
+            <w:pPr>
+              <w:spacing w:before="20" w:after="20"/>
+              <w:jc w:val="center"/>
+            </w:pPr>
+            <w:r>
+              <w:rPr>
+                <w:rFonts w:ascii="Times New Roman" w:hAnsi="Times New Roman" w:eastAsia="宋体" w:cs="Times New Roman"/>
                 <w:b w:val="0"/>
                 <w:sz w:val="18"/>
               </w:rPr>
@@ -3327,10 +3297,9 @@
         </w:tc>
       </w:tr>
       <w:tr>
-        <w:trPr/>
-        <w:tc>
-          <w:tcPr>
-            <w:tcW w:w="4082" w:type="dxa"/>
+        <w:tc>
+          <w:tcPr>
+            <w:tcW w:type="dxa" w:w="4082"/>
           </w:tcPr>
           <w:p>
             <w:pPr>
@@ -3339,7 +3308,7 @@
             </w:pPr>
             <w:r>
               <w:rPr>
-                <w:rFonts w:hint="eastAsia" w:ascii="Times New Roman" w:hAnsi="Times New Roman" w:eastAsia="宋体" w:cs="Times New Roman"/>
+                <w:rFonts w:ascii="Times New Roman" w:hAnsi="Times New Roman" w:eastAsia="宋体" w:cs="Times New Roman"/>
                 <w:b w:val="0"/>
                 <w:sz w:val="18"/>
               </w:rPr>
@@ -3349,16 +3318,16 @@
         </w:tc>
         <w:tc>
           <w:tcPr>
-            <w:tcW w:w="1928" w:type="dxa"/>
-          </w:tcPr>
-          <w:p>
-            <w:pPr>
-              <w:spacing w:before="20" w:after="20"/>
-              <w:jc w:val="center"/>
-            </w:pPr>
-            <w:r>
-              <w:rPr>
-                <w:rFonts w:hint="eastAsia" w:ascii="Times New Roman" w:hAnsi="Times New Roman" w:eastAsia="宋体" w:cs="Times New Roman"/>
+            <w:tcW w:type="dxa" w:w="1928"/>
+          </w:tcPr>
+          <w:p>
+            <w:pPr>
+              <w:spacing w:before="20" w:after="20"/>
+              <w:jc w:val="center"/>
+            </w:pPr>
+            <w:r>
+              <w:rPr>
+                <w:rFonts w:ascii="Times New Roman" w:hAnsi="Times New Roman" w:eastAsia="宋体" w:cs="Times New Roman"/>
                 <w:b w:val="0"/>
                 <w:sz w:val="18"/>
               </w:rPr>
@@ -3368,16 +3337,16 @@
         </w:tc>
         <w:tc>
           <w:tcPr>
-            <w:tcW w:w="2211" w:type="dxa"/>
-          </w:tcPr>
-          <w:p>
-            <w:pPr>
-              <w:spacing w:before="20" w:after="20"/>
-              <w:jc w:val="center"/>
-            </w:pPr>
-            <w:r>
-              <w:rPr>
-                <w:rFonts w:hint="eastAsia" w:ascii="Times New Roman" w:hAnsi="Times New Roman" w:eastAsia="宋体" w:cs="Times New Roman"/>
+            <w:tcW w:type="dxa" w:w="2211"/>
+          </w:tcPr>
+          <w:p>
+            <w:pPr>
+              <w:spacing w:before="20" w:after="20"/>
+              <w:jc w:val="center"/>
+            </w:pPr>
+            <w:r>
+              <w:rPr>
+                <w:rFonts w:ascii="Times New Roman" w:hAnsi="Times New Roman" w:eastAsia="宋体" w:cs="Times New Roman"/>
                 <w:b w:val="0"/>
                 <w:sz w:val="18"/>
               </w:rPr>
@@ -3387,10 +3356,9 @@
         </w:tc>
       </w:tr>
       <w:tr>
-        <w:trPr/>
-        <w:tc>
-          <w:tcPr>
-            <w:tcW w:w="4082" w:type="dxa"/>
+        <w:tc>
+          <w:tcPr>
+            <w:tcW w:type="dxa" w:w="4082"/>
           </w:tcPr>
           <w:p>
             <w:pPr>
@@ -3409,16 +3377,16 @@
         </w:tc>
         <w:tc>
           <w:tcPr>
-            <w:tcW w:w="1928" w:type="dxa"/>
-          </w:tcPr>
-          <w:p>
-            <w:pPr>
-              <w:spacing w:before="20" w:after="20"/>
-              <w:jc w:val="center"/>
-            </w:pPr>
-            <w:r>
-              <w:rPr>
-                <w:rFonts w:hint="eastAsia" w:ascii="Times New Roman" w:hAnsi="Times New Roman" w:eastAsia="宋体" w:cs="Times New Roman"/>
+            <w:tcW w:type="dxa" w:w="1928"/>
+          </w:tcPr>
+          <w:p>
+            <w:pPr>
+              <w:spacing w:before="20" w:after="20"/>
+              <w:jc w:val="center"/>
+            </w:pPr>
+            <w:r>
+              <w:rPr>
+                <w:rFonts w:ascii="Times New Roman" w:hAnsi="Times New Roman" w:eastAsia="宋体" w:cs="Times New Roman"/>
                 <w:b w:val="0"/>
                 <w:sz w:val="18"/>
               </w:rPr>
@@ -3428,16 +3396,16 @@
         </w:tc>
         <w:tc>
           <w:tcPr>
-            <w:tcW w:w="2211" w:type="dxa"/>
-          </w:tcPr>
-          <w:p>
-            <w:pPr>
-              <w:spacing w:before="20" w:after="20"/>
-              <w:jc w:val="center"/>
-            </w:pPr>
-            <w:r>
-              <w:rPr>
-                <w:rFonts w:hint="eastAsia" w:ascii="Times New Roman" w:hAnsi="Times New Roman" w:eastAsia="宋体" w:cs="Times New Roman"/>
+            <w:tcW w:type="dxa" w:w="2211"/>
+          </w:tcPr>
+          <w:p>
+            <w:pPr>
+              <w:spacing w:before="20" w:after="20"/>
+              <w:jc w:val="center"/>
+            </w:pPr>
+            <w:r>
+              <w:rPr>
+                <w:rFonts w:ascii="Times New Roman" w:hAnsi="Times New Roman" w:eastAsia="宋体" w:cs="Times New Roman"/>
                 <w:b w:val="0"/>
                 <w:sz w:val="18"/>
               </w:rPr>
@@ -3454,24 +3422,24 @@
     </w:p>
     <w:p>
       <w:pPr>
-        <w:widowControl w:val="1"/>
+        <w:widowControl/>
         <w:spacing w:before="60" w:after="20" w:line="300" w:lineRule="auto"/>
         <w:jc w:val="left"/>
       </w:pPr>
       <w:r>
         <w:rPr>
           <w:rFonts w:hint="eastAsia" w:ascii="仿宋_GB2312" w:hAnsi="宋体" w:eastAsia="仿宋_GB2312" w:cs="仿宋_GB2312"/>
-          <w:b w:val="1"/>
-          <w:bCs w:val="1"/>
+          <w:b/>
+          <w:bCs/>
           <w:sz w:val="24"/>
           <w:szCs w:val="24"/>
         </w:rPr>
-        <w:t>4.4 依赖许可证分析</w:t>
-      </w:r>
-    </w:p>
-    <w:p>
-      <w:pPr>
-        <w:widowControl w:val="1"/>
+        <w:t xml:space="preserve">4.4 依赖许可证分析</w:t>
+      </w:r>
+    </w:p>
+    <w:p>
+      <w:pPr>
+        <w:widowControl/>
         <w:spacing w:line="300" w:lineRule="auto"/>
         <w:ind w:firstLine="420" w:firstLineChars="200"/>
         <w:jc w:val="left"/>
@@ -3480,43 +3448,43 @@
         <w:rPr>
           <w:rFonts w:hint="eastAsia" w:ascii="Times New Roman" w:hAnsi="Times New Roman" w:eastAsia="宋体"/>
         </w:rPr>
-        <w:t>pom.xml 显示运行时零依赖，7 个依赖均为 test scope：EPL-2.0（JUnit Jupiter、junit-pioneer）不进入发布产物、不随项目分发，不触发 copyleft 传染义务；MIT（Mockito）与 Apache-2.0（commons-io、commons-text）本身宽松。结论：依赖许可证对发布合规</w:t>
-      </w:r>
-      <w:r>
-        <w:rPr>
-          <w:rFonts w:hint="eastAsia" w:ascii="Times New Roman" w:hAnsi="Times New Roman" w:eastAsia="宋体"/>
-          <w:b w:val="1"/>
-          <w:bCs w:val="1"/>
-        </w:rPr>
-        <w:t>无实质风险</w:t>
-      </w:r>
-      <w:r>
-        <w:rPr>
-          <w:rFonts w:hint="eastAsia" w:ascii="Times New Roman" w:hAnsi="Times New Roman" w:eastAsia="宋体"/>
-        </w:rPr>
-        <w:t>，但需防范测试依赖被误升级为 compile 依赖的情形。</w:t>
-      </w:r>
-    </w:p>
-    <w:p>
-      <w:pPr>
-        <w:widowControl w:val="1"/>
+        <w:t xml:space="preserve">pom.xml 显示运行时零依赖，7 个依赖均为 test scope：EPL-2.0（JUnit Jupiter、junit-pioneer）不进入发布产物、不随项目分发，不触发 copyleft 传染义务；MIT（Mockito）与 Apache-2.0（commons-io、commons-text）本身宽松。结论：依赖许可证对发布合规</w:t>
+      </w:r>
+      <w:r>
+        <w:rPr>
+          <w:rFonts w:hint="eastAsia" w:ascii="Times New Roman" w:hAnsi="Times New Roman" w:eastAsia="宋体"/>
+          <w:b/>
+          <w:bCs/>
+        </w:rPr>
+        <w:t xml:space="preserve">无实质风险</w:t>
+      </w:r>
+      <w:r>
+        <w:rPr>
+          <w:rFonts w:hint="eastAsia" w:ascii="Times New Roman" w:hAnsi="Times New Roman" w:eastAsia="宋体"/>
+        </w:rPr>
+        <w:t xml:space="preserve">，但需防范测试依赖被误升级为 compile 依赖的情形。</w:t>
+      </w:r>
+    </w:p>
+    <w:p>
+      <w:pPr>
+        <w:widowControl/>
         <w:spacing w:before="60" w:after="20" w:line="300" w:lineRule="auto"/>
         <w:jc w:val="left"/>
       </w:pPr>
       <w:r>
         <w:rPr>
           <w:rFonts w:hint="eastAsia" w:ascii="仿宋_GB2312" w:hAnsi="宋体" w:eastAsia="仿宋_GB2312" w:cs="仿宋_GB2312"/>
-          <w:b w:val="1"/>
-          <w:bCs w:val="1"/>
+          <w:b/>
+          <w:bCs/>
           <w:sz w:val="24"/>
           <w:szCs w:val="24"/>
         </w:rPr>
-        <w:t>4.5 合规义务核查</w:t>
-      </w:r>
-    </w:p>
-    <w:p>
-      <w:pPr>
-        <w:widowControl w:val="1"/>
+        <w:t xml:space="preserve">4.5 合规义务核查</w:t>
+      </w:r>
+    </w:p>
+    <w:p>
+      <w:pPr>
+        <w:widowControl/>
         <w:spacing w:line="300" w:lineRule="auto"/>
         <w:ind w:firstLine="420" w:firstLineChars="200"/>
         <w:jc w:val="left"/>
@@ -3525,29 +3493,29 @@
         <w:rPr>
           <w:rFonts w:hint="eastAsia" w:ascii="Times New Roman" w:hAnsi="Times New Roman" w:eastAsia="宋体"/>
         </w:rPr>
-        <w:t>对照 Apache-2.0 分发义务逐项核查：① 保留 LICENSE 副本——已内置全文，满足；② 修改文件需附显著声明——由下游使用方执行；③ 保留 NOTICE——存在且版权年份 2002-2026 与实际一致，满足；④ 专利授权与诉讼终止条款——需产品级法务审查确认；⑤ 商标限制——Logo 与 ASF 名称不随 Apache-2.0 自动授权（呼应 4.3 节品牌资源风险）。</w:t>
-      </w:r>
-    </w:p>
-    <w:p>
-      <w:pPr>
-        <w:widowControl w:val="1"/>
+        <w:t xml:space="preserve">对照 Apache-2.0 分发义务逐项核查：① 保留 LICENSE 副本——已内置全文，满足；② 修改文件需附显著声明——由下游使用方执行；③ 保留 NOTICE——存在且版权年份 2002-2026 与实际一致，满足；④ 专利授权与诉讼终止条款——需产品级法务审查确认；⑤ 商标限制——Logo 与 ASF 名称不随 Apache-2.0 自动授权（呼应 4.3 节品牌资源风险）。</w:t>
+      </w:r>
+    </w:p>
+    <w:p>
+      <w:pPr>
+        <w:widowControl/>
         <w:spacing w:before="100" w:after="20" w:line="300" w:lineRule="auto"/>
         <w:jc w:val="left"/>
       </w:pPr>
       <w:r>
         <w:rPr>
           <w:rFonts w:hint="eastAsia" w:ascii="仿宋_GB2312" w:hAnsi="宋体" w:eastAsia="仿宋_GB2312" w:cs="仿宋_GB2312"/>
-          <w:b w:val="1"/>
-          <w:bCs w:val="1"/>
+          <w:b/>
+          <w:bCs/>
           <w:sz w:val="24"/>
           <w:szCs w:val="24"/>
         </w:rPr>
-        <w:t>五、测试风险分析与改进建议</w:t>
-      </w:r>
-    </w:p>
-    <w:p>
-      <w:pPr>
-        <w:widowControl w:val="1"/>
+        <w:t xml:space="preserve">五、测试风险分析与改进建议</w:t>
+      </w:r>
+    </w:p>
+    <w:p>
+      <w:pPr>
+        <w:widowControl/>
         <w:spacing w:line="300" w:lineRule="auto"/>
         <w:ind w:firstLine="420" w:firstLineChars="200"/>
         <w:jc w:val="left"/>
@@ -3556,40 +3524,40 @@
         <w:rPr>
           <w:rFonts w:hint="eastAsia" w:ascii="Times New Roman" w:hAnsi="Times New Roman" w:eastAsia="宋体"/>
         </w:rPr>
-        <w:t>按“可能性×影响”评估的风险矩阵见表 4。</w:t>
-      </w:r>
-    </w:p>
-    <w:p>
-      <w:pPr>
-        <w:widowControl w:val="1"/>
+        <w:t xml:space="preserve">按“可能性×影响”评估的风险矩阵见表 4。</w:t>
+      </w:r>
+    </w:p>
+    <w:p>
+      <w:pPr>
+        <w:widowControl/>
         <w:spacing w:line="300" w:lineRule="auto"/>
         <w:jc w:val="center"/>
       </w:pPr>
       <w:r>
         <w:rPr>
           <w:rFonts w:hint="eastAsia" w:ascii="Times New Roman" w:hAnsi="Times New Roman" w:eastAsia="宋体"/>
-          <w:b w:val="1"/>
-          <w:bCs w:val="1"/>
+          <w:b/>
+          <w:bCs/>
           <w:sz w:val="18"/>
           <w:szCs w:val="18"/>
         </w:rPr>
-        <w:t>表 4  风险矩阵与对策</w:t>
+        <w:t xml:space="preserve">表 4  风险矩阵与对策</w:t>
       </w:r>
     </w:p>
     <w:tbl>
       <w:tblPr>
-        <w:tblW w:w="0" w:type="auto"/>
+        <w:tblW w:type="auto" w:w="0"/>
         <w:jc w:val="center"/>
+        <w:tblLayout w:type="fixed"/>
+        <w:tblLook w:firstColumn="1" w:firstRow="1" w:lastColumn="0" w:lastRow="0" w:noHBand="0" w:noVBand="1" w:val="04A0"/>
         <w:tblBorders>
-          <w:top w:val="single" w:color="auto" w:sz="4"/>
-          <w:left w:val="single" w:color="auto" w:sz="4"/>
-          <w:bottom w:val="single" w:color="auto" w:sz="4"/>
-          <w:right w:val="single" w:color="auto" w:sz="4"/>
-          <w:insideH w:val="single" w:color="auto" w:sz="4"/>
-          <w:insideV w:val="single" w:color="auto" w:sz="4"/>
+          <w:top w:val="single" w:sz="4" w:color="auto"/>
+          <w:left w:val="single" w:sz="4" w:color="auto"/>
+          <w:bottom w:val="single" w:sz="4" w:color="auto"/>
+          <w:right w:val="single" w:sz="4" w:color="auto"/>
+          <w:insideH w:val="single" w:sz="4" w:color="auto"/>
+          <w:insideV w:val="single" w:sz="4" w:color="auto"/>
         </w:tblBorders>
-        <w:tblLayout w:type="fixed"/>
-        <w:tblLook w:firstRow="1" w:lastRow="0" w:firstColumn="1" w:lastColumn="0" w:noHBand="0" w:noVBand="1" w:val="04A0"/>
       </w:tblPr>
       <w:tblGrid>
         <w:gridCol w:w="2076"/>
@@ -3598,20 +3566,19 @@
         <w:gridCol w:w="2076"/>
       </w:tblGrid>
       <w:tr>
-        <w:trPr/>
-        <w:tc>
-          <w:tcPr>
-            <w:tcW w:w="1814" w:type="dxa"/>
-          </w:tcPr>
-          <w:p>
-            <w:pPr>
-              <w:spacing w:before="20" w:after="20"/>
-              <w:jc w:val="center"/>
-            </w:pPr>
-            <w:r>
-              <w:rPr>
-                <w:rFonts w:hint="eastAsia" w:ascii="Times New Roman" w:hAnsi="Times New Roman" w:eastAsia="宋体" w:cs="Times New Roman"/>
-                <w:b w:val="1"/>
+        <w:tc>
+          <w:tcPr>
+            <w:tcW w:type="dxa" w:w="1814"/>
+          </w:tcPr>
+          <w:p>
+            <w:pPr>
+              <w:spacing w:before="20" w:after="20"/>
+              <w:jc w:val="center"/>
+            </w:pPr>
+            <w:r>
+              <w:rPr>
+                <w:rFonts w:ascii="Times New Roman" w:hAnsi="Times New Roman" w:eastAsia="宋体" w:cs="Times New Roman"/>
+                <w:b/>
                 <w:sz w:val="18"/>
               </w:rPr>
               <w:t>风险项</w:t>
@@ -3620,17 +3587,17 @@
         </w:tc>
         <w:tc>
           <w:tcPr>
-            <w:tcW w:w="680" w:type="dxa"/>
-          </w:tcPr>
-          <w:p>
-            <w:pPr>
-              <w:spacing w:before="20" w:after="20"/>
-              <w:jc w:val="center"/>
-            </w:pPr>
-            <w:r>
-              <w:rPr>
-                <w:rFonts w:hint="eastAsia" w:ascii="Times New Roman" w:hAnsi="Times New Roman" w:eastAsia="宋体" w:cs="Times New Roman"/>
-                <w:b w:val="1"/>
+            <w:tcW w:type="dxa" w:w="680"/>
+          </w:tcPr>
+          <w:p>
+            <w:pPr>
+              <w:spacing w:before="20" w:after="20"/>
+              <w:jc w:val="center"/>
+            </w:pPr>
+            <w:r>
+              <w:rPr>
+                <w:rFonts w:ascii="Times New Roman" w:hAnsi="Times New Roman" w:eastAsia="宋体" w:cs="Times New Roman"/>
+                <w:b/>
                 <w:sz w:val="18"/>
               </w:rPr>
               <w:t>等级</w:t>
@@ -3639,17 +3606,17 @@
         </w:tc>
         <w:tc>
           <w:tcPr>
-            <w:tcW w:w="3175" w:type="dxa"/>
-          </w:tcPr>
-          <w:p>
-            <w:pPr>
-              <w:spacing w:before="20" w:after="20"/>
-              <w:jc w:val="center"/>
-            </w:pPr>
-            <w:r>
-              <w:rPr>
-                <w:rFonts w:hint="eastAsia" w:ascii="Times New Roman" w:hAnsi="Times New Roman" w:eastAsia="宋体" w:cs="Times New Roman"/>
-                <w:b w:val="1"/>
+            <w:tcW w:type="dxa" w:w="3175"/>
+          </w:tcPr>
+          <w:p>
+            <w:pPr>
+              <w:spacing w:before="20" w:after="20"/>
+              <w:jc w:val="center"/>
+            </w:pPr>
+            <w:r>
+              <w:rPr>
+                <w:rFonts w:ascii="Times New Roman" w:hAnsi="Times New Roman" w:eastAsia="宋体" w:cs="Times New Roman"/>
+                <w:b/>
                 <w:sz w:val="18"/>
               </w:rPr>
               <w:t>说明</w:t>
@@ -3658,17 +3625,17 @@
         </w:tc>
         <w:tc>
           <w:tcPr>
-            <w:tcW w:w="2551" w:type="dxa"/>
-          </w:tcPr>
-          <w:p>
-            <w:pPr>
-              <w:spacing w:before="20" w:after="20"/>
-              <w:jc w:val="center"/>
-            </w:pPr>
-            <w:r>
-              <w:rPr>
-                <w:rFonts w:hint="eastAsia" w:ascii="Times New Roman" w:hAnsi="Times New Roman" w:eastAsia="宋体" w:cs="Times New Roman"/>
-                <w:b w:val="1"/>
+            <w:tcW w:type="dxa" w:w="2551"/>
+          </w:tcPr>
+          <w:p>
+            <w:pPr>
+              <w:spacing w:before="20" w:after="20"/>
+              <w:jc w:val="center"/>
+            </w:pPr>
+            <w:r>
+              <w:rPr>
+                <w:rFonts w:ascii="Times New Roman" w:hAnsi="Times New Roman" w:eastAsia="宋体" w:cs="Times New Roman"/>
+                <w:b/>
                 <w:sz w:val="18"/>
               </w:rPr>
               <w:t>建议对策</w:t>
@@ -3677,10 +3644,9 @@
         </w:tc>
       </w:tr>
       <w:tr>
-        <w:trPr/>
-        <w:tc>
-          <w:tcPr>
-            <w:tcW w:w="1814" w:type="dxa"/>
+        <w:tc>
+          <w:tcPr>
+            <w:tcW w:type="dxa" w:w="1814"/>
           </w:tcPr>
           <w:p>
             <w:pPr>
@@ -3689,7 +3655,7 @@
             </w:pPr>
             <w:r>
               <w:rPr>
-                <w:rFonts w:hint="eastAsia" w:ascii="Times New Roman" w:hAnsi="Times New Roman" w:eastAsia="宋体" w:cs="Times New Roman"/>
+                <w:rFonts w:ascii="Times New Roman" w:hAnsi="Times New Roman" w:eastAsia="宋体" w:cs="Times New Roman"/>
                 <w:b w:val="0"/>
                 <w:sz w:val="18"/>
               </w:rPr>
@@ -3699,16 +3665,16 @@
         </w:tc>
         <w:tc>
           <w:tcPr>
-            <w:tcW w:w="680" w:type="dxa"/>
-          </w:tcPr>
-          <w:p>
-            <w:pPr>
-              <w:spacing w:before="20" w:after="20"/>
-              <w:jc w:val="center"/>
-            </w:pPr>
-            <w:r>
-              <w:rPr>
-                <w:rFonts w:hint="eastAsia" w:ascii="Times New Roman" w:hAnsi="Times New Roman" w:eastAsia="宋体" w:cs="Times New Roman"/>
+            <w:tcW w:type="dxa" w:w="680"/>
+          </w:tcPr>
+          <w:p>
+            <w:pPr>
+              <w:spacing w:before="20" w:after="20"/>
+              <w:jc w:val="center"/>
+            </w:pPr>
+            <w:r>
+              <w:rPr>
+                <w:rFonts w:ascii="Times New Roman" w:hAnsi="Times New Roman" w:eastAsia="宋体" w:cs="Times New Roman"/>
                 <w:b w:val="0"/>
                 <w:sz w:val="18"/>
               </w:rPr>
@@ -3718,16 +3684,16 @@
         </w:tc>
         <w:tc>
           <w:tcPr>
-            <w:tcW w:w="3175" w:type="dxa"/>
-          </w:tcPr>
-          <w:p>
-            <w:pPr>
-              <w:spacing w:before="20" w:after="20"/>
-              <w:jc w:val="center"/>
-            </w:pPr>
-            <w:r>
-              <w:rPr>
-                <w:rFonts w:hint="eastAsia" w:ascii="Times New Roman" w:hAnsi="Times New Roman" w:eastAsia="宋体" w:cs="Times New Roman"/>
+            <w:tcW w:type="dxa" w:w="3175"/>
+          </w:tcPr>
+          <w:p>
+            <w:pPr>
+              <w:spacing w:before="20" w:after="20"/>
+              <w:jc w:val="center"/>
+            </w:pPr>
+            <w:r>
+              <w:rPr>
+                <w:rFonts w:ascii="Times New Roman" w:hAnsi="Times New Roman" w:eastAsia="宋体" w:cs="Times New Roman"/>
                 <w:b w:val="0"/>
                 <w:sz w:val="18"/>
               </w:rPr>
@@ -3737,16 +3703,16 @@
         </w:tc>
         <w:tc>
           <w:tcPr>
-            <w:tcW w:w="2551" w:type="dxa"/>
-          </w:tcPr>
-          <w:p>
-            <w:pPr>
-              <w:spacing w:before="20" w:after="20"/>
-              <w:jc w:val="center"/>
-            </w:pPr>
-            <w:r>
-              <w:rPr>
-                <w:rFonts w:hint="eastAsia" w:ascii="Times New Roman" w:hAnsi="Times New Roman" w:eastAsia="宋体" w:cs="Times New Roman"/>
+            <w:tcW w:type="dxa" w:w="2551"/>
+          </w:tcPr>
+          <w:p>
+            <w:pPr>
+              <w:spacing w:before="20" w:after="20"/>
+              <w:jc w:val="center"/>
+            </w:pPr>
+            <w:r>
+              <w:rPr>
+                <w:rFonts w:ascii="Times New Roman" w:hAnsi="Times New Roman" w:eastAsia="宋体" w:cs="Times New Roman"/>
                 <w:b w:val="0"/>
                 <w:sz w:val="18"/>
               </w:rPr>
@@ -3756,10 +3722,9 @@
         </w:tc>
       </w:tr>
       <w:tr>
-        <w:trPr/>
-        <w:tc>
-          <w:tcPr>
-            <w:tcW w:w="1814" w:type="dxa"/>
+        <w:tc>
+          <w:tcPr>
+            <w:tcW w:type="dxa" w:w="1814"/>
           </w:tcPr>
           <w:p>
             <w:pPr>
@@ -3768,7 +3733,7 @@
             </w:pPr>
             <w:r>
               <w:rPr>
-                <w:rFonts w:hint="eastAsia" w:ascii="Times New Roman" w:hAnsi="Times New Roman" w:eastAsia="宋体" w:cs="Times New Roman"/>
+                <w:rFonts w:ascii="Times New Roman" w:hAnsi="Times New Roman" w:eastAsia="宋体" w:cs="Times New Roman"/>
                 <w:b w:val="0"/>
                 <w:sz w:val="18"/>
               </w:rPr>
@@ -3778,16 +3743,16 @@
         </w:tc>
         <w:tc>
           <w:tcPr>
-            <w:tcW w:w="680" w:type="dxa"/>
-          </w:tcPr>
-          <w:p>
-            <w:pPr>
-              <w:spacing w:before="20" w:after="20"/>
-              <w:jc w:val="center"/>
-            </w:pPr>
-            <w:r>
-              <w:rPr>
-                <w:rFonts w:hint="eastAsia" w:ascii="Times New Roman" w:hAnsi="Times New Roman" w:eastAsia="宋体" w:cs="Times New Roman"/>
+            <w:tcW w:type="dxa" w:w="680"/>
+          </w:tcPr>
+          <w:p>
+            <w:pPr>
+              <w:spacing w:before="20" w:after="20"/>
+              <w:jc w:val="center"/>
+            </w:pPr>
+            <w:r>
+              <w:rPr>
+                <w:rFonts w:ascii="Times New Roman" w:hAnsi="Times New Roman" w:eastAsia="宋体" w:cs="Times New Roman"/>
                 <w:b w:val="0"/>
                 <w:sz w:val="18"/>
               </w:rPr>
@@ -3797,16 +3762,16 @@
         </w:tc>
         <w:tc>
           <w:tcPr>
-            <w:tcW w:w="3175" w:type="dxa"/>
-          </w:tcPr>
-          <w:p>
-            <w:pPr>
-              <w:spacing w:before="20" w:after="20"/>
-              <w:jc w:val="center"/>
-            </w:pPr>
-            <w:r>
-              <w:rPr>
-                <w:rFonts w:hint="eastAsia" w:ascii="Times New Roman" w:hAnsi="Times New Roman" w:eastAsia="宋体" w:cs="Times New Roman"/>
+            <w:tcW w:type="dxa" w:w="3175"/>
+          </w:tcPr>
+          <w:p>
+            <w:pPr>
+              <w:spacing w:before="20" w:after="20"/>
+              <w:jc w:val="center"/>
+            </w:pPr>
+            <w:r>
+              <w:rPr>
+                <w:rFonts w:ascii="Times New Roman" w:hAnsi="Times New Roman" w:eastAsia="宋体" w:cs="Times New Roman"/>
                 <w:b w:val="0"/>
                 <w:sz w:val="18"/>
               </w:rPr>
@@ -3816,16 +3781,16 @@
         </w:tc>
         <w:tc>
           <w:tcPr>
-            <w:tcW w:w="2551" w:type="dxa"/>
-          </w:tcPr>
-          <w:p>
-            <w:pPr>
-              <w:spacing w:before="20" w:after="20"/>
-              <w:jc w:val="center"/>
-            </w:pPr>
-            <w:r>
-              <w:rPr>
-                <w:rFonts w:hint="eastAsia" w:ascii="Times New Roman" w:hAnsi="Times New Roman" w:eastAsia="宋体" w:cs="Times New Roman"/>
+            <w:tcW w:type="dxa" w:w="2551"/>
+          </w:tcPr>
+          <w:p>
+            <w:pPr>
+              <w:spacing w:before="20" w:after="20"/>
+              <w:jc w:val="center"/>
+            </w:pPr>
+            <w:r>
+              <w:rPr>
+                <w:rFonts w:ascii="Times New Roman" w:hAnsi="Times New Roman" w:eastAsia="宋体" w:cs="Times New Roman"/>
                 <w:b w:val="0"/>
                 <w:sz w:val="18"/>
               </w:rPr>
@@ -3835,10 +3800,9 @@
         </w:tc>
       </w:tr>
       <w:tr>
-        <w:trPr/>
-        <w:tc>
-          <w:tcPr>
-            <w:tcW w:w="1814" w:type="dxa"/>
+        <w:tc>
+          <w:tcPr>
+            <w:tcW w:type="dxa" w:w="1814"/>
           </w:tcPr>
           <w:p>
             <w:pPr>
@@ -3847,7 +3811,7 @@
             </w:pPr>
             <w:r>
               <w:rPr>
-                <w:rFonts w:hint="eastAsia" w:ascii="Times New Roman" w:hAnsi="Times New Roman" w:eastAsia="宋体" w:cs="Times New Roman"/>
+                <w:rFonts w:ascii="Times New Roman" w:hAnsi="Times New Roman" w:eastAsia="宋体" w:cs="Times New Roman"/>
                 <w:b w:val="0"/>
                 <w:sz w:val="18"/>
               </w:rPr>
@@ -3857,16 +3821,16 @@
         </w:tc>
         <w:tc>
           <w:tcPr>
-            <w:tcW w:w="680" w:type="dxa"/>
-          </w:tcPr>
-          <w:p>
-            <w:pPr>
-              <w:spacing w:before="20" w:after="20"/>
-              <w:jc w:val="center"/>
-            </w:pPr>
-            <w:r>
-              <w:rPr>
-                <w:rFonts w:hint="eastAsia" w:ascii="Times New Roman" w:hAnsi="Times New Roman" w:eastAsia="宋体" w:cs="Times New Roman"/>
+            <w:tcW w:type="dxa" w:w="680"/>
+          </w:tcPr>
+          <w:p>
+            <w:pPr>
+              <w:spacing w:before="20" w:after="20"/>
+              <w:jc w:val="center"/>
+            </w:pPr>
+            <w:r>
+              <w:rPr>
+                <w:rFonts w:ascii="Times New Roman" w:hAnsi="Times New Roman" w:eastAsia="宋体" w:cs="Times New Roman"/>
                 <w:b w:val="0"/>
                 <w:sz w:val="18"/>
               </w:rPr>
@@ -3876,16 +3840,16 @@
         </w:tc>
         <w:tc>
           <w:tcPr>
-            <w:tcW w:w="3175" w:type="dxa"/>
-          </w:tcPr>
-          <w:p>
-            <w:pPr>
-              <w:spacing w:before="20" w:after="20"/>
-              <w:jc w:val="center"/>
-            </w:pPr>
-            <w:r>
-              <w:rPr>
-                <w:rFonts w:hint="eastAsia" w:ascii="Times New Roman" w:hAnsi="Times New Roman" w:eastAsia="宋体" w:cs="Times New Roman"/>
+            <w:tcW w:type="dxa" w:w="3175"/>
+          </w:tcPr>
+          <w:p>
+            <w:pPr>
+              <w:spacing w:before="20" w:after="20"/>
+              <w:jc w:val="center"/>
+            </w:pPr>
+            <w:r>
+              <w:rPr>
+                <w:rFonts w:ascii="Times New Roman" w:hAnsi="Times New Roman" w:eastAsia="宋体" w:cs="Times New Roman"/>
                 <w:b w:val="0"/>
                 <w:sz w:val="18"/>
               </w:rPr>
@@ -3895,16 +3859,16 @@
         </w:tc>
         <w:tc>
           <w:tcPr>
-            <w:tcW w:w="2551" w:type="dxa"/>
-          </w:tcPr>
-          <w:p>
-            <w:pPr>
-              <w:spacing w:before="20" w:after="20"/>
-              <w:jc w:val="center"/>
-            </w:pPr>
-            <w:r>
-              <w:rPr>
-                <w:rFonts w:hint="eastAsia" w:ascii="Times New Roman" w:hAnsi="Times New Roman" w:eastAsia="宋体" w:cs="Times New Roman"/>
+            <w:tcW w:type="dxa" w:w="2551"/>
+          </w:tcPr>
+          <w:p>
+            <w:pPr>
+              <w:spacing w:before="20" w:after="20"/>
+              <w:jc w:val="center"/>
+            </w:pPr>
+            <w:r>
+              <w:rPr>
+                <w:rFonts w:ascii="Times New Roman" w:hAnsi="Times New Roman" w:eastAsia="宋体" w:cs="Times New Roman"/>
                 <w:b w:val="0"/>
                 <w:sz w:val="18"/>
               </w:rPr>
@@ -3914,10 +3878,9 @@
         </w:tc>
       </w:tr>
       <w:tr>
-        <w:trPr/>
-        <w:tc>
-          <w:tcPr>
-            <w:tcW w:w="1814" w:type="dxa"/>
+        <w:tc>
+          <w:tcPr>
+            <w:tcW w:type="dxa" w:w="1814"/>
           </w:tcPr>
           <w:p>
             <w:pPr>
@@ -3926,7 +3889,7 @@
             </w:pPr>
             <w:r>
               <w:rPr>
-                <w:rFonts w:hint="eastAsia" w:ascii="Times New Roman" w:hAnsi="Times New Roman" w:eastAsia="宋体" w:cs="Times New Roman"/>
+                <w:rFonts w:ascii="Times New Roman" w:hAnsi="Times New Roman" w:eastAsia="宋体" w:cs="Times New Roman"/>
                 <w:b w:val="0"/>
                 <w:sz w:val="18"/>
               </w:rPr>
@@ -3936,16 +3899,16 @@
         </w:tc>
         <w:tc>
           <w:tcPr>
-            <w:tcW w:w="680" w:type="dxa"/>
-          </w:tcPr>
-          <w:p>
-            <w:pPr>
-              <w:spacing w:before="20" w:after="20"/>
-              <w:jc w:val="center"/>
-            </w:pPr>
-            <w:r>
-              <w:rPr>
-                <w:rFonts w:hint="eastAsia" w:ascii="Times New Roman" w:hAnsi="Times New Roman" w:eastAsia="宋体" w:cs="Times New Roman"/>
+            <w:tcW w:type="dxa" w:w="680"/>
+          </w:tcPr>
+          <w:p>
+            <w:pPr>
+              <w:spacing w:before="20" w:after="20"/>
+              <w:jc w:val="center"/>
+            </w:pPr>
+            <w:r>
+              <w:rPr>
+                <w:rFonts w:ascii="Times New Roman" w:hAnsi="Times New Roman" w:eastAsia="宋体" w:cs="Times New Roman"/>
                 <w:b w:val="0"/>
                 <w:sz w:val="18"/>
               </w:rPr>
@@ -3955,16 +3918,16 @@
         </w:tc>
         <w:tc>
           <w:tcPr>
-            <w:tcW w:w="3175" w:type="dxa"/>
-          </w:tcPr>
-          <w:p>
-            <w:pPr>
-              <w:spacing w:before="20" w:after="20"/>
-              <w:jc w:val="center"/>
-            </w:pPr>
-            <w:r>
-              <w:rPr>
-                <w:rFonts w:hint="eastAsia" w:ascii="Times New Roman" w:hAnsi="Times New Roman" w:eastAsia="宋体" w:cs="Times New Roman"/>
+            <w:tcW w:type="dxa" w:w="3175"/>
+          </w:tcPr>
+          <w:p>
+            <w:pPr>
+              <w:spacing w:before="20" w:after="20"/>
+              <w:jc w:val="center"/>
+            </w:pPr>
+            <w:r>
+              <w:rPr>
+                <w:rFonts w:ascii="Times New Roman" w:hAnsi="Times New Roman" w:eastAsia="宋体" w:cs="Times New Roman"/>
                 <w:b w:val="0"/>
                 <w:sz w:val="18"/>
               </w:rPr>
@@ -3974,16 +3937,16 @@
         </w:tc>
         <w:tc>
           <w:tcPr>
-            <w:tcW w:w="2551" w:type="dxa"/>
-          </w:tcPr>
-          <w:p>
-            <w:pPr>
-              <w:spacing w:before="20" w:after="20"/>
-              <w:jc w:val="center"/>
-            </w:pPr>
-            <w:r>
-              <w:rPr>
-                <w:rFonts w:hint="eastAsia" w:ascii="Times New Roman" w:hAnsi="Times New Roman" w:eastAsia="宋体" w:cs="Times New Roman"/>
+            <w:tcW w:type="dxa" w:w="2551"/>
+          </w:tcPr>
+          <w:p>
+            <w:pPr>
+              <w:spacing w:before="20" w:after="20"/>
+              <w:jc w:val="center"/>
+            </w:pPr>
+            <w:r>
+              <w:rPr>
+                <w:rFonts w:ascii="Times New Roman" w:hAnsi="Times New Roman" w:eastAsia="宋体" w:cs="Times New Roman"/>
                 <w:b w:val="0"/>
                 <w:sz w:val="18"/>
               </w:rPr>
@@ -3993,10 +3956,9 @@
         </w:tc>
       </w:tr>
       <w:tr>
-        <w:trPr/>
-        <w:tc>
-          <w:tcPr>
-            <w:tcW w:w="1814" w:type="dxa"/>
+        <w:tc>
+          <w:tcPr>
+            <w:tcW w:type="dxa" w:w="1814"/>
           </w:tcPr>
           <w:p>
             <w:pPr>
@@ -4005,7 +3967,7 @@
             </w:pPr>
             <w:r>
               <w:rPr>
-                <w:rFonts w:hint="eastAsia" w:ascii="Times New Roman" w:hAnsi="Times New Roman" w:eastAsia="宋体" w:cs="Times New Roman"/>
+                <w:rFonts w:ascii="Times New Roman" w:hAnsi="Times New Roman" w:eastAsia="宋体" w:cs="Times New Roman"/>
                 <w:b w:val="0"/>
                 <w:sz w:val="18"/>
               </w:rPr>
@@ -4015,16 +3977,16 @@
         </w:tc>
         <w:tc>
           <w:tcPr>
-            <w:tcW w:w="680" w:type="dxa"/>
-          </w:tcPr>
-          <w:p>
-            <w:pPr>
-              <w:spacing w:before="20" w:after="20"/>
-              <w:jc w:val="center"/>
-            </w:pPr>
-            <w:r>
-              <w:rPr>
-                <w:rFonts w:hint="eastAsia" w:ascii="Times New Roman" w:hAnsi="Times New Roman" w:eastAsia="宋体" w:cs="Times New Roman"/>
+            <w:tcW w:type="dxa" w:w="680"/>
+          </w:tcPr>
+          <w:p>
+            <w:pPr>
+              <w:spacing w:before="20" w:after="20"/>
+              <w:jc w:val="center"/>
+            </w:pPr>
+            <w:r>
+              <w:rPr>
+                <w:rFonts w:ascii="Times New Roman" w:hAnsi="Times New Roman" w:eastAsia="宋体" w:cs="Times New Roman"/>
                 <w:b w:val="0"/>
                 <w:sz w:val="18"/>
               </w:rPr>
@@ -4034,16 +3996,16 @@
         </w:tc>
         <w:tc>
           <w:tcPr>
-            <w:tcW w:w="3175" w:type="dxa"/>
-          </w:tcPr>
-          <w:p>
-            <w:pPr>
-              <w:spacing w:before="20" w:after="20"/>
-              <w:jc w:val="center"/>
-            </w:pPr>
-            <w:r>
-              <w:rPr>
-                <w:rFonts w:hint="eastAsia" w:ascii="Times New Roman" w:hAnsi="Times New Roman" w:eastAsia="宋体" w:cs="Times New Roman"/>
+            <w:tcW w:type="dxa" w:w="3175"/>
+          </w:tcPr>
+          <w:p>
+            <w:pPr>
+              <w:spacing w:before="20" w:after="20"/>
+              <w:jc w:val="center"/>
+            </w:pPr>
+            <w:r>
+              <w:rPr>
+                <w:rFonts w:ascii="Times New Roman" w:hAnsi="Times New Roman" w:eastAsia="宋体" w:cs="Times New Roman"/>
                 <w:b w:val="0"/>
                 <w:sz w:val="18"/>
               </w:rPr>
@@ -4053,16 +4015,16 @@
         </w:tc>
         <w:tc>
           <w:tcPr>
-            <w:tcW w:w="2551" w:type="dxa"/>
-          </w:tcPr>
-          <w:p>
-            <w:pPr>
-              <w:spacing w:before="20" w:after="20"/>
-              <w:jc w:val="center"/>
-            </w:pPr>
-            <w:r>
-              <w:rPr>
-                <w:rFonts w:hint="eastAsia" w:ascii="Times New Roman" w:hAnsi="Times New Roman" w:eastAsia="宋体" w:cs="Times New Roman"/>
+            <w:tcW w:type="dxa" w:w="2551"/>
+          </w:tcPr>
+          <w:p>
+            <w:pPr>
+              <w:spacing w:before="20" w:after="20"/>
+              <w:jc w:val="center"/>
+            </w:pPr>
+            <w:r>
+              <w:rPr>
+                <w:rFonts w:ascii="Times New Roman" w:hAnsi="Times New Roman" w:eastAsia="宋体" w:cs="Times New Roman"/>
                 <w:b w:val="0"/>
                 <w:sz w:val="18"/>
               </w:rPr>
@@ -4072,10 +4034,9 @@
         </w:tc>
       </w:tr>
       <w:tr>
-        <w:trPr/>
-        <w:tc>
-          <w:tcPr>
-            <w:tcW w:w="1814" w:type="dxa"/>
+        <w:tc>
+          <w:tcPr>
+            <w:tcW w:type="dxa" w:w="1814"/>
           </w:tcPr>
           <w:p>
             <w:pPr>
@@ -4084,7 +4045,7 @@
             </w:pPr>
             <w:r>
               <w:rPr>
-                <w:rFonts w:hint="eastAsia" w:ascii="Times New Roman" w:hAnsi="Times New Roman" w:eastAsia="宋体" w:cs="Times New Roman"/>
+                <w:rFonts w:ascii="Times New Roman" w:hAnsi="Times New Roman" w:eastAsia="宋体" w:cs="Times New Roman"/>
                 <w:b w:val="0"/>
                 <w:sz w:val="18"/>
               </w:rPr>
@@ -4094,16 +4055,16 @@
         </w:tc>
         <w:tc>
           <w:tcPr>
-            <w:tcW w:w="680" w:type="dxa"/>
-          </w:tcPr>
-          <w:p>
-            <w:pPr>
-              <w:spacing w:before="20" w:after="20"/>
-              <w:jc w:val="center"/>
-            </w:pPr>
-            <w:r>
-              <w:rPr>
-                <w:rFonts w:hint="eastAsia" w:ascii="Times New Roman" w:hAnsi="Times New Roman" w:eastAsia="宋体" w:cs="Times New Roman"/>
+            <w:tcW w:type="dxa" w:w="680"/>
+          </w:tcPr>
+          <w:p>
+            <w:pPr>
+              <w:spacing w:before="20" w:after="20"/>
+              <w:jc w:val="center"/>
+            </w:pPr>
+            <w:r>
+              <w:rPr>
+                <w:rFonts w:ascii="Times New Roman" w:hAnsi="Times New Roman" w:eastAsia="宋体" w:cs="Times New Roman"/>
                 <w:b w:val="0"/>
                 <w:sz w:val="18"/>
               </w:rPr>
@@ -4113,16 +4074,16 @@
         </w:tc>
         <w:tc>
           <w:tcPr>
-            <w:tcW w:w="3175" w:type="dxa"/>
-          </w:tcPr>
-          <w:p>
-            <w:pPr>
-              <w:spacing w:before="20" w:after="20"/>
-              <w:jc w:val="center"/>
-            </w:pPr>
-            <w:r>
-              <w:rPr>
-                <w:rFonts w:hint="eastAsia" w:ascii="Times New Roman" w:hAnsi="Times New Roman" w:eastAsia="宋体" w:cs="Times New Roman"/>
+            <w:tcW w:type="dxa" w:w="3175"/>
+          </w:tcPr>
+          <w:p>
+            <w:pPr>
+              <w:spacing w:before="20" w:after="20"/>
+              <w:jc w:val="center"/>
+            </w:pPr>
+            <w:r>
+              <w:rPr>
+                <w:rFonts w:ascii="Times New Roman" w:hAnsi="Times New Roman" w:eastAsia="宋体" w:cs="Times New Roman"/>
                 <w:b w:val="0"/>
                 <w:sz w:val="18"/>
               </w:rPr>
@@ -4132,16 +4093,16 @@
         </w:tc>
         <w:tc>
           <w:tcPr>
-            <w:tcW w:w="2551" w:type="dxa"/>
-          </w:tcPr>
-          <w:p>
-            <w:pPr>
-              <w:spacing w:before="20" w:after="20"/>
-              <w:jc w:val="center"/>
-            </w:pPr>
-            <w:r>
-              <w:rPr>
-                <w:rFonts w:hint="eastAsia" w:ascii="Times New Roman" w:hAnsi="Times New Roman" w:eastAsia="宋体" w:cs="Times New Roman"/>
+            <w:tcW w:type="dxa" w:w="2551"/>
+          </w:tcPr>
+          <w:p>
+            <w:pPr>
+              <w:spacing w:before="20" w:after="20"/>
+              <w:jc w:val="center"/>
+            </w:pPr>
+            <w:r>
+              <w:rPr>
+                <w:rFonts w:ascii="Times New Roman" w:hAnsi="Times New Roman" w:eastAsia="宋体" w:cs="Times New Roman"/>
                 <w:b w:val="0"/>
                 <w:sz w:val="18"/>
               </w:rPr>
@@ -4158,7 +4119,7 @@
     </w:p>
     <w:p>
       <w:pPr>
-        <w:widowControl w:val="1"/>
+        <w:widowControl/>
         <w:spacing w:line="300" w:lineRule="auto"/>
         <w:ind w:firstLine="420" w:firstLineChars="200"/>
         <w:jc w:val="left"/>
@@ -4167,72 +4128,43 @@
         <w:rPr>
           <w:rFonts w:hint="eastAsia" w:ascii="Times New Roman" w:hAnsi="Times New Roman" w:eastAsia="宋体"/>
         </w:rPr>
-        <w:t>改进建议：① 将扫描命令固化到 CI 流水线，对结果 JSON 与基线做 diff，新增许可证必须人工确认；② 发布时随产物生成 SPDX/CycloneDX 格式 SBOM；③ 对豁免文件建立显式清单并注明理由；④ 引入第二工具（如 Apache Rat）交叉验证，降低单一工具漏检风险。</w:t>
-      </w:r>
-    </w:p>
-    <w:p>
-      <w:pPr>
-        <w:widowControl w:val="1"/>
+        <w:t xml:space="preserve">改进建议：① 将扫描命令固化到 CI 流水线，对结果 JSON 与基线做 diff，新增许可证必须人工确认；② 发布时随产物生成 SPDX/CycloneDX 格式 SBOM；③ 对豁免文件建立显式清单并注明理由；④ 引入第二工具（如 Apache Rat）交叉验证，降低单一工具漏检风险。</w:t>
+      </w:r>
+    </w:p>
+    <w:p>
+      <w:pPr>
+        <w:widowControl/>
         <w:spacing w:before="100" w:after="20" w:line="300" w:lineRule="auto"/>
         <w:jc w:val="left"/>
       </w:pPr>
       <w:r>
         <w:rPr>
           <w:rFonts w:hint="eastAsia" w:ascii="仿宋_GB2312" w:hAnsi="宋体" w:eastAsia="仿宋_GB2312" w:cs="仿宋_GB2312"/>
-          <w:b w:val="1"/>
-          <w:bCs w:val="1"/>
+          <w:b/>
+          <w:bCs/>
           <w:sz w:val="24"/>
           <w:szCs w:val="24"/>
         </w:rPr>
-        <w:t>六、测试结论与充分性说明</w:t>
-      </w:r>
-    </w:p>
-    <w:p>
-      <w:pPr>
-        <w:pStyle w:val="000004"/>
-      </w:pPr>
-      <w:r>
-        <w:rPr>
-          <w:rFonts w:hint="eastAsia" w:ascii="Times New Roman" w:hAnsi="Times New Roman" w:eastAsia="宋体"/>
-        </w:rPr>
-        <w:t>本次使用 ScanCode Toolkit 32.5.0 对 Apache Commons CLI 全部 141 个受控文件完成扫描：代码文件许可证检出率 100%，仓库主体许可证为 Apache-2.0，与 LICENSE、NOTICE、文件头三要素一致，运行时零依赖，整体合规状况良好；同时发现 9 个未声明文件（多为品牌图像资源）、2 处表达式误报及版权检测盲区，均已定位并给出对策。充分性说明：扫描覆盖率 100%，规则库为 SPDX 3.27，并对 12 个代表性文件做了人工抽样复核（全部一致），结论可信。</w:t>
-      </w:r>
-    </w:p>
-    <w:p>
-      <w:pPr>
-        <w:pStyle w:val="000004"/>
-        <w:spacing w:line="300" w:lineRule="auto"/>
-        <w:ind w:firstLineChars="200"/>
-        <w:rPr>
-          <w:rFonts w:ascii="Times New Roman" w:hAnsi="Times New Roman" w:eastAsia="宋体" w:cs="Times New Roman"/>
-          <w:kern w:val="2"/>
-          <w:sz w:val="21"/>
-          <w:szCs w:val="21"/>
-          <w:lang w:val="en-US" w:eastAsia="zh-CN" w:bidi="ar-SA"/>
-        </w:rPr>
-      </w:pPr>
-      <w:r>
-        <w:rPr>
-          <w:rFonts w:hint="eastAsia" w:ascii="Times New Roman" w:hAnsi="Times New Roman" w:eastAsia="宋体" w:cs="Times New Roman"/>
-          <w:kern w:val="2"/>
-          <w:sz w:val="21"/>
-          <w:szCs w:val="21"/>
-          <w:lang w:val="en-US" w:eastAsia="zh-CN" w:bidi="ar-SA"/>
-        </w:rPr>
-        <w:t>测试人员能力说明：本人持有鸿蒙开发者认证（HarmonyOS 应用开发者）与华为 HCIA-AI 方向认证，具备终端应用开发与人工智能技术应用能力，能够将开源合规要求与终端/AI 项目的实际开发场景相结合，胜任此类许可证合规测试与报告编制工作。</w:t>
-      </w:r>
-    </w:p>
-    <w:p>
-      <w:pPr>
-        <w:widowControl w:val="1"/>
+        <w:t xml:space="preserve">六、测试结论与充分性说明</w:t>
+      </w:r>
+    </w:p>
+    <w:p>
+      <w:pPr>
+        <w:widowControl/>
         <w:spacing w:line="300" w:lineRule="auto"/>
         <w:ind w:firstLine="420" w:firstLineChars="200"/>
         <w:jc w:val="left"/>
       </w:pPr>
-    </w:p>
-    <w:p>
-      <w:pPr>
-        <w:widowControl w:val="1"/>
+      <w:r>
+        <w:rPr>
+          <w:rFonts w:hint="eastAsia" w:ascii="Times New Roman" w:hAnsi="Times New Roman" w:eastAsia="宋体"/>
+        </w:rPr>
+        <w:t xml:space="preserve">本次使用 ScanCode Toolkit 32.5.0 对 Apache Commons CLI 全部 141 个受控文件完成扫描：代码文件许可证检出率 100%，仓库主体许可证为 Apache-2.0，与 LICENSE、NOTICE、文件头三要素一致，运行时零依赖，整体合规状况良好；同时发现 9 个未声明文件（多为品牌图像资源）、2 处表达式误报及版权检测盲区，均已定位并给出对策。充分性说明：扫描覆盖率 100%，规则库为 SPDX 3.27，并对 12 个代表性文件做了人工抽样复核（全部一致），结论可信。</w:t>
+      </w:r>
+    </w:p>
+    <w:p>
+      <w:pPr>
+        <w:widowControl/>
         <w:jc w:val="left"/>
         <w:rPr>
           <w:rFonts w:ascii="仿宋_GB2312" w:hAnsi="宋体" w:eastAsia="仿宋_GB2312"/>
@@ -4240,8 +4172,8 @@
           <w:szCs w:val="24"/>
         </w:rPr>
         <w:sectPr>
-          <w:headerReference r:id="rId4" w:type="default"/>
-          <w:footerReference r:id="rId5" w:type="default"/>
+          <w:headerReference r:id="rId3" w:type="default"/>
+          <w:footerReference r:id="rId4" w:type="default"/>
           <w:pgSz w:w="11906" w:h="16838"/>
           <w:pgMar w:top="1440" w:right="1800" w:bottom="1440" w:left="1800" w:header="851" w:footer="992" w:gutter="0"/>
           <w:cols w:space="720" w:num="1"/>
@@ -4251,7 +4183,7 @@
     </w:p>
     <w:p>
       <w:pPr>
-        <w:widowControl w:val="1"/>
+        <w:widowControl/>
         <w:jc w:val="left"/>
         <w:rPr>
           <w:rFonts w:ascii="仿宋_GB2312" w:hAnsi="宋体" w:eastAsia="仿宋_GB2312"/>
@@ -4270,7 +4202,7 @@
     </w:p>
     <w:tbl>
       <w:tblPr>
-        <w:tblStyle w:val="000008"/>
+        <w:tblStyle w:val="6"/>
         <w:tblW w:w="8522" w:type="dxa"/>
         <w:tblInd w:w="-106" w:type="dxa"/>
         <w:tblBorders>
@@ -4294,16 +4226,25 @@
         <w:gridCol w:w="1043"/>
       </w:tblGrid>
       <w:tr>
-        <w:trPr/>
+        <w:tblPrEx>
+          <w:tblBorders>
+            <w:top w:val="single" w:color="auto" w:sz="4" w:space="0"/>
+            <w:left w:val="single" w:color="auto" w:sz="4" w:space="0"/>
+            <w:bottom w:val="single" w:color="auto" w:sz="4" w:space="0"/>
+            <w:right w:val="single" w:color="auto" w:sz="4" w:space="0"/>
+            <w:insideH w:val="single" w:color="auto" w:sz="4" w:space="0"/>
+            <w:insideV w:val="single" w:color="auto" w:sz="4" w:space="0"/>
+          </w:tblBorders>
+          <w:tblCellMar>
+            <w:top w:w="0" w:type="dxa"/>
+            <w:left w:w="108" w:type="dxa"/>
+            <w:bottom w:w="0" w:type="dxa"/>
+            <w:right w:w="108" w:type="dxa"/>
+          </w:tblCellMar>
+        </w:tblPrEx>
         <w:tc>
           <w:tcPr>
             <w:tcW w:w="7479" w:type="dxa"/>
-            <w:tcBorders>
-              <w:top w:val="single" w:color="auto" w:sz="4" w:space="0"/>
-              <w:left w:val="single" w:color="auto" w:sz="4" w:space="0"/>
-              <w:bottom w:val="single" w:color="auto" w:sz="4" w:space="0"/>
-              <w:right w:val="single" w:color="auto" w:sz="4" w:space="0"/>
-            </w:tcBorders>
           </w:tcPr>
           <w:p>
             <w:pPr>
@@ -4311,16 +4252,16 @@
               <w:jc w:val="center"/>
               <w:rPr>
                 <w:rFonts w:ascii="仿宋" w:hAnsi="仿宋" w:eastAsia="仿宋"/>
-                <w:b w:val="1"/>
-                <w:bCs w:val="1"/>
-                <w:kern w:val="0"/>
-              </w:rPr>
-            </w:pPr>
-            <w:r>
-              <w:rPr>
-                <w:rFonts w:hint="eastAsia" w:ascii="仿宋" w:hAnsi="仿宋" w:eastAsia="仿宋" w:cs="仿宋"/>
-                <w:b w:val="1"/>
-                <w:bCs w:val="1"/>
+                <w:b/>
+                <w:bCs/>
+                <w:kern w:val="0"/>
+              </w:rPr>
+            </w:pPr>
+            <w:r>
+              <w:rPr>
+                <w:rFonts w:hint="eastAsia" w:ascii="仿宋" w:hAnsi="仿宋" w:eastAsia="仿宋" w:cs="仿宋"/>
+                <w:b/>
+                <w:bCs/>
                 <w:kern w:val="0"/>
               </w:rPr>
               <w:t>考核标准</w:t>
@@ -4330,29 +4271,23 @@
         <w:tc>
           <w:tcPr>
             <w:tcW w:w="1043" w:type="dxa"/>
-            <w:tcBorders>
-              <w:top w:val="single" w:color="auto" w:sz="4" w:space="0"/>
-              <w:left w:val="single" w:color="auto" w:sz="4" w:space="0"/>
-              <w:bottom w:val="single" w:color="auto" w:sz="4" w:space="0"/>
-              <w:right w:val="single" w:color="auto" w:sz="4" w:space="0"/>
-            </w:tcBorders>
-          </w:tcPr>
-          <w:p>
-            <w:pPr>
-              <w:widowControl w:val="1"/>
+          </w:tcPr>
+          <w:p>
+            <w:pPr>
+              <w:widowControl/>
               <w:jc w:val="center"/>
               <w:rPr>
                 <w:rFonts w:ascii="仿宋" w:hAnsi="仿宋" w:eastAsia="仿宋"/>
-                <w:b w:val="1"/>
-                <w:bCs w:val="1"/>
-                <w:kern w:val="0"/>
-              </w:rPr>
-            </w:pPr>
-            <w:r>
-              <w:rPr>
-                <w:rFonts w:hint="eastAsia" w:ascii="仿宋" w:hAnsi="仿宋" w:eastAsia="仿宋" w:cs="仿宋"/>
-                <w:b w:val="1"/>
-                <w:bCs w:val="1"/>
+                <w:b/>
+                <w:bCs/>
+                <w:kern w:val="0"/>
+              </w:rPr>
+            </w:pPr>
+            <w:r>
+              <w:rPr>
+                <w:rFonts w:hint="eastAsia" w:ascii="仿宋" w:hAnsi="仿宋" w:eastAsia="仿宋" w:cs="仿宋"/>
+                <w:b/>
+                <w:bCs/>
                 <w:kern w:val="0"/>
               </w:rPr>
               <w:t>得分</w:t>
@@ -4361,16 +4296,25 @@
         </w:tc>
       </w:tr>
       <w:tr>
-        <w:trPr/>
+        <w:tblPrEx>
+          <w:tblBorders>
+            <w:top w:val="single" w:color="auto" w:sz="4" w:space="0"/>
+            <w:left w:val="single" w:color="auto" w:sz="4" w:space="0"/>
+            <w:bottom w:val="single" w:color="auto" w:sz="4" w:space="0"/>
+            <w:right w:val="single" w:color="auto" w:sz="4" w:space="0"/>
+            <w:insideH w:val="single" w:color="auto" w:sz="4" w:space="0"/>
+            <w:insideV w:val="single" w:color="auto" w:sz="4" w:space="0"/>
+          </w:tblBorders>
+          <w:tblCellMar>
+            <w:top w:w="0" w:type="dxa"/>
+            <w:left w:w="108" w:type="dxa"/>
+            <w:bottom w:w="0" w:type="dxa"/>
+            <w:right w:w="108" w:type="dxa"/>
+          </w:tblCellMar>
+        </w:tblPrEx>
         <w:tc>
           <w:tcPr>
             <w:tcW w:w="7479" w:type="dxa"/>
-            <w:tcBorders>
-              <w:top w:val="single" w:color="auto" w:sz="4" w:space="0"/>
-              <w:left w:val="single" w:color="auto" w:sz="4" w:space="0"/>
-              <w:bottom w:val="single" w:color="auto" w:sz="4" w:space="0"/>
-              <w:right w:val="single" w:color="auto" w:sz="4" w:space="0"/>
-            </w:tcBorders>
           </w:tcPr>
           <w:p>
             <w:pPr>
@@ -4420,16 +4364,10 @@
         <w:tc>
           <w:tcPr>
             <w:tcW w:w="1043" w:type="dxa"/>
-            <w:tcBorders>
-              <w:top w:val="single" w:color="auto" w:sz="4" w:space="0"/>
-              <w:left w:val="single" w:color="auto" w:sz="4" w:space="0"/>
-              <w:bottom w:val="single" w:color="auto" w:sz="4" w:space="0"/>
-              <w:right w:val="single" w:color="auto" w:sz="4" w:space="0"/>
-            </w:tcBorders>
-          </w:tcPr>
-          <w:p>
-            <w:pPr>
-              <w:widowControl w:val="1"/>
+          </w:tcPr>
+          <w:p>
+            <w:pPr>
+              <w:widowControl/>
               <w:jc w:val="left"/>
               <w:rPr>
                 <w:rFonts w:ascii="仿宋" w:hAnsi="仿宋" w:eastAsia="仿宋"/>
@@ -4440,16 +4378,25 @@
         </w:tc>
       </w:tr>
       <w:tr>
-        <w:trPr/>
+        <w:tblPrEx>
+          <w:tblBorders>
+            <w:top w:val="single" w:color="auto" w:sz="4" w:space="0"/>
+            <w:left w:val="single" w:color="auto" w:sz="4" w:space="0"/>
+            <w:bottom w:val="single" w:color="auto" w:sz="4" w:space="0"/>
+            <w:right w:val="single" w:color="auto" w:sz="4" w:space="0"/>
+            <w:insideH w:val="single" w:color="auto" w:sz="4" w:space="0"/>
+            <w:insideV w:val="single" w:color="auto" w:sz="4" w:space="0"/>
+          </w:tblBorders>
+          <w:tblCellMar>
+            <w:top w:w="0" w:type="dxa"/>
+            <w:left w:w="108" w:type="dxa"/>
+            <w:bottom w:w="0" w:type="dxa"/>
+            <w:right w:w="108" w:type="dxa"/>
+          </w:tblCellMar>
+        </w:tblPrEx>
         <w:tc>
           <w:tcPr>
             <w:tcW w:w="7479" w:type="dxa"/>
-            <w:tcBorders>
-              <w:top w:val="single" w:color="auto" w:sz="4" w:space="0"/>
-              <w:left w:val="single" w:color="auto" w:sz="4" w:space="0"/>
-              <w:bottom w:val="single" w:color="auto" w:sz="4" w:space="0"/>
-              <w:right w:val="single" w:color="auto" w:sz="4" w:space="0"/>
-            </w:tcBorders>
           </w:tcPr>
           <w:p>
             <w:pPr>
@@ -4499,16 +4446,10 @@
         <w:tc>
           <w:tcPr>
             <w:tcW w:w="1043" w:type="dxa"/>
-            <w:tcBorders>
-              <w:top w:val="single" w:color="auto" w:sz="4" w:space="0"/>
-              <w:left w:val="single" w:color="auto" w:sz="4" w:space="0"/>
-              <w:bottom w:val="single" w:color="auto" w:sz="4" w:space="0"/>
-              <w:right w:val="single" w:color="auto" w:sz="4" w:space="0"/>
-            </w:tcBorders>
-          </w:tcPr>
-          <w:p>
-            <w:pPr>
-              <w:widowControl w:val="1"/>
+          </w:tcPr>
+          <w:p>
+            <w:pPr>
+              <w:widowControl/>
               <w:jc w:val="left"/>
               <w:rPr>
                 <w:rFonts w:ascii="仿宋" w:hAnsi="仿宋" w:eastAsia="仿宋"/>
@@ -4519,16 +4460,25 @@
         </w:tc>
       </w:tr>
       <w:tr>
-        <w:trPr/>
+        <w:tblPrEx>
+          <w:tblBorders>
+            <w:top w:val="single" w:color="auto" w:sz="4" w:space="0"/>
+            <w:left w:val="single" w:color="auto" w:sz="4" w:space="0"/>
+            <w:bottom w:val="single" w:color="auto" w:sz="4" w:space="0"/>
+            <w:right w:val="single" w:color="auto" w:sz="4" w:space="0"/>
+            <w:insideH w:val="single" w:color="auto" w:sz="4" w:space="0"/>
+            <w:insideV w:val="single" w:color="auto" w:sz="4" w:space="0"/>
+          </w:tblBorders>
+          <w:tblCellMar>
+            <w:top w:w="0" w:type="dxa"/>
+            <w:left w:w="108" w:type="dxa"/>
+            <w:bottom w:w="0" w:type="dxa"/>
+            <w:right w:w="108" w:type="dxa"/>
+          </w:tblCellMar>
+        </w:tblPrEx>
         <w:tc>
           <w:tcPr>
             <w:tcW w:w="7479" w:type="dxa"/>
-            <w:tcBorders>
-              <w:top w:val="single" w:color="auto" w:sz="4" w:space="0"/>
-              <w:left w:val="single" w:color="auto" w:sz="4" w:space="0"/>
-              <w:bottom w:val="single" w:color="auto" w:sz="4" w:space="0"/>
-              <w:right w:val="single" w:color="auto" w:sz="4" w:space="0"/>
-            </w:tcBorders>
           </w:tcPr>
           <w:p>
             <w:pPr>
@@ -4578,16 +4528,10 @@
         <w:tc>
           <w:tcPr>
             <w:tcW w:w="1043" w:type="dxa"/>
-            <w:tcBorders>
-              <w:top w:val="single" w:color="auto" w:sz="4" w:space="0"/>
-              <w:left w:val="single" w:color="auto" w:sz="4" w:space="0"/>
-              <w:bottom w:val="single" w:color="auto" w:sz="4" w:space="0"/>
-              <w:right w:val="single" w:color="auto" w:sz="4" w:space="0"/>
-            </w:tcBorders>
-          </w:tcPr>
-          <w:p>
-            <w:pPr>
-              <w:widowControl w:val="1"/>
+          </w:tcPr>
+          <w:p>
+            <w:pPr>
+              <w:widowControl/>
               <w:jc w:val="left"/>
               <w:rPr>
                 <w:rFonts w:ascii="仿宋" w:hAnsi="仿宋" w:eastAsia="仿宋"/>
@@ -4598,16 +4542,25 @@
         </w:tc>
       </w:tr>
       <w:tr>
-        <w:trPr/>
+        <w:tblPrEx>
+          <w:tblBorders>
+            <w:top w:val="single" w:color="auto" w:sz="4" w:space="0"/>
+            <w:left w:val="single" w:color="auto" w:sz="4" w:space="0"/>
+            <w:bottom w:val="single" w:color="auto" w:sz="4" w:space="0"/>
+            <w:right w:val="single" w:color="auto" w:sz="4" w:space="0"/>
+            <w:insideH w:val="single" w:color="auto" w:sz="4" w:space="0"/>
+            <w:insideV w:val="single" w:color="auto" w:sz="4" w:space="0"/>
+          </w:tblBorders>
+          <w:tblCellMar>
+            <w:top w:w="0" w:type="dxa"/>
+            <w:left w:w="108" w:type="dxa"/>
+            <w:bottom w:w="0" w:type="dxa"/>
+            <w:right w:w="108" w:type="dxa"/>
+          </w:tblCellMar>
+        </w:tblPrEx>
         <w:tc>
           <w:tcPr>
             <w:tcW w:w="7479" w:type="dxa"/>
-            <w:tcBorders>
-              <w:top w:val="single" w:color="auto" w:sz="4" w:space="0"/>
-              <w:left w:val="single" w:color="auto" w:sz="4" w:space="0"/>
-              <w:bottom w:val="single" w:color="auto" w:sz="4" w:space="0"/>
-              <w:right w:val="single" w:color="auto" w:sz="4" w:space="0"/>
-            </w:tcBorders>
           </w:tcPr>
           <w:p>
             <w:pPr>
@@ -4657,16 +4610,10 @@
         <w:tc>
           <w:tcPr>
             <w:tcW w:w="1043" w:type="dxa"/>
-            <w:tcBorders>
-              <w:top w:val="single" w:color="auto" w:sz="4" w:space="0"/>
-              <w:left w:val="single" w:color="auto" w:sz="4" w:space="0"/>
-              <w:bottom w:val="single" w:color="auto" w:sz="4" w:space="0"/>
-              <w:right w:val="single" w:color="auto" w:sz="4" w:space="0"/>
-            </w:tcBorders>
-          </w:tcPr>
-          <w:p>
-            <w:pPr>
-              <w:widowControl w:val="1"/>
+          </w:tcPr>
+          <w:p>
+            <w:pPr>
+              <w:widowControl/>
               <w:jc w:val="left"/>
               <w:rPr>
                 <w:rFonts w:ascii="仿宋" w:hAnsi="仿宋" w:eastAsia="仿宋"/>
@@ -4677,16 +4624,25 @@
         </w:tc>
       </w:tr>
       <w:tr>
-        <w:trPr/>
+        <w:tblPrEx>
+          <w:tblBorders>
+            <w:top w:val="single" w:color="auto" w:sz="4" w:space="0"/>
+            <w:left w:val="single" w:color="auto" w:sz="4" w:space="0"/>
+            <w:bottom w:val="single" w:color="auto" w:sz="4" w:space="0"/>
+            <w:right w:val="single" w:color="auto" w:sz="4" w:space="0"/>
+            <w:insideH w:val="single" w:color="auto" w:sz="4" w:space="0"/>
+            <w:insideV w:val="single" w:color="auto" w:sz="4" w:space="0"/>
+          </w:tblBorders>
+          <w:tblCellMar>
+            <w:top w:w="0" w:type="dxa"/>
+            <w:left w:w="108" w:type="dxa"/>
+            <w:bottom w:w="0" w:type="dxa"/>
+            <w:right w:w="108" w:type="dxa"/>
+          </w:tblCellMar>
+        </w:tblPrEx>
         <w:tc>
           <w:tcPr>
             <w:tcW w:w="7479" w:type="dxa"/>
-            <w:tcBorders>
-              <w:top w:val="single" w:color="auto" w:sz="4" w:space="0"/>
-              <w:left w:val="single" w:color="auto" w:sz="4" w:space="0"/>
-              <w:bottom w:val="single" w:color="auto" w:sz="4" w:space="0"/>
-              <w:right w:val="single" w:color="auto" w:sz="4" w:space="0"/>
-            </w:tcBorders>
           </w:tcPr>
           <w:p>
             <w:pPr>
@@ -4736,16 +4692,10 @@
         <w:tc>
           <w:tcPr>
             <w:tcW w:w="1043" w:type="dxa"/>
-            <w:tcBorders>
-              <w:top w:val="single" w:color="auto" w:sz="4" w:space="0"/>
-              <w:left w:val="single" w:color="auto" w:sz="4" w:space="0"/>
-              <w:bottom w:val="single" w:color="auto" w:sz="4" w:space="0"/>
-              <w:right w:val="single" w:color="auto" w:sz="4" w:space="0"/>
-            </w:tcBorders>
-          </w:tcPr>
-          <w:p>
-            <w:pPr>
-              <w:widowControl w:val="1"/>
+          </w:tcPr>
+          <w:p>
+            <w:pPr>
+              <w:widowControl/>
               <w:jc w:val="left"/>
               <w:rPr>
                 <w:rFonts w:ascii="仿宋" w:hAnsi="仿宋" w:eastAsia="仿宋"/>
@@ -4756,16 +4706,25 @@
         </w:tc>
       </w:tr>
       <w:tr>
-        <w:trPr/>
+        <w:tblPrEx>
+          <w:tblBorders>
+            <w:top w:val="single" w:color="auto" w:sz="4" w:space="0"/>
+            <w:left w:val="single" w:color="auto" w:sz="4" w:space="0"/>
+            <w:bottom w:val="single" w:color="auto" w:sz="4" w:space="0"/>
+            <w:right w:val="single" w:color="auto" w:sz="4" w:space="0"/>
+            <w:insideH w:val="single" w:color="auto" w:sz="4" w:space="0"/>
+            <w:insideV w:val="single" w:color="auto" w:sz="4" w:space="0"/>
+          </w:tblBorders>
+          <w:tblCellMar>
+            <w:top w:w="0" w:type="dxa"/>
+            <w:left w:w="108" w:type="dxa"/>
+            <w:bottom w:w="0" w:type="dxa"/>
+            <w:right w:w="108" w:type="dxa"/>
+          </w:tblCellMar>
+        </w:tblPrEx>
         <w:tc>
           <w:tcPr>
             <w:tcW w:w="7479" w:type="dxa"/>
-            <w:tcBorders>
-              <w:top w:val="single" w:color="auto" w:sz="4" w:space="0"/>
-              <w:left w:val="single" w:color="auto" w:sz="4" w:space="0"/>
-              <w:bottom w:val="single" w:color="auto" w:sz="4" w:space="0"/>
-              <w:right w:val="single" w:color="auto" w:sz="4" w:space="0"/>
-            </w:tcBorders>
           </w:tcPr>
           <w:p>
             <w:pPr>
@@ -4787,16 +4746,10 @@
         <w:tc>
           <w:tcPr>
             <w:tcW w:w="1043" w:type="dxa"/>
-            <w:tcBorders>
-              <w:top w:val="single" w:color="auto" w:sz="4" w:space="0"/>
-              <w:left w:val="single" w:color="auto" w:sz="4" w:space="0"/>
-              <w:bottom w:val="single" w:color="auto" w:sz="4" w:space="0"/>
-              <w:right w:val="single" w:color="auto" w:sz="4" w:space="0"/>
-            </w:tcBorders>
-          </w:tcPr>
-          <w:p>
-            <w:pPr>
-              <w:widowControl w:val="1"/>
+          </w:tcPr>
+          <w:p>
+            <w:pPr>
+              <w:widowControl/>
               <w:jc w:val="left"/>
               <w:rPr>
                 <w:rFonts w:ascii="仿宋" w:hAnsi="仿宋" w:eastAsia="仿宋"/>
@@ -4809,7 +4762,7 @@
     </w:tbl>
     <w:p>
       <w:pPr>
-        <w:widowControl w:val="1"/>
+        <w:widowControl/>
         <w:jc w:val="left"/>
         <w:rPr>
           <w:rFonts w:ascii="仿宋_GB2312" w:hAnsi="宋体" w:eastAsia="仿宋_GB2312"/>
@@ -4829,10 +4782,10 @@
 </file>
 
 <file path=word/footer1.xml><?xml version="1.0" encoding="utf-8"?>
-<w:ftr xmlns:w="http://schemas.openxmlformats.org/wordprocessingml/2006/main" xmlns:w14="http://schemas.microsoft.com/office/word/2010/wordml" xmlns:mc="http://schemas.openxmlformats.org/markup-compatibility/2006" mc:Ignorable="w14">
+<w:ftr xmlns:wpc="http://schemas.microsoft.com/office/word/2010/wordprocessingCanvas" xmlns:mc="http://schemas.openxmlformats.org/markup-compatibility/2006" xmlns:o="urn:schemas-microsoft-com:office:office" xmlns:r="http://schemas.openxmlformats.org/officeDocument/2006/relationships" xmlns:m="http://schemas.openxmlformats.org/officeDocument/2006/math" xmlns:v="urn:schemas-microsoft-com:vml" xmlns:wp14="http://schemas.microsoft.com/office/word/2010/wordprocessingDrawing" xmlns:wp="http://schemas.openxmlformats.org/drawingml/2006/wordprocessingDrawing" xmlns:w10="urn:schemas-microsoft-com:office:word" xmlns:w="http://schemas.openxmlformats.org/wordprocessingml/2006/main" xmlns:w14="http://schemas.microsoft.com/office/word/2010/wordml" xmlns:w15="http://schemas.microsoft.com/office/word/2012/wordml" xmlns:wpg="http://schemas.microsoft.com/office/word/2010/wordprocessingGroup" xmlns:wpi="http://schemas.microsoft.com/office/word/2010/wordprocessingInk" xmlns:wne="http://schemas.microsoft.com/office/word/2006/wordml" xmlns:wps="http://schemas.microsoft.com/office/word/2010/wordprocessingShape" xmlns:wpsCustomData="http://www.wps.cn/officeDocument/2013/wpsCustomData" mc:Ignorable="w14 w15 wp14">
   <w:p>
     <w:pPr>
-      <w:pStyle w:val="000002"/>
+      <w:pStyle w:val="4"/>
       <w:jc w:val="center"/>
       <w:rPr>
         <w:rFonts w:ascii="宋体"/>
@@ -4845,18 +4798,14 @@
 </file>
 
 <file path=word/header1.xml><?xml version="1.0" encoding="utf-8"?>
-<w:hdr xmlns:w="http://schemas.openxmlformats.org/wordprocessingml/2006/main" xmlns:w14="http://schemas.microsoft.com/office/word/2010/wordml" xmlns:mc="http://schemas.openxmlformats.org/markup-compatibility/2006" mc:Ignorable="w14">
-  <w:p>
-    <w:pPr/>
-  </w:p>
-  <w:p>
-    <w:pPr/>
-  </w:p>
+<w:hdr xmlns:wpc="http://schemas.microsoft.com/office/word/2010/wordprocessingCanvas" xmlns:mc="http://schemas.openxmlformats.org/markup-compatibility/2006" xmlns:o="urn:schemas-microsoft-com:office:office" xmlns:r="http://schemas.openxmlformats.org/officeDocument/2006/relationships" xmlns:m="http://schemas.openxmlformats.org/officeDocument/2006/math" xmlns:v="urn:schemas-microsoft-com:vml" xmlns:wp14="http://schemas.microsoft.com/office/word/2010/wordprocessingDrawing" xmlns:wp="http://schemas.openxmlformats.org/drawingml/2006/wordprocessingDrawing" xmlns:w10="urn:schemas-microsoft-com:office:word" xmlns:w="http://schemas.openxmlformats.org/wordprocessingml/2006/main" xmlns:w14="http://schemas.microsoft.com/office/word/2010/wordml" xmlns:w15="http://schemas.microsoft.com/office/word/2012/wordml" xmlns:wpg="http://schemas.microsoft.com/office/word/2010/wordprocessingGroup" xmlns:wpi="http://schemas.microsoft.com/office/word/2010/wordprocessingInk" xmlns:wne="http://schemas.microsoft.com/office/word/2006/wordml" xmlns:wps="http://schemas.microsoft.com/office/word/2010/wordprocessingShape" xmlns:wpsCustomData="http://www.wps.cn/officeDocument/2013/wpsCustomData" mc:Ignorable="w14 w15 wp14">
+  <w:p/>
+  <w:p/>
 </w:hdr>
 </file>
 
 <file path=word/styles.xml><?xml version="1.0" encoding="utf-8"?>
-<w:styles xmlns:w="http://schemas.openxmlformats.org/wordprocessingml/2006/main">
+<w:styles xmlns:mc="http://schemas.openxmlformats.org/markup-compatibility/2006" xmlns:o="urn:schemas-microsoft-com:office:office" xmlns:r="http://schemas.openxmlformats.org/officeDocument/2006/relationships" xmlns:m="http://schemas.openxmlformats.org/officeDocument/2006/math" xmlns:v="urn:schemas-microsoft-com:vml" xmlns:w="http://schemas.openxmlformats.org/wordprocessingml/2006/main" xmlns:w14="http://schemas.microsoft.com/office/word/2010/wordml" xmlns:w10="urn:schemas-microsoft-com:office:word" xmlns:sl="http://schemas.openxmlformats.org/schemaLibrary/2006/main" xmlns:wpsCustomData="http://www.wps.cn/officeDocument/2013/wpsCustomData" mc:Ignorable="w14">
   <w:docDefaults>
     <w:rPrDefault>
       <w:rPr>
@@ -4865,262 +4814,332 @@
     </w:rPrDefault>
     <w:pPrDefault/>
   </w:docDefaults>
-  <w:latentStyles w:defLockedState="0" w:defUIPriority="99" w:defSemiHidden="1" w:defUnhideWhenUsed="1" w:defQFormat="0" w:count="260">
-    <w:lsdException w:name="endnote text" w:uiPriority="99"/>
-    <w:lsdException w:name="Medium Shading 1" w:uiPriority="63" w:semiHidden="0" w:unhideWhenUsed="0"/>
-    <w:lsdException w:name="List Bullet" w:uiPriority="99"/>
-    <w:lsdException w:name="Medium List 1" w:uiPriority="65" w:semiHidden="0" w:unhideWhenUsed="0"/>
-    <w:lsdException w:name="Medium List 1 Accent 2" w:uiPriority="65" w:semiHidden="0" w:unhideWhenUsed="0"/>
-    <w:lsdException w:name="Medium Grid 1 Accent 4" w:uiPriority="67" w:semiHidden="0" w:unhideWhenUsed="0"/>
-    <w:lsdException w:name="Colorful Grid Accent 6" w:uiPriority="73" w:semiHidden="0" w:unhideWhenUsed="0"/>
-    <w:lsdException w:name="Table Professional" w:uiPriority="99"/>
-    <w:lsdException w:name="Hyperlink" w:uiPriority="99"/>
-    <w:lsdException w:name="Medium Shading 2 Accent 5" w:uiPriority="64" w:semiHidden="0" w:unhideWhenUsed="0"/>
-    <w:lsdException w:name="Colorful Grid Accent 1" w:uiPriority="73" w:semiHidden="0" w:unhideWhenUsed="0"/>
-    <w:lsdException w:name="Table Colorful 2" w:uiPriority="99"/>
-    <w:lsdException w:name="Colorful Grid" w:uiPriority="73" w:semiHidden="0" w:unhideWhenUsed="0"/>
-    <w:lsdException w:name="Title" w:locked="1" w:uiPriority="0" w:semiHidden="0" w:unhideWhenUsed="0" w:qFormat="1"/>
-    <w:lsdException w:name="Table Grid 7" w:uiPriority="99"/>
-    <w:lsdException w:name="toc 5" w:locked="1" w:uiPriority="0" w:semiHidden="0" w:unhideWhenUsed="0"/>
-    <w:lsdException w:name="Table Columns 1" w:uiPriority="99"/>
-    <w:lsdException w:name="Body Text Indent 3" w:uiPriority="99"/>
-    <w:lsdException w:name="Medium Grid 3 Accent 1" w:uiPriority="69" w:semiHidden="0" w:unhideWhenUsed="0"/>
-    <w:lsdException w:name="List 2" w:uiPriority="99"/>
-    <w:lsdException w:name="toc 8" w:locked="1" w:uiPriority="0" w:semiHidden="0" w:unhideWhenUsed="0"/>
-    <w:lsdException w:name="List 5" w:uiPriority="99"/>
-    <w:lsdException w:name="HTML Typewriter" w:uiPriority="99"/>
-    <w:lsdException w:name="toc 3" w:locked="1" w:uiPriority="0" w:semiHidden="0" w:unhideWhenUsed="0"/>
-    <w:lsdException w:name="Colorful Grid Accent 2" w:uiPriority="73" w:semiHidden="0" w:unhideWhenUsed="0"/>
-    <w:lsdException w:name="index 8" w:uiPriority="99"/>
-    <w:lsdException w:name="Dark List Accent 5" w:uiPriority="70" w:semiHidden="0" w:unhideWhenUsed="0"/>
-    <w:lsdException w:name="Medium List 1 Accent 1" w:uiPriority="65" w:semiHidden="0" w:unhideWhenUsed="0"/>
-    <w:lsdException w:name="Body Text First Indent" w:uiPriority="99"/>
-    <w:lsdException w:name="Medium Grid 2 Accent 4" w:uiPriority="68" w:semiHidden="0" w:unhideWhenUsed="0"/>
-    <w:lsdException w:name="Table Web 1" w:uiPriority="99"/>
-    <w:lsdException w:name="Table Theme" w:uiPriority="99"/>
-    <w:lsdException w:name="header" w:uiPriority="99" w:semiHidden="0" w:unhideWhenUsed="0" w:qFormat="1"/>
-    <w:lsdException w:name="Table Subtle 2" w:uiPriority="99"/>
-    <w:lsdException w:name="List Continue" w:uiPriority="99"/>
-    <w:lsdException w:name="Medium Grid 1 Accent 1" w:uiPriority="67" w:semiHidden="0" w:unhideWhenUsed="0"/>
-    <w:lsdException w:name="List Number 5" w:uiPriority="99"/>
-    <w:lsdException w:name="caption" w:locked="1" w:uiPriority="0" w:qFormat="1"/>
-    <w:lsdException w:name="Medium List 2 Accent 1" w:uiPriority="66" w:semiHidden="0" w:unhideWhenUsed="0"/>
-    <w:lsdException w:name="Light Grid Accent 6" w:uiPriority="62" w:semiHidden="0" w:unhideWhenUsed="0"/>
-    <w:lsdException w:name="Normal" w:uiPriority="0" w:semiHidden="0" w:unhideWhenUsed="0" w:qFormat="1"/>
-    <w:lsdException w:name="Medium Shading 1 Accent 1" w:uiPriority="63" w:semiHidden="0" w:unhideWhenUsed="0"/>
-    <w:lsdException w:name="heading 7" w:locked="1" w:uiPriority="0" w:qFormat="1"/>
-    <w:lsdException w:name="Medium Grid 1 Accent 6" w:uiPriority="67" w:semiHidden="0" w:unhideWhenUsed="0"/>
-    <w:lsdException w:name="HTML Variable" w:uiPriority="99"/>
-    <w:lsdException w:name="Light Grid Accent 4" w:uiPriority="62" w:semiHidden="0" w:unhideWhenUsed="0"/>
-    <w:lsdException w:name="Dark List" w:uiPriority="70" w:semiHidden="0" w:unhideWhenUsed="0"/>
-    <w:lsdException w:name="Light Grid Accent 3" w:uiPriority="62" w:semiHidden="0" w:unhideWhenUsed="0"/>
-    <w:lsdException w:name="table of authorities" w:uiPriority="99"/>
-    <w:lsdException w:name="Dark List Accent 3" w:uiPriority="70" w:semiHidden="0" w:unhideWhenUsed="0"/>
-    <w:lsdException w:name="Medium List 2 Accent 5" w:uiPriority="66" w:semiHidden="0" w:unhideWhenUsed="0"/>
-    <w:lsdException w:name="List Continue 4" w:uiPriority="99"/>
-    <w:lsdException w:name="table of figures" w:uiPriority="99"/>
-    <w:lsdException w:name="Medium Shading 1 Accent 6" w:uiPriority="63" w:semiHidden="0" w:unhideWhenUsed="0"/>
-    <w:lsdException w:name="Table Grid 4" w:uiPriority="99"/>
-    <w:lsdException w:name="Colorful Shading Accent 4" w:uiPriority="71" w:semiHidden="0" w:unhideWhenUsed="0"/>
-    <w:lsdException w:name="toc 2" w:locked="1" w:uiPriority="0" w:semiHidden="0" w:unhideWhenUsed="0"/>
-    <w:lsdException w:name="Table List 1" w:uiPriority="99"/>
-    <w:lsdException w:name="Medium Grid 2 Accent 6" w:uiPriority="68" w:semiHidden="0" w:unhideWhenUsed="0"/>
-    <w:lsdException w:name="Note Heading" w:uiPriority="99"/>
-    <w:lsdException w:name="FollowedHyperlink" w:uiPriority="99"/>
-    <w:lsdException w:name="Dark List Accent 4" w:uiPriority="70" w:semiHidden="0" w:unhideWhenUsed="0"/>
-    <w:lsdException w:name="List Continue 2" w:uiPriority="99"/>
-    <w:lsdException w:name="Medium Grid 3 Accent 2" w:uiPriority="69" w:semiHidden="0" w:unhideWhenUsed="0"/>
-    <w:lsdException w:name="HTML Address" w:uiPriority="99"/>
-    <w:lsdException w:name="E-mail Signature" w:uiPriority="99"/>
-    <w:lsdException w:name="Medium Grid 2 Accent 2" w:uiPriority="68" w:semiHidden="0" w:unhideWhenUsed="0"/>
-    <w:lsdException w:name="Colorful List Accent 3" w:uiPriority="72" w:semiHidden="0" w:unhideWhenUsed="0"/>
-    <w:lsdException w:name="endnote reference" w:uiPriority="99"/>
-    <w:lsdException w:name="Medium Shading 1 Accent 5" w:uiPriority="63" w:semiHidden="0" w:unhideWhenUsed="0"/>
-    <w:lsdException w:name="Colorful Shading Accent 2" w:uiPriority="71" w:semiHidden="0" w:unhideWhenUsed="0"/>
-    <w:lsdException w:name="Medium List 1 Accent 6" w:uiPriority="65" w:semiHidden="0" w:unhideWhenUsed="0"/>
-    <w:lsdException w:name="heading 9" w:locked="1" w:uiPriority="0" w:qFormat="1"/>
-    <w:lsdException w:name="Colorful Shading Accent 5" w:uiPriority="71" w:semiHidden="0" w:unhideWhenUsed="0"/>
-    <w:lsdException w:name="Table Simple 1" w:uiPriority="99"/>
-    <w:lsdException w:name="Light List Accent 5" w:uiPriority="61" w:semiHidden="0" w:unhideWhenUsed="0"/>
-    <w:lsdException w:name="annotation subject" w:uiPriority="99"/>
-    <w:lsdException w:name="Light List Accent 1" w:uiPriority="61" w:semiHidden="0" w:unhideWhenUsed="0"/>
-    <w:lsdException w:name="Colorful List Accent 6" w:uiPriority="72" w:semiHidden="0" w:unhideWhenUsed="0"/>
-    <w:lsdException w:name="annotation text" w:uiPriority="99"/>
-    <w:lsdException w:name="Colorful List Accent 1" w:uiPriority="72" w:semiHidden="0" w:unhideWhenUsed="0"/>
-    <w:lsdException w:name="Dark List Accent 2" w:uiPriority="70" w:semiHidden="0" w:unhideWhenUsed="0"/>
-    <w:lsdException w:name="Plain Text" w:uiPriority="99"/>
-    <w:lsdException w:name="envelope return" w:uiPriority="99"/>
-    <w:lsdException w:name="annotation reference" w:uiPriority="99"/>
-    <w:lsdException w:name="List Number 3" w:uiPriority="99"/>
-    <w:lsdException w:name="index 3" w:uiPriority="99"/>
-    <w:lsdException w:name="Colorful Shading" w:uiPriority="71" w:semiHidden="0" w:unhideWhenUsed="0"/>
-    <w:lsdException w:name="Normal Table" w:uiPriority="99" w:qFormat="1"/>
-    <w:lsdException w:name="Table Grid 6" w:uiPriority="99"/>
-    <w:lsdException w:name="Medium List 2" w:uiPriority="66" w:semiHidden="0" w:unhideWhenUsed="0"/>
-    <w:lsdException w:name="List Bullet 5" w:uiPriority="99"/>
-    <w:lsdException w:name="List 4" w:uiPriority="99"/>
-    <w:lsdException w:name="Table Classic 3" w:uiPriority="99"/>
-    <w:lsdException w:name="Medium Shading 1 Accent 3" w:uiPriority="63" w:semiHidden="0" w:unhideWhenUsed="0"/>
-    <w:lsdException w:name="toc 4" w:locked="1" w:uiPriority="0" w:semiHidden="0" w:unhideWhenUsed="0"/>
-    <w:lsdException w:name="Medium Grid 3 Accent 6" w:uiPriority="69" w:semiHidden="0" w:unhideWhenUsed="0"/>
-    <w:lsdException w:name="Colorful Shading Accent 6" w:uiPriority="71" w:semiHidden="0" w:unhideWhenUsed="0"/>
-    <w:lsdException w:name="Table List 3" w:uiPriority="99"/>
-    <w:lsdException w:name="Table List 8" w:uiPriority="99"/>
-    <w:lsdException w:name="Balloon Text" w:uiPriority="99" w:unhideWhenUsed="0" w:qFormat="1"/>
-    <w:lsdException w:name="Signature" w:uiPriority="99"/>
-    <w:lsdException w:name="Colorful List Accent 2" w:uiPriority="72" w:semiHidden="0" w:unhideWhenUsed="0"/>
-    <w:lsdException w:name="Body Text" w:uiPriority="99"/>
-    <w:lsdException w:name="Dark List Accent 1" w:uiPriority="70" w:semiHidden="0" w:unhideWhenUsed="0"/>
-    <w:lsdException w:name="Medium Shading 1 Accent 4" w:uiPriority="63" w:semiHidden="0" w:unhideWhenUsed="0"/>
-    <w:lsdException w:name="Normal Indent" w:uiPriority="99"/>
-    <w:lsdException w:name="Medium Shading 2 Accent 4" w:uiPriority="64" w:semiHidden="0" w:unhideWhenUsed="0"/>
-    <w:lsdException w:name="Colorful List Accent 5" w:uiPriority="72" w:semiHidden="0" w:unhideWhenUsed="0"/>
-    <w:lsdException w:name="Light List Accent 4" w:uiPriority="61" w:semiHidden="0" w:unhideWhenUsed="0"/>
-    <w:lsdException w:name="Table Web 2" w:uiPriority="99"/>
-    <w:lsdException w:name="Body Text Indent 2" w:uiPriority="99"/>
-    <w:lsdException w:name="Medium Grid 1 Accent 2" w:uiPriority="67" w:semiHidden="0" w:unhideWhenUsed="0"/>
-    <w:lsdException w:name="Table Subtle 1" w:uiPriority="99"/>
-    <w:lsdException w:name="Light List Accent 3" w:uiPriority="61" w:semiHidden="0" w:unhideWhenUsed="0"/>
-    <w:lsdException w:name="Table Grid" w:uiPriority="99" w:semiHidden="0" w:unhideWhenUsed="0" w:qFormat="1"/>
-    <w:lsdException w:name="Medium Grid 2 Accent 3" w:uiPriority="68" w:semiHidden="0" w:unhideWhenUsed="0"/>
-    <w:lsdException w:name="Colorful Grid Accent 5" w:uiPriority="73" w:semiHidden="0" w:unhideWhenUsed="0"/>
-    <w:lsdException w:name="Salutation" w:uiPriority="99"/>
-    <w:lsdException w:name="index 7" w:uiPriority="99"/>
-    <w:lsdException w:name="Dark List Accent 6" w:uiPriority="70" w:semiHidden="0" w:unhideWhenUsed="0"/>
-    <w:lsdException w:name="Medium List 1 Accent 4" w:uiPriority="65" w:semiHidden="0" w:unhideWhenUsed="0"/>
-    <w:lsdException w:name="List 3" w:uiPriority="99"/>
-    <w:lsdException w:name="heading 8" w:locked="1" w:uiPriority="0" w:qFormat="1"/>
-    <w:lsdException w:name="index 1" w:uiPriority="99"/>
-    <w:lsdException w:name="Table Columns 3" w:uiPriority="99"/>
-    <w:lsdException w:name="Light List" w:uiPriority="61" w:semiHidden="0" w:unhideWhenUsed="0"/>
-    <w:lsdException w:name="Medium Grid 2 Accent 1" w:uiPriority="68" w:semiHidden="0" w:unhideWhenUsed="0"/>
-    <w:lsdException w:name="Message Header" w:uiPriority="99"/>
-    <w:lsdException w:name="Medium Shading 2 Accent 3" w:uiPriority="64" w:semiHidden="0" w:unhideWhenUsed="0"/>
-    <w:lsdException w:name="List Bullet 3" w:uiPriority="99"/>
-    <w:lsdException w:name="Closing" w:uiPriority="99"/>
-    <w:lsdException w:name="Table Classic 1" w:uiPriority="99"/>
-    <w:lsdException w:name="Table List 5" w:uiPriority="99"/>
-    <w:lsdException w:name="heading 3" w:uiPriority="99" w:semiHidden="0" w:unhideWhenUsed="0" w:qFormat="1"/>
-    <w:lsdException w:name="Medium List 2 Accent 2" w:uiPriority="66" w:semiHidden="0" w:unhideWhenUsed="0"/>
-    <w:lsdException w:name="Colorful List Accent 4" w:uiPriority="72" w:semiHidden="0" w:unhideWhenUsed="0"/>
-    <w:lsdException w:name="index heading" w:uiPriority="99"/>
-    <w:lsdException w:name="List Number" w:uiPriority="99"/>
-    <w:lsdException w:name="footnote reference" w:uiPriority="99"/>
-    <w:lsdException w:name="Body Text First Indent 2" w:uiPriority="99"/>
-    <w:lsdException w:name="HTML Cite" w:uiPriority="99"/>
-    <w:lsdException w:name="Medium Shading 1 Accent 2" w:uiPriority="63" w:semiHidden="0" w:unhideWhenUsed="0"/>
-    <w:lsdException w:name="envelope address" w:uiPriority="99"/>
-    <w:lsdException w:name="Body Text 2" w:uiPriority="99"/>
-    <w:lsdException w:name="Table 3D effects 2" w:uiPriority="99"/>
-    <w:lsdException w:name="footer" w:uiPriority="99" w:semiHidden="0" w:unhideWhenUsed="0" w:qFormat="1"/>
-    <w:lsdException w:name="Table Columns 4" w:uiPriority="99"/>
-    <w:lsdException w:name="Light Shading Accent 3" w:uiPriority="60" w:semiHidden="0" w:unhideWhenUsed="0"/>
-    <w:lsdException w:name="Medium Shading 2 Accent 2" w:uiPriority="64" w:semiHidden="0" w:unhideWhenUsed="0"/>
-    <w:lsdException w:name="Table List 2" w:uiPriority="99"/>
-    <w:lsdException w:name="Colorful List" w:uiPriority="72" w:semiHidden="0" w:unhideWhenUsed="0"/>
-    <w:lsdException w:name="List Continue 5" w:uiPriority="99"/>
-    <w:lsdException w:name="Normal (Web)" w:uiPriority="99"/>
-    <w:lsdException w:name="List" w:uiPriority="99"/>
-    <w:lsdException w:name="toa heading" w:uiPriority="99"/>
-    <w:lsdException w:name="Light Shading Accent 1" w:uiPriority="60" w:semiHidden="0" w:unhideWhenUsed="0"/>
-    <w:lsdException w:name="Medium Shading 2 Accent 1" w:uiPriority="64" w:semiHidden="0" w:unhideWhenUsed="0"/>
-    <w:lsdException w:name="Emphasis" w:locked="1" w:uiPriority="0" w:semiHidden="0" w:unhideWhenUsed="0" w:qFormat="1"/>
-    <w:lsdException w:name="index 5" w:uiPriority="99"/>
-    <w:lsdException w:name="Table Colorful 1" w:uiPriority="99"/>
-    <w:lsdException w:name="Light Shading Accent 6" w:uiPriority="60" w:semiHidden="0" w:unhideWhenUsed="0"/>
-    <w:lsdException w:name="Medium List 2 Accent 6" w:uiPriority="66" w:semiHidden="0" w:unhideWhenUsed="0"/>
-    <w:lsdException w:name="Light Grid" w:uiPriority="62" w:semiHidden="0" w:unhideWhenUsed="0"/>
-    <w:lsdException w:name="heading 5" w:locked="1" w:uiPriority="0" w:qFormat="1"/>
-    <w:lsdException w:name="Light List Accent 2" w:uiPriority="61" w:semiHidden="0" w:unhideWhenUsed="0"/>
-    <w:lsdException w:name="Table List 4" w:uiPriority="99"/>
-    <w:lsdException w:name="Light Shading" w:uiPriority="60" w:semiHidden="0" w:unhideWhenUsed="0"/>
-    <w:lsdException w:name="heading 2" w:locked="1" w:uiPriority="0" w:qFormat="1"/>
-    <w:lsdException w:name="Medium Grid 2 Accent 5" w:uiPriority="68" w:semiHidden="0" w:unhideWhenUsed="0"/>
-    <w:lsdException w:name="Date" w:uiPriority="99"/>
-    <w:lsdException w:name="Medium Shading 2 Accent 6" w:uiPriority="64" w:semiHidden="0" w:unhideWhenUsed="0"/>
-    <w:lsdException w:name="Medium List 2 Accent 3" w:uiPriority="66" w:semiHidden="0" w:unhideWhenUsed="0"/>
-    <w:lsdException w:name="Medium List 2 Accent 4" w:uiPriority="66" w:semiHidden="0" w:unhideWhenUsed="0"/>
-    <w:lsdException w:name="Body Text 3" w:uiPriority="99"/>
-    <w:lsdException w:name="Table List 7" w:uiPriority="99"/>
-    <w:lsdException w:name="Light Grid Accent 1" w:uiPriority="62" w:semiHidden="0" w:unhideWhenUsed="0"/>
-    <w:lsdException w:name="Light Shading Accent 2" w:uiPriority="60" w:semiHidden="0" w:unhideWhenUsed="0"/>
-    <w:lsdException w:name="Document Map" w:uiPriority="99"/>
-    <w:lsdException w:name="Light Shading Accent 5" w:uiPriority="60" w:semiHidden="0" w:unhideWhenUsed="0"/>
-    <w:lsdException w:name="heading 6" w:locked="1" w:uiPriority="0" w:qFormat="1"/>
-    <w:lsdException w:name="Light List Accent 6" w:uiPriority="61" w:semiHidden="0" w:unhideWhenUsed="0"/>
-    <w:lsdException w:name="List Bullet 4" w:uiPriority="99"/>
-    <w:lsdException w:name="Table 3D effects 3" w:uiPriority="99"/>
-    <w:lsdException w:name="Medium Grid 1" w:uiPriority="67" w:semiHidden="0" w:unhideWhenUsed="0"/>
-    <w:lsdException w:name="Strong" w:locked="1" w:uiPriority="0" w:semiHidden="0" w:unhideWhenUsed="0" w:qFormat="1"/>
-    <w:lsdException w:name="heading 1" w:locked="1" w:uiPriority="0" w:semiHidden="0" w:unhideWhenUsed="0" w:qFormat="1"/>
-    <w:lsdException w:name="Table Contemporary" w:uiPriority="99"/>
-    <w:lsdException w:name="Light Grid Accent 2" w:uiPriority="62" w:semiHidden="0" w:unhideWhenUsed="0"/>
-    <w:lsdException w:name="Table Grid 1" w:uiPriority="99"/>
-    <w:lsdException w:name="Table Simple 3" w:uiPriority="99"/>
-    <w:lsdException w:name="Colorful Shading Accent 1" w:uiPriority="71" w:semiHidden="0" w:unhideWhenUsed="0"/>
-    <w:lsdException w:name="toc 7" w:locked="1" w:uiPriority="0" w:semiHidden="0" w:unhideWhenUsed="0"/>
-    <w:lsdException w:name="HTML Keyboard" w:uiPriority="99"/>
-    <w:lsdException w:name="Table Classic 4" w:uiPriority="99"/>
-    <w:lsdException w:name="List Number 2" w:uiPriority="99"/>
-    <w:lsdException w:name="index 4" w:uiPriority="99"/>
-    <w:lsdException w:name="Table Colorful 3" w:uiPriority="99"/>
-    <w:lsdException w:name="Table List 6" w:uiPriority="99"/>
-    <w:lsdException w:name="heading 4" w:locked="1" w:uiPriority="0" w:qFormat="1"/>
-    <w:lsdException w:name="line number" w:uiPriority="99"/>
-    <w:lsdException w:name="HTML Definition" w:uiPriority="99"/>
-    <w:lsdException w:name="HTML Sample" w:uiPriority="99"/>
-    <w:lsdException w:name="Block Text" w:uiPriority="99"/>
-    <w:lsdException w:name="Light Grid Accent 5" w:uiPriority="62" w:semiHidden="0" w:unhideWhenUsed="0"/>
-    <w:lsdException w:name="Medium Grid 2" w:uiPriority="68" w:semiHidden="0" w:unhideWhenUsed="0"/>
-    <w:lsdException w:name="Body Text Indent" w:uiPriority="99"/>
-    <w:lsdException w:name="List Continue 3" w:uiPriority="99"/>
-    <w:lsdException w:name="Colorful Grid Accent 4" w:uiPriority="73" w:semiHidden="0" w:unhideWhenUsed="0"/>
-    <w:lsdException w:name="Default Paragraph Font" w:uiPriority="1" w:qFormat="1"/>
-    <w:lsdException w:name="index 6" w:uiPriority="99"/>
-    <w:lsdException w:name="Medium Grid 1 Accent 5" w:uiPriority="67" w:semiHidden="0" w:unhideWhenUsed="0"/>
-    <w:lsdException w:name="page number" w:uiPriority="99"/>
-    <w:lsdException w:name="Light Shading Accent 4" w:uiPriority="60" w:semiHidden="0" w:unhideWhenUsed="0"/>
-    <w:lsdException w:name="Table Grid 2" w:uiPriority="99"/>
-    <w:lsdException w:name="Medium List 1 Accent 3" w:uiPriority="65" w:semiHidden="0" w:unhideWhenUsed="0"/>
-    <w:lsdException w:name="Table Grid 5" w:uiPriority="99"/>
-    <w:lsdException w:name="Medium Grid 3 Accent 4" w:uiPriority="69" w:semiHidden="0" w:unhideWhenUsed="0"/>
-    <w:lsdException w:name="macro" w:uiPriority="99"/>
-    <w:lsdException w:name="Table Elegant" w:uiPriority="99"/>
-    <w:lsdException w:name="HTML Preformatted" w:uiPriority="99"/>
-    <w:lsdException w:name="Table Web 3" w:uiPriority="99"/>
-    <w:lsdException w:name="Table Grid 8" w:uiPriority="99"/>
-    <w:lsdException w:name="Medium Shading 2" w:uiPriority="64" w:semiHidden="0" w:unhideWhenUsed="0"/>
-    <w:lsdException w:name="Medium Grid 1 Accent 3" w:uiPriority="67" w:semiHidden="0" w:unhideWhenUsed="0"/>
-    <w:lsdException w:name="Subtitle" w:locked="1" w:uiPriority="0" w:semiHidden="0" w:unhideWhenUsed="0" w:qFormat="1"/>
-    <w:lsdException w:name="List Bullet 2" w:uiPriority="99"/>
-    <w:lsdException w:name="Table 3D effects 1" w:uiPriority="99"/>
-    <w:lsdException w:name="footnote text" w:uiPriority="99"/>
-    <w:lsdException w:name="Medium Grid 3 Accent 3" w:uiPriority="69" w:semiHidden="0" w:unhideWhenUsed="0"/>
-    <w:lsdException w:name="Table Simple 2" w:uiPriority="99"/>
-    <w:lsdException w:name="toc 6" w:locked="1" w:uiPriority="0" w:semiHidden="0" w:unhideWhenUsed="0"/>
-    <w:lsdException w:name="toc 1" w:locked="1" w:uiPriority="0" w:semiHidden="0" w:unhideWhenUsed="0"/>
-    <w:lsdException w:name="HTML Acronym" w:uiPriority="99"/>
-    <w:lsdException w:name="Medium Grid 3 Accent 5" w:uiPriority="69" w:semiHidden="0" w:unhideWhenUsed="0"/>
-    <w:lsdException w:name="Table Grid 3" w:uiPriority="99"/>
-    <w:lsdException w:name="HTML Code" w:uiPriority="99"/>
-    <w:lsdException w:name="Medium List 1 Accent 5" w:uiPriority="65" w:semiHidden="0" w:unhideWhenUsed="0"/>
-    <w:lsdException w:name="Colorful Shading Accent 3" w:uiPriority="71" w:semiHidden="0" w:unhideWhenUsed="0"/>
-    <w:lsdException w:name="toc 9" w:locked="1" w:uiPriority="0" w:semiHidden="0" w:unhideWhenUsed="0"/>
-    <w:lsdException w:name="List Number 4" w:uiPriority="99"/>
-    <w:lsdException w:name="Table Columns 5" w:uiPriority="99"/>
-    <w:lsdException w:name="Table Columns 2" w:uiPriority="99"/>
-    <w:lsdException w:name="Table Classic 2" w:uiPriority="99"/>
-    <w:lsdException w:name="index 2" w:uiPriority="99"/>
-    <w:lsdException w:name="index 9" w:uiPriority="99"/>
-    <w:lsdException w:name="Colorful Grid Accent 3" w:uiPriority="73" w:semiHidden="0" w:unhideWhenUsed="0"/>
-    <w:lsdException w:name="Medium Grid 3" w:uiPriority="69" w:semiHidden="0" w:unhideWhenUsed="0"/>
+  <w:latentStyles w:count="260" w:defQFormat="0" w:defUnhideWhenUsed="1" w:defSemiHidden="1" w:defUIPriority="99" w:defLockedState="0">
+    <w:lsdException w:qFormat="1" w:unhideWhenUsed="0" w:uiPriority="0" w:semiHidden="0" w:name="Normal"/>
+    <w:lsdException w:qFormat="1" w:unhideWhenUsed="0" w:uiPriority="0" w:semiHidden="0" w:name="heading 1" w:locked="1"/>
+    <w:lsdException w:qFormat="1" w:uiPriority="0" w:name="heading 2" w:locked="1"/>
+    <w:lsdException w:qFormat="1" w:unhideWhenUsed="0" w:uiPriority="99" w:semiHidden="0" w:name="heading 3"/>
+    <w:lsdException w:qFormat="1" w:uiPriority="0" w:name="heading 4" w:locked="1"/>
+    <w:lsdException w:qFormat="1" w:uiPriority="0" w:name="heading 5" w:locked="1"/>
+    <w:lsdException w:qFormat="1" w:uiPriority="0" w:name="heading 6" w:locked="1"/>
+    <w:lsdException w:qFormat="1" w:uiPriority="0" w:name="heading 7" w:locked="1"/>
+    <w:lsdException w:qFormat="1" w:uiPriority="0" w:name="heading 8" w:locked="1"/>
+    <w:lsdException w:qFormat="1" w:uiPriority="0" w:name="heading 9" w:locked="1"/>
+    <w:lsdException w:uiPriority="99" w:name="index 1"/>
+    <w:lsdException w:uiPriority="99" w:name="index 2"/>
+    <w:lsdException w:uiPriority="99" w:name="index 3"/>
+    <w:lsdException w:uiPriority="99" w:name="index 4"/>
+    <w:lsdException w:uiPriority="99" w:name="index 5"/>
+    <w:lsdException w:uiPriority="99" w:name="index 6"/>
+    <w:lsdException w:uiPriority="99" w:name="index 7"/>
+    <w:lsdException w:uiPriority="99" w:name="index 8"/>
+    <w:lsdException w:uiPriority="99" w:name="index 9"/>
+    <w:lsdException w:unhideWhenUsed="0" w:uiPriority="0" w:semiHidden="0" w:name="toc 1" w:locked="1"/>
+    <w:lsdException w:unhideWhenUsed="0" w:uiPriority="0" w:semiHidden="0" w:name="toc 2" w:locked="1"/>
+    <w:lsdException w:unhideWhenUsed="0" w:uiPriority="0" w:semiHidden="0" w:name="toc 3" w:locked="1"/>
+    <w:lsdException w:unhideWhenUsed="0" w:uiPriority="0" w:semiHidden="0" w:name="toc 4" w:locked="1"/>
+    <w:lsdException w:unhideWhenUsed="0" w:uiPriority="0" w:semiHidden="0" w:name="toc 5" w:locked="1"/>
+    <w:lsdException w:unhideWhenUsed="0" w:uiPriority="0" w:semiHidden="0" w:name="toc 6" w:locked="1"/>
+    <w:lsdException w:unhideWhenUsed="0" w:uiPriority="0" w:semiHidden="0" w:name="toc 7" w:locked="1"/>
+    <w:lsdException w:unhideWhenUsed="0" w:uiPriority="0" w:semiHidden="0" w:name="toc 8" w:locked="1"/>
+    <w:lsdException w:unhideWhenUsed="0" w:uiPriority="0" w:semiHidden="0" w:name="toc 9" w:locked="1"/>
+    <w:lsdException w:uiPriority="99" w:name="Normal Indent"/>
+    <w:lsdException w:uiPriority="99" w:name="footnote text"/>
+    <w:lsdException w:uiPriority="99" w:name="annotation text"/>
+    <w:lsdException w:qFormat="1" w:unhideWhenUsed="0" w:uiPriority="99" w:semiHidden="0" w:name="header"/>
+    <w:lsdException w:qFormat="1" w:unhideWhenUsed="0" w:uiPriority="99" w:semiHidden="0" w:name="footer"/>
+    <w:lsdException w:uiPriority="99" w:name="index heading"/>
+    <w:lsdException w:qFormat="1" w:uiPriority="0" w:name="caption" w:locked="1"/>
+    <w:lsdException w:uiPriority="99" w:name="table of figures"/>
+    <w:lsdException w:uiPriority="99" w:name="envelope address"/>
+    <w:lsdException w:uiPriority="99" w:name="envelope return"/>
+    <w:lsdException w:uiPriority="99" w:name="footnote reference"/>
+    <w:lsdException w:uiPriority="99" w:name="annotation reference"/>
+    <w:lsdException w:uiPriority="99" w:name="line number"/>
+    <w:lsdException w:uiPriority="99" w:name="page number"/>
+    <w:lsdException w:uiPriority="99" w:name="endnote reference"/>
+    <w:lsdException w:uiPriority="99" w:name="endnote text"/>
+    <w:lsdException w:uiPriority="99" w:name="table of authorities"/>
+    <w:lsdException w:uiPriority="99" w:name="macro"/>
+    <w:lsdException w:uiPriority="99" w:name="toa heading"/>
+    <w:lsdException w:uiPriority="99" w:name="List"/>
+    <w:lsdException w:uiPriority="99" w:name="List Bullet"/>
+    <w:lsdException w:uiPriority="99" w:name="List Number"/>
+    <w:lsdException w:uiPriority="99" w:name="List 2"/>
+    <w:lsdException w:uiPriority="99" w:name="List 3"/>
+    <w:lsdException w:uiPriority="99" w:name="List 4"/>
+    <w:lsdException w:uiPriority="99" w:name="List 5"/>
+    <w:lsdException w:uiPriority="99" w:name="List Bullet 2"/>
+    <w:lsdException w:uiPriority="99" w:name="List Bullet 3"/>
+    <w:lsdException w:uiPriority="99" w:name="List Bullet 4"/>
+    <w:lsdException w:uiPriority="99" w:name="List Bullet 5"/>
+    <w:lsdException w:uiPriority="99" w:name="List Number 2"/>
+    <w:lsdException w:uiPriority="99" w:name="List Number 3"/>
+    <w:lsdException w:uiPriority="99" w:name="List Number 4"/>
+    <w:lsdException w:uiPriority="99" w:name="List Number 5"/>
+    <w:lsdException w:qFormat="1" w:unhideWhenUsed="0" w:uiPriority="0" w:semiHidden="0" w:name="Title" w:locked="1"/>
+    <w:lsdException w:uiPriority="99" w:name="Closing"/>
+    <w:lsdException w:uiPriority="99" w:name="Signature"/>
+    <w:lsdException w:qFormat="1" w:uiPriority="1" w:name="Default Paragraph Font"/>
+    <w:lsdException w:uiPriority="99" w:name="Body Text"/>
+    <w:lsdException w:uiPriority="99" w:name="Body Text Indent"/>
+    <w:lsdException w:uiPriority="99" w:name="List Continue"/>
+    <w:lsdException w:uiPriority="99" w:name="List Continue 2"/>
+    <w:lsdException w:uiPriority="99" w:name="List Continue 3"/>
+    <w:lsdException w:uiPriority="99" w:name="List Continue 4"/>
+    <w:lsdException w:uiPriority="99" w:name="List Continue 5"/>
+    <w:lsdException w:uiPriority="99" w:name="Message Header"/>
+    <w:lsdException w:qFormat="1" w:unhideWhenUsed="0" w:uiPriority="0" w:semiHidden="0" w:name="Subtitle" w:locked="1"/>
+    <w:lsdException w:uiPriority="99" w:name="Salutation"/>
+    <w:lsdException w:uiPriority="99" w:name="Date"/>
+    <w:lsdException w:uiPriority="99" w:name="Body Text First Indent"/>
+    <w:lsdException w:uiPriority="99" w:name="Body Text First Indent 2"/>
+    <w:lsdException w:uiPriority="99" w:name="Note Heading"/>
+    <w:lsdException w:uiPriority="99" w:name="Body Text 2"/>
+    <w:lsdException w:uiPriority="99" w:name="Body Text 3"/>
+    <w:lsdException w:uiPriority="99" w:name="Body Text Indent 2"/>
+    <w:lsdException w:uiPriority="99" w:name="Body Text Indent 3"/>
+    <w:lsdException w:uiPriority="99" w:name="Block Text"/>
+    <w:lsdException w:uiPriority="99" w:name="Hyperlink"/>
+    <w:lsdException w:uiPriority="99" w:name="FollowedHyperlink"/>
+    <w:lsdException w:qFormat="1" w:unhideWhenUsed="0" w:uiPriority="0" w:semiHidden="0" w:name="Strong" w:locked="1"/>
+    <w:lsdException w:qFormat="1" w:unhideWhenUsed="0" w:uiPriority="0" w:semiHidden="0" w:name="Emphasis" w:locked="1"/>
+    <w:lsdException w:uiPriority="99" w:name="Document Map"/>
+    <w:lsdException w:uiPriority="99" w:name="Plain Text"/>
+    <w:lsdException w:uiPriority="99" w:name="E-mail Signature"/>
+    <w:lsdException w:uiPriority="99" w:name="Normal (Web)"/>
+    <w:lsdException w:uiPriority="99" w:name="HTML Acronym"/>
+    <w:lsdException w:uiPriority="99" w:name="HTML Address"/>
+    <w:lsdException w:uiPriority="99" w:name="HTML Cite"/>
+    <w:lsdException w:uiPriority="99" w:name="HTML Code"/>
+    <w:lsdException w:uiPriority="99" w:name="HTML Definition"/>
+    <w:lsdException w:uiPriority="99" w:name="HTML Keyboard"/>
+    <w:lsdException w:uiPriority="99" w:name="HTML Preformatted"/>
+    <w:lsdException w:uiPriority="99" w:name="HTML Sample"/>
+    <w:lsdException w:uiPriority="99" w:name="HTML Typewriter"/>
+    <w:lsdException w:uiPriority="99" w:name="HTML Variable"/>
+    <w:lsdException w:qFormat="1" w:uiPriority="99" w:name="Normal Table"/>
+    <w:lsdException w:uiPriority="99" w:name="annotation subject"/>
+    <w:lsdException w:uiPriority="99" w:name="Table Simple 1"/>
+    <w:lsdException w:uiPriority="99" w:name="Table Simple 2"/>
+    <w:lsdException w:uiPriority="99" w:name="Table Simple 3"/>
+    <w:lsdException w:uiPriority="99" w:name="Table Classic 1"/>
+    <w:lsdException w:uiPriority="99" w:name="Table Classic 2"/>
+    <w:lsdException w:uiPriority="99" w:name="Table Classic 3"/>
+    <w:lsdException w:uiPriority="99" w:name="Table Classic 4"/>
+    <w:lsdException w:uiPriority="99" w:name="Table Colorful 1"/>
+    <w:lsdException w:uiPriority="99" w:name="Table Colorful 2"/>
+    <w:lsdException w:uiPriority="99" w:name="Table Colorful 3"/>
+    <w:lsdException w:uiPriority="99" w:name="Table Columns 1"/>
+    <w:lsdException w:uiPriority="99" w:name="Table Columns 2"/>
+    <w:lsdException w:uiPriority="99" w:name="Table Columns 3"/>
+    <w:lsdException w:uiPriority="99" w:name="Table Columns 4"/>
+    <w:lsdException w:uiPriority="99" w:name="Table Columns 5"/>
+    <w:lsdException w:uiPriority="99" w:name="Table Grid 1"/>
+    <w:lsdException w:uiPriority="99" w:name="Table Grid 2"/>
+    <w:lsdException w:uiPriority="99" w:name="Table Grid 3"/>
+    <w:lsdException w:uiPriority="99" w:name="Table Grid 4"/>
+    <w:lsdException w:uiPriority="99" w:name="Table Grid 5"/>
+    <w:lsdException w:uiPriority="99" w:name="Table Grid 6"/>
+    <w:lsdException w:uiPriority="99" w:name="Table Grid 7"/>
+    <w:lsdException w:uiPriority="99" w:name="Table Grid 8"/>
+    <w:lsdException w:uiPriority="99" w:name="Table List 1"/>
+    <w:lsdException w:uiPriority="99" w:name="Table List 2"/>
+    <w:lsdException w:uiPriority="99" w:name="Table List 3"/>
+    <w:lsdException w:uiPriority="99" w:name="Table List 4"/>
+    <w:lsdException w:uiPriority="99" w:name="Table List 5"/>
+    <w:lsdException w:uiPriority="99" w:name="Table List 6"/>
+    <w:lsdException w:uiPriority="99" w:name="Table List 7"/>
+    <w:lsdException w:uiPriority="99" w:name="Table List 8"/>
+    <w:lsdException w:uiPriority="99" w:name="Table 3D effects 1"/>
+    <w:lsdException w:uiPriority="99" w:name="Table 3D effects 2"/>
+    <w:lsdException w:uiPriority="99" w:name="Table 3D effects 3"/>
+    <w:lsdException w:uiPriority="99" w:name="Table Contemporary"/>
+    <w:lsdException w:uiPriority="99" w:name="Table Elegant"/>
+    <w:lsdException w:uiPriority="99" w:name="Table Professional"/>
+    <w:lsdException w:uiPriority="99" w:name="Table Subtle 1"/>
+    <w:lsdException w:uiPriority="99" w:name="Table Subtle 2"/>
+    <w:lsdException w:uiPriority="99" w:name="Table Web 1"/>
+    <w:lsdException w:uiPriority="99" w:name="Table Web 2"/>
+    <w:lsdException w:uiPriority="99" w:name="Table Web 3"/>
+    <w:lsdException w:qFormat="1" w:unhideWhenUsed="0" w:uiPriority="99" w:name="Balloon Text"/>
+    <w:lsdException w:qFormat="1" w:unhideWhenUsed="0" w:uiPriority="99" w:semiHidden="0" w:name="Table Grid"/>
+    <w:lsdException w:uiPriority="99" w:name="Table Theme"/>
+    <w:lsdException w:unhideWhenUsed="0" w:uiPriority="60" w:semiHidden="0" w:name="Light Shading"/>
+    <w:lsdException w:unhideWhenUsed="0" w:uiPriority="61" w:semiHidden="0" w:name="Light List"/>
+    <w:lsdException w:unhideWhenUsed="0" w:uiPriority="62" w:semiHidden="0" w:name="Light Grid"/>
+    <w:lsdException w:unhideWhenUsed="0" w:uiPriority="63" w:semiHidden="0" w:name="Medium Shading 1"/>
+    <w:lsdException w:unhideWhenUsed="0" w:uiPriority="64" w:semiHidden="0" w:name="Medium Shading 2"/>
+    <w:lsdException w:unhideWhenUsed="0" w:uiPriority="65" w:semiHidden="0" w:name="Medium List 1"/>
+    <w:lsdException w:unhideWhenUsed="0" w:uiPriority="66" w:semiHidden="0" w:name="Medium List 2"/>
+    <w:lsdException w:unhideWhenUsed="0" w:uiPriority="67" w:semiHidden="0" w:name="Medium Grid 1"/>
+    <w:lsdException w:unhideWhenUsed="0" w:uiPriority="68" w:semiHidden="0" w:name="Medium Grid 2"/>
+    <w:lsdException w:unhideWhenUsed="0" w:uiPriority="69" w:semiHidden="0" w:name="Medium Grid 3"/>
+    <w:lsdException w:unhideWhenUsed="0" w:uiPriority="70" w:semiHidden="0" w:name="Dark List"/>
+    <w:lsdException w:unhideWhenUsed="0" w:uiPriority="71" w:semiHidden="0" w:name="Colorful Shading"/>
+    <w:lsdException w:unhideWhenUsed="0" w:uiPriority="72" w:semiHidden="0" w:name="Colorful List"/>
+    <w:lsdException w:unhideWhenUsed="0" w:uiPriority="73" w:semiHidden="0" w:name="Colorful Grid"/>
+    <w:lsdException w:unhideWhenUsed="0" w:uiPriority="60" w:semiHidden="0" w:name="Light Shading Accent 1"/>
+    <w:lsdException w:unhideWhenUsed="0" w:uiPriority="61" w:semiHidden="0" w:name="Light List Accent 1"/>
+    <w:lsdException w:unhideWhenUsed="0" w:uiPriority="62" w:semiHidden="0" w:name="Light Grid Accent 1"/>
+    <w:lsdException w:unhideWhenUsed="0" w:uiPriority="63" w:semiHidden="0" w:name="Medium Shading 1 Accent 1"/>
+    <w:lsdException w:unhideWhenUsed="0" w:uiPriority="64" w:semiHidden="0" w:name="Medium Shading 2 Accent 1"/>
+    <w:lsdException w:unhideWhenUsed="0" w:uiPriority="65" w:semiHidden="0" w:name="Medium List 1 Accent 1"/>
+    <w:lsdException w:unhideWhenUsed="0" w:uiPriority="66" w:semiHidden="0" w:name="Medium List 2 Accent 1"/>
+    <w:lsdException w:unhideWhenUsed="0" w:uiPriority="67" w:semiHidden="0" w:name="Medium Grid 1 Accent 1"/>
+    <w:lsdException w:unhideWhenUsed="0" w:uiPriority="68" w:semiHidden="0" w:name="Medium Grid 2 Accent 1"/>
+    <w:lsdException w:unhideWhenUsed="0" w:uiPriority="69" w:semiHidden="0" w:name="Medium Grid 3 Accent 1"/>
+    <w:lsdException w:unhideWhenUsed="0" w:uiPriority="70" w:semiHidden="0" w:name="Dark List Accent 1"/>
+    <w:lsdException w:unhideWhenUsed="0" w:uiPriority="71" w:semiHidden="0" w:name="Colorful Shading Accent 1"/>
+    <w:lsdException w:unhideWhenUsed="0" w:uiPriority="72" w:semiHidden="0" w:name="Colorful List Accent 1"/>
+    <w:lsdException w:unhideWhenUsed="0" w:uiPriority="73" w:semiHidden="0" w:name="Colorful Grid Accent 1"/>
+    <w:lsdException w:unhideWhenUsed="0" w:uiPriority="60" w:semiHidden="0" w:name="Light Shading Accent 2"/>
+    <w:lsdException w:unhideWhenUsed="0" w:uiPriority="61" w:semiHidden="0" w:name="Light List Accent 2"/>
+    <w:lsdException w:unhideWhenUsed="0" w:uiPriority="62" w:semiHidden="0" w:name="Light Grid Accent 2"/>
+    <w:lsdException w:unhideWhenUsed="0" w:uiPriority="63" w:semiHidden="0" w:name="Medium Shading 1 Accent 2"/>
+    <w:lsdException w:unhideWhenUsed="0" w:uiPriority="64" w:semiHidden="0" w:name="Medium Shading 2 Accent 2"/>
+    <w:lsdException w:unhideWhenUsed="0" w:uiPriority="65" w:semiHidden="0" w:name="Medium List 1 Accent 2"/>
+    <w:lsdException w:unhideWhenUsed="0" w:uiPriority="66" w:semiHidden="0" w:name="Medium List 2 Accent 2"/>
+    <w:lsdException w:unhideWhenUsed="0" w:uiPriority="67" w:semiHidden="0" w:name="Medium Grid 1 Accent 2"/>
+    <w:lsdException w:unhideWhenUsed="0" w:uiPriority="68" w:semiHidden="0" w:name="Medium Grid 2 Accent 2"/>
+    <w:lsdException w:unhideWhenUsed="0" w:uiPriority="69" w:semiHidden="0" w:name="Medium Grid 3 Accent 2"/>
+    <w:lsdException w:unhideWhenUsed="0" w:uiPriority="70" w:semiHidden="0" w:name="Dark List Accent 2"/>
+    <w:lsdException w:unhideWhenUsed="0" w:uiPriority="71" w:semiHidden="0" w:name="Colorful Shading Accent 2"/>
+    <w:lsdException w:unhideWhenUsed="0" w:uiPriority="72" w:semiHidden="0" w:name="Colorful List Accent 2"/>
+    <w:lsdException w:unhideWhenUsed="0" w:uiPriority="73" w:semiHidden="0" w:name="Colorful Grid Accent 2"/>
+    <w:lsdException w:unhideWhenUsed="0" w:uiPriority="60" w:semiHidden="0" w:name="Light Shading Accent 3"/>
+    <w:lsdException w:unhideWhenUsed="0" w:uiPriority="61" w:semiHidden="0" w:name="Light List Accent 3"/>
+    <w:lsdException w:unhideWhenUsed="0" w:uiPriority="62" w:semiHidden="0" w:name="Light Grid Accent 3"/>
+    <w:lsdException w:unhideWhenUsed="0" w:uiPriority="63" w:semiHidden="0" w:name="Medium Shading 1 Accent 3"/>
+    <w:lsdException w:unhideWhenUsed="0" w:uiPriority="64" w:semiHidden="0" w:name="Medium Shading 2 Accent 3"/>
+    <w:lsdException w:unhideWhenUsed="0" w:uiPriority="65" w:semiHidden="0" w:name="Medium List 1 Accent 3"/>
+    <w:lsdException w:unhideWhenUsed="0" w:uiPriority="66" w:semiHidden="0" w:name="Medium List 2 Accent 3"/>
+    <w:lsdException w:unhideWhenUsed="0" w:uiPriority="67" w:semiHidden="0" w:name="Medium Grid 1 Accent 3"/>
+    <w:lsdException w:unhideWhenUsed="0" w:uiPriority="68" w:semiHidden="0" w:name="Medium Grid 2 Accent 3"/>
+    <w:lsdException w:unhideWhenUsed="0" w:uiPriority="69" w:semiHidden="0" w:name="Medium Grid 3 Accent 3"/>
+    <w:lsdException w:unhideWhenUsed="0" w:uiPriority="70" w:semiHidden="0" w:name="Dark List Accent 3"/>
+    <w:lsdException w:unhideWhenUsed="0" w:uiPriority="71" w:semiHidden="0" w:name="Colorful Shading Accent 3"/>
+    <w:lsdException w:unhideWhenUsed="0" w:uiPriority="72" w:semiHidden="0" w:name="Colorful List Accent 3"/>
+    <w:lsdException w:unhideWhenUsed="0" w:uiPriority="73" w:semiHidden="0" w:name="Colorful Grid Accent 3"/>
+    <w:lsdException w:unhideWhenUsed="0" w:uiPriority="60" w:semiHidden="0" w:name="Light Shading Accent 4"/>
+    <w:lsdException w:unhideWhenUsed="0" w:uiPriority="61" w:semiHidden="0" w:name="Light List Accent 4"/>
+    <w:lsdException w:unhideWhenUsed="0" w:uiPriority="62" w:semiHidden="0" w:name="Light Grid Accent 4"/>
+    <w:lsdException w:unhideWhenUsed="0" w:uiPriority="63" w:semiHidden="0" w:name="Medium Shading 1 Accent 4"/>
+    <w:lsdException w:unhideWhenUsed="0" w:uiPriority="64" w:semiHidden="0" w:name="Medium Shading 2 Accent 4"/>
+    <w:lsdException w:unhideWhenUsed="0" w:uiPriority="65" w:semiHidden="0" w:name="Medium List 1 Accent 4"/>
+    <w:lsdException w:unhideWhenUsed="0" w:uiPriority="66" w:semiHidden="0" w:name="Medium List 2 Accent 4"/>
+    <w:lsdException w:unhideWhenUsed="0" w:uiPriority="67" w:semiHidden="0" w:name="Medium Grid 1 Accent 4"/>
+    <w:lsdException w:unhideWhenUsed="0" w:uiPriority="68" w:semiHidden="0" w:name="Medium Grid 2 Accent 4"/>
+    <w:lsdException w:unhideWhenUsed="0" w:uiPriority="69" w:semiHidden="0" w:name="Medium Grid 3 Accent 4"/>
+    <w:lsdException w:unhideWhenUsed="0" w:uiPriority="70" w:semiHidden="0" w:name="Dark List Accent 4"/>
+    <w:lsdException w:unhideWhenUsed="0" w:uiPriority="71" w:semiHidden="0" w:name="Colorful Shading Accent 4"/>
+    <w:lsdException w:unhideWhenUsed="0" w:uiPriority="72" w:semiHidden="0" w:name="Colorful List Accent 4"/>
+    <w:lsdException w:unhideWhenUsed="0" w:uiPriority="73" w:semiHidden="0" w:name="Colorful Grid Accent 4"/>
+    <w:lsdException w:unhideWhenUsed="0" w:uiPriority="60" w:semiHidden="0" w:name="Light Shading Accent 5"/>
+    <w:lsdException w:unhideWhenUsed="0" w:uiPriority="61" w:semiHidden="0" w:name="Light List Accent 5"/>
+    <w:lsdException w:unhideWhenUsed="0" w:uiPriority="62" w:semiHidden="0" w:name="Light Grid Accent 5"/>
+    <w:lsdException w:unhideWhenUsed="0" w:uiPriority="63" w:semiHidden="0" w:name="Medium Shading 1 Accent 5"/>
+    <w:lsdException w:unhideWhenUsed="0" w:uiPriority="64" w:semiHidden="0" w:name="Medium Shading 2 Accent 5"/>
+    <w:lsdException w:unhideWhenUsed="0" w:uiPriority="65" w:semiHidden="0" w:name="Medium List 1 Accent 5"/>
+    <w:lsdException w:unhideWhenUsed="0" w:uiPriority="66" w:semiHidden="0" w:name="Medium List 2 Accent 5"/>
+    <w:lsdException w:unhideWhenUsed="0" w:uiPriority="67" w:semiHidden="0" w:name="Medium Grid 1 Accent 5"/>
+    <w:lsdException w:unhideWhenUsed="0" w:uiPriority="68" w:semiHidden="0" w:name="Medium Grid 2 Accent 5"/>
+    <w:lsdException w:unhideWhenUsed="0" w:uiPriority="69" w:semiHidden="0" w:name="Medium Grid 3 Accent 5"/>
+    <w:lsdException w:unhideWhenUsed="0" w:uiPriority="70" w:semiHidden="0" w:name="Dark List Accent 5"/>
+    <w:lsdException w:unhideWhenUsed="0" w:uiPriority="71" w:semiHidden="0" w:name="Colorful Shading Accent 5"/>
+    <w:lsdException w:unhideWhenUsed="0" w:uiPriority="72" w:semiHidden="0" w:name="Colorful List Accent 5"/>
+    <w:lsdException w:unhideWhenUsed="0" w:uiPriority="73" w:semiHidden="0" w:name="Colorful Grid Accent 5"/>
+    <w:lsdException w:unhideWhenUsed="0" w:uiPriority="60" w:semiHidden="0" w:name="Light Shading Accent 6"/>
+    <w:lsdException w:unhideWhenUsed="0" w:uiPriority="61" w:semiHidden="0" w:name="Light List Accent 6"/>
+    <w:lsdException w:unhideWhenUsed="0" w:uiPriority="62" w:semiHidden="0" w:name="Light Grid Accent 6"/>
+    <w:lsdException w:unhideWhenUsed="0" w:uiPriority="63" w:semiHidden="0" w:name="Medium Shading 1 Accent 6"/>
+    <w:lsdException w:unhideWhenUsed="0" w:uiPriority="64" w:semiHidden="0" w:name="Medium Shading 2 Accent 6"/>
+    <w:lsdException w:unhideWhenUsed="0" w:uiPriority="65" w:semiHidden="0" w:name="Medium List 1 Accent 6"/>
+    <w:lsdException w:unhideWhenUsed="0" w:uiPriority="66" w:semiHidden="0" w:name="Medium List 2 Accent 6"/>
+    <w:lsdException w:unhideWhenUsed="0" w:uiPriority="67" w:semiHidden="0" w:name="Medium Grid 1 Accent 6"/>
+    <w:lsdException w:unhideWhenUsed="0" w:uiPriority="68" w:semiHidden="0" w:name="Medium Grid 2 Accent 6"/>
+    <w:lsdException w:unhideWhenUsed="0" w:uiPriority="69" w:semiHidden="0" w:name="Medium Grid 3 Accent 6"/>
+    <w:lsdException w:unhideWhenUsed="0" w:uiPriority="70" w:semiHidden="0" w:name="Dark List Accent 6"/>
+    <w:lsdException w:unhideWhenUsed="0" w:uiPriority="71" w:semiHidden="0" w:name="Colorful Shading Accent 6"/>
+    <w:lsdException w:unhideWhenUsed="0" w:uiPriority="72" w:semiHidden="0" w:name="Colorful List Accent 6"/>
+    <w:lsdException w:unhideWhenUsed="0" w:uiPriority="73" w:semiHidden="0" w:name="Colorful Grid Accent 6"/>
   </w:latentStyles>
-  <w:style w:type="paragraph" w:styleId="000002">
+  <w:style w:type="paragraph" w:default="1" w:styleId="1">
+    <w:name w:val="Normal"/>
+    <w:qFormat/>
+    <w:uiPriority w:val="0"/>
+    <w:pPr>
+      <w:widowControl w:val="0"/>
+      <w:jc w:val="both"/>
+    </w:pPr>
+    <w:rPr>
+      <w:rFonts w:ascii="Times New Roman" w:hAnsi="Times New Roman" w:eastAsia="宋体" w:cs="Times New Roman"/>
+      <w:kern w:val="2"/>
+      <w:sz w:val="21"/>
+      <w:szCs w:val="21"/>
+      <w:lang w:val="en-US" w:eastAsia="zh-CN" w:bidi="ar-SA"/>
+    </w:rPr>
+  </w:style>
+  <w:style w:type="paragraph" w:styleId="2">
+    <w:name w:val="heading 3"/>
+    <w:basedOn w:val="1"/>
+    <w:next w:val="1"/>
+    <w:link w:val="9"/>
+    <w:qFormat/>
+    <w:uiPriority w:val="99"/>
+    <w:pPr>
+      <w:keepNext/>
+      <w:keepLines/>
+      <w:spacing w:before="260" w:after="260" w:line="416" w:lineRule="auto"/>
+      <w:outlineLvl w:val="2"/>
+    </w:pPr>
+    <w:rPr>
+      <w:b/>
+      <w:bCs/>
+      <w:sz w:val="32"/>
+      <w:szCs w:val="32"/>
+    </w:rPr>
+  </w:style>
+  <w:style w:type="character" w:default="1" w:styleId="8">
+    <w:name w:val="Default Paragraph Font"/>
+    <w:semiHidden/>
+    <w:unhideWhenUsed/>
+    <w:qFormat/>
+    <w:uiPriority w:val="1"/>
+  </w:style>
+  <w:style w:type="table" w:default="1" w:styleId="6">
+    <w:name w:val="Normal Table"/>
+    <w:semiHidden/>
+    <w:unhideWhenUsed/>
+    <w:qFormat/>
+    <w:uiPriority w:val="99"/>
+    <w:tblPr>
+      <w:tblCellMar>
+        <w:top w:w="0" w:type="dxa"/>
+        <w:left w:w="108" w:type="dxa"/>
+        <w:bottom w:w="0" w:type="dxa"/>
+        <w:right w:w="108" w:type="dxa"/>
+      </w:tblCellMar>
+    </w:tblPr>
+  </w:style>
+  <w:style w:type="paragraph" w:styleId="3">
+    <w:name w:val="Balloon Text"/>
+    <w:basedOn w:val="1"/>
+    <w:link w:val="10"/>
+    <w:semiHidden/>
+    <w:qFormat/>
+    <w:uiPriority w:val="99"/>
+    <w:rPr>
+      <w:sz w:val="18"/>
+      <w:szCs w:val="18"/>
+    </w:rPr>
+  </w:style>
+  <w:style w:type="paragraph" w:styleId="4">
     <w:name w:val="footer"/>
-    <w:basedOn w:val="000004"/>
-    <w:link w:val="00000b"/>
+    <w:basedOn w:val="1"/>
+    <w:link w:val="11"/>
+    <w:qFormat/>
     <w:uiPriority w:val="99"/>
-    <w:qFormat w:val="1"/>
     <w:pPr>
       <w:tabs>
         <w:tab w:val="center" w:pos="4153"/>
@@ -5134,36 +5153,12 @@
       <w:szCs w:val="18"/>
     </w:rPr>
   </w:style>
-  <w:style w:type="paragraph" w:styleId="00000f" w:customStyle="1">
-    <w:name w:val="List Paragraph1"/>
-    <w:basedOn w:val="000004"/>
+  <w:style w:type="paragraph" w:styleId="5">
+    <w:name w:val="header"/>
+    <w:basedOn w:val="1"/>
+    <w:link w:val="12"/>
+    <w:qFormat/>
     <w:uiPriority w:val="99"/>
-    <w:qFormat w:val="1"/>
-    <w:pPr>
-      <w:ind w:firstLine="420" w:firstLineChars="200"/>
-    </w:pPr>
-  </w:style>
-  <w:style w:type="table" w:styleId="000008" w:default="1">
-    <w:name w:val="Normal Table"/>
-    <w:uiPriority w:val="99"/>
-    <w:semiHidden w:val="1"/>
-    <w:unhideWhenUsed w:val="1"/>
-    <w:qFormat w:val="1"/>
-    <w:tblPr>
-      <w:tblCellMar>
-        <w:top w:w="0" w:type="dxa"/>
-        <w:left w:w="108" w:type="dxa"/>
-        <w:bottom w:w="0" w:type="dxa"/>
-        <w:right w:w="108" w:type="dxa"/>
-      </w:tblCellMar>
-    </w:tblPr>
-  </w:style>
-  <w:style w:type="paragraph" w:styleId="00000c">
-    <w:name w:val="header"/>
-    <w:basedOn w:val="000004"/>
-    <w:link w:val="00000d"/>
-    <w:uiPriority w:val="99"/>
-    <w:qFormat w:val="1"/>
     <w:pPr>
       <w:pBdr>
         <w:bottom w:val="single" w:color="auto" w:sz="6" w:space="1"/>
@@ -5180,106 +5175,11 @@
       <w:szCs w:val="18"/>
     </w:rPr>
   </w:style>
-  <w:style w:type="paragraph" w:styleId="000004" w:default="1">
-    <w:name w:val="Normal"/>
-    <w:uiPriority w:val="0"/>
-    <w:qFormat w:val="1"/>
-    <w:pPr>
-      <w:widowControl w:val="0"/>
-      <w:jc w:val="both"/>
-    </w:pPr>
-    <w:rPr>
-      <w:rFonts w:ascii="Times New Roman" w:hAnsi="Times New Roman" w:eastAsia="宋体" w:cs="Times New Roman"/>
-      <w:kern w:val="2"/>
-      <w:sz w:val="21"/>
-      <w:szCs w:val="21"/>
-      <w:lang w:val="en-US" w:eastAsia="zh-CN" w:bidi="ar-SA"/>
-    </w:rPr>
-  </w:style>
-  <w:style w:type="character" w:styleId="000007" w:default="1">
-    <w:name w:val="Default Paragraph Font"/>
-    <w:uiPriority w:val="1"/>
-    <w:semiHidden w:val="1"/>
-    <w:unhideWhenUsed w:val="1"/>
-    <w:qFormat w:val="1"/>
-  </w:style>
-  <w:style w:type="paragraph" w:styleId="000009">
-    <w:name w:val="Balloon Text"/>
-    <w:basedOn w:val="000004"/>
-    <w:link w:val="00000a"/>
+  <w:style w:type="table" w:styleId="7">
+    <w:name w:val="Table Grid"/>
+    <w:basedOn w:val="6"/>
+    <w:qFormat/>
     <w:uiPriority w:val="99"/>
-    <w:semiHidden w:val="1"/>
-    <w:qFormat w:val="1"/>
-    <w:rPr>
-      <w:sz w:val="18"/>
-      <w:szCs w:val="18"/>
-    </w:rPr>
-  </w:style>
-  <w:style w:type="paragraph" w:styleId="000005">
-    <w:name w:val="heading 3"/>
-    <w:basedOn w:val="000004"/>
-    <w:next w:val="000004"/>
-    <w:link w:val="000006"/>
-    <w:uiPriority w:val="99"/>
-    <w:qFormat w:val="1"/>
-    <w:pPr>
-      <w:keepNext w:val="1"/>
-      <w:keepLines w:val="1"/>
-      <w:spacing w:before="260" w:after="260" w:line="416" w:lineRule="auto"/>
-      <w:outlineLvl w:val="2"/>
-    </w:pPr>
-    <w:rPr>
-      <w:b w:val="1"/>
-      <w:bCs w:val="1"/>
-      <w:sz w:val="32"/>
-      <w:szCs w:val="32"/>
-    </w:rPr>
-  </w:style>
-  <w:style w:type="character" w:styleId="00000d" w:customStyle="1">
-    <w:name w:val="页眉 字符"/>
-    <w:link w:val="00000c"/>
-    <w:uiPriority w:val="99"/>
-    <w:qFormat w:val="1"/>
-    <w:locked w:val="1"/>
-    <w:rPr>
-      <w:rFonts w:ascii="Times New Roman" w:hAnsi="Times New Roman" w:eastAsia="宋体" w:cs="Times New Roman"/>
-      <w:sz w:val="18"/>
-      <w:szCs w:val="18"/>
-    </w:rPr>
-  </w:style>
-  <w:style w:type="character" w:styleId="00000a" w:customStyle="1">
-    <w:name w:val="批注框文本 字符"/>
-    <w:link w:val="000009"/>
-    <w:uiPriority w:val="99"/>
-    <w:semiHidden w:val="1"/>
-    <w:qFormat w:val="1"/>
-    <w:locked w:val="1"/>
-    <w:rPr>
-      <w:rFonts w:ascii="Times New Roman" w:hAnsi="Times New Roman" w:eastAsia="宋体" w:cs="Times New Roman"/>
-      <w:sz w:val="18"/>
-      <w:szCs w:val="18"/>
-    </w:rPr>
-  </w:style>
-  <w:style w:type="character" w:styleId="000006" w:customStyle="1">
-    <w:name w:val="标题 3 字符"/>
-    <w:link w:val="000005"/>
-    <w:uiPriority w:val="99"/>
-    <w:semiHidden w:val="1"/>
-    <w:qFormat w:val="1"/>
-    <w:locked w:val="1"/>
-    <w:rPr>
-      <w:rFonts w:ascii="Times New Roman" w:hAnsi="Times New Roman" w:eastAsia="宋体" w:cs="Times New Roman"/>
-      <w:b w:val="1"/>
-      <w:bCs w:val="1"/>
-      <w:sz w:val="32"/>
-      <w:szCs w:val="32"/>
-    </w:rPr>
-  </w:style>
-  <w:style w:type="table" w:styleId="00000e">
-    <w:name w:val="Table Grid"/>
-    <w:basedOn w:val="000008"/>
-    <w:uiPriority w:val="99"/>
-    <w:qFormat w:val="1"/>
     <w:pPr>
       <w:widowControl w:val="0"/>
       <w:jc w:val="both"/>
@@ -5295,17 +5195,66 @@
       </w:tblBorders>
     </w:tblPr>
   </w:style>
-  <w:style w:type="character" w:styleId="00000b" w:customStyle="1">
-    <w:name w:val="页脚 字符"/>
-    <w:link w:val="000002"/>
+  <w:style w:type="character" w:customStyle="1" w:styleId="9">
+    <w:name w:val="标题 3 字符"/>
+    <w:link w:val="2"/>
+    <w:semiHidden/>
+    <w:qFormat/>
+    <w:locked/>
     <w:uiPriority w:val="99"/>
-    <w:qFormat w:val="1"/>
-    <w:locked w:val="1"/>
+    <w:rPr>
+      <w:rFonts w:ascii="Times New Roman" w:hAnsi="Times New Roman" w:eastAsia="宋体" w:cs="Times New Roman"/>
+      <w:b/>
+      <w:bCs/>
+      <w:sz w:val="32"/>
+      <w:szCs w:val="32"/>
+    </w:rPr>
+  </w:style>
+  <w:style w:type="character" w:customStyle="1" w:styleId="10">
+    <w:name w:val="批注框文本 字符"/>
+    <w:link w:val="3"/>
+    <w:semiHidden/>
+    <w:qFormat/>
+    <w:locked/>
+    <w:uiPriority w:val="99"/>
     <w:rPr>
       <w:rFonts w:ascii="Times New Roman" w:hAnsi="Times New Roman" w:eastAsia="宋体" w:cs="Times New Roman"/>
       <w:sz w:val="18"/>
       <w:szCs w:val="18"/>
     </w:rPr>
+  </w:style>
+  <w:style w:type="character" w:customStyle="1" w:styleId="11">
+    <w:name w:val="页脚 字符"/>
+    <w:link w:val="4"/>
+    <w:qFormat/>
+    <w:locked/>
+    <w:uiPriority w:val="99"/>
+    <w:rPr>
+      <w:rFonts w:ascii="Times New Roman" w:hAnsi="Times New Roman" w:eastAsia="宋体" w:cs="Times New Roman"/>
+      <w:sz w:val="18"/>
+      <w:szCs w:val="18"/>
+    </w:rPr>
+  </w:style>
+  <w:style w:type="character" w:customStyle="1" w:styleId="12">
+    <w:name w:val="页眉 字符"/>
+    <w:link w:val="5"/>
+    <w:qFormat/>
+    <w:locked/>
+    <w:uiPriority w:val="99"/>
+    <w:rPr>
+      <w:rFonts w:ascii="Times New Roman" w:hAnsi="Times New Roman" w:eastAsia="宋体" w:cs="Times New Roman"/>
+      <w:sz w:val="18"/>
+      <w:szCs w:val="18"/>
+    </w:rPr>
+  </w:style>
+  <w:style w:type="paragraph" w:customStyle="1" w:styleId="13">
+    <w:name w:val="List Paragraph1"/>
+    <w:basedOn w:val="1"/>
+    <w:qFormat/>
+    <w:uiPriority w:val="99"/>
+    <w:pPr>
+      <w:ind w:firstLine="420" w:firstLineChars="200"/>
+    </w:pPr>
   </w:style>
 </w:styles>
 </file>
